--- a/06-学生侧材料/讲义/5-无机化学/碱金属碱土金属与稀有气体-超级充实版（自学完整）.docx
+++ b/06-学生侧材料/讲义/5-无机化学/碱金属碱土金属与稀有气体-超级充实版（自学完整）.docx
@@ -3347,33 +3347,158 @@
           <w:i/>
           <w:iCs/>
         </w:rPr>
-        <w:t>（M</w:t>
-      </w:r>
+        <w:t>（</w:t>
+      </w:r>
+      <m:oMath>
+        <m:oMathPr>
+          <m:ctrlPr>
+            <w:rPr>
+              <w:sz w:val="28"/>
+              <w:szCs w:val="28"/>
+            </w:rPr>
+          </m:ctrlPr>
+        </m:oMathPr>
+        <m:sSup>
+          <m:e>
+            <m:r>
+              <m:t>M</m:t>
+            </m:r>
+          </m:e>
+          <m:sup>
+            <m:r>
+              <m:rPr>
+                <m:sty m:val="p"/>
+              </m:rPr>
+              <m:t>(</m:t>
+            </m:r>
+            <m:r>
+              <m:t>n</m:t>
+            </m:r>
+            <m:r>
+              <m:rPr>
+                <m:sty m:val="p"/>
+              </m:rPr>
+              <m:t>−</m:t>
+            </m:r>
+            <m:r>
+              <m:t>1</m:t>
+            </m:r>
+            <m:r>
+              <m:rPr>
+                <m:sty m:val="p"/>
+              </m:rPr>
+              <m:t>)</m:t>
+            </m:r>
+            <m:r>
+              <m:rPr>
+                <m:sty m:val="p"/>
+              </m:rPr>
+              <m:t>+</m:t>
+            </m:r>
+          </m:sup>
+        </m:sSup>
+      </m:oMath>
       <w:r>
         <w:rPr>
           <w:rFonts w:ascii="Times New Roman" w:hAnsi="Times New Roman" w:eastAsia="Times New Roman" w:cs="Times New Roman"/>
           <w:i/>
           <w:iCs/>
-          <w:vertAlign w:val="superscript"/>
-        </w:rPr>
-        <w:t xml:space="preserve">(n-1)+→ML</w:t>
-      </w:r>
+        </w:rPr>
+        <w:t xml:space="preserve">→</w:t>
+      </w:r>
+      <m:oMath>
+        <m:oMathPr>
+          <m:ctrlPr>
+            <w:rPr>
+              <w:sz w:val="28"/>
+              <w:szCs w:val="28"/>
+            </w:rPr>
+          </m:ctrlPr>
+        </m:oMathPr>
+        <m:sSup>
+          <m:e>
+            <m:r>
+              <m:rPr>
+                <m:sty m:val="p"/>
+              </m:rPr>
+              <m:t>M</m:t>
+            </m:r>
+            <m:r>
+              <m:rPr>
+                <m:sty m:val="p"/>
+              </m:rPr>
+              <m:t>L</m:t>
+            </m:r>
+          </m:e>
+          <m:sup>
+            <m:r>
+              <m:rPr>
+                <m:sty m:val="p"/>
+              </m:rPr>
+              <m:t>(</m:t>
+            </m:r>
+            <m:r>
+              <m:t>n</m:t>
+            </m:r>
+            <m:r>
+              <m:rPr>
+                <m:sty m:val="p"/>
+              </m:rPr>
+              <m:t>−</m:t>
+            </m:r>
+            <m:r>
+              <m:t>1</m:t>
+            </m:r>
+            <m:r>
+              <m:rPr>
+                <m:sty m:val="p"/>
+              </m:rPr>
+              <m:t>)</m:t>
+            </m:r>
+            <m:r>
+              <m:rPr>
+                <m:sty m:val="p"/>
+              </m:rPr>
+              <m:t>+</m:t>
+            </m:r>
+          </m:sup>
+        </m:sSup>
+      </m:oMath>
       <w:r>
         <w:rPr>
           <w:rFonts w:ascii="Times New Roman" w:hAnsi="Times New Roman" w:eastAsia="Times New Roman" w:cs="Times New Roman"/>
           <w:i/>
           <w:iCs/>
         </w:rPr>
-        <w:t xml:space="preserve">(n-1)+→M^n+ + e</w:t>
-      </w:r>
+        <w:t xml:space="preserve">→</w:t>
+      </w:r>
+      <m:oMath>
+        <m:sSup>
+          <m:e>
+            <m:r>
+              <m:t>M</m:t>
+            </m:r>
+          </m:e>
+          <m:sup>
+            <m:r>
+              <m:t>n</m:t>
+            </m:r>
+            <m:r>
+              <m:rPr>
+                <m:sty m:val="p"/>
+              </m:rPr>
+              <m:t>+</m:t>
+            </m:r>
+          </m:sup>
+        </m:sSup>
+      </m:oMath>
       <w:r>
         <w:rPr>
           <w:rFonts w:ascii="Times New Roman" w:hAnsi="Times New Roman" w:eastAsia="Times New Roman" w:cs="Times New Roman"/>
           <w:i/>
           <w:iCs/>
-          <w:vertAlign w:val="superscript"/>
-        </w:rPr>
-        <w:t xml:space="preserve">-→ML</w:t>
+        </w:rPr>
+        <w:t xml:space="preserve"> </w:t>
       </w:r>
       <w:r>
         <w:rPr>
@@ -3381,24 +3506,118 @@
           <w:i/>
           <w:iCs/>
         </w:rPr>
-        <w:t xml:space="preserve">n+ + e</w:t>
-      </w:r>
-      <w:r>
-        <w:rPr>
-          <w:rFonts w:hint="eastAsia" w:ascii="Times New Roman" w:hAnsi="Times New Roman" w:eastAsia="Times New Roman" w:cs="Times New Roman"/>
+        <w:t xml:space="preserve">+</w:t>
+      </w:r>
+      <w:r>
+        <w:rPr>
+          <w:rFonts w:ascii="Times New Roman" w:hAnsi="Times New Roman" w:eastAsia="Times New Roman" w:cs="Times New Roman"/>
           <w:i/>
           <w:iCs/>
-          <w:vertAlign w:val="superscript"/>
-        </w:rPr>
-        <w:t xml:space="preserve">-，ΔG</w:t>
-      </w:r>
-      <w:r>
-        <w:rPr>
-          <w:rFonts w:hint="eastAsia" w:ascii="Times New Roman" w:hAnsi="Times New Roman" w:eastAsia="Times New Roman" w:cs="Times New Roman"/>
+        </w:rPr>
+        <w:t xml:space="preserve"> </w:t>
+      </w:r>
+      <m:oMath>
+        <m:sSup>
+          <m:e>
+            <m:r>
+              <m:t>e</m:t>
+            </m:r>
+          </m:e>
+          <m:sup>
+            <m:r>
+              <m:rPr>
+                <m:sty m:val="p"/>
+              </m:rPr>
+              <m:t>−</m:t>
+            </m:r>
+          </m:sup>
+        </m:sSup>
+      </m:oMath>
+      <w:r>
+        <w:rPr>
+          <w:rFonts w:ascii="Times New Roman" w:hAnsi="Times New Roman" w:eastAsia="Times New Roman" w:cs="Times New Roman"/>
           <w:i/>
           <w:iCs/>
         </w:rPr>
-        <w:t>⊖</w:t>
+        <w:t xml:space="preserve">→</w:t>
+      </w:r>
+      <m:oMath>
+        <m:sSup>
+          <m:e>
+            <m:r>
+              <m:rPr>
+                <m:sty m:val="p"/>
+              </m:rPr>
+              <m:t>M</m:t>
+            </m:r>
+            <m:r>
+              <m:rPr>
+                <m:sty m:val="p"/>
+              </m:rPr>
+              <m:t>L</m:t>
+            </m:r>
+          </m:e>
+          <m:sup>
+            <m:r>
+              <m:t>n</m:t>
+            </m:r>
+            <m:r>
+              <m:rPr>
+                <m:sty m:val="p"/>
+              </m:rPr>
+              <m:t>+</m:t>
+            </m:r>
+          </m:sup>
+        </m:sSup>
+      </m:oMath>
+      <w:r>
+        <w:rPr>
+          <w:rFonts w:ascii="Times New Roman" w:hAnsi="Times New Roman" w:eastAsia="Times New Roman" w:cs="Times New Roman"/>
+          <w:i/>
+          <w:iCs/>
+        </w:rPr>
+        <w:t xml:space="preserve"> </w:t>
+      </w:r>
+      <w:r>
+        <w:rPr>
+          <w:rFonts w:ascii="Times New Roman" w:hAnsi="Times New Roman" w:eastAsia="Times New Roman" w:cs="Times New Roman"/>
+          <w:i/>
+          <w:iCs/>
+        </w:rPr>
+        <w:t xml:space="preserve">+</w:t>
+      </w:r>
+      <w:r>
+        <w:rPr>
+          <w:rFonts w:ascii="Times New Roman" w:hAnsi="Times New Roman" w:eastAsia="Times New Roman" w:cs="Times New Roman"/>
+          <w:i/>
+          <w:iCs/>
+        </w:rPr>
+        <w:t xml:space="preserve"> </w:t>
+      </w:r>
+      <m:oMath>
+        <m:sSup>
+          <m:e>
+            <m:r>
+              <m:t>e</m:t>
+            </m:r>
+          </m:e>
+          <m:sup>
+            <m:r>
+              <m:rPr>
+                <m:sty m:val="p"/>
+              </m:rPr>
+              <m:t>−</m:t>
+            </m:r>
+          </m:sup>
+        </m:sSup>
+      </m:oMath>
+      <w:r>
+        <w:rPr>
+          <w:rFonts w:hint="eastAsia" w:ascii="Times New Roman" w:hAnsi="Times New Roman" w:eastAsia="Times New Roman" w:cs="Times New Roman"/>
+          <w:i/>
+          <w:iCs/>
+        </w:rPr>
+        <w:t>，ΔG^⊖</w:t>
       </w:r>
       <w:r>
         <w:rPr>
@@ -11578,7 +11797,7 @@
           <w:b/>
           <w:bCs/>
         </w:rPr>
-        <w:t xml:space="preserve">一句话收束</w:t>
+        <w:t xml:space="preserve">收束</w:t>
       </w:r>
       <w:r>
         <w:rPr>
@@ -40395,7 +40614,7 @@
     <ns0:name ns0:val="Verbatim Char"/>
     <ns0:basedOn ns0:val="BodyTextChar"/>
     <ns0:rPr>
-      <ns0:rFonts ns0:ascii="SimSun" ns0:hAnsi="SimSun" ns0:eastAsia="SimSun" ns0:cs="SimSun"/>
+      <ns0:rFonts ns0:ascii="SimSun" ns0:cs="SimSun" ns0:eastAsia="SimSun" ns0:hAnsi="SimSun"/>
       <ns0:b ns0:val="0"/>
       <ns0:sz ns0:val="20"/>
     </ns0:rPr>
@@ -40473,7 +40692,7 @@
       <w:wordWrap w:val="off"/>
     </w:pPr>
     <ns0:rPr>
-      <w:rFonts w:ascii="SimSun" w:hAnsi="SimSun" w:eastAsia="SimSun" w:cs="SimSun"/>
+      <w:rFonts ns0:ascii="SimSun" ns0:hAnsi="SimSun" ns0:eastAsia="SimSun" ns0:cs="SimSun"/>
     </ns0:rPr>
   </w:style>
   <w:style w:type="character" w:customStyle="1" w:styleId="KeywordTok">

--- a/06-学生侧材料/讲义/5-无机化学/碱金属碱土金属与稀有气体-超级充实版（自学完整）.docx
+++ b/06-学生侧材料/讲义/5-无机化学/碱金属碱土金属与稀有气体-超级充实版（自学完整）.docx
@@ -54,13 +54,43 @@
     <w:p>
       <w:pPr>
         <w:pStyle w:val="Heading2"/>
-        <w:spacing w:after="120" w:before="280"/>
+        <w:spacing w:before="280" w:after="120"/>
       </w:pPr>
       <w:r>
         <w:rPr>
           <w:rFonts w:hint="eastAsia" w:ascii="Times New Roman" w:hAnsi="Times New Roman" w:eastAsia="SimHei" w:cs="Times New Roman"/>
         </w:rPr>
         <w:t xml:space="preserve">学习目标</w:t>
+      </w:r>
+    </w:p>
+    <w:p>
+      <w:pPr>
+        <w:pStyle w:val="BlockText"/>
+        <w:spacing w:after="80"/>
+      </w:pPr>
+      <w:r>
+        <w:rPr>
+          <w:rFonts w:hint="eastAsia" w:ascii="Times New Roman" w:hAnsi="Times New Roman" w:eastAsia="FangSong" w:cs="Times New Roman"/>
+        </w:rPr>
+        <w:t>对齐考纲</w:t>
+      </w:r>
+      <w:r>
+        <w:rPr>
+          <w:rFonts w:hint="eastAsia" w:ascii="Times New Roman" w:hAnsi="Times New Roman" w:eastAsia="Times New Roman" w:cs="Times New Roman"/>
+        </w:rPr>
+        <w:t>：§13</w:t>
+      </w:r>
+      <w:r>
+        <w:rPr>
+          <w:rFonts w:ascii="Times New Roman" w:hAnsi="Times New Roman" w:eastAsia="Times New Roman" w:cs="Times New Roman"/>
+        </w:rPr>
+        <w:t xml:space="preserve"> </w:t>
+      </w:r>
+      <w:r>
+        <w:rPr>
+          <w:rFonts w:hint="eastAsia" w:ascii="Times New Roman" w:hAnsi="Times New Roman" w:eastAsia="FangSong" w:cs="Times New Roman"/>
+        </w:rPr>
+        <w:t xml:space="preserve">元素化学</w:t>
       </w:r>
     </w:p>
     <w:tbl>
@@ -90,7 +120,7 @@
                 <w:rFonts w:hint="eastAsia" w:ascii="Times New Roman" w:hAnsi="Times New Roman" w:eastAsia="SimHei" w:cs="Times New Roman"/>
                 <w:b/>
               </w:rPr>
-              <w:t xml:space="preserve">模块</w:t>
+              <w:t xml:space="preserve">考纲条目</w:t>
             </w:r>
           </w:p>
         </w:tc>
@@ -106,7 +136,7 @@
                 <w:rFonts w:hint="eastAsia" w:ascii="Times New Roman" w:hAnsi="Times New Roman" w:eastAsia="SimHei" w:cs="Times New Roman"/>
                 <w:b/>
               </w:rPr>
-              <w:t xml:space="preserve">核心能力</w:t>
+              <w:t xml:space="preserve">学完本讲你应能</w:t>
             </w:r>
           </w:p>
         </w:tc>
@@ -121,9 +151,27 @@
             </w:pPr>
             <w:r>
               <w:rPr>
+                <w:rFonts w:ascii="Times New Roman" w:hAnsi="Times New Roman" w:eastAsia="Times New Roman" w:cs="Times New Roman"/>
+              </w:rPr>
+              <w:t xml:space="preserve">§13 </w:t>
+            </w:r>
+            <w:r>
+              <w:rPr>
                 <w:rFonts w:hint="eastAsia" w:ascii="Times New Roman" w:hAnsi="Times New Roman" w:eastAsia="FangSong" w:cs="Times New Roman"/>
               </w:rPr>
-              <w:t xml:space="preserve">碱金属</w:t>
+              <w:t xml:space="preserve">元素化学</w:t>
+            </w:r>
+            <w:r>
+              <w:rPr>
+                <w:rFonts w:ascii="Times New Roman" w:hAnsi="Times New Roman" w:eastAsia="Times New Roman" w:cs="Times New Roman"/>
+              </w:rPr>
+              <w:t xml:space="preserve"> · </w:t>
+            </w:r>
+            <w:r>
+              <w:rPr>
+                <w:rFonts w:hint="eastAsia" w:ascii="Times New Roman" w:hAnsi="Times New Roman" w:eastAsia="FangSong" w:cs="Times New Roman"/>
+              </w:rPr>
+              <w:t xml:space="preserve">碱金属电极电势与燃烧产物</w:t>
             </w:r>
           </w:p>
         </w:tc>
@@ -207,21 +255,27 @@
             </w:pPr>
             <w:r>
               <w:rPr>
+                <w:rFonts w:ascii="Times New Roman" w:hAnsi="Times New Roman" w:eastAsia="Times New Roman" w:cs="Times New Roman"/>
+              </w:rPr>
+              <w:t xml:space="preserve">§13 </w:t>
+            </w:r>
+            <w:r>
+              <w:rPr>
                 <w:rFonts w:hint="eastAsia" w:ascii="Times New Roman" w:hAnsi="Times New Roman" w:eastAsia="FangSong" w:cs="Times New Roman"/>
               </w:rPr>
-              <w:t>过</w:t>
-            </w:r>
-            <w:r>
-              <w:rPr>
-                <w:rFonts w:hint="eastAsia" w:ascii="Times New Roman" w:hAnsi="Times New Roman" w:eastAsia="Times New Roman" w:cs="Times New Roman"/>
-              </w:rPr>
-              <w:t>/</w:t>
+              <w:t xml:space="preserve">元素化学</w:t>
+            </w:r>
+            <w:r>
+              <w:rPr>
+                <w:rFonts w:ascii="Times New Roman" w:hAnsi="Times New Roman" w:eastAsia="Times New Roman" w:cs="Times New Roman"/>
+              </w:rPr>
+              <w:t xml:space="preserve"> · </w:t>
             </w:r>
             <w:r>
               <w:rPr>
                 <w:rFonts w:hint="eastAsia" w:ascii="Times New Roman" w:hAnsi="Times New Roman" w:eastAsia="FangSong" w:cs="Times New Roman"/>
               </w:rPr>
-              <w:t>超氧化物</w:t>
+              <w:t xml:space="preserve">过氧化物与超氧化物</w:t>
             </w:r>
           </w:p>
         </w:tc>
@@ -420,9 +474,27 @@
             </w:pPr>
             <w:r>
               <w:rPr>
+                <w:rFonts w:ascii="Times New Roman" w:hAnsi="Times New Roman" w:eastAsia="Times New Roman" w:cs="Times New Roman"/>
+              </w:rPr>
+              <w:t xml:space="preserve">§13 </w:t>
+            </w:r>
+            <w:r>
+              <w:rPr>
                 <w:rFonts w:hint="eastAsia" w:ascii="Times New Roman" w:hAnsi="Times New Roman" w:eastAsia="FangSong" w:cs="Times New Roman"/>
               </w:rPr>
-              <w:t xml:space="preserve">碱土金属</w:t>
+              <w:t xml:space="preserve">元素化学</w:t>
+            </w:r>
+            <w:r>
+              <w:rPr>
+                <w:rFonts w:ascii="Times New Roman" w:hAnsi="Times New Roman" w:eastAsia="Times New Roman" w:cs="Times New Roman"/>
+              </w:rPr>
+              <w:t xml:space="preserve"> · </w:t>
+            </w:r>
+            <w:r>
+              <w:rPr>
+                <w:rFonts w:hint="eastAsia" w:ascii="Times New Roman" w:hAnsi="Times New Roman" w:eastAsia="FangSong" w:cs="Times New Roman"/>
+              </w:rPr>
+              <w:t xml:space="preserve">铍的缺电子化学与碱土趋势</w:t>
             </w:r>
           </w:p>
         </w:tc>
@@ -525,6 +597,24 @@
             </w:pPr>
             <w:r>
               <w:rPr>
+                <w:rFonts w:ascii="Times New Roman" w:hAnsi="Times New Roman" w:eastAsia="Times New Roman" w:cs="Times New Roman"/>
+              </w:rPr>
+              <w:t xml:space="preserve">§13 </w:t>
+            </w:r>
+            <w:r>
+              <w:rPr>
+                <w:rFonts w:hint="eastAsia" w:ascii="Times New Roman" w:hAnsi="Times New Roman" w:eastAsia="FangSong" w:cs="Times New Roman"/>
+              </w:rPr>
+              <w:t xml:space="preserve">元素化学</w:t>
+            </w:r>
+            <w:r>
+              <w:rPr>
+                <w:rFonts w:ascii="Times New Roman" w:hAnsi="Times New Roman" w:eastAsia="Times New Roman" w:cs="Times New Roman"/>
+              </w:rPr>
+              <w:t xml:space="preserve"> · </w:t>
+            </w:r>
+            <w:r>
+              <w:rPr>
                 <w:rFonts w:hint="eastAsia" w:ascii="Times New Roman" w:hAnsi="Times New Roman" w:eastAsia="FangSong" w:cs="Times New Roman"/>
               </w:rPr>
               <w:t xml:space="preserve">对角线规则</w:t>
@@ -642,9 +732,27 @@
             </w:pPr>
             <w:r>
               <w:rPr>
+                <w:rFonts w:ascii="Times New Roman" w:hAnsi="Times New Roman" w:eastAsia="Times New Roman" w:cs="Times New Roman"/>
+              </w:rPr>
+              <w:t xml:space="preserve">§13 </w:t>
+            </w:r>
+            <w:r>
+              <w:rPr>
                 <w:rFonts w:hint="eastAsia" w:ascii="Times New Roman" w:hAnsi="Times New Roman" w:eastAsia="FangSong" w:cs="Times New Roman"/>
               </w:rPr>
-              <w:t xml:space="preserve">稀有气体</w:t>
+              <w:t xml:space="preserve">元素化学</w:t>
+            </w:r>
+            <w:r>
+              <w:rPr>
+                <w:rFonts w:ascii="Times New Roman" w:hAnsi="Times New Roman" w:eastAsia="Times New Roman" w:cs="Times New Roman"/>
+              </w:rPr>
+              <w:t xml:space="preserve"> · </w:t>
+            </w:r>
+            <w:r>
+              <w:rPr>
+                <w:rFonts w:hint="eastAsia" w:ascii="Times New Roman" w:hAnsi="Times New Roman" w:eastAsia="FangSong" w:cs="Times New Roman"/>
+              </w:rPr>
+              <w:t xml:space="preserve">稀有气体化学</w:t>
             </w:r>
           </w:p>
         </w:tc>
@@ -800,9 +908,27 @@
             </w:pPr>
             <w:r>
               <w:rPr>
+                <w:rFonts w:ascii="Times New Roman" w:hAnsi="Times New Roman" w:eastAsia="Times New Roman" w:cs="Times New Roman"/>
+              </w:rPr>
+              <w:t xml:space="preserve">§13 </w:t>
+            </w:r>
+            <w:r>
+              <w:rPr>
                 <w:rFonts w:hint="eastAsia" w:ascii="Times New Roman" w:hAnsi="Times New Roman" w:eastAsia="FangSong" w:cs="Times New Roman"/>
               </w:rPr>
-              <w:t xml:space="preserve">推断方法</w:t>
+              <w:t xml:space="preserve">元素化学</w:t>
+            </w:r>
+            <w:r>
+              <w:rPr>
+                <w:rFonts w:ascii="Times New Roman" w:hAnsi="Times New Roman" w:eastAsia="Times New Roman" w:cs="Times New Roman"/>
+              </w:rPr>
+              <w:t xml:space="preserve"> · s </w:t>
+            </w:r>
+            <w:r>
+              <w:rPr>
+                <w:rFonts w:hint="eastAsia" w:ascii="Times New Roman" w:hAnsi="Times New Roman" w:eastAsia="FangSong" w:cs="Times New Roman"/>
+              </w:rPr>
+              <w:t xml:space="preserve">区离子鉴定</w:t>
             </w:r>
           </w:p>
         </w:tc>

--- a/06-学生侧材料/讲义/5-无机化学/碱金属碱土金属与稀有气体-超级充实版（自学完整）.docx
+++ b/06-学生侧材料/讲义/5-无机化学/碱金属碱土金属与稀有气体-超级充实版（自学完整）.docx
@@ -7736,7 +7736,7 @@
         <w:rPr>
           <w:rFonts w:hint="eastAsia" w:ascii="Times New Roman" w:hAnsi="Times New Roman" w:eastAsia="FangSong" w:cs="Times New Roman"/>
         </w:rPr>
-        <w:t>钠钾锑铂硼</w:t>
+        <w:t>钠钾锑铂钴</w:t>
       </w:r>
       <w:r>
         <w:rPr>
@@ -16656,97 +16656,736 @@
       <w:r>
         <w:rPr>
           <w:rFonts w:hint="eastAsia" w:ascii="Times New Roman" w:hAnsi="Times New Roman" w:eastAsia="FangSong" w:cs="Times New Roman"/>
-          <w:i/>
-          <w:iCs/>
+        </w:rPr>
+        <w:t>结构要点</w:t>
+      </w:r>
+      <w:r>
+        <w:rPr>
+          <w:rFonts w:hint="eastAsia" w:ascii="Times New Roman" w:hAnsi="Times New Roman" w:eastAsia="Times New Roman" w:cs="Times New Roman"/>
+        </w:rPr>
+        <w:t>：</w:t>
+      </w:r>
+      <w:r>
+        <w:rPr>
+          <w:rFonts w:hint="eastAsia" w:ascii="Times New Roman" w:hAnsi="Times New Roman" w:eastAsia="FangSong" w:cs="Times New Roman"/>
+        </w:rPr>
+        <w:t>中心</w:t>
+      </w:r>
+      <w:r>
+        <w:rPr>
+          <w:rFonts w:ascii="Times New Roman" w:hAnsi="Times New Roman" w:eastAsia="Times New Roman" w:cs="Times New Roman"/>
+        </w:rPr>
+        <w:t xml:space="preserve"> Xe </w:t>
+      </w:r>
+      <w:r>
+        <w:rPr>
+          <w:rFonts w:hint="eastAsia" w:ascii="Times New Roman" w:hAnsi="Times New Roman" w:eastAsia="FangSong" w:cs="Times New Roman"/>
+        </w:rPr>
+        <w:t xml:space="preserve">取</w:t>
+      </w:r>
+      <w:r>
+        <w:rPr>
+          <w:rFonts w:ascii="Times New Roman" w:hAnsi="Times New Roman" w:eastAsia="Times New Roman" w:cs="Times New Roman"/>
+        </w:rPr>
+        <w:t xml:space="preserve"> </w:t>
+      </w:r>
+      <w:r>
+        <w:rPr>
+          <w:rFonts w:hint="eastAsia" w:ascii="Times New Roman" w:hAnsi="Times New Roman" w:eastAsia="Times New Roman" w:cs="Times New Roman"/>
+        </w:rPr>
+        <w:t>sp</w:t>
+      </w:r>
+      <w:r>
+        <w:rPr>
+          <w:rFonts w:hint="eastAsia" w:ascii="Times New Roman" w:hAnsi="Times New Roman" w:eastAsia="Times New Roman" w:cs="Times New Roman"/>
+          <w:vertAlign w:val="superscript"/>
+        </w:rPr>
+        <w:t>3</w:t>
+      </w:r>
+      <w:r>
+        <w:rPr>
+          <w:rFonts w:hint="eastAsia" w:ascii="Times New Roman" w:hAnsi="Times New Roman" w:eastAsia="Times New Roman" w:cs="Times New Roman"/>
+        </w:rPr>
+        <w:t>d，3</w:t>
+      </w:r>
+      <w:r>
+        <w:rPr>
+          <w:rFonts w:ascii="Times New Roman" w:hAnsi="Times New Roman" w:eastAsia="Times New Roman" w:cs="Times New Roman"/>
+        </w:rPr>
+        <w:t xml:space="preserve"> </w:t>
+      </w:r>
+      <w:r>
+        <w:rPr>
+          <w:rFonts w:hint="eastAsia" w:ascii="Times New Roman" w:hAnsi="Times New Roman" w:eastAsia="FangSong" w:cs="Times New Roman"/>
+        </w:rPr>
+        <w:t>对孤对占赤道位</w:t>
+      </w:r>
+      <w:r>
+        <w:rPr>
+          <w:rFonts w:hint="eastAsia" w:ascii="Times New Roman" w:hAnsi="Times New Roman" w:eastAsia="Times New Roman" w:cs="Times New Roman"/>
+        </w:rPr>
+        <w:t>，2</w:t>
+      </w:r>
+      <w:r>
+        <w:rPr>
+          <w:rFonts w:ascii="Times New Roman" w:hAnsi="Times New Roman" w:eastAsia="Times New Roman" w:cs="Times New Roman"/>
+        </w:rPr>
+        <w:t xml:space="preserve"> </w:t>
+      </w:r>
+      <w:r>
+        <w:rPr>
+          <w:rFonts w:hint="eastAsia" w:ascii="Times New Roman" w:hAnsi="Times New Roman" w:eastAsia="FangSong" w:cs="Times New Roman"/>
+        </w:rPr>
+        <w:t xml:space="preserve">个</w:t>
+      </w:r>
+      <w:r>
+        <w:rPr>
+          <w:rFonts w:ascii="Times New Roman" w:hAnsi="Times New Roman" w:eastAsia="Times New Roman" w:cs="Times New Roman"/>
+        </w:rPr>
+        <w:t xml:space="preserve"> F </w:t>
+      </w:r>
+      <w:r>
+        <w:rPr>
+          <w:rFonts w:hint="eastAsia" w:ascii="Times New Roman" w:hAnsi="Times New Roman" w:eastAsia="FangSong" w:cs="Times New Roman"/>
+        </w:rPr>
+        <w:t xml:space="preserve">占轴向</w:t>
+      </w:r>
+      <w:r>
+        <w:rPr>
+          <w:rFonts w:ascii="Times New Roman" w:hAnsi="Times New Roman" w:eastAsia="Times New Roman" w:cs="Times New Roman"/>
+        </w:rPr>
+        <w:t xml:space="preserve"> → </w:t>
+      </w:r>
+      <w:r>
+        <w:rPr>
+          <w:rFonts w:hint="eastAsia" w:ascii="Times New Roman" w:hAnsi="Times New Roman" w:eastAsia="FangSong" w:cs="Times New Roman"/>
+        </w:rPr>
+        <w:t>直线形</w:t>
+      </w:r>
+      <w:r>
+        <w:rPr>
+          <w:rFonts w:hint="eastAsia" w:ascii="Times New Roman" w:hAnsi="Times New Roman" w:eastAsia="Times New Roman" w:cs="Times New Roman"/>
+        </w:rPr>
+        <w:t>（AX</w:t>
+      </w:r>
+      <w:r>
+        <w:rPr>
+          <w:rFonts w:hint="eastAsia" w:ascii="Times New Roman" w:hAnsi="Times New Roman" w:eastAsia="Times New Roman" w:cs="Times New Roman"/>
+          <w:vertAlign w:val="subscript"/>
+        </w:rPr>
+        <w:t>2</w:t>
+      </w:r>
+      <w:r>
+        <w:rPr>
+          <w:rFonts w:hint="eastAsia" w:ascii="Times New Roman" w:hAnsi="Times New Roman" w:eastAsia="Times New Roman" w:cs="Times New Roman"/>
+        </w:rPr>
+        <w:t>E</w:t>
+      </w:r>
+      <w:r>
+        <w:rPr>
+          <w:rFonts w:hint="eastAsia" w:ascii="Times New Roman" w:hAnsi="Times New Roman" w:eastAsia="Times New Roman" w:cs="Times New Roman"/>
+          <w:vertAlign w:val="subscript"/>
+        </w:rPr>
+        <w:t>3</w:t>
+      </w:r>
+      <w:r>
+        <w:rPr>
+          <w:rFonts w:hint="eastAsia" w:ascii="Times New Roman" w:hAnsi="Times New Roman" w:eastAsia="Times New Roman" w:cs="Times New Roman"/>
+        </w:rPr>
+        <w:t>）</w:t>
+      </w:r>
+      <w:r>
+        <w:rPr>
+          <w:rFonts w:ascii="Times New Roman" w:hAnsi="Times New Roman" w:eastAsia="Times New Roman" w:cs="Times New Roman"/>
+        </w:rPr>
+        <w:t xml:space="preserve"> </w:t>
+      </w:r>
+      <w:r>
+        <w:rPr>
+          <w:rFonts w:ascii="Times New Roman" w:hAnsi="Times New Roman" w:eastAsia="Times New Roman" w:cs="Times New Roman"/>
+        </w:rPr>
+        <w:t>[!note] XeF</w:t>
+      </w:r>
+      <w:r>
+        <w:rPr>
+          <w:rFonts w:ascii="Times New Roman" w:hAnsi="Times New Roman" w:eastAsia="Times New Roman" w:cs="Times New Roman"/>
+          <w:vertAlign w:val="subscript"/>
+        </w:rPr>
+        <w:t>4</w:t>
+      </w:r>
+      <w:r>
+        <w:rPr>
+          <w:rFonts w:ascii="Times New Roman" w:hAnsi="Times New Roman" w:eastAsia="Times New Roman" w:cs="Times New Roman"/>
+        </w:rPr>
+        <w:t xml:space="preserve"> </w:t>
+      </w:r>
+      <w:r>
+        <w:rPr>
+          <w:rFonts w:hint="eastAsia" w:ascii="Times New Roman" w:hAnsi="Times New Roman" w:eastAsia="FangSong" w:cs="Times New Roman"/>
+        </w:rPr>
+        <w:t>平面正方形结构</w:t>
+      </w:r>
+      <w:r>
+        <w:rPr>
+          <w:rFonts w:hint="eastAsia" w:ascii="Times New Roman" w:hAnsi="Times New Roman" w:eastAsia="Times New Roman" w:cs="Times New Roman"/>
+        </w:rPr>
+        <w:t>（VSEPR</w:t>
+      </w:r>
+      <w:r>
+        <w:rPr>
+          <w:rFonts w:ascii="Times New Roman" w:hAnsi="Times New Roman" w:eastAsia="Times New Roman" w:cs="Times New Roman"/>
+        </w:rPr>
+        <w:t xml:space="preserve"> </w:t>
+      </w:r>
+      <w:r>
+        <w:rPr>
+          <w:rFonts w:hint="eastAsia" w:ascii="Times New Roman" w:hAnsi="Times New Roman" w:eastAsia="Times New Roman" w:cs="Times New Roman"/>
+        </w:rPr>
+        <w:t>AX</w:t>
+      </w:r>
+      <w:r>
+        <w:rPr>
+          <w:rFonts w:hint="eastAsia" w:ascii="Times New Roman" w:hAnsi="Times New Roman" w:eastAsia="Times New Roman" w:cs="Times New Roman"/>
+          <w:vertAlign w:val="subscript"/>
+        </w:rPr>
+        <w:t>4</w:t>
+      </w:r>
+      <w:r>
+        <w:rPr>
+          <w:rFonts w:hint="eastAsia" w:ascii="Times New Roman" w:hAnsi="Times New Roman" w:eastAsia="Times New Roman" w:cs="Times New Roman"/>
+        </w:rPr>
+        <w:t>E</w:t>
+      </w:r>
+      <w:r>
+        <w:rPr>
+          <w:rFonts w:hint="eastAsia" w:ascii="Times New Roman" w:hAnsi="Times New Roman" w:eastAsia="Times New Roman" w:cs="Times New Roman"/>
+          <w:vertAlign w:val="subscript"/>
+        </w:rPr>
+        <w:t>2</w:t>
+      </w:r>
+      <w:r>
+        <w:rPr>
+          <w:rFonts w:hint="eastAsia" w:ascii="Times New Roman" w:hAnsi="Times New Roman" w:eastAsia="Times New Roman" w:cs="Times New Roman"/>
+        </w:rPr>
+        <w:t>）</w:t>
+      </w:r>
+      <w:r>
+        <w:rPr>
+          <w:rFonts w:ascii="Times New Roman" w:hAnsi="Times New Roman" w:eastAsia="Times New Roman" w:cs="Times New Roman"/>
+        </w:rPr>
+        <w:t xml:space="preserve"> </w:t>
+      </w:r>
+      <w:r>
+        <w:rPr>
+          <w:rFonts w:hint="eastAsia" w:ascii="Times New Roman" w:hAnsi="Times New Roman" w:eastAsia="FangSong" w:cs="Times New Roman"/>
+        </w:rPr>
+        <w:t>中心</w:t>
+      </w:r>
+      <w:r>
+        <w:rPr>
+          <w:rFonts w:hint="eastAsia" w:ascii="Times New Roman" w:hAnsi="Times New Roman" w:eastAsia="Times New Roman" w:cs="Times New Roman"/>
+        </w:rPr>
+        <w:t>Xe</w:t>
+      </w:r>
+      <w:r>
+        <w:rPr>
+          <w:rFonts w:ascii="Times New Roman" w:hAnsi="Times New Roman" w:eastAsia="Times New Roman" w:cs="Times New Roman"/>
+        </w:rPr>
+        <w:t xml:space="preserve"> </w:t>
+      </w:r>
+      <w:r>
+        <w:rPr>
+          <w:rFonts w:hint="eastAsia" w:ascii="Times New Roman" w:hAnsi="Times New Roman" w:eastAsia="Times New Roman" w:cs="Times New Roman"/>
+        </w:rPr>
+        <w:t>sp</w:t>
+      </w:r>
+      <w:r>
+        <w:rPr>
+          <w:rFonts w:hint="eastAsia" w:ascii="Times New Roman" w:hAnsi="Times New Roman" w:eastAsia="Times New Roman" w:cs="Times New Roman"/>
+          <w:vertAlign w:val="superscript"/>
+        </w:rPr>
+        <w:t>3</w:t>
+      </w:r>
+      <w:r>
+        <w:rPr>
+          <w:rFonts w:hint="eastAsia" w:ascii="Times New Roman" w:hAnsi="Times New Roman" w:eastAsia="Times New Roman" w:cs="Times New Roman"/>
+        </w:rPr>
+        <w:t>d</w:t>
+      </w:r>
+      <w:r>
+        <w:rPr>
+          <w:rFonts w:hint="eastAsia" w:ascii="Times New Roman" w:hAnsi="Times New Roman" w:eastAsia="Times New Roman" w:cs="Times New Roman"/>
+          <w:vertAlign w:val="superscript"/>
+        </w:rPr>
+        <w:t>2</w:t>
+      </w:r>
+      <w:r>
+        <w:rPr>
+          <w:rFonts w:hint="eastAsia" w:ascii="Times New Roman" w:hAnsi="Times New Roman" w:eastAsia="FangSong" w:cs="Times New Roman"/>
+        </w:rPr>
+        <w:t>杂化</w:t>
+      </w:r>
+      <w:r>
+        <w:rPr>
+          <w:rFonts w:hint="eastAsia" w:ascii="Times New Roman" w:hAnsi="Times New Roman" w:eastAsia="Times New Roman" w:cs="Times New Roman"/>
+        </w:rPr>
+        <w:t>，2</w:t>
+      </w:r>
+      <w:r>
+        <w:rPr>
+          <w:rFonts w:hint="eastAsia" w:ascii="Times New Roman" w:hAnsi="Times New Roman" w:eastAsia="FangSong" w:cs="Times New Roman"/>
+        </w:rPr>
+        <w:t>对孤对电子对位</w:t>
+      </w:r>
+      <w:r>
+        <w:rPr>
+          <w:rFonts w:hint="eastAsia" w:ascii="Times New Roman" w:hAnsi="Times New Roman" w:eastAsia="Times New Roman" w:cs="Times New Roman"/>
+        </w:rPr>
+        <w:t>（</w:t>
+      </w:r>
+      <w:r>
+        <w:rPr>
+          <w:rFonts w:hint="eastAsia" w:ascii="Times New Roman" w:hAnsi="Times New Roman" w:eastAsia="FangSong" w:cs="Times New Roman"/>
+        </w:rPr>
+        <w:t>反式</w:t>
+      </w:r>
+      <w:r>
+        <w:rPr>
+          <w:rFonts w:hint="eastAsia" w:ascii="Times New Roman" w:hAnsi="Times New Roman" w:eastAsia="Times New Roman" w:cs="Times New Roman"/>
+        </w:rPr>
+        <w:t>）→</w:t>
+      </w:r>
+      <w:r>
+        <w:rPr>
+          <w:rFonts w:ascii="Times New Roman" w:hAnsi="Times New Roman" w:eastAsia="Times New Roman" w:cs="Times New Roman"/>
+        </w:rPr>
+        <w:t xml:space="preserve"> </w:t>
+      </w:r>
+      <w:r>
+        <w:rPr>
+          <w:rFonts w:hint="eastAsia" w:ascii="Times New Roman" w:hAnsi="Times New Roman" w:eastAsia="FangSong" w:cs="Times New Roman"/>
+        </w:rPr>
+        <w:t xml:space="preserve">平面正方形</w:t>
+      </w:r>
+      <w:r>
+        <w:rPr>
+          <w:rFonts w:ascii="Times New Roman" w:hAnsi="Times New Roman" w:eastAsia="Times New Roman" w:cs="Times New Roman"/>
+        </w:rPr>
+        <w:t xml:space="preserve"> </w:t>
+      </w:r>
+      <w:r>
+        <w:rPr>
+          <w:rFonts w:hint="eastAsia" w:ascii="Times New Roman" w:hAnsi="Times New Roman" w:eastAsia="FangSong" w:cs="Times New Roman"/>
+        </w:rPr>
+        <w:t>键角</w:t>
+      </w:r>
+      <w:r>
+        <w:rPr>
+          <w:rFonts w:hint="eastAsia" w:ascii="Times New Roman" w:hAnsi="Times New Roman" w:eastAsia="Times New Roman" w:cs="Times New Roman"/>
+        </w:rPr>
+        <w:t>90°，Xe—F</w:t>
+      </w:r>
+      <w:r>
+        <w:rPr>
+          <w:rFonts w:hint="eastAsia" w:ascii="Times New Roman" w:hAnsi="Times New Roman" w:eastAsia="FangSong" w:cs="Times New Roman"/>
+        </w:rPr>
+        <w:t>键长</w:t>
+      </w:r>
+      <w:r>
+        <w:rPr>
+          <w:rFonts w:hint="eastAsia" w:ascii="Times New Roman" w:hAnsi="Times New Roman" w:eastAsia="Times New Roman" w:cs="Times New Roman"/>
+        </w:rPr>
+        <w:t>195</w:t>
+      </w:r>
+      <w:r>
+        <w:rPr>
+          <w:rFonts w:ascii="Times New Roman" w:hAnsi="Times New Roman" w:eastAsia="Times New Roman" w:cs="Times New Roman"/>
+        </w:rPr>
+        <w:t xml:space="preserve"> pm</w:t>
+      </w:r>
+      <w:r>
+        <w:rPr>
+          <w:rFonts w:ascii="Times New Roman" w:hAnsi="Times New Roman" w:eastAsia="Times New Roman" w:cs="Times New Roman"/>
+        </w:rPr>
+        <w:t xml:space="preserve"> </w:t>
+      </w:r>
+      <w:r>
+        <w:rPr>
+          <w:rFonts w:hint="eastAsia" w:ascii="Times New Roman" w:hAnsi="Times New Roman" w:eastAsia="FangSong" w:cs="Times New Roman"/>
+        </w:rPr>
+        <w:t>结构要点</w:t>
+      </w:r>
+      <w:r>
+        <w:rPr>
+          <w:rFonts w:hint="eastAsia" w:ascii="Times New Roman" w:hAnsi="Times New Roman" w:eastAsia="Times New Roman" w:cs="Times New Roman"/>
+        </w:rPr>
+        <w:t>（Weller</w:t>
+      </w:r>
+      <w:r>
+        <w:rPr>
+          <w:rFonts w:ascii="Times New Roman" w:hAnsi="Times New Roman" w:eastAsia="Times New Roman" w:cs="Times New Roman"/>
+        </w:rPr>
+        <w:t xml:space="preserve"> </w:t>
+      </w:r>
+      <w:r>
+        <w:rPr>
+          <w:rFonts w:hint="eastAsia" w:ascii="Times New Roman" w:hAnsi="Times New Roman" w:eastAsia="FangSong" w:cs="Times New Roman"/>
         </w:rPr>
         <w:t xml:space="preserve">图</w:t>
       </w:r>
       <w:r>
         <w:rPr>
           <w:rFonts w:ascii="Times New Roman" w:hAnsi="Times New Roman" w:eastAsia="Times New Roman" w:cs="Times New Roman"/>
-          <w:i/>
-          <w:iCs/>
-        </w:rPr>
-        <w:t xml:space="preserve"> 5 XeF</w:t>
-      </w:r>
-      <w:r>
-        <w:rPr>
-          <w:rFonts w:ascii="Times New Roman" w:hAnsi="Times New Roman" w:eastAsia="Times New Roman" w:cs="Times New Roman"/>
-          <w:i/>
-          <w:iCs/>
+        </w:rPr>
+        <w:t xml:space="preserve"> 18.4 </w:t>
+      </w:r>
+      <w:r>
+        <w:rPr>
+          <w:rFonts w:hint="eastAsia" w:ascii="Times New Roman" w:hAnsi="Times New Roman" w:eastAsia="FangSong" w:cs="Times New Roman"/>
+        </w:rPr>
+        <w:t>附近</w:t>
+      </w:r>
+      <w:r>
+        <w:rPr>
+          <w:rFonts w:hint="eastAsia" w:ascii="Times New Roman" w:hAnsi="Times New Roman" w:eastAsia="Times New Roman" w:cs="Times New Roman"/>
+        </w:rPr>
+        <w:t>）：</w:t>
+      </w:r>
+      <w:r>
+        <w:rPr>
+          <w:rFonts w:hint="eastAsia" w:ascii="Times New Roman" w:hAnsi="Times New Roman" w:eastAsia="FangSong" w:cs="Times New Roman"/>
+        </w:rPr>
+        <w:t>中心</w:t>
+      </w:r>
+      <w:r>
+        <w:rPr>
+          <w:rFonts w:ascii="Times New Roman" w:hAnsi="Times New Roman" w:eastAsia="Times New Roman" w:cs="Times New Roman"/>
+        </w:rPr>
+        <w:t xml:space="preserve"> Xe </w:t>
+      </w:r>
+      <w:r>
+        <w:rPr>
+          <w:rFonts w:hint="eastAsia" w:ascii="Times New Roman" w:hAnsi="Times New Roman" w:eastAsia="FangSong" w:cs="Times New Roman"/>
+        </w:rPr>
+        <w:t xml:space="preserve">取</w:t>
+      </w:r>
+      <w:r>
+        <w:rPr>
+          <w:rFonts w:ascii="Times New Roman" w:hAnsi="Times New Roman" w:eastAsia="Times New Roman" w:cs="Times New Roman"/>
+        </w:rPr>
+        <w:t xml:space="preserve"> </w:t>
+      </w:r>
+      <w:r>
+        <w:rPr>
+          <w:rFonts w:hint="eastAsia" w:ascii="Times New Roman" w:hAnsi="Times New Roman" w:eastAsia="Times New Roman" w:cs="Times New Roman"/>
+        </w:rPr>
+        <w:t>sp</w:t>
+      </w:r>
+      <w:r>
+        <w:rPr>
+          <w:rFonts w:hint="eastAsia" w:ascii="Times New Roman" w:hAnsi="Times New Roman" w:eastAsia="Times New Roman" w:cs="Times New Roman"/>
+          <w:vertAlign w:val="superscript"/>
+        </w:rPr>
+        <w:t>3</w:t>
+      </w:r>
+      <w:r>
+        <w:rPr>
+          <w:rFonts w:hint="eastAsia" w:ascii="Times New Roman" w:hAnsi="Times New Roman" w:eastAsia="Times New Roman" w:cs="Times New Roman"/>
+        </w:rPr>
+        <w:t>d</w:t>
+      </w:r>
+      <w:r>
+        <w:rPr>
+          <w:rFonts w:hint="eastAsia" w:ascii="Times New Roman" w:hAnsi="Times New Roman" w:eastAsia="Times New Roman" w:cs="Times New Roman"/>
+          <w:vertAlign w:val="superscript"/>
+        </w:rPr>
+        <w:t>2</w:t>
+      </w:r>
+      <w:r>
+        <w:rPr>
+          <w:rFonts w:hint="eastAsia" w:ascii="Times New Roman" w:hAnsi="Times New Roman" w:eastAsia="Times New Roman" w:cs="Times New Roman"/>
+        </w:rPr>
+        <w:t>，2</w:t>
+      </w:r>
+      <w:r>
+        <w:rPr>
+          <w:rFonts w:ascii="Times New Roman" w:hAnsi="Times New Roman" w:eastAsia="Times New Roman" w:cs="Times New Roman"/>
+        </w:rPr>
+        <w:t xml:space="preserve"> </w:t>
+      </w:r>
+      <w:r>
+        <w:rPr>
+          <w:rFonts w:hint="eastAsia" w:ascii="Times New Roman" w:hAnsi="Times New Roman" w:eastAsia="FangSong" w:cs="Times New Roman"/>
+        </w:rPr>
+        <w:t>对孤对对位</w:t>
+      </w:r>
+      <w:r>
+        <w:rPr>
+          <w:rFonts w:hint="eastAsia" w:ascii="Times New Roman" w:hAnsi="Times New Roman" w:eastAsia="Times New Roman" w:cs="Times New Roman"/>
+        </w:rPr>
+        <w:t>（</w:t>
+      </w:r>
+      <w:r>
+        <w:rPr>
+          <w:rFonts w:hint="eastAsia" w:ascii="Times New Roman" w:hAnsi="Times New Roman" w:eastAsia="FangSong" w:cs="Times New Roman"/>
+        </w:rPr>
+        <w:t>反式</w:t>
+      </w:r>
+      <w:r>
+        <w:rPr>
+          <w:rFonts w:hint="eastAsia" w:ascii="Times New Roman" w:hAnsi="Times New Roman" w:eastAsia="Times New Roman" w:cs="Times New Roman"/>
+        </w:rPr>
+        <w:t>）→</w:t>
+      </w:r>
+      <w:r>
+        <w:rPr>
+          <w:rFonts w:ascii="Times New Roman" w:hAnsi="Times New Roman" w:eastAsia="Times New Roman" w:cs="Times New Roman"/>
+        </w:rPr>
+        <w:t xml:space="preserve"> </w:t>
+      </w:r>
+      <w:r>
+        <w:rPr>
+          <w:rFonts w:hint="eastAsia" w:ascii="Times New Roman" w:hAnsi="Times New Roman" w:eastAsia="FangSong" w:cs="Times New Roman"/>
+        </w:rPr>
+        <w:t>平面正方形</w:t>
+      </w:r>
+      <w:r>
+        <w:rPr>
+          <w:rFonts w:hint="eastAsia" w:ascii="Times New Roman" w:hAnsi="Times New Roman" w:eastAsia="Times New Roman" w:cs="Times New Roman"/>
+        </w:rPr>
+        <w:t>（AX</w:t>
+      </w:r>
+      <w:r>
+        <w:rPr>
+          <w:rFonts w:hint="eastAsia" w:ascii="Times New Roman" w:hAnsi="Times New Roman" w:eastAsia="Times New Roman" w:cs="Times New Roman"/>
           <w:vertAlign w:val="subscript"/>
         </w:rPr>
+        <w:t>4</w:t>
+      </w:r>
+      <w:r>
+        <w:rPr>
+          <w:rFonts w:hint="eastAsia" w:ascii="Times New Roman" w:hAnsi="Times New Roman" w:eastAsia="Times New Roman" w:cs="Times New Roman"/>
+        </w:rPr>
+        <w:t>E</w:t>
+      </w:r>
+      <w:r>
+        <w:rPr>
+          <w:rFonts w:hint="eastAsia" w:ascii="Times New Roman" w:hAnsi="Times New Roman" w:eastAsia="Times New Roman" w:cs="Times New Roman"/>
+          <w:vertAlign w:val="subscript"/>
+        </w:rPr>
         <w:t>2</w:t>
       </w:r>
       <w:r>
         <w:rPr>
-          <w:rFonts w:ascii="Times New Roman" w:hAnsi="Times New Roman" w:eastAsia="Times New Roman" w:cs="Times New Roman"/>
-          <w:i/>
-          <w:iCs/>
-        </w:rPr>
-        <w:t xml:space="preserve"> </w:t>
-      </w:r>
-      <w:r>
-        <w:rPr>
-          <w:rFonts w:hint="eastAsia" w:ascii="Times New Roman" w:hAnsi="Times New Roman" w:eastAsia="FangSong" w:cs="Times New Roman"/>
-          <w:i/>
-          <w:iCs/>
-        </w:rPr>
-        <w:t>直线形结构</w:t>
-      </w:r>
-      <w:r>
-        <w:rPr>
-          <w:rFonts w:hint="eastAsia" w:ascii="Times New Roman" w:hAnsi="Times New Roman" w:eastAsia="Times New Roman" w:cs="Times New Roman"/>
-          <w:i/>
-          <w:iCs/>
-        </w:rPr>
-        <w:t>——</w:t>
-      </w:r>
-      <w:r>
-        <w:rPr>
-          <w:rFonts w:hint="eastAsia" w:ascii="Times New Roman" w:hAnsi="Times New Roman" w:eastAsia="FangSong" w:cs="Times New Roman"/>
-          <w:i/>
-          <w:iCs/>
-        </w:rPr>
-        <w:t>内容</w:t>
-      </w:r>
-      <w:r>
-        <w:rPr>
-          <w:rFonts w:hint="eastAsia" w:ascii="Times New Roman" w:hAnsi="Times New Roman" w:eastAsia="Times New Roman" w:cs="Times New Roman"/>
-          <w:i/>
-          <w:iCs/>
+          <w:rFonts w:hint="eastAsia" w:ascii="Times New Roman" w:hAnsi="Times New Roman" w:eastAsia="Times New Roman" w:cs="Times New Roman"/>
+        </w:rPr>
+        <w:t>）</w:t>
+      </w:r>
+      <w:r>
+        <w:rPr>
+          <w:rFonts w:ascii="Times New Roman" w:hAnsi="Times New Roman" w:eastAsia="Times New Roman" w:cs="Times New Roman"/>
+        </w:rPr>
+        <w:t xml:space="preserve"> </w:t>
+      </w:r>
+      <w:r>
+        <w:rPr>
+          <w:rFonts w:ascii="Times New Roman" w:hAnsi="Times New Roman" w:eastAsia="Times New Roman" w:cs="Times New Roman"/>
+        </w:rPr>
+        <w:t>[!note] XeF</w:t>
+      </w:r>
+      <w:r>
+        <w:rPr>
+          <w:rFonts w:ascii="Times New Roman" w:hAnsi="Times New Roman" w:eastAsia="Times New Roman" w:cs="Times New Roman"/>
+          <w:vertAlign w:val="subscript"/>
+        </w:rPr>
+        <w:t>6</w:t>
+      </w:r>
+      <w:r>
+        <w:rPr>
+          <w:rFonts w:ascii="Times New Roman" w:hAnsi="Times New Roman" w:eastAsia="Times New Roman" w:cs="Times New Roman"/>
+        </w:rPr>
+        <w:t xml:space="preserve"> </w:t>
+      </w:r>
+      <w:r>
+        <w:rPr>
+          <w:rFonts w:hint="eastAsia" w:ascii="Times New Roman" w:hAnsi="Times New Roman" w:eastAsia="FangSong" w:cs="Times New Roman"/>
+        </w:rPr>
+        <w:t>变形八面体结构</w:t>
+      </w:r>
+      <w:r>
+        <w:rPr>
+          <w:rFonts w:hint="eastAsia" w:ascii="Times New Roman" w:hAnsi="Times New Roman" w:eastAsia="Times New Roman" w:cs="Times New Roman"/>
+        </w:rPr>
+        <w:t>（VSEPR</w:t>
+      </w:r>
+      <w:r>
+        <w:rPr>
+          <w:rFonts w:ascii="Times New Roman" w:hAnsi="Times New Roman" w:eastAsia="Times New Roman" w:cs="Times New Roman"/>
+        </w:rPr>
+        <w:t xml:space="preserve"> </w:t>
+      </w:r>
+      <w:r>
+        <w:rPr>
+          <w:rFonts w:hint="eastAsia" w:ascii="Times New Roman" w:hAnsi="Times New Roman" w:eastAsia="Times New Roman" w:cs="Times New Roman"/>
+        </w:rPr>
+        <w:t>AX</w:t>
+      </w:r>
+      <w:r>
+        <w:rPr>
+          <w:rFonts w:hint="eastAsia" w:ascii="Times New Roman" w:hAnsi="Times New Roman" w:eastAsia="Times New Roman" w:cs="Times New Roman"/>
+          <w:vertAlign w:val="subscript"/>
+        </w:rPr>
+        <w:t>6</w:t>
+      </w:r>
+      <w:r>
+        <w:rPr>
+          <w:rFonts w:hint="eastAsia" w:ascii="Times New Roman" w:hAnsi="Times New Roman" w:eastAsia="Times New Roman" w:cs="Times New Roman"/>
+        </w:rPr>
+        <w:t>E）</w:t>
+      </w:r>
+      <w:r>
+        <w:rPr>
+          <w:rFonts w:ascii="Times New Roman" w:hAnsi="Times New Roman" w:eastAsia="Times New Roman" w:cs="Times New Roman"/>
+        </w:rPr>
+        <w:t xml:space="preserve"> </w:t>
+      </w:r>
+      <w:r>
+        <w:rPr>
+          <w:rFonts w:hint="eastAsia" w:ascii="Times New Roman" w:hAnsi="Times New Roman" w:eastAsia="FangSong" w:cs="Times New Roman"/>
+        </w:rPr>
+        <w:t>中心</w:t>
+      </w:r>
+      <w:r>
+        <w:rPr>
+          <w:rFonts w:hint="eastAsia" w:ascii="Times New Roman" w:hAnsi="Times New Roman" w:eastAsia="Times New Roman" w:cs="Times New Roman"/>
+        </w:rPr>
+        <w:t>Xe</w:t>
+      </w:r>
+      <w:r>
+        <w:rPr>
+          <w:rFonts w:ascii="Times New Roman" w:hAnsi="Times New Roman" w:eastAsia="Times New Roman" w:cs="Times New Roman"/>
+        </w:rPr>
+        <w:t xml:space="preserve"> </w:t>
+      </w:r>
+      <w:r>
+        <w:rPr>
+          <w:rFonts w:hint="eastAsia" w:ascii="Times New Roman" w:hAnsi="Times New Roman" w:eastAsia="Times New Roman" w:cs="Times New Roman"/>
+        </w:rPr>
+        <w:t>sp</w:t>
+      </w:r>
+      <w:r>
+        <w:rPr>
+          <w:rFonts w:hint="eastAsia" w:ascii="Times New Roman" w:hAnsi="Times New Roman" w:eastAsia="Times New Roman" w:cs="Times New Roman"/>
+          <w:vertAlign w:val="superscript"/>
+        </w:rPr>
+        <w:t>3</w:t>
+      </w:r>
+      <w:r>
+        <w:rPr>
+          <w:rFonts w:hint="eastAsia" w:ascii="Times New Roman" w:hAnsi="Times New Roman" w:eastAsia="Times New Roman" w:cs="Times New Roman"/>
+        </w:rPr>
+        <w:t>d</w:t>
+      </w:r>
+      <w:r>
+        <w:rPr>
+          <w:rFonts w:hint="eastAsia" w:ascii="Times New Roman" w:hAnsi="Times New Roman" w:eastAsia="Times New Roman" w:cs="Times New Roman"/>
+          <w:vertAlign w:val="superscript"/>
+        </w:rPr>
+        <w:t>3</w:t>
+      </w:r>
+      <w:r>
+        <w:rPr>
+          <w:rFonts w:hint="eastAsia" w:ascii="Times New Roman" w:hAnsi="Times New Roman" w:eastAsia="FangSong" w:cs="Times New Roman"/>
+        </w:rPr>
+        <w:t>杂化</w:t>
+      </w:r>
+      <w:r>
+        <w:rPr>
+          <w:rFonts w:hint="eastAsia" w:ascii="Times New Roman" w:hAnsi="Times New Roman" w:eastAsia="Times New Roman" w:cs="Times New Roman"/>
+        </w:rPr>
+        <w:t>，1</w:t>
+      </w:r>
+      <w:r>
+        <w:rPr>
+          <w:rFonts w:hint="eastAsia" w:ascii="Times New Roman" w:hAnsi="Times New Roman" w:eastAsia="FangSong" w:cs="Times New Roman"/>
+        </w:rPr>
+        <w:t>对孤对电子使八面体变形</w:t>
+      </w:r>
+      <w:r>
+        <w:rPr>
+          <w:rFonts w:ascii="Times New Roman" w:hAnsi="Times New Roman" w:eastAsia="Times New Roman" w:cs="Times New Roman"/>
+        </w:rPr>
+        <w:t xml:space="preserve"> </w:t>
+      </w:r>
+      <w:r>
+        <w:rPr>
+          <w:rFonts w:hint="eastAsia" w:ascii="Times New Roman" w:hAnsi="Times New Roman" w:eastAsia="FangSong" w:cs="Times New Roman"/>
+        </w:rPr>
+        <w:t>非严格八面体</w:t>
+      </w:r>
+      <w:r>
+        <w:rPr>
+          <w:rFonts w:hint="eastAsia" w:ascii="Times New Roman" w:hAnsi="Times New Roman" w:eastAsia="Times New Roman" w:cs="Times New Roman"/>
+        </w:rPr>
+        <w:t>，1</w:t>
+      </w:r>
+      <w:r>
+        <w:rPr>
+          <w:rFonts w:hint="eastAsia" w:ascii="Times New Roman" w:hAnsi="Times New Roman" w:eastAsia="FangSong" w:cs="Times New Roman"/>
+        </w:rPr>
+        <w:t>对孤对导致结构扭曲</w:t>
+      </w:r>
+      <w:r>
+        <w:rPr>
+          <w:rFonts w:ascii="Times New Roman" w:hAnsi="Times New Roman" w:eastAsia="Times New Roman" w:cs="Times New Roman"/>
+        </w:rPr>
+        <w:t xml:space="preserve"> </w:t>
+      </w:r>
+      <w:r>
+        <w:rPr>
+          <w:rFonts w:hint="eastAsia" w:ascii="Times New Roman" w:hAnsi="Times New Roman" w:eastAsia="FangSong" w:cs="Times New Roman"/>
+        </w:rPr>
+        <w:t>结构要点</w:t>
+      </w:r>
+      <w:r>
+        <w:rPr>
+          <w:rFonts w:hint="eastAsia" w:ascii="Times New Roman" w:hAnsi="Times New Roman" w:eastAsia="Times New Roman" w:cs="Times New Roman"/>
         </w:rPr>
         <w:t>：</w:t>
       </w:r>
       <w:r>
         <w:rPr>
           <w:rFonts w:hint="eastAsia" w:ascii="Times New Roman" w:hAnsi="Times New Roman" w:eastAsia="FangSong" w:cs="Times New Roman"/>
-          <w:i/>
-          <w:iCs/>
         </w:rPr>
         <w:t>中心</w:t>
       </w:r>
       <w:r>
         <w:rPr>
           <w:rFonts w:ascii="Times New Roman" w:hAnsi="Times New Roman" w:eastAsia="Times New Roman" w:cs="Times New Roman"/>
-          <w:i/>
-          <w:iCs/>
         </w:rPr>
         <w:t xml:space="preserve"> Xe </w:t>
       </w:r>
       <w:r>
         <w:rPr>
-          <w:rFonts w:hint="eastAsia" w:ascii="Times New Roman" w:hAnsi="Times New Roman" w:eastAsia="Times New Roman" w:cs="Times New Roman"/>
-          <w:i/>
-          <w:iCs/>
+          <w:rFonts w:hint="eastAsia" w:ascii="Times New Roman" w:hAnsi="Times New Roman" w:eastAsia="FangSong" w:cs="Times New Roman"/>
+        </w:rPr>
+        <w:t xml:space="preserve">取</w:t>
+      </w:r>
+      <w:r>
+        <w:rPr>
+          <w:rFonts w:ascii="Times New Roman" w:hAnsi="Times New Roman" w:eastAsia="Times New Roman" w:cs="Times New Roman"/>
+        </w:rPr>
+        <w:t xml:space="preserve"> </w:t>
+      </w:r>
+      <w:r>
+        <w:rPr>
+          <w:rFonts w:hint="eastAsia" w:ascii="Times New Roman" w:hAnsi="Times New Roman" w:eastAsia="Times New Roman" w:cs="Times New Roman"/>
         </w:rPr>
         <w:t>sp</w:t>
       </w:r>
       <w:r>
         <w:rPr>
           <w:rFonts w:hint="eastAsia" w:ascii="Times New Roman" w:hAnsi="Times New Roman" w:eastAsia="Times New Roman" w:cs="Times New Roman"/>
-          <w:i/>
-          <w:iCs/>
           <w:vertAlign w:val="superscript"/>
         </w:rPr>
         <w:t>3</w:t>
@@ -16754,842 +17393,64 @@
       <w:r>
         <w:rPr>
           <w:rFonts w:hint="eastAsia" w:ascii="Times New Roman" w:hAnsi="Times New Roman" w:eastAsia="Times New Roman" w:cs="Times New Roman"/>
-          <w:i/>
-          <w:iCs/>
-        </w:rPr>
-        <w:t>d，3</w:t>
-      </w:r>
-      <w:r>
-        <w:rPr>
-          <w:rFonts w:ascii="Times New Roman" w:hAnsi="Times New Roman" w:eastAsia="Times New Roman" w:cs="Times New Roman"/>
-          <w:i/>
-          <w:iCs/>
-        </w:rPr>
-        <w:t xml:space="preserve"> </w:t>
-      </w:r>
-      <w:r>
-        <w:rPr>
-          <w:rFonts w:hint="eastAsia" w:ascii="Times New Roman" w:hAnsi="Times New Roman" w:eastAsia="FangSong" w:cs="Times New Roman"/>
-          <w:i/>
-          <w:iCs/>
-        </w:rPr>
-        <w:t>对孤对取赤道</w:t>
-      </w:r>
-      <w:r>
-        <w:rPr>
-          <w:rFonts w:hint="eastAsia" w:ascii="Times New Roman" w:hAnsi="Times New Roman" w:eastAsia="Times New Roman" w:cs="Times New Roman"/>
-          <w:i/>
-          <w:iCs/>
-        </w:rPr>
-        <w:t>，AX</w:t>
-      </w:r>
-      <w:r>
-        <w:rPr>
-          <w:rFonts w:hint="eastAsia" w:ascii="Times New Roman" w:hAnsi="Times New Roman" w:eastAsia="Times New Roman" w:cs="Times New Roman"/>
-          <w:i/>
-          <w:iCs/>
+        </w:rPr>
+        <w:t>d</w:t>
+      </w:r>
+      <w:r>
+        <w:rPr>
+          <w:rFonts w:hint="eastAsia" w:ascii="Times New Roman" w:hAnsi="Times New Roman" w:eastAsia="Times New Roman" w:cs="Times New Roman"/>
+          <w:vertAlign w:val="superscript"/>
+        </w:rPr>
+        <w:t>3</w:t>
+      </w:r>
+      <w:r>
+        <w:rPr>
+          <w:rFonts w:hint="eastAsia" w:ascii="Times New Roman" w:hAnsi="Times New Roman" w:eastAsia="Times New Roman" w:cs="Times New Roman"/>
+        </w:rPr>
+        <w:t>，1</w:t>
+      </w:r>
+      <w:r>
+        <w:rPr>
+          <w:rFonts w:ascii="Times New Roman" w:hAnsi="Times New Roman" w:eastAsia="Times New Roman" w:cs="Times New Roman"/>
+        </w:rPr>
+        <w:t xml:space="preserve"> </w:t>
+      </w:r>
+      <w:r>
+        <w:rPr>
+          <w:rFonts w:hint="eastAsia" w:ascii="Times New Roman" w:hAnsi="Times New Roman" w:eastAsia="FangSong" w:cs="Times New Roman"/>
+        </w:rPr>
+        <w:t>对孤对使八面体变形</w:t>
+      </w:r>
+      <w:r>
+        <w:rPr>
+          <w:rFonts w:hint="eastAsia" w:ascii="Times New Roman" w:hAnsi="Times New Roman" w:eastAsia="Times New Roman" w:cs="Times New Roman"/>
+        </w:rPr>
+        <w:t>（AX</w:t>
+      </w:r>
+      <w:r>
+        <w:rPr>
+          <w:rFonts w:hint="eastAsia" w:ascii="Times New Roman" w:hAnsi="Times New Roman" w:eastAsia="Times New Roman" w:cs="Times New Roman"/>
           <w:vertAlign w:val="subscript"/>
         </w:rPr>
-        <w:t>2</w:t>
-      </w:r>
-      <w:r>
-        <w:rPr>
-          <w:rFonts w:hint="eastAsia" w:ascii="Times New Roman" w:hAnsi="Times New Roman" w:eastAsia="Times New Roman" w:cs="Times New Roman"/>
-          <w:i/>
-          <w:iCs/>
-        </w:rPr>
-        <w:t>E</w:t>
-      </w:r>
-      <w:r>
-        <w:rPr>
-          <w:rFonts w:hint="eastAsia" w:ascii="Times New Roman" w:hAnsi="Times New Roman" w:eastAsia="Times New Roman" w:cs="Times New Roman"/>
-          <w:i/>
-          <w:iCs/>
-          <w:vertAlign w:val="subscript"/>
-        </w:rPr>
-        <w:t>3</w:t>
-      </w:r>
-      <w:r>
-        <w:rPr>
-          <w:rFonts w:ascii="Times New Roman" w:hAnsi="Times New Roman" w:eastAsia="Times New Roman" w:cs="Times New Roman"/>
-          <w:i/>
-          <w:iCs/>
-        </w:rPr>
-        <w:t xml:space="preserve"> </w:t>
-      </w:r>
-      <w:r>
-        <w:rPr>
-          <w:rFonts w:ascii="Times New Roman" w:hAnsi="Times New Roman" w:eastAsia="Times New Roman" w:cs="Times New Roman"/>
-          <w:i/>
-          <w:iCs/>
-        </w:rPr>
-        <w:t>[!note] XeF</w:t>
-      </w:r>
-      <w:r>
-        <w:rPr>
-          <w:rFonts w:ascii="Times New Roman" w:hAnsi="Times New Roman" w:eastAsia="Times New Roman" w:cs="Times New Roman"/>
-          <w:i/>
-          <w:iCs/>
-          <w:vertAlign w:val="subscript"/>
-        </w:rPr>
-        <w:t>4</w:t>
-      </w:r>
-      <w:r>
-        <w:rPr>
-          <w:rFonts w:ascii="Times New Roman" w:hAnsi="Times New Roman" w:eastAsia="Times New Roman" w:cs="Times New Roman"/>
-          <w:i/>
-          <w:iCs/>
-        </w:rPr>
-        <w:t xml:space="preserve"> </w:t>
-      </w:r>
-      <w:r>
-        <w:rPr>
-          <w:rFonts w:hint="eastAsia" w:ascii="Times New Roman" w:hAnsi="Times New Roman" w:eastAsia="FangSong" w:cs="Times New Roman"/>
-          <w:i/>
-          <w:iCs/>
-        </w:rPr>
-        <w:t>平面正方形结构</w:t>
-      </w:r>
-      <w:r>
-        <w:rPr>
-          <w:rFonts w:hint="eastAsia" w:ascii="Times New Roman" w:hAnsi="Times New Roman" w:eastAsia="Times New Roman" w:cs="Times New Roman"/>
-          <w:i/>
-          <w:iCs/>
-        </w:rPr>
-        <w:t>（VSEPR</w:t>
-      </w:r>
-      <w:r>
-        <w:rPr>
-          <w:rFonts w:ascii="Times New Roman" w:hAnsi="Times New Roman" w:eastAsia="Times New Roman" w:cs="Times New Roman"/>
-          <w:i/>
-          <w:iCs/>
-        </w:rPr>
-        <w:t xml:space="preserve"> </w:t>
-      </w:r>
-      <w:r>
-        <w:rPr>
-          <w:rFonts w:hint="eastAsia" w:ascii="Times New Roman" w:hAnsi="Times New Roman" w:eastAsia="Times New Roman" w:cs="Times New Roman"/>
-          <w:i/>
-          <w:iCs/>
-        </w:rPr>
-        <w:t>AX</w:t>
-      </w:r>
-      <w:r>
-        <w:rPr>
-          <w:rFonts w:hint="eastAsia" w:ascii="Times New Roman" w:hAnsi="Times New Roman" w:eastAsia="Times New Roman" w:cs="Times New Roman"/>
-          <w:i/>
-          <w:iCs/>
-          <w:vertAlign w:val="subscript"/>
-        </w:rPr>
-        <w:t>4</w:t>
-      </w:r>
-      <w:r>
-        <w:rPr>
-          <w:rFonts w:hint="eastAsia" w:ascii="Times New Roman" w:hAnsi="Times New Roman" w:eastAsia="Times New Roman" w:cs="Times New Roman"/>
-          <w:i/>
-          <w:iCs/>
-        </w:rPr>
-        <w:t>E</w:t>
-      </w:r>
-      <w:r>
-        <w:rPr>
-          <w:rFonts w:hint="eastAsia" w:ascii="Times New Roman" w:hAnsi="Times New Roman" w:eastAsia="Times New Roman" w:cs="Times New Roman"/>
-          <w:i/>
-          <w:iCs/>
-          <w:vertAlign w:val="subscript"/>
-        </w:rPr>
-        <w:t>2</w:t>
-      </w:r>
-      <w:r>
-        <w:rPr>
-          <w:rFonts w:hint="eastAsia" w:ascii="Times New Roman" w:hAnsi="Times New Roman" w:eastAsia="Times New Roman" w:cs="Times New Roman"/>
-          <w:i/>
-          <w:iCs/>
+        <w:t>6</w:t>
+      </w:r>
+      <w:r>
+        <w:rPr>
+          <w:rFonts w:hint="eastAsia" w:ascii="Times New Roman" w:hAnsi="Times New Roman" w:eastAsia="Times New Roman" w:cs="Times New Roman"/>
+        </w:rPr>
+        <w:t>E，</w:t>
+      </w:r>
+      <w:r>
+        <w:rPr>
+          <w:rFonts w:hint="eastAsia" w:ascii="Times New Roman" w:hAnsi="Times New Roman" w:eastAsia="FangSong" w:cs="Times New Roman"/>
+        </w:rPr>
+        <w:t>非严格正八面体</w:t>
+      </w:r>
+      <w:r>
+        <w:rPr>
+          <w:rFonts w:hint="eastAsia" w:ascii="Times New Roman" w:hAnsi="Times New Roman" w:eastAsia="Times New Roman" w:cs="Times New Roman"/>
         </w:rPr>
         <w:t>）</w:t>
-      </w:r>
-      <w:r>
-        <w:rPr>
-          <w:rFonts w:ascii="Times New Roman" w:hAnsi="Times New Roman" w:eastAsia="Times New Roman" w:cs="Times New Roman"/>
-          <w:i/>
-          <w:iCs/>
-        </w:rPr>
-        <w:t xml:space="preserve"> </w:t>
-      </w:r>
-      <w:r>
-        <w:rPr>
-          <w:rFonts w:hint="eastAsia" w:ascii="Times New Roman" w:hAnsi="Times New Roman" w:eastAsia="FangSong" w:cs="Times New Roman"/>
-          <w:i/>
-          <w:iCs/>
-        </w:rPr>
-        <w:t>中心</w:t>
-      </w:r>
-      <w:r>
-        <w:rPr>
-          <w:rFonts w:hint="eastAsia" w:ascii="Times New Roman" w:hAnsi="Times New Roman" w:eastAsia="Times New Roman" w:cs="Times New Roman"/>
-          <w:i/>
-          <w:iCs/>
-        </w:rPr>
-        <w:t>Xe</w:t>
-      </w:r>
-      <w:r>
-        <w:rPr>
-          <w:rFonts w:ascii="Times New Roman" w:hAnsi="Times New Roman" w:eastAsia="Times New Roman" w:cs="Times New Roman"/>
-          <w:i/>
-          <w:iCs/>
-        </w:rPr>
-        <w:t xml:space="preserve"> </w:t>
-      </w:r>
-      <w:r>
-        <w:rPr>
-          <w:rFonts w:hint="eastAsia" w:ascii="Times New Roman" w:hAnsi="Times New Roman" w:eastAsia="Times New Roman" w:cs="Times New Roman"/>
-          <w:i/>
-          <w:iCs/>
-        </w:rPr>
-        <w:t>sp</w:t>
-      </w:r>
-      <w:r>
-        <w:rPr>
-          <w:rFonts w:hint="eastAsia" w:ascii="Times New Roman" w:hAnsi="Times New Roman" w:eastAsia="Times New Roman" w:cs="Times New Roman"/>
-          <w:i/>
-          <w:iCs/>
-          <w:vertAlign w:val="superscript"/>
-        </w:rPr>
-        <w:t>3</w:t>
-      </w:r>
-      <w:r>
-        <w:rPr>
-          <w:rFonts w:hint="eastAsia" w:ascii="Times New Roman" w:hAnsi="Times New Roman" w:eastAsia="Times New Roman" w:cs="Times New Roman"/>
-          <w:i/>
-          <w:iCs/>
-        </w:rPr>
-        <w:t>d</w:t>
-      </w:r>
-      <w:r>
-        <w:rPr>
-          <w:rFonts w:hint="eastAsia" w:ascii="Times New Roman" w:hAnsi="Times New Roman" w:eastAsia="Times New Roman" w:cs="Times New Roman"/>
-          <w:i/>
-          <w:iCs/>
-          <w:vertAlign w:val="superscript"/>
-        </w:rPr>
-        <w:t>2</w:t>
-      </w:r>
-      <w:r>
-        <w:rPr>
-          <w:rFonts w:hint="eastAsia" w:ascii="Times New Roman" w:hAnsi="Times New Roman" w:eastAsia="FangSong" w:cs="Times New Roman"/>
-          <w:i/>
-          <w:iCs/>
-        </w:rPr>
-        <w:t>杂化</w:t>
-      </w:r>
-      <w:r>
-        <w:rPr>
-          <w:rFonts w:hint="eastAsia" w:ascii="Times New Roman" w:hAnsi="Times New Roman" w:eastAsia="Times New Roman" w:cs="Times New Roman"/>
-          <w:i/>
-          <w:iCs/>
-        </w:rPr>
-        <w:t>，2</w:t>
-      </w:r>
-      <w:r>
-        <w:rPr>
-          <w:rFonts w:hint="eastAsia" w:ascii="Times New Roman" w:hAnsi="Times New Roman" w:eastAsia="FangSong" w:cs="Times New Roman"/>
-          <w:i/>
-          <w:iCs/>
-        </w:rPr>
-        <w:t>对孤对电子对位</w:t>
-      </w:r>
-      <w:r>
-        <w:rPr>
-          <w:rFonts w:hint="eastAsia" w:ascii="Times New Roman" w:hAnsi="Times New Roman" w:eastAsia="Times New Roman" w:cs="Times New Roman"/>
-          <w:i/>
-          <w:iCs/>
-        </w:rPr>
-        <w:t>（</w:t>
-      </w:r>
-      <w:r>
-        <w:rPr>
-          <w:rFonts w:hint="eastAsia" w:ascii="Times New Roman" w:hAnsi="Times New Roman" w:eastAsia="FangSong" w:cs="Times New Roman"/>
-          <w:i/>
-          <w:iCs/>
-        </w:rPr>
-        <w:t>反式</w:t>
-      </w:r>
-      <w:r>
-        <w:rPr>
-          <w:rFonts w:hint="eastAsia" w:ascii="Times New Roman" w:hAnsi="Times New Roman" w:eastAsia="Times New Roman" w:cs="Times New Roman"/>
-          <w:i/>
-          <w:iCs/>
-        </w:rPr>
-        <w:t>）→</w:t>
-      </w:r>
-      <w:r>
-        <w:rPr>
-          <w:rFonts w:ascii="Times New Roman" w:hAnsi="Times New Roman" w:eastAsia="Times New Roman" w:cs="Times New Roman"/>
-          <w:i/>
-          <w:iCs/>
-        </w:rPr>
-        <w:t xml:space="preserve"> </w:t>
-      </w:r>
-      <w:r>
-        <w:rPr>
-          <w:rFonts w:hint="eastAsia" w:ascii="Times New Roman" w:hAnsi="Times New Roman" w:eastAsia="FangSong" w:cs="Times New Roman"/>
-          <w:i/>
-          <w:iCs/>
-        </w:rPr>
-        <w:t xml:space="preserve">平面正方形</w:t>
-      </w:r>
-      <w:r>
-        <w:rPr>
-          <w:rFonts w:ascii="Times New Roman" w:hAnsi="Times New Roman" w:eastAsia="Times New Roman" w:cs="Times New Roman"/>
-          <w:i/>
-          <w:iCs/>
-        </w:rPr>
-        <w:t xml:space="preserve"> </w:t>
-      </w:r>
-      <w:r>
-        <w:rPr>
-          <w:rFonts w:hint="eastAsia" w:ascii="Times New Roman" w:hAnsi="Times New Roman" w:eastAsia="FangSong" w:cs="Times New Roman"/>
-          <w:i/>
-          <w:iCs/>
-        </w:rPr>
-        <w:t>键角</w:t>
-      </w:r>
-      <w:r>
-        <w:rPr>
-          <w:rFonts w:hint="eastAsia" w:ascii="Times New Roman" w:hAnsi="Times New Roman" w:eastAsia="Times New Roman" w:cs="Times New Roman"/>
-          <w:i/>
-          <w:iCs/>
-        </w:rPr>
-        <w:t>90°，Xe—F</w:t>
-      </w:r>
-      <w:r>
-        <w:rPr>
-          <w:rFonts w:hint="eastAsia" w:ascii="Times New Roman" w:hAnsi="Times New Roman" w:eastAsia="FangSong" w:cs="Times New Roman"/>
-          <w:i/>
-          <w:iCs/>
-        </w:rPr>
-        <w:t>键长</w:t>
-      </w:r>
-      <w:r>
-        <w:rPr>
-          <w:rFonts w:hint="eastAsia" w:ascii="Times New Roman" w:hAnsi="Times New Roman" w:eastAsia="Times New Roman" w:cs="Times New Roman"/>
-          <w:i/>
-          <w:iCs/>
-        </w:rPr>
-        <w:t>195</w:t>
-      </w:r>
-      <w:r>
-        <w:rPr>
-          <w:rFonts w:ascii="Times New Roman" w:hAnsi="Times New Roman" w:eastAsia="Times New Roman" w:cs="Times New Roman"/>
-          <w:i/>
-          <w:iCs/>
-        </w:rPr>
-        <w:t xml:space="preserve"> pm</w:t>
-      </w:r>
-      <w:r>
-        <w:rPr>
-          <w:rFonts w:ascii="Times New Roman" w:hAnsi="Times New Roman" w:eastAsia="Times New Roman" w:cs="Times New Roman"/>
-          <w:i/>
-          <w:iCs/>
-        </w:rPr>
-        <w:t xml:space="preserve"> </w:t>
-      </w:r>
-      <w:r>
-        <w:rPr>
-          <w:rFonts w:hint="eastAsia" w:ascii="Times New Roman" w:hAnsi="Times New Roman" w:eastAsia="FangSong" w:cs="Times New Roman"/>
-        </w:rPr>
-        <w:t>图</w:t>
-      </w:r>
-      <w:r>
-        <w:rPr>
-          <w:rFonts w:hint="eastAsia" w:ascii="Times New Roman" w:hAnsi="Times New Roman" w:eastAsia="Times New Roman" w:cs="Times New Roman"/>
-        </w:rPr>
-        <w:t>（</w:t>
-      </w:r>
-      <w:r>
-        <w:rPr>
-          <w:rFonts w:hint="eastAsia" w:ascii="Times New Roman" w:hAnsi="Times New Roman" w:eastAsia="FangSong" w:cs="Times New Roman"/>
-        </w:rPr>
-        <w:t>图</w:t>
-      </w:r>
-      <w:r>
-        <w:rPr>
-          <w:rFonts w:ascii="Times New Roman" w:hAnsi="Times New Roman" w:eastAsia="Times New Roman" w:cs="Times New Roman"/>
-        </w:rPr>
-        <w:t xml:space="preserve"> 6 XeF</w:t>
-      </w:r>
-      <w:r>
-        <w:rPr>
-          <w:rFonts w:ascii="Times New Roman" w:hAnsi="Times New Roman" w:eastAsia="Times New Roman" w:cs="Times New Roman"/>
-          <w:vertAlign w:val="subscript"/>
-        </w:rPr>
-        <w:t>4</w:t>
-      </w:r>
-      <w:r>
-        <w:rPr>
-          <w:rFonts w:ascii="Times New Roman" w:hAnsi="Times New Roman" w:eastAsia="Times New Roman" w:cs="Times New Roman"/>
-        </w:rPr>
-        <w:t xml:space="preserve"> </w:t>
-      </w:r>
-      <w:r>
-        <w:rPr>
-          <w:rFonts w:hint="eastAsia" w:ascii="Times New Roman" w:hAnsi="Times New Roman" w:eastAsia="FangSong" w:cs="Times New Roman"/>
-        </w:rPr>
-        <w:t>平面正方形结构</w:t>
-      </w:r>
-      <w:r>
-        <w:rPr>
-          <w:rFonts w:hint="eastAsia" w:ascii="Times New Roman" w:hAnsi="Times New Roman" w:eastAsia="Times New Roman" w:cs="Times New Roman"/>
-        </w:rPr>
-        <w:t>（Weller</w:t>
-      </w:r>
-      <w:r>
-        <w:rPr>
-          <w:rFonts w:ascii="Times New Roman" w:hAnsi="Times New Roman" w:eastAsia="Times New Roman" w:cs="Times New Roman"/>
-        </w:rPr>
-        <w:t xml:space="preserve"> </w:t>
-      </w:r>
-      <w:r>
-        <w:rPr>
-          <w:rFonts w:hint="eastAsia" w:ascii="Times New Roman" w:hAnsi="Times New Roman" w:eastAsia="FangSong" w:cs="Times New Roman"/>
-        </w:rPr>
-        <w:t>图</w:t>
-      </w:r>
-      <w:r>
-        <w:rPr>
-          <w:rFonts w:hint="eastAsia" w:ascii="Times New Roman" w:hAnsi="Times New Roman" w:eastAsia="Times New Roman" w:cs="Times New Roman"/>
-        </w:rPr>
-        <w:t>18.4</w:t>
-      </w:r>
-      <w:r>
-        <w:rPr>
-          <w:rFonts w:hint="eastAsia" w:ascii="Times New Roman" w:hAnsi="Times New Roman" w:eastAsia="FangSong" w:cs="Times New Roman"/>
-        </w:rPr>
-        <w:t>附近</w:t>
-      </w:r>
-      <w:r>
-        <w:rPr>
-          <w:rFonts w:hint="eastAsia" w:ascii="Times New Roman" w:hAnsi="Times New Roman" w:eastAsia="Times New Roman" w:cs="Times New Roman"/>
-        </w:rPr>
-        <w:t>）——</w:t>
-      </w:r>
-      <w:r>
-        <w:rPr>
-          <w:rFonts w:hint="eastAsia" w:ascii="Times New Roman" w:hAnsi="Times New Roman" w:eastAsia="FangSong" w:cs="Times New Roman"/>
-        </w:rPr>
-        <w:t>内容</w:t>
-      </w:r>
-      <w:r>
-        <w:rPr>
-          <w:rFonts w:hint="eastAsia" w:ascii="Times New Roman" w:hAnsi="Times New Roman" w:eastAsia="Times New Roman" w:cs="Times New Roman"/>
-        </w:rPr>
-        <w:t>：</w:t>
-      </w:r>
-      <w:r>
-        <w:rPr>
-          <w:rFonts w:hint="eastAsia" w:ascii="Times New Roman" w:hAnsi="Times New Roman" w:eastAsia="FangSong" w:cs="Times New Roman"/>
-        </w:rPr>
-        <w:t>中心</w:t>
-      </w:r>
-      <w:r>
-        <w:rPr>
-          <w:rFonts w:ascii="Times New Roman" w:hAnsi="Times New Roman" w:eastAsia="Times New Roman" w:cs="Times New Roman"/>
-        </w:rPr>
-        <w:t xml:space="preserve"> Xe </w:t>
-      </w:r>
-      <w:r>
-        <w:rPr>
-          <w:rFonts w:hint="eastAsia" w:ascii="Times New Roman" w:hAnsi="Times New Roman" w:eastAsia="Times New Roman" w:cs="Times New Roman"/>
-        </w:rPr>
-        <w:t>sp</w:t>
-      </w:r>
-      <w:r>
-        <w:rPr>
-          <w:rFonts w:hint="eastAsia" w:ascii="Times New Roman" w:hAnsi="Times New Roman" w:eastAsia="Times New Roman" w:cs="Times New Roman"/>
-          <w:vertAlign w:val="superscript"/>
-        </w:rPr>
-        <w:t>3</w:t>
-      </w:r>
-      <w:r>
-        <w:rPr>
-          <w:rFonts w:hint="eastAsia" w:ascii="Times New Roman" w:hAnsi="Times New Roman" w:eastAsia="Times New Roman" w:cs="Times New Roman"/>
-        </w:rPr>
-        <w:t>d</w:t>
-      </w:r>
-      <w:r>
-        <w:rPr>
-          <w:rFonts w:hint="eastAsia" w:ascii="Times New Roman" w:hAnsi="Times New Roman" w:eastAsia="Times New Roman" w:cs="Times New Roman"/>
-          <w:vertAlign w:val="superscript"/>
-        </w:rPr>
-        <w:t>2</w:t>
-      </w:r>
-      <w:r>
-        <w:rPr>
-          <w:rFonts w:hint="eastAsia" w:ascii="Times New Roman" w:hAnsi="Times New Roman" w:eastAsia="Times New Roman" w:cs="Times New Roman"/>
-        </w:rPr>
-        <w:t>，2</w:t>
-      </w:r>
-      <w:r>
-        <w:rPr>
-          <w:rFonts w:ascii="Times New Roman" w:hAnsi="Times New Roman" w:eastAsia="Times New Roman" w:cs="Times New Roman"/>
-        </w:rPr>
-        <w:t xml:space="preserve"> </w:t>
-      </w:r>
-      <w:r>
-        <w:rPr>
-          <w:rFonts w:hint="eastAsia" w:ascii="Times New Roman" w:hAnsi="Times New Roman" w:eastAsia="FangSong" w:cs="Times New Roman"/>
-        </w:rPr>
-        <w:t>对孤对对位</w:t>
-      </w:r>
-      <w:r>
-        <w:rPr>
-          <w:rFonts w:hint="eastAsia" w:ascii="Times New Roman" w:hAnsi="Times New Roman" w:eastAsia="Times New Roman" w:cs="Times New Roman"/>
-        </w:rPr>
-        <w:t>，AX</w:t>
-      </w:r>
-      <w:r>
-        <w:rPr>
-          <w:rFonts w:hint="eastAsia" w:ascii="Times New Roman" w:hAnsi="Times New Roman" w:eastAsia="Times New Roman" w:cs="Times New Roman"/>
-          <w:vertAlign w:val="subscript"/>
-        </w:rPr>
-        <w:t>4</w:t>
-      </w:r>
-      <w:r>
-        <w:rPr>
-          <w:rFonts w:hint="eastAsia" w:ascii="Times New Roman" w:hAnsi="Times New Roman" w:eastAsia="Times New Roman" w:cs="Times New Roman"/>
-        </w:rPr>
-        <w:t>E</w:t>
-      </w:r>
-      <w:r>
-        <w:rPr>
-          <w:rFonts w:hint="eastAsia" w:ascii="Times New Roman" w:hAnsi="Times New Roman" w:eastAsia="Times New Roman" w:cs="Times New Roman"/>
-          <w:vertAlign w:val="subscript"/>
-        </w:rPr>
-        <w:t>2</w:t>
-      </w:r>
-      <w:r>
-        <w:rPr>
-          <w:rFonts w:ascii="Times New Roman" w:hAnsi="Times New Roman" w:eastAsia="Times New Roman" w:cs="Times New Roman"/>
-          <w:i/>
-          <w:iCs/>
-        </w:rPr>
-        <w:t xml:space="preserve"> </w:t>
-      </w:r>
-      <w:r>
-        <w:rPr>
-          <w:rFonts w:ascii="Times New Roman" w:hAnsi="Times New Roman" w:eastAsia="Times New Roman" w:cs="Times New Roman"/>
-          <w:i/>
-          <w:iCs/>
-        </w:rPr>
-        <w:t>[!note] XeF</w:t>
-      </w:r>
-      <w:r>
-        <w:rPr>
-          <w:rFonts w:ascii="Times New Roman" w:hAnsi="Times New Roman" w:eastAsia="Times New Roman" w:cs="Times New Roman"/>
-          <w:i/>
-          <w:iCs/>
-          <w:vertAlign w:val="subscript"/>
-        </w:rPr>
-        <w:t>6</w:t>
-      </w:r>
-      <w:r>
-        <w:rPr>
-          <w:rFonts w:ascii="Times New Roman" w:hAnsi="Times New Roman" w:eastAsia="Times New Roman" w:cs="Times New Roman"/>
-          <w:i/>
-          <w:iCs/>
-        </w:rPr>
-        <w:t xml:space="preserve"> </w:t>
-      </w:r>
-      <w:r>
-        <w:rPr>
-          <w:rFonts w:hint="eastAsia" w:ascii="Times New Roman" w:hAnsi="Times New Roman" w:eastAsia="FangSong" w:cs="Times New Roman"/>
-          <w:i/>
-          <w:iCs/>
-        </w:rPr>
-        <w:t>变形八面体结构</w:t>
-      </w:r>
-      <w:r>
-        <w:rPr>
-          <w:rFonts w:hint="eastAsia" w:ascii="Times New Roman" w:hAnsi="Times New Roman" w:eastAsia="Times New Roman" w:cs="Times New Roman"/>
-          <w:i/>
-          <w:iCs/>
-        </w:rPr>
-        <w:t>（VSEPR</w:t>
-      </w:r>
-      <w:r>
-        <w:rPr>
-          <w:rFonts w:ascii="Times New Roman" w:hAnsi="Times New Roman" w:eastAsia="Times New Roman" w:cs="Times New Roman"/>
-          <w:i/>
-          <w:iCs/>
-        </w:rPr>
-        <w:t xml:space="preserve"> </w:t>
-      </w:r>
-      <w:r>
-        <w:rPr>
-          <w:rFonts w:hint="eastAsia" w:ascii="Times New Roman" w:hAnsi="Times New Roman" w:eastAsia="Times New Roman" w:cs="Times New Roman"/>
-          <w:i/>
-          <w:iCs/>
-        </w:rPr>
-        <w:t>AX</w:t>
-      </w:r>
-      <w:r>
-        <w:rPr>
-          <w:rFonts w:hint="eastAsia" w:ascii="Times New Roman" w:hAnsi="Times New Roman" w:eastAsia="Times New Roman" w:cs="Times New Roman"/>
-          <w:i/>
-          <w:iCs/>
-          <w:vertAlign w:val="subscript"/>
-        </w:rPr>
-        <w:t>6</w:t>
-      </w:r>
-      <w:r>
-        <w:rPr>
-          <w:rFonts w:hint="eastAsia" w:ascii="Times New Roman" w:hAnsi="Times New Roman" w:eastAsia="Times New Roman" w:cs="Times New Roman"/>
-          <w:i/>
-          <w:iCs/>
-        </w:rPr>
-        <w:t>E）</w:t>
-      </w:r>
-      <w:r>
-        <w:rPr>
-          <w:rFonts w:ascii="Times New Roman" w:hAnsi="Times New Roman" w:eastAsia="Times New Roman" w:cs="Times New Roman"/>
-          <w:i/>
-          <w:iCs/>
-        </w:rPr>
-        <w:t xml:space="preserve"> </w:t>
-      </w:r>
-      <w:r>
-        <w:rPr>
-          <w:rFonts w:hint="eastAsia" w:ascii="Times New Roman" w:hAnsi="Times New Roman" w:eastAsia="FangSong" w:cs="Times New Roman"/>
-          <w:i/>
-          <w:iCs/>
-        </w:rPr>
-        <w:t>中心</w:t>
-      </w:r>
-      <w:r>
-        <w:rPr>
-          <w:rFonts w:hint="eastAsia" w:ascii="Times New Roman" w:hAnsi="Times New Roman" w:eastAsia="Times New Roman" w:cs="Times New Roman"/>
-          <w:i/>
-          <w:iCs/>
-        </w:rPr>
-        <w:t>Xe</w:t>
-      </w:r>
-      <w:r>
-        <w:rPr>
-          <w:rFonts w:ascii="Times New Roman" w:hAnsi="Times New Roman" w:eastAsia="Times New Roman" w:cs="Times New Roman"/>
-          <w:i/>
-          <w:iCs/>
-        </w:rPr>
-        <w:t xml:space="preserve"> </w:t>
-      </w:r>
-      <w:r>
-        <w:rPr>
-          <w:rFonts w:hint="eastAsia" w:ascii="Times New Roman" w:hAnsi="Times New Roman" w:eastAsia="Times New Roman" w:cs="Times New Roman"/>
-          <w:i/>
-          <w:iCs/>
-        </w:rPr>
-        <w:t>sp</w:t>
-      </w:r>
-      <w:r>
-        <w:rPr>
-          <w:rFonts w:hint="eastAsia" w:ascii="Times New Roman" w:hAnsi="Times New Roman" w:eastAsia="Times New Roman" w:cs="Times New Roman"/>
-          <w:i/>
-          <w:iCs/>
-          <w:vertAlign w:val="superscript"/>
-        </w:rPr>
-        <w:t>3</w:t>
-      </w:r>
-      <w:r>
-        <w:rPr>
-          <w:rFonts w:hint="eastAsia" w:ascii="Times New Roman" w:hAnsi="Times New Roman" w:eastAsia="Times New Roman" w:cs="Times New Roman"/>
-          <w:i/>
-          <w:iCs/>
-        </w:rPr>
-        <w:t>d</w:t>
-      </w:r>
-      <w:r>
-        <w:rPr>
-          <w:rFonts w:hint="eastAsia" w:ascii="Times New Roman" w:hAnsi="Times New Roman" w:eastAsia="Times New Roman" w:cs="Times New Roman"/>
-          <w:i/>
-          <w:iCs/>
-          <w:vertAlign w:val="superscript"/>
-        </w:rPr>
-        <w:t>3</w:t>
-      </w:r>
-      <w:r>
-        <w:rPr>
-          <w:rFonts w:hint="eastAsia" w:ascii="Times New Roman" w:hAnsi="Times New Roman" w:eastAsia="FangSong" w:cs="Times New Roman"/>
-          <w:i/>
-          <w:iCs/>
-        </w:rPr>
-        <w:t>杂化</w:t>
-      </w:r>
-      <w:r>
-        <w:rPr>
-          <w:rFonts w:hint="eastAsia" w:ascii="Times New Roman" w:hAnsi="Times New Roman" w:eastAsia="Times New Roman" w:cs="Times New Roman"/>
-          <w:i/>
-          <w:iCs/>
-        </w:rPr>
-        <w:t>，1</w:t>
-      </w:r>
-      <w:r>
-        <w:rPr>
-          <w:rFonts w:hint="eastAsia" w:ascii="Times New Roman" w:hAnsi="Times New Roman" w:eastAsia="FangSong" w:cs="Times New Roman"/>
-          <w:i/>
-          <w:iCs/>
-        </w:rPr>
-        <w:t>对孤对电子使八面体变形</w:t>
-      </w:r>
-      <w:r>
-        <w:rPr>
-          <w:rFonts w:ascii="Times New Roman" w:hAnsi="Times New Roman" w:eastAsia="Times New Roman" w:cs="Times New Roman"/>
-          <w:i/>
-          <w:iCs/>
-        </w:rPr>
-        <w:t xml:space="preserve"> </w:t>
-      </w:r>
-      <w:r>
-        <w:rPr>
-          <w:rFonts w:hint="eastAsia" w:ascii="Times New Roman" w:hAnsi="Times New Roman" w:eastAsia="FangSong" w:cs="Times New Roman"/>
-          <w:i/>
-          <w:iCs/>
-        </w:rPr>
-        <w:t>非严格八面体</w:t>
-      </w:r>
-      <w:r>
-        <w:rPr>
-          <w:rFonts w:hint="eastAsia" w:ascii="Times New Roman" w:hAnsi="Times New Roman" w:eastAsia="Times New Roman" w:cs="Times New Roman"/>
-          <w:i/>
-          <w:iCs/>
-        </w:rPr>
-        <w:t>，1</w:t>
-      </w:r>
-      <w:r>
-        <w:rPr>
-          <w:rFonts w:hint="eastAsia" w:ascii="Times New Roman" w:hAnsi="Times New Roman" w:eastAsia="FangSong" w:cs="Times New Roman"/>
-          <w:i/>
-          <w:iCs/>
-        </w:rPr>
-        <w:t>对孤对导致结构扭曲</w:t>
-      </w:r>
-      <w:r>
-        <w:rPr>
-          <w:rFonts w:ascii="Times New Roman" w:hAnsi="Times New Roman" w:eastAsia="Times New Roman" w:cs="Times New Roman"/>
-          <w:i/>
-          <w:iCs/>
-        </w:rPr>
-        <w:t xml:space="preserve"> </w:t>
-      </w:r>
-      <w:r>
-        <w:rPr>
-          <w:rFonts w:hint="eastAsia" w:ascii="Times New Roman" w:hAnsi="Times New Roman" w:eastAsia="FangSong" w:cs="Times New Roman"/>
-        </w:rPr>
-        <w:t xml:space="preserve">图</w:t>
-      </w:r>
-      <w:r>
-        <w:rPr>
-          <w:rFonts w:ascii="Times New Roman" w:hAnsi="Times New Roman" w:eastAsia="Times New Roman" w:cs="Times New Roman"/>
-        </w:rPr>
-        <w:t xml:space="preserve"> 7 XeF</w:t>
-      </w:r>
-      <w:r>
-        <w:rPr>
-          <w:rFonts w:ascii="Times New Roman" w:hAnsi="Times New Roman" w:eastAsia="Times New Roman" w:cs="Times New Roman"/>
-          <w:vertAlign w:val="subscript"/>
-        </w:rPr>
-        <w:t>6</w:t>
-      </w:r>
-      <w:r>
-        <w:rPr>
-          <w:rFonts w:ascii="Times New Roman" w:hAnsi="Times New Roman" w:eastAsia="Times New Roman" w:cs="Times New Roman"/>
-        </w:rPr>
-        <w:t xml:space="preserve"> </w:t>
-      </w:r>
-      <w:r>
-        <w:rPr>
-          <w:rFonts w:hint="eastAsia" w:ascii="Times New Roman" w:hAnsi="Times New Roman" w:eastAsia="FangSong" w:cs="Times New Roman"/>
-        </w:rPr>
-        <w:t>变形八面体结构</w:t>
-      </w:r>
-      <w:r>
-        <w:rPr>
-          <w:rFonts w:hint="eastAsia" w:ascii="Times New Roman" w:hAnsi="Times New Roman" w:eastAsia="Times New Roman" w:cs="Times New Roman"/>
-        </w:rPr>
-        <w:t>——</w:t>
-      </w:r>
-      <w:r>
-        <w:rPr>
-          <w:rFonts w:hint="eastAsia" w:ascii="Times New Roman" w:hAnsi="Times New Roman" w:eastAsia="FangSong" w:cs="Times New Roman"/>
-        </w:rPr>
-        <w:t>中心</w:t>
-      </w:r>
-      <w:r>
-        <w:rPr>
-          <w:rFonts w:ascii="Times New Roman" w:hAnsi="Times New Roman" w:eastAsia="Times New Roman" w:cs="Times New Roman"/>
-        </w:rPr>
-        <w:t xml:space="preserve"> Xe </w:t>
-      </w:r>
-      <w:r>
-        <w:rPr>
-          <w:rFonts w:hint="eastAsia" w:ascii="Times New Roman" w:hAnsi="Times New Roman" w:eastAsia="Times New Roman" w:cs="Times New Roman"/>
-        </w:rPr>
-        <w:t>sp</w:t>
-      </w:r>
-      <w:r>
-        <w:rPr>
-          <w:rFonts w:hint="eastAsia" w:ascii="Times New Roman" w:hAnsi="Times New Roman" w:eastAsia="Times New Roman" w:cs="Times New Roman"/>
-          <w:vertAlign w:val="superscript"/>
-        </w:rPr>
-        <w:t>3</w:t>
-      </w:r>
-      <w:r>
-        <w:rPr>
-          <w:rFonts w:hint="eastAsia" w:ascii="Times New Roman" w:hAnsi="Times New Roman" w:eastAsia="Times New Roman" w:cs="Times New Roman"/>
-        </w:rPr>
-        <w:t>d</w:t>
-      </w:r>
-      <w:r>
-        <w:rPr>
-          <w:rFonts w:hint="eastAsia" w:ascii="Times New Roman" w:hAnsi="Times New Roman" w:eastAsia="Times New Roman" w:cs="Times New Roman"/>
-          <w:vertAlign w:val="superscript"/>
-        </w:rPr>
-        <w:t>3</w:t>
-      </w:r>
-      <w:r>
-        <w:rPr>
-          <w:rFonts w:hint="eastAsia" w:ascii="Times New Roman" w:hAnsi="Times New Roman" w:eastAsia="Times New Roman" w:cs="Times New Roman"/>
-        </w:rPr>
-        <w:t>，1</w:t>
-      </w:r>
-      <w:r>
-        <w:rPr>
-          <w:rFonts w:ascii="Times New Roman" w:hAnsi="Times New Roman" w:eastAsia="Times New Roman" w:cs="Times New Roman"/>
-        </w:rPr>
-        <w:t xml:space="preserve"> </w:t>
-      </w:r>
-      <w:r>
-        <w:rPr>
-          <w:rFonts w:hint="eastAsia" w:ascii="Times New Roman" w:hAnsi="Times New Roman" w:eastAsia="FangSong" w:cs="Times New Roman"/>
-        </w:rPr>
-        <w:t>对孤对使八面体变形</w:t>
-      </w:r>
-      <w:r>
-        <w:rPr>
-          <w:rFonts w:hint="eastAsia" w:ascii="Times New Roman" w:hAnsi="Times New Roman" w:eastAsia="Times New Roman" w:cs="Times New Roman"/>
-        </w:rPr>
-        <w:t>，AX</w:t>
-      </w:r>
-      <w:r>
-        <w:rPr>
-          <w:rFonts w:hint="eastAsia" w:ascii="Times New Roman" w:hAnsi="Times New Roman" w:eastAsia="Times New Roman" w:cs="Times New Roman"/>
-          <w:vertAlign w:val="subscript"/>
-        </w:rPr>
-        <w:t>6</w:t>
-      </w:r>
-      <w:r>
-        <w:rPr>
-          <w:rFonts w:hint="eastAsia" w:ascii="Times New Roman" w:hAnsi="Times New Roman" w:eastAsia="Times New Roman" w:cs="Times New Roman"/>
-        </w:rPr>
-        <w:t>E</w:t>
       </w:r>
     </w:p>
     <w:bookmarkEnd w:id="30"/>
@@ -18394,432 +18255,412 @@
       <w:r>
         <w:rPr>
           <w:rFonts w:hint="eastAsia" w:ascii="Times New Roman" w:hAnsi="Times New Roman" w:eastAsia="FangSong" w:cs="Times New Roman"/>
-          <w:i/>
-          <w:iCs/>
-        </w:rPr>
-        <w:t xml:space="preserve">图</w:t>
-      </w:r>
-      <w:r>
-        <w:rPr>
-          <w:rFonts w:ascii="Times New Roman" w:hAnsi="Times New Roman" w:eastAsia="Times New Roman" w:cs="Times New Roman"/>
-          <w:i/>
-          <w:iCs/>
-        </w:rPr>
-        <w:t xml:space="preserve"> 8 XeO</w:t>
-      </w:r>
-      <w:r>
-        <w:rPr>
-          <w:rFonts w:ascii="Times New Roman" w:hAnsi="Times New Roman" w:eastAsia="Times New Roman" w:cs="Times New Roman"/>
-          <w:i/>
-          <w:iCs/>
+        </w:rPr>
+        <w:t>结构要点</w:t>
+      </w:r>
+      <w:r>
+        <w:rPr>
+          <w:rFonts w:hint="eastAsia" w:ascii="Times New Roman" w:hAnsi="Times New Roman" w:eastAsia="Times New Roman" w:cs="Times New Roman"/>
+        </w:rPr>
+        <w:t>：</w:t>
+      </w:r>
+      <w:r>
+        <w:rPr>
+          <w:rFonts w:hint="eastAsia" w:ascii="Times New Roman" w:hAnsi="Times New Roman" w:eastAsia="FangSong" w:cs="Times New Roman"/>
+        </w:rPr>
+        <w:t>中心</w:t>
+      </w:r>
+      <w:r>
+        <w:rPr>
+          <w:rFonts w:ascii="Times New Roman" w:hAnsi="Times New Roman" w:eastAsia="Times New Roman" w:cs="Times New Roman"/>
+        </w:rPr>
+        <w:t xml:space="preserve"> Xe </w:t>
+      </w:r>
+      <w:r>
+        <w:rPr>
+          <w:rFonts w:hint="eastAsia" w:ascii="Times New Roman" w:hAnsi="Times New Roman" w:eastAsia="FangSong" w:cs="Times New Roman"/>
+        </w:rPr>
+        <w:t xml:space="preserve">取</w:t>
+      </w:r>
+      <w:r>
+        <w:rPr>
+          <w:rFonts w:ascii="Times New Roman" w:hAnsi="Times New Roman" w:eastAsia="Times New Roman" w:cs="Times New Roman"/>
+        </w:rPr>
+        <w:t xml:space="preserve"> </w:t>
+      </w:r>
+      <w:r>
+        <w:rPr>
+          <w:rFonts w:hint="eastAsia" w:ascii="Times New Roman" w:hAnsi="Times New Roman" w:eastAsia="Times New Roman" w:cs="Times New Roman"/>
+        </w:rPr>
+        <w:t>sp</w:t>
+      </w:r>
+      <w:r>
+        <w:rPr>
+          <w:rFonts w:hint="eastAsia" w:ascii="Times New Roman" w:hAnsi="Times New Roman" w:eastAsia="Times New Roman" w:cs="Times New Roman"/>
+          <w:vertAlign w:val="superscript"/>
+        </w:rPr>
+        <w:t>3</w:t>
+      </w:r>
+      <w:r>
+        <w:rPr>
+          <w:rFonts w:hint="eastAsia" w:ascii="Times New Roman" w:hAnsi="Times New Roman" w:eastAsia="Times New Roman" w:cs="Times New Roman"/>
+        </w:rPr>
+        <w:t>，1</w:t>
+      </w:r>
+      <w:r>
+        <w:rPr>
+          <w:rFonts w:ascii="Times New Roman" w:hAnsi="Times New Roman" w:eastAsia="Times New Roman" w:cs="Times New Roman"/>
+        </w:rPr>
+        <w:t xml:space="preserve"> </w:t>
+      </w:r>
+      <w:r>
+        <w:rPr>
+          <w:rFonts w:hint="eastAsia" w:ascii="Times New Roman" w:hAnsi="Times New Roman" w:eastAsia="FangSong" w:cs="Times New Roman"/>
+        </w:rPr>
+        <w:t xml:space="preserve">对孤对</w:t>
+      </w:r>
+      <w:r>
+        <w:rPr>
+          <w:rFonts w:ascii="Times New Roman" w:hAnsi="Times New Roman" w:eastAsia="Times New Roman" w:cs="Times New Roman"/>
+        </w:rPr>
+        <w:t xml:space="preserve"> → </w:t>
+      </w:r>
+      <w:r>
+        <w:rPr>
+          <w:rFonts w:hint="eastAsia" w:ascii="Times New Roman" w:hAnsi="Times New Roman" w:eastAsia="FangSong" w:cs="Times New Roman"/>
+        </w:rPr>
+        <w:t>三角锥</w:t>
+      </w:r>
+      <w:r>
+        <w:rPr>
+          <w:rFonts w:hint="eastAsia" w:ascii="Times New Roman" w:hAnsi="Times New Roman" w:eastAsia="Times New Roman" w:cs="Times New Roman"/>
+        </w:rPr>
+        <w:t>（</w:t>
+      </w:r>
+      <w:r>
+        <w:rPr>
+          <w:rFonts w:hint="eastAsia" w:ascii="Times New Roman" w:hAnsi="Times New Roman" w:eastAsia="FangSong" w:cs="Times New Roman"/>
+        </w:rPr>
+        <w:t>类</w:t>
+      </w:r>
+      <w:r>
+        <w:rPr>
+          <w:rFonts w:ascii="Times New Roman" w:hAnsi="Times New Roman" w:eastAsia="Times New Roman" w:cs="Times New Roman"/>
+        </w:rPr>
+        <w:t xml:space="preserve"> </w:t>
+      </w:r>
+      <w:r>
+        <w:rPr>
+          <w:rFonts w:hint="eastAsia" w:ascii="Times New Roman" w:hAnsi="Times New Roman" w:eastAsia="Times New Roman" w:cs="Times New Roman"/>
+        </w:rPr>
+        <w:t>NH</w:t>
+      </w:r>
+      <w:r>
+        <w:rPr>
+          <w:rFonts w:hint="eastAsia" w:ascii="Times New Roman" w:hAnsi="Times New Roman" w:eastAsia="Times New Roman" w:cs="Times New Roman"/>
           <w:vertAlign w:val="subscript"/>
         </w:rPr>
         <w:t>3</w:t>
       </w:r>
       <w:r>
         <w:rPr>
-          <w:rFonts w:ascii="Times New Roman" w:hAnsi="Times New Roman" w:eastAsia="Times New Roman" w:cs="Times New Roman"/>
-          <w:i/>
-          <w:iCs/>
-        </w:rPr>
-        <w:t xml:space="preserve"> </w:t>
-      </w:r>
-      <w:r>
-        <w:rPr>
-          <w:rFonts w:hint="eastAsia" w:ascii="Times New Roman" w:hAnsi="Times New Roman" w:eastAsia="FangSong" w:cs="Times New Roman"/>
-          <w:i/>
-          <w:iCs/>
-        </w:rPr>
-        <w:t>三角锥结构</w:t>
-      </w:r>
-      <w:r>
-        <w:rPr>
-          <w:rFonts w:hint="eastAsia" w:ascii="Times New Roman" w:hAnsi="Times New Roman" w:eastAsia="Times New Roman" w:cs="Times New Roman"/>
-          <w:i/>
-          <w:iCs/>
-        </w:rPr>
-        <w:t>——sp</w:t>
-      </w:r>
-      <w:r>
-        <w:rPr>
-          <w:rFonts w:hint="eastAsia" w:ascii="Times New Roman" w:hAnsi="Times New Roman" w:eastAsia="Times New Roman" w:cs="Times New Roman"/>
-          <w:i/>
-          <w:iCs/>
+          <w:rFonts w:hint="eastAsia" w:ascii="Times New Roman" w:hAnsi="Times New Roman" w:eastAsia="Times New Roman" w:cs="Times New Roman"/>
+        </w:rPr>
+        <w:t>，AX</w:t>
+      </w:r>
+      <w:r>
+        <w:rPr>
+          <w:rFonts w:hint="eastAsia" w:ascii="Times New Roman" w:hAnsi="Times New Roman" w:eastAsia="Times New Roman" w:cs="Times New Roman"/>
+          <w:vertAlign w:val="subscript"/>
+        </w:rPr>
+        <w:t>3</w:t>
+      </w:r>
+      <w:r>
+        <w:rPr>
+          <w:rFonts w:hint="eastAsia" w:ascii="Times New Roman" w:hAnsi="Times New Roman" w:eastAsia="Times New Roman" w:cs="Times New Roman"/>
+        </w:rPr>
+        <w:t>E）</w:t>
+      </w:r>
+      <w:r>
+        <w:rPr>
+          <w:rFonts w:ascii="Times New Roman" w:hAnsi="Times New Roman" w:eastAsia="Times New Roman" w:cs="Times New Roman"/>
+        </w:rPr>
+        <w:t xml:space="preserve"> </w:t>
+      </w:r>
+      <w:r>
+        <w:rPr>
+          <w:rFonts w:ascii="Times New Roman" w:hAnsi="Times New Roman" w:eastAsia="Times New Roman" w:cs="Times New Roman"/>
+        </w:rPr>
+        <w:t>[!note] XeO</w:t>
+      </w:r>
+      <w:r>
+        <w:rPr>
+          <w:rFonts w:ascii="Times New Roman" w:hAnsi="Times New Roman" w:eastAsia="Times New Roman" w:cs="Times New Roman"/>
+          <w:vertAlign w:val="subscript"/>
+        </w:rPr>
+        <w:t>4</w:t>
+      </w:r>
+      <w:r>
+        <w:rPr>
+          <w:rFonts w:ascii="Times New Roman" w:hAnsi="Times New Roman" w:eastAsia="Times New Roman" w:cs="Times New Roman"/>
+        </w:rPr>
+        <w:t xml:space="preserve"> </w:t>
+      </w:r>
+      <w:r>
+        <w:rPr>
+          <w:rFonts w:hint="eastAsia" w:ascii="Times New Roman" w:hAnsi="Times New Roman" w:eastAsia="FangSong" w:cs="Times New Roman"/>
+        </w:rPr>
+        <w:t>正四面体结构</w:t>
+      </w:r>
+      <w:r>
+        <w:rPr>
+          <w:rFonts w:hint="eastAsia" w:ascii="Times New Roman" w:hAnsi="Times New Roman" w:eastAsia="Times New Roman" w:cs="Times New Roman"/>
+        </w:rPr>
+        <w:t>（VSEPR</w:t>
+      </w:r>
+      <w:r>
+        <w:rPr>
+          <w:rFonts w:ascii="Times New Roman" w:hAnsi="Times New Roman" w:eastAsia="Times New Roman" w:cs="Times New Roman"/>
+        </w:rPr>
+        <w:t xml:space="preserve"> </w:t>
+      </w:r>
+      <w:r>
+        <w:rPr>
+          <w:rFonts w:hint="eastAsia" w:ascii="Times New Roman" w:hAnsi="Times New Roman" w:eastAsia="Times New Roman" w:cs="Times New Roman"/>
+        </w:rPr>
+        <w:t>AX</w:t>
+      </w:r>
+      <w:r>
+        <w:rPr>
+          <w:rFonts w:hint="eastAsia" w:ascii="Times New Roman" w:hAnsi="Times New Roman" w:eastAsia="Times New Roman" w:cs="Times New Roman"/>
+          <w:vertAlign w:val="subscript"/>
+        </w:rPr>
+        <w:t>4</w:t>
+      </w:r>
+      <w:r>
+        <w:rPr>
+          <w:rFonts w:hint="eastAsia" w:ascii="Times New Roman" w:hAnsi="Times New Roman" w:eastAsia="Times New Roman" w:cs="Times New Roman"/>
+        </w:rPr>
+        <w:t>）</w:t>
+      </w:r>
+      <w:r>
+        <w:rPr>
+          <w:rFonts w:ascii="Times New Roman" w:hAnsi="Times New Roman" w:eastAsia="Times New Roman" w:cs="Times New Roman"/>
+        </w:rPr>
+        <w:t xml:space="preserve"> </w:t>
+      </w:r>
+      <w:r>
+        <w:rPr>
+          <w:rFonts w:hint="eastAsia" w:ascii="Times New Roman" w:hAnsi="Times New Roman" w:eastAsia="FangSong" w:cs="Times New Roman"/>
+        </w:rPr>
+        <w:t>中心</w:t>
+      </w:r>
+      <w:r>
+        <w:rPr>
+          <w:rFonts w:hint="eastAsia" w:ascii="Times New Roman" w:hAnsi="Times New Roman" w:eastAsia="Times New Roman" w:cs="Times New Roman"/>
+        </w:rPr>
+        <w:t>Xe</w:t>
+      </w:r>
+      <w:r>
+        <w:rPr>
+          <w:rFonts w:ascii="Times New Roman" w:hAnsi="Times New Roman" w:eastAsia="Times New Roman" w:cs="Times New Roman"/>
+        </w:rPr>
+        <w:t xml:space="preserve"> </w:t>
+      </w:r>
+      <w:r>
+        <w:rPr>
+          <w:rFonts w:hint="eastAsia" w:ascii="Times New Roman" w:hAnsi="Times New Roman" w:eastAsia="Times New Roman" w:cs="Times New Roman"/>
+        </w:rPr>
+        <w:t>sp</w:t>
+      </w:r>
+      <w:r>
+        <w:rPr>
+          <w:rFonts w:hint="eastAsia" w:ascii="Times New Roman" w:hAnsi="Times New Roman" w:eastAsia="Times New Roman" w:cs="Times New Roman"/>
           <w:vertAlign w:val="superscript"/>
         </w:rPr>
         <w:t>3</w:t>
       </w:r>
       <w:r>
         <w:rPr>
-          <w:rFonts w:hint="eastAsia" w:ascii="Times New Roman" w:hAnsi="Times New Roman" w:eastAsia="Times New Roman" w:cs="Times New Roman"/>
-          <w:i/>
-          <w:iCs/>
-        </w:rPr>
-        <w:t>，1</w:t>
-      </w:r>
-      <w:r>
-        <w:rPr>
-          <w:rFonts w:ascii="Times New Roman" w:hAnsi="Times New Roman" w:eastAsia="Times New Roman" w:cs="Times New Roman"/>
-          <w:i/>
-          <w:iCs/>
-        </w:rPr>
-        <w:t xml:space="preserve"> </w:t>
-      </w:r>
-      <w:r>
-        <w:rPr>
-          <w:rFonts w:hint="eastAsia" w:ascii="Times New Roman" w:hAnsi="Times New Roman" w:eastAsia="FangSong" w:cs="Times New Roman"/>
-          <w:i/>
-          <w:iCs/>
-        </w:rPr>
-        <w:t>对孤对</w:t>
-      </w:r>
-      <w:r>
-        <w:rPr>
-          <w:rFonts w:hint="eastAsia" w:ascii="Times New Roman" w:hAnsi="Times New Roman" w:eastAsia="Times New Roman" w:cs="Times New Roman"/>
-          <w:i/>
-          <w:iCs/>
+          <w:rFonts w:hint="eastAsia" w:ascii="Times New Roman" w:hAnsi="Times New Roman" w:eastAsia="FangSong" w:cs="Times New Roman"/>
+        </w:rPr>
+        <w:t>杂化</w:t>
+      </w:r>
+      <w:r>
+        <w:rPr>
+          <w:rFonts w:hint="eastAsia" w:ascii="Times New Roman" w:hAnsi="Times New Roman" w:eastAsia="Times New Roman" w:cs="Times New Roman"/>
         </w:rPr>
         <w:t>，</w:t>
       </w:r>
       <w:r>
         <w:rPr>
           <w:rFonts w:hint="eastAsia" w:ascii="Times New Roman" w:hAnsi="Times New Roman" w:eastAsia="FangSong" w:cs="Times New Roman"/>
-          <w:i/>
-          <w:iCs/>
-        </w:rPr>
-        <w:t>类似于</w:t>
-      </w:r>
-      <w:r>
-        <w:rPr>
-          <w:rFonts w:ascii="Times New Roman" w:hAnsi="Times New Roman" w:eastAsia="Times New Roman" w:cs="Times New Roman"/>
-          <w:i/>
-          <w:iCs/>
-        </w:rPr>
-        <w:t xml:space="preserve"> NH</w:t>
-      </w:r>
-      <w:r>
-        <w:rPr>
-          <w:rFonts w:ascii="Times New Roman" w:hAnsi="Times New Roman" w:eastAsia="Times New Roman" w:cs="Times New Roman"/>
-          <w:i/>
-          <w:iCs/>
+        </w:rPr>
+        <w:t>无孤对</w:t>
+      </w:r>
+      <w:r>
+        <w:rPr>
+          <w:rFonts w:ascii="Times New Roman" w:hAnsi="Times New Roman" w:eastAsia="Times New Roman" w:cs="Times New Roman"/>
+        </w:rPr>
+        <w:t xml:space="preserve"> → </w:t>
+      </w:r>
+      <w:r>
+        <w:rPr>
+          <w:rFonts w:hint="eastAsia" w:ascii="Times New Roman" w:hAnsi="Times New Roman" w:eastAsia="FangSong" w:cs="Times New Roman"/>
+        </w:rPr>
+        <w:t xml:space="preserve">正四面体</w:t>
+      </w:r>
+      <w:r>
+        <w:rPr>
+          <w:rFonts w:ascii="Times New Roman" w:hAnsi="Times New Roman" w:eastAsia="Times New Roman" w:cs="Times New Roman"/>
+        </w:rPr>
+        <w:t xml:space="preserve"> </w:t>
+      </w:r>
+      <w:r>
+        <w:rPr>
+          <w:rFonts w:hint="eastAsia" w:ascii="Times New Roman" w:hAnsi="Times New Roman" w:eastAsia="Times New Roman" w:cs="Times New Roman"/>
+        </w:rPr>
+        <w:t>+8</w:t>
+      </w:r>
+      <w:r>
+        <w:rPr>
+          <w:rFonts w:hint="eastAsia" w:ascii="Times New Roman" w:hAnsi="Times New Roman" w:eastAsia="FangSong" w:cs="Times New Roman"/>
+        </w:rPr>
+        <w:t>价唯一已知中性氙氧化物</w:t>
+      </w:r>
+      <w:r>
+        <w:rPr>
+          <w:rFonts w:hint="eastAsia" w:ascii="Times New Roman" w:hAnsi="Times New Roman" w:eastAsia="Times New Roman" w:cs="Times New Roman"/>
+        </w:rPr>
+        <w:t>，</w:t>
+      </w:r>
+      <w:r>
+        <w:rPr>
+          <w:rFonts w:hint="eastAsia" w:ascii="Times New Roman" w:hAnsi="Times New Roman" w:eastAsia="FangSong" w:cs="Times New Roman"/>
+        </w:rPr>
+        <w:t>易爆</w:t>
+      </w:r>
+      <w:r>
+        <w:rPr>
+          <w:rFonts w:hint="eastAsia" w:ascii="Times New Roman" w:hAnsi="Times New Roman" w:eastAsia="Times New Roman" w:cs="Times New Roman"/>
+        </w:rPr>
+        <w:t>、</w:t>
+      </w:r>
+      <w:r>
+        <w:rPr>
+          <w:rFonts w:hint="eastAsia" w:ascii="Times New Roman" w:hAnsi="Times New Roman" w:eastAsia="FangSong" w:cs="Times New Roman"/>
+        </w:rPr>
+        <w:t>极强氧化剂</w:t>
+      </w:r>
+      <w:r>
+        <w:rPr>
+          <w:rFonts w:ascii="Times New Roman" w:hAnsi="Times New Roman" w:eastAsia="Times New Roman" w:cs="Times New Roman"/>
+        </w:rPr>
+        <w:t xml:space="preserve"> </w:t>
+      </w:r>
+      <w:r>
+        <w:rPr>
+          <w:rFonts w:hint="eastAsia" w:ascii="Times New Roman" w:hAnsi="Times New Roman" w:eastAsia="FangSong" w:cs="Times New Roman"/>
+        </w:rPr>
+        <w:t>结构要点</w:t>
+      </w:r>
+      <w:r>
+        <w:rPr>
+          <w:rFonts w:hint="eastAsia" w:ascii="Times New Roman" w:hAnsi="Times New Roman" w:eastAsia="Times New Roman" w:cs="Times New Roman"/>
+        </w:rPr>
+        <w:t>：</w:t>
+      </w:r>
+      <w:r>
+        <w:rPr>
+          <w:rFonts w:hint="eastAsia" w:ascii="Times New Roman" w:hAnsi="Times New Roman" w:eastAsia="FangSong" w:cs="Times New Roman"/>
+        </w:rPr>
+        <w:t>中心</w:t>
+      </w:r>
+      <w:r>
+        <w:rPr>
+          <w:rFonts w:ascii="Times New Roman" w:hAnsi="Times New Roman" w:eastAsia="Times New Roman" w:cs="Times New Roman"/>
+        </w:rPr>
+        <w:t xml:space="preserve"> Xe </w:t>
+      </w:r>
+      <w:r>
+        <w:rPr>
+          <w:rFonts w:hint="eastAsia" w:ascii="Times New Roman" w:hAnsi="Times New Roman" w:eastAsia="FangSong" w:cs="Times New Roman"/>
+        </w:rPr>
+        <w:t xml:space="preserve">取</w:t>
+      </w:r>
+      <w:r>
+        <w:rPr>
+          <w:rFonts w:ascii="Times New Roman" w:hAnsi="Times New Roman" w:eastAsia="Times New Roman" w:cs="Times New Roman"/>
+        </w:rPr>
+        <w:t xml:space="preserve"> </w:t>
+      </w:r>
+      <w:r>
+        <w:rPr>
+          <w:rFonts w:hint="eastAsia" w:ascii="Times New Roman" w:hAnsi="Times New Roman" w:eastAsia="Times New Roman" w:cs="Times New Roman"/>
+        </w:rPr>
+        <w:t>sp</w:t>
+      </w:r>
+      <w:r>
+        <w:rPr>
+          <w:rFonts w:hint="eastAsia" w:ascii="Times New Roman" w:hAnsi="Times New Roman" w:eastAsia="Times New Roman" w:cs="Times New Roman"/>
+          <w:vertAlign w:val="superscript"/>
+        </w:rPr>
+        <w:t>3</w:t>
+      </w:r>
+      <w:r>
+        <w:rPr>
+          <w:rFonts w:hint="eastAsia" w:ascii="Times New Roman" w:hAnsi="Times New Roman" w:eastAsia="Times New Roman" w:cs="Times New Roman"/>
+        </w:rPr>
+        <w:t>，</w:t>
+      </w:r>
+      <w:r>
+        <w:rPr>
+          <w:rFonts w:hint="eastAsia" w:ascii="Times New Roman" w:hAnsi="Times New Roman" w:eastAsia="FangSong" w:cs="Times New Roman"/>
+        </w:rPr>
+        <w:t>无孤对</w:t>
+      </w:r>
+      <w:r>
+        <w:rPr>
+          <w:rFonts w:ascii="Times New Roman" w:hAnsi="Times New Roman" w:eastAsia="Times New Roman" w:cs="Times New Roman"/>
+        </w:rPr>
+        <w:t xml:space="preserve"> → </w:t>
+      </w:r>
+      <w:r>
+        <w:rPr>
+          <w:rFonts w:hint="eastAsia" w:ascii="Times New Roman" w:hAnsi="Times New Roman" w:eastAsia="FangSong" w:cs="Times New Roman"/>
+        </w:rPr>
+        <w:t>正四面体</w:t>
+      </w:r>
+      <w:r>
+        <w:rPr>
+          <w:rFonts w:hint="eastAsia" w:ascii="Times New Roman" w:hAnsi="Times New Roman" w:eastAsia="Times New Roman" w:cs="Times New Roman"/>
+        </w:rPr>
+        <w:t>（AX</w:t>
+      </w:r>
+      <w:r>
+        <w:rPr>
+          <w:rFonts w:hint="eastAsia" w:ascii="Times New Roman" w:hAnsi="Times New Roman" w:eastAsia="Times New Roman" w:cs="Times New Roman"/>
           <w:vertAlign w:val="subscript"/>
         </w:rPr>
-        <w:t>3</w:t>
-      </w:r>
-      <w:r>
-        <w:rPr>
-          <w:rFonts w:ascii="Times New Roman" w:hAnsi="Times New Roman" w:eastAsia="Times New Roman" w:cs="Times New Roman"/>
-          <w:i/>
-          <w:iCs/>
-        </w:rPr>
-        <w:t xml:space="preserve"> </w:t>
-      </w:r>
-      <w:r>
-        <w:rPr>
-          <w:rFonts w:ascii="Times New Roman" w:hAnsi="Times New Roman" w:eastAsia="Times New Roman" w:cs="Times New Roman"/>
-          <w:i/>
-          <w:iCs/>
-        </w:rPr>
-        <w:t>[!note] XeO</w:t>
-      </w:r>
-      <w:r>
-        <w:rPr>
-          <w:rFonts w:ascii="Times New Roman" w:hAnsi="Times New Roman" w:eastAsia="Times New Roman" w:cs="Times New Roman"/>
-          <w:i/>
-          <w:iCs/>
-          <w:vertAlign w:val="subscript"/>
-        </w:rPr>
         <w:t>4</w:t>
       </w:r>
       <w:r>
         <w:rPr>
-          <w:rFonts w:ascii="Times New Roman" w:hAnsi="Times New Roman" w:eastAsia="Times New Roman" w:cs="Times New Roman"/>
-          <w:i/>
-          <w:iCs/>
-        </w:rPr>
-        <w:t xml:space="preserve"> </w:t>
-      </w:r>
-      <w:r>
-        <w:rPr>
-          <w:rFonts w:hint="eastAsia" w:ascii="Times New Roman" w:hAnsi="Times New Roman" w:eastAsia="FangSong" w:cs="Times New Roman"/>
-          <w:i/>
-          <w:iCs/>
-        </w:rPr>
-        <w:t>正四面体结构</w:t>
-      </w:r>
-      <w:r>
-        <w:rPr>
-          <w:rFonts w:hint="eastAsia" w:ascii="Times New Roman" w:hAnsi="Times New Roman" w:eastAsia="Times New Roman" w:cs="Times New Roman"/>
-          <w:i/>
-          <w:iCs/>
-        </w:rPr>
-        <w:t>（VSEPR</w:t>
-      </w:r>
-      <w:r>
-        <w:rPr>
-          <w:rFonts w:ascii="Times New Roman" w:hAnsi="Times New Roman" w:eastAsia="Times New Roman" w:cs="Times New Roman"/>
-          <w:i/>
-          <w:iCs/>
-        </w:rPr>
-        <w:t xml:space="preserve"> </w:t>
-      </w:r>
-      <w:r>
-        <w:rPr>
-          <w:rFonts w:hint="eastAsia" w:ascii="Times New Roman" w:hAnsi="Times New Roman" w:eastAsia="Times New Roman" w:cs="Times New Roman"/>
-          <w:i/>
-          <w:iCs/>
-        </w:rPr>
-        <w:t>AX</w:t>
-      </w:r>
-      <w:r>
-        <w:rPr>
-          <w:rFonts w:hint="eastAsia" w:ascii="Times New Roman" w:hAnsi="Times New Roman" w:eastAsia="Times New Roman" w:cs="Times New Roman"/>
-          <w:i/>
-          <w:iCs/>
-          <w:vertAlign w:val="subscript"/>
-        </w:rPr>
-        <w:t>4</w:t>
-      </w:r>
-      <w:r>
-        <w:rPr>
-          <w:rFonts w:hint="eastAsia" w:ascii="Times New Roman" w:hAnsi="Times New Roman" w:eastAsia="Times New Roman" w:cs="Times New Roman"/>
-          <w:i/>
-          <w:iCs/>
-        </w:rPr>
-        <w:t>）</w:t>
-      </w:r>
-      <w:r>
-        <w:rPr>
-          <w:rFonts w:ascii="Times New Roman" w:hAnsi="Times New Roman" w:eastAsia="Times New Roman" w:cs="Times New Roman"/>
-          <w:i/>
-          <w:iCs/>
-        </w:rPr>
-        <w:t xml:space="preserve"> </w:t>
-      </w:r>
-      <w:r>
-        <w:rPr>
-          <w:rFonts w:hint="eastAsia" w:ascii="Times New Roman" w:hAnsi="Times New Roman" w:eastAsia="FangSong" w:cs="Times New Roman"/>
-          <w:i/>
-          <w:iCs/>
-        </w:rPr>
-        <w:t>中心</w:t>
-      </w:r>
-      <w:r>
-        <w:rPr>
-          <w:rFonts w:hint="eastAsia" w:ascii="Times New Roman" w:hAnsi="Times New Roman" w:eastAsia="Times New Roman" w:cs="Times New Roman"/>
-          <w:i/>
-          <w:iCs/>
-        </w:rPr>
-        <w:t>Xe</w:t>
-      </w:r>
-      <w:r>
-        <w:rPr>
-          <w:rFonts w:ascii="Times New Roman" w:hAnsi="Times New Roman" w:eastAsia="Times New Roman" w:cs="Times New Roman"/>
-          <w:i/>
-          <w:iCs/>
-        </w:rPr>
-        <w:t xml:space="preserve"> </w:t>
-      </w:r>
-      <w:r>
-        <w:rPr>
-          <w:rFonts w:hint="eastAsia" w:ascii="Times New Roman" w:hAnsi="Times New Roman" w:eastAsia="Times New Roman" w:cs="Times New Roman"/>
-          <w:i/>
-          <w:iCs/>
-        </w:rPr>
-        <w:t>sp</w:t>
-      </w:r>
-      <w:r>
-        <w:rPr>
-          <w:rFonts w:hint="eastAsia" w:ascii="Times New Roman" w:hAnsi="Times New Roman" w:eastAsia="Times New Roman" w:cs="Times New Roman"/>
-          <w:i/>
-          <w:iCs/>
-          <w:vertAlign w:val="superscript"/>
-        </w:rPr>
-        <w:t>3</w:t>
-      </w:r>
-      <w:r>
-        <w:rPr>
-          <w:rFonts w:hint="eastAsia" w:ascii="Times New Roman" w:hAnsi="Times New Roman" w:eastAsia="FangSong" w:cs="Times New Roman"/>
-          <w:i/>
-          <w:iCs/>
-        </w:rPr>
-        <w:t>杂化</w:t>
-      </w:r>
-      <w:r>
-        <w:rPr>
-          <w:rFonts w:hint="eastAsia" w:ascii="Times New Roman" w:hAnsi="Times New Roman" w:eastAsia="Times New Roman" w:cs="Times New Roman"/>
-          <w:i/>
-          <w:iCs/>
-        </w:rPr>
-        <w:t>，</w:t>
-      </w:r>
-      <w:r>
-        <w:rPr>
-          <w:rFonts w:hint="eastAsia" w:ascii="Times New Roman" w:hAnsi="Times New Roman" w:eastAsia="FangSong" w:cs="Times New Roman"/>
-          <w:i/>
-          <w:iCs/>
-        </w:rPr>
-        <w:t>无孤对</w:t>
-      </w:r>
-      <w:r>
-        <w:rPr>
-          <w:rFonts w:ascii="Times New Roman" w:hAnsi="Times New Roman" w:eastAsia="Times New Roman" w:cs="Times New Roman"/>
-          <w:i/>
-          <w:iCs/>
-        </w:rPr>
-        <w:t xml:space="preserve"> → </w:t>
-      </w:r>
-      <w:r>
-        <w:rPr>
-          <w:rFonts w:hint="eastAsia" w:ascii="Times New Roman" w:hAnsi="Times New Roman" w:eastAsia="FangSong" w:cs="Times New Roman"/>
-          <w:i/>
-          <w:iCs/>
-        </w:rPr>
-        <w:t xml:space="preserve">正四面体</w:t>
-      </w:r>
-      <w:r>
-        <w:rPr>
-          <w:rFonts w:ascii="Times New Roman" w:hAnsi="Times New Roman" w:eastAsia="Times New Roman" w:cs="Times New Roman"/>
-          <w:i/>
-          <w:iCs/>
-        </w:rPr>
-        <w:t xml:space="preserve"> </w:t>
-      </w:r>
-      <w:r>
-        <w:rPr>
-          <w:rFonts w:hint="eastAsia" w:ascii="Times New Roman" w:hAnsi="Times New Roman" w:eastAsia="Times New Roman" w:cs="Times New Roman"/>
-          <w:i/>
-          <w:iCs/>
-        </w:rPr>
-        <w:t>+8</w:t>
-      </w:r>
-      <w:r>
-        <w:rPr>
-          <w:rFonts w:hint="eastAsia" w:ascii="Times New Roman" w:hAnsi="Times New Roman" w:eastAsia="FangSong" w:cs="Times New Roman"/>
-          <w:i/>
-          <w:iCs/>
+          <w:rFonts w:hint="eastAsia" w:ascii="Times New Roman" w:hAnsi="Times New Roman" w:eastAsia="Times New Roman" w:cs="Times New Roman"/>
+        </w:rPr>
+        <w:t>）；+8</w:t>
+      </w:r>
+      <w:r>
+        <w:rPr>
+          <w:rFonts w:ascii="Times New Roman" w:hAnsi="Times New Roman" w:eastAsia="Times New Roman" w:cs="Times New Roman"/>
+        </w:rPr>
+        <w:t xml:space="preserve"> </w:t>
+      </w:r>
+      <w:r>
+        <w:rPr>
+          <w:rFonts w:hint="eastAsia" w:ascii="Times New Roman" w:hAnsi="Times New Roman" w:eastAsia="FangSong" w:cs="Times New Roman"/>
         </w:rPr>
         <w:t>价唯一已知中性氙氧化物</w:t>
-      </w:r>
-      <w:r>
-        <w:rPr>
-          <w:rFonts w:hint="eastAsia" w:ascii="Times New Roman" w:hAnsi="Times New Roman" w:eastAsia="Times New Roman" w:cs="Times New Roman"/>
-          <w:i/>
-          <w:iCs/>
-        </w:rPr>
-        <w:t>，</w:t>
-      </w:r>
-      <w:r>
-        <w:rPr>
-          <w:rFonts w:hint="eastAsia" w:ascii="Times New Roman" w:hAnsi="Times New Roman" w:eastAsia="FangSong" w:cs="Times New Roman"/>
-          <w:i/>
-          <w:iCs/>
-        </w:rPr>
-        <w:t>易爆</w:t>
-      </w:r>
-      <w:r>
-        <w:rPr>
-          <w:rFonts w:hint="eastAsia" w:ascii="Times New Roman" w:hAnsi="Times New Roman" w:eastAsia="Times New Roman" w:cs="Times New Roman"/>
-          <w:i/>
-          <w:iCs/>
-        </w:rPr>
-        <w:t>、</w:t>
-      </w:r>
-      <w:r>
-        <w:rPr>
-          <w:rFonts w:hint="eastAsia" w:ascii="Times New Roman" w:hAnsi="Times New Roman" w:eastAsia="FangSong" w:cs="Times New Roman"/>
-          <w:i/>
-          <w:iCs/>
-        </w:rPr>
-        <w:t>极强氧化剂</w:t>
-      </w:r>
-      <w:r>
-        <w:rPr>
-          <w:rFonts w:ascii="Times New Roman" w:hAnsi="Times New Roman" w:eastAsia="Times New Roman" w:cs="Times New Roman"/>
-          <w:i/>
-          <w:iCs/>
-        </w:rPr>
-        <w:t xml:space="preserve"> </w:t>
-      </w:r>
-      <w:r>
-        <w:rPr>
-          <w:rFonts w:hint="eastAsia" w:ascii="Times New Roman" w:hAnsi="Times New Roman" w:eastAsia="FangSong" w:cs="Times New Roman"/>
-        </w:rPr>
-        <w:t xml:space="preserve">图</w:t>
-      </w:r>
-      <w:r>
-        <w:rPr>
-          <w:rFonts w:ascii="Times New Roman" w:hAnsi="Times New Roman" w:eastAsia="Times New Roman" w:cs="Times New Roman"/>
-        </w:rPr>
-        <w:t xml:space="preserve"> 9 XeO</w:t>
-      </w:r>
-      <w:r>
-        <w:rPr>
-          <w:rFonts w:ascii="Times New Roman" w:hAnsi="Times New Roman" w:eastAsia="Times New Roman" w:cs="Times New Roman"/>
-          <w:vertAlign w:val="subscript"/>
-        </w:rPr>
-        <w:t>4</w:t>
-      </w:r>
-      <w:r>
-        <w:rPr>
-          <w:rFonts w:ascii="Times New Roman" w:hAnsi="Times New Roman" w:eastAsia="Times New Roman" w:cs="Times New Roman"/>
-        </w:rPr>
-        <w:t xml:space="preserve"> </w:t>
-      </w:r>
-      <w:r>
-        <w:rPr>
-          <w:rFonts w:hint="eastAsia" w:ascii="Times New Roman" w:hAnsi="Times New Roman" w:eastAsia="FangSong" w:cs="Times New Roman"/>
-        </w:rPr>
-        <w:t>正四面体结构</w:t>
-      </w:r>
-      <w:r>
-        <w:rPr>
-          <w:rFonts w:hint="eastAsia" w:ascii="Times New Roman" w:hAnsi="Times New Roman" w:eastAsia="Times New Roman" w:cs="Times New Roman"/>
-        </w:rPr>
-        <w:t>——sp</w:t>
-      </w:r>
-      <w:r>
-        <w:rPr>
-          <w:rFonts w:hint="eastAsia" w:ascii="Times New Roman" w:hAnsi="Times New Roman" w:eastAsia="Times New Roman" w:cs="Times New Roman"/>
-          <w:vertAlign w:val="superscript"/>
-        </w:rPr>
-        <w:t>3</w:t>
-      </w:r>
-      <w:r>
-        <w:rPr>
-          <w:rFonts w:hint="eastAsia" w:ascii="Times New Roman" w:hAnsi="Times New Roman" w:eastAsia="Times New Roman" w:cs="Times New Roman"/>
-        </w:rPr>
-        <w:t>，</w:t>
-      </w:r>
-      <w:r>
-        <w:rPr>
-          <w:rFonts w:hint="eastAsia" w:ascii="Times New Roman" w:hAnsi="Times New Roman" w:eastAsia="FangSong" w:cs="Times New Roman"/>
-        </w:rPr>
-        <w:t>无孤对</w:t>
-      </w:r>
-      <w:r>
-        <w:rPr>
-          <w:rFonts w:hint="eastAsia" w:ascii="Times New Roman" w:hAnsi="Times New Roman" w:eastAsia="Times New Roman" w:cs="Times New Roman"/>
-        </w:rPr>
-        <w:t>，</w:t>
-      </w:r>
-      <w:r>
-        <w:rPr>
-          <w:rFonts w:hint="eastAsia" w:ascii="Times New Roman" w:hAnsi="Times New Roman" w:eastAsia="FangSong" w:cs="Times New Roman"/>
-        </w:rPr>
-        <w:t>是</w:t>
-      </w:r>
-      <w:r>
-        <w:rPr>
-          <w:rFonts w:ascii="Times New Roman" w:hAnsi="Times New Roman" w:eastAsia="Times New Roman" w:cs="Times New Roman"/>
-        </w:rPr>
-        <w:t xml:space="preserve"> +8 </w:t>
-      </w:r>
-      <w:r>
-        <w:rPr>
-          <w:rFonts w:hint="eastAsia" w:ascii="Times New Roman" w:hAnsi="Times New Roman" w:eastAsia="FangSong" w:cs="Times New Roman"/>
-        </w:rPr>
-        <w:t>价唯一已知的中性氙氧化物</w:t>
       </w:r>
       <w:r>
         <w:rPr>
@@ -26435,7 +26276,7 @@
         <w:rPr>
           <w:rFonts w:hint="eastAsia" w:ascii="Times New Roman" w:hAnsi="Times New Roman" w:eastAsia="Times New Roman" w:cs="Times New Roman"/>
         </w:rPr>
-        <w:t>：~700°C</w:t>
+        <w:t>：~1300°C</w:t>
       </w:r>
       <w:r>
         <w:rPr>
@@ -26478,35 +26319,102 @@
         <w:rPr>
           <w:rFonts w:hint="eastAsia" w:ascii="Times New Roman" w:hAnsi="Times New Roman" w:eastAsia="Times New Roman" w:cs="Times New Roman"/>
         </w:rPr>
+        <w:t>、</w:t>
+      </w:r>
+      <w:r>
+        <w:rPr>
+          <w:rFonts w:hint="eastAsia" w:ascii="Times New Roman" w:hAnsi="Times New Roman" w:eastAsia="FangSong" w:cs="Times New Roman"/>
+        </w:rPr>
+        <w:t>仅</w:t>
+      </w:r>
+      <w:r>
+        <w:rPr>
+          <w:rFonts w:ascii="Times New Roman" w:hAnsi="Times New Roman" w:eastAsia="Times New Roman" w:cs="Times New Roman"/>
+        </w:rPr>
+        <w:t xml:space="preserve"> +1 </w:t>
+      </w:r>
+      <w:r>
+        <w:rPr>
+          <w:rFonts w:hint="eastAsia" w:ascii="Times New Roman" w:hAnsi="Times New Roman" w:eastAsia="FangSong" w:cs="Times New Roman"/>
+        </w:rPr>
+        <w:t>价</w:t>
+      </w:r>
+      <w:r>
+        <w:rPr>
+          <w:rFonts w:hint="eastAsia" w:ascii="Times New Roman" w:hAnsi="Times New Roman" w:eastAsia="Times New Roman" w:cs="Times New Roman"/>
+        </w:rPr>
         <w:t>，</w:t>
       </w:r>
       <w:r>
         <w:rPr>
           <w:rFonts w:hint="eastAsia" w:ascii="Times New Roman" w:hAnsi="Times New Roman" w:eastAsia="FangSong" w:cs="Times New Roman"/>
         </w:rPr>
+        <w:t>极化弱于</w:t>
+      </w:r>
+      <w:r>
+        <w:rPr>
+          <w:rFonts w:ascii="Times New Roman" w:hAnsi="Times New Roman" w:eastAsia="Times New Roman" w:cs="Times New Roman"/>
+        </w:rPr>
+        <w:t xml:space="preserve"> +2 </w:t>
+      </w:r>
+      <w:r>
+        <w:rPr>
+          <w:rFonts w:hint="eastAsia" w:ascii="Times New Roman" w:hAnsi="Times New Roman" w:eastAsia="FangSong" w:cs="Times New Roman"/>
+        </w:rPr>
+        <w:t xml:space="preserve">价的</w:t>
+      </w:r>
+      <w:r>
+        <w:rPr>
+          <w:rFonts w:ascii="Times New Roman" w:hAnsi="Times New Roman" w:eastAsia="Times New Roman" w:cs="Times New Roman"/>
+        </w:rPr>
+        <w:t xml:space="preserve"> </w:t>
+      </w:r>
+      <w:r>
+        <w:rPr>
+          <w:rFonts w:hint="eastAsia" w:ascii="Times New Roman" w:hAnsi="Times New Roman" w:eastAsia="Times New Roman" w:cs="Times New Roman"/>
+        </w:rPr>
+        <w:t>Ca</w:t>
+      </w:r>
+      <w:r>
+        <w:rPr>
+          <w:rFonts w:hint="eastAsia" w:ascii="Times New Roman" w:hAnsi="Times New Roman" w:eastAsia="Times New Roman" w:cs="Times New Roman"/>
+          <w:vertAlign w:val="superscript"/>
+        </w:rPr>
+        <w:t>2+</w:t>
+      </w:r>
+      <w:r>
+        <w:rPr>
+          <w:rFonts w:hint="eastAsia" w:ascii="Times New Roman" w:hAnsi="Times New Roman" w:eastAsia="Times New Roman" w:cs="Times New Roman"/>
+        </w:rPr>
+        <w:t>；</w:t>
+      </w:r>
+      <w:r>
+        <w:rPr>
+          <w:rFonts w:hint="eastAsia" w:ascii="Times New Roman" w:hAnsi="Times New Roman" w:eastAsia="FangSong" w:cs="Times New Roman"/>
+        </w:rPr>
         <w:t>离子势接近</w:t>
       </w:r>
       <w:r>
         <w:rPr>
           <w:rFonts w:ascii="Times New Roman" w:hAnsi="Times New Roman" w:eastAsia="Times New Roman" w:cs="Times New Roman"/>
         </w:rPr>
-        <w:t xml:space="preserve"> Mg</w:t>
-      </w:r>
-      <w:r>
-        <w:rPr>
-          <w:rFonts w:ascii="Times New Roman" w:hAnsi="Times New Roman" w:eastAsia="Times New Roman" w:cs="Times New Roman"/>
+        <w:t xml:space="preserve"> </w:t>
+      </w:r>
+      <w:r>
+        <w:rPr>
+          <w:rFonts w:hint="eastAsia" w:ascii="Times New Roman" w:hAnsi="Times New Roman" w:eastAsia="Times New Roman" w:cs="Times New Roman"/>
+        </w:rPr>
+        <w:t>Mg</w:t>
+      </w:r>
+      <w:r>
+        <w:rPr>
+          <w:rFonts w:hint="eastAsia" w:ascii="Times New Roman" w:hAnsi="Times New Roman" w:eastAsia="Times New Roman" w:cs="Times New Roman"/>
           <w:vertAlign w:val="superscript"/>
         </w:rPr>
         <w:t>2+</w:t>
       </w:r>
       <w:r>
         <w:rPr>
-          <w:rFonts w:ascii="Times New Roman" w:hAnsi="Times New Roman" w:eastAsia="Times New Roman" w:cs="Times New Roman"/>
-        </w:rPr>
-        <w:t xml:space="preserve"> </w:t>
-      </w:r>
-      <w:r>
-        <w:rPr>
           <w:rFonts w:hint="eastAsia" w:ascii="Times New Roman" w:hAnsi="Times New Roman" w:eastAsia="Times New Roman" w:cs="Times New Roman"/>
         </w:rPr>
         <w:t>——</w:t>
@@ -26521,7 +26429,279 @@
         <w:rPr>
           <w:rFonts w:hint="eastAsia" w:ascii="Times New Roman" w:hAnsi="Times New Roman" w:eastAsia="Times New Roman" w:cs="Times New Roman"/>
         </w:rPr>
-        <w:t>）</w:t>
+        <w:t>，</w:t>
+      </w:r>
+      <w:r>
+        <w:rPr>
+          <w:rFonts w:hint="eastAsia" w:ascii="Times New Roman" w:hAnsi="Times New Roman" w:eastAsia="FangSong" w:cs="Times New Roman"/>
+        </w:rPr>
+        <w:t>是唯一能分解的碱金属碳酸盐</w:t>
+      </w:r>
+      <w:r>
+        <w:rPr>
+          <w:rFonts w:hint="eastAsia" w:ascii="Times New Roman" w:hAnsi="Times New Roman" w:eastAsia="Times New Roman" w:cs="Times New Roman"/>
+        </w:rPr>
+        <w:t>）〔</w:t>
+      </w:r>
+      <w:r>
+        <w:rPr>
+          <w:rFonts w:hint="eastAsia" w:ascii="Times New Roman" w:hAnsi="Times New Roman" w:eastAsia="FangSong" w:cs="Times New Roman"/>
+        </w:rPr>
+        <w:t>校勘注</w:t>
+      </w:r>
+      <w:r>
+        <w:rPr>
+          <w:rFonts w:hint="eastAsia" w:ascii="Times New Roman" w:hAnsi="Times New Roman" w:eastAsia="Times New Roman" w:cs="Times New Roman"/>
+        </w:rPr>
+        <w:t>：</w:t>
+      </w:r>
+      <w:r>
+        <w:rPr>
+          <w:rFonts w:hint="eastAsia" w:ascii="Times New Roman" w:hAnsi="Times New Roman" w:eastAsia="FangSong" w:cs="Times New Roman"/>
+        </w:rPr>
+        <w:t>原作</w:t>
+      </w:r>
+      <w:r>
+        <w:rPr>
+          <w:rFonts w:hint="eastAsia" w:ascii="Times New Roman" w:hAnsi="Times New Roman" w:eastAsia="Times New Roman" w:cs="Times New Roman"/>
+        </w:rPr>
+        <w:t>「~700°C</w:t>
+      </w:r>
+      <w:r>
+        <w:rPr>
+          <w:rFonts w:ascii="Times New Roman" w:hAnsi="Times New Roman" w:eastAsia="Times New Roman" w:cs="Times New Roman"/>
+        </w:rPr>
+        <w:t xml:space="preserve"> </w:t>
+      </w:r>
+      <w:r>
+        <w:rPr>
+          <w:rFonts w:hint="eastAsia" w:ascii="Times New Roman" w:hAnsi="Times New Roman" w:eastAsia="FangSong" w:cs="Times New Roman"/>
+        </w:rPr>
+        <w:t>分解</w:t>
+      </w:r>
+      <w:r>
+        <w:rPr>
+          <w:rFonts w:hint="eastAsia" w:ascii="Times New Roman" w:hAnsi="Times New Roman" w:eastAsia="Times New Roman" w:cs="Times New Roman"/>
+        </w:rPr>
+        <w:t>」</w:t>
+      </w:r>
+      <w:r>
+        <w:rPr>
+          <w:rFonts w:hint="eastAsia" w:ascii="Times New Roman" w:hAnsi="Times New Roman" w:eastAsia="FangSong" w:cs="Times New Roman"/>
+        </w:rPr>
+        <w:t>系与</w:t>
+      </w:r>
+      <w:r>
+        <w:rPr>
+          <w:rFonts w:ascii="Times New Roman" w:hAnsi="Times New Roman" w:eastAsia="Times New Roman" w:cs="Times New Roman"/>
+        </w:rPr>
+        <w:t xml:space="preserve"> Li</w:t>
+      </w:r>
+      <w:r>
+        <w:rPr>
+          <w:rFonts w:ascii="Times New Roman" w:hAnsi="Times New Roman" w:eastAsia="Times New Roman" w:cs="Times New Roman"/>
+          <w:vertAlign w:val="subscript"/>
+        </w:rPr>
+        <w:t>2</w:t>
+      </w:r>
+      <w:r>
+        <w:rPr>
+          <w:rFonts w:ascii="Times New Roman" w:hAnsi="Times New Roman" w:eastAsia="Times New Roman" w:cs="Times New Roman"/>
+        </w:rPr>
+        <w:t>CO</w:t>
+      </w:r>
+      <w:r>
+        <w:rPr>
+          <w:rFonts w:ascii="Times New Roman" w:hAnsi="Times New Roman" w:eastAsia="Times New Roman" w:cs="Times New Roman"/>
+          <w:vertAlign w:val="subscript"/>
+        </w:rPr>
+        <w:t>3</w:t>
+      </w:r>
+      <w:r>
+        <w:rPr>
+          <w:rFonts w:ascii="Times New Roman" w:hAnsi="Times New Roman" w:eastAsia="Times New Roman" w:cs="Times New Roman"/>
+        </w:rPr>
+        <w:t xml:space="preserve"> </w:t>
+      </w:r>
+      <w:r>
+        <w:rPr>
+          <w:rFonts w:hint="eastAsia" w:ascii="Times New Roman" w:hAnsi="Times New Roman" w:eastAsia="FangSong" w:cs="Times New Roman"/>
+        </w:rPr>
+        <w:t xml:space="preserve">熔点</w:t>
+      </w:r>
+      <w:r>
+        <w:rPr>
+          <w:rFonts w:ascii="Times New Roman" w:hAnsi="Times New Roman" w:eastAsia="Times New Roman" w:cs="Times New Roman"/>
+        </w:rPr>
+        <w:t xml:space="preserve"> 723°C </w:t>
+      </w:r>
+      <w:r>
+        <w:rPr>
+          <w:rFonts w:hint="eastAsia" w:ascii="Times New Roman" w:hAnsi="Times New Roman" w:eastAsia="FangSong" w:cs="Times New Roman"/>
+        </w:rPr>
+        <w:t>混淆</w:t>
+      </w:r>
+      <w:r>
+        <w:rPr>
+          <w:rFonts w:hint="eastAsia" w:ascii="Times New Roman" w:hAnsi="Times New Roman" w:eastAsia="Times New Roman" w:cs="Times New Roman"/>
+        </w:rPr>
+        <w:t>——</w:t>
+      </w:r>
+      <w:r>
+        <w:rPr>
+          <w:rFonts w:hint="eastAsia" w:ascii="Times New Roman" w:hAnsi="Times New Roman" w:eastAsia="FangSong" w:cs="Times New Roman"/>
+        </w:rPr>
+        <w:t>文献分解温度约</w:t>
+      </w:r>
+      <w:r>
+        <w:rPr>
+          <w:rFonts w:ascii="Times New Roman" w:hAnsi="Times New Roman" w:eastAsia="Times New Roman" w:cs="Times New Roman"/>
+        </w:rPr>
+        <w:t xml:space="preserve"> </w:t>
+      </w:r>
+      <w:r>
+        <w:rPr>
+          <w:rFonts w:hint="eastAsia" w:ascii="Times New Roman" w:hAnsi="Times New Roman" w:eastAsia="Times New Roman" w:cs="Times New Roman"/>
+        </w:rPr>
+        <w:t xml:space="preserve">1300°C（GESTIS/Wikipedia/Bristol</w:t>
+      </w:r>
+      <w:r>
+        <w:rPr>
+          <w:rFonts w:ascii="Times New Roman" w:hAnsi="Times New Roman" w:eastAsia="Times New Roman" w:cs="Times New Roman"/>
+        </w:rPr>
+        <w:t xml:space="preserve"> </w:t>
+      </w:r>
+      <w:r>
+        <w:rPr>
+          <w:rFonts w:hint="eastAsia" w:ascii="Times New Roman" w:hAnsi="Times New Roman" w:eastAsia="FangSong" w:cs="Times New Roman"/>
+        </w:rPr>
+        <w:t>教材页一致</w:t>
+      </w:r>
+      <w:r>
+        <w:rPr>
+          <w:rFonts w:hint="eastAsia" w:ascii="Times New Roman" w:hAnsi="Times New Roman" w:eastAsia="Times New Roman" w:cs="Times New Roman"/>
+        </w:rPr>
+        <w:t>），</w:t>
+      </w:r>
+      <w:r>
+        <w:rPr>
+          <w:rFonts w:hint="eastAsia" w:ascii="Times New Roman" w:hAnsi="Times New Roman" w:eastAsia="FangSong" w:cs="Times New Roman"/>
+        </w:rPr>
+        <w:t>修正后</w:t>
+      </w:r>
+      <w:r>
+        <w:rPr>
+          <w:rFonts w:hint="eastAsia" w:ascii="Times New Roman" w:hAnsi="Times New Roman" w:eastAsia="Times New Roman" w:cs="Times New Roman"/>
+        </w:rPr>
+        <w:t>「Na</w:t>
+      </w:r>
+      <w:r>
+        <w:rPr>
+          <w:rFonts w:hint="eastAsia" w:ascii="Times New Roman" w:hAnsi="Times New Roman" w:eastAsia="Times New Roman" w:cs="Times New Roman"/>
+          <w:vertAlign w:val="subscript"/>
+        </w:rPr>
+        <w:t>2</w:t>
+      </w:r>
+      <w:r>
+        <w:rPr>
+          <w:rFonts w:hint="eastAsia" w:ascii="Times New Roman" w:hAnsi="Times New Roman" w:eastAsia="Times New Roman" w:cs="Times New Roman"/>
+        </w:rPr>
+        <w:t>CO</w:t>
+      </w:r>
+      <w:r>
+        <w:rPr>
+          <w:rFonts w:hint="eastAsia" w:ascii="Times New Roman" w:hAnsi="Times New Roman" w:eastAsia="Times New Roman" w:cs="Times New Roman"/>
+          <w:vertAlign w:val="subscript"/>
+        </w:rPr>
+        <w:t>3</w:t>
+      </w:r>
+      <w:r>
+        <w:rPr>
+          <w:rFonts w:ascii="Times New Roman" w:hAnsi="Times New Roman" w:eastAsia="Times New Roman" w:cs="Times New Roman"/>
+        </w:rPr>
+        <w:t xml:space="preserve"> &gt; Li</w:t>
+      </w:r>
+      <w:r>
+        <w:rPr>
+          <w:rFonts w:ascii="Times New Roman" w:hAnsi="Times New Roman" w:eastAsia="Times New Roman" w:cs="Times New Roman"/>
+          <w:vertAlign w:val="subscript"/>
+        </w:rPr>
+        <w:t>2</w:t>
+      </w:r>
+      <w:r>
+        <w:rPr>
+          <w:rFonts w:ascii="Times New Roman" w:hAnsi="Times New Roman" w:eastAsia="Times New Roman" w:cs="Times New Roman"/>
+        </w:rPr>
+        <w:t>CO</w:t>
+      </w:r>
+      <w:r>
+        <w:rPr>
+          <w:rFonts w:ascii="Times New Roman" w:hAnsi="Times New Roman" w:eastAsia="Times New Roman" w:cs="Times New Roman"/>
+          <w:vertAlign w:val="subscript"/>
+        </w:rPr>
+        <w:t>3</w:t>
+      </w:r>
+      <w:r>
+        <w:rPr>
+          <w:rFonts w:ascii="Times New Roman" w:hAnsi="Times New Roman" w:eastAsia="Times New Roman" w:cs="Times New Roman"/>
+        </w:rPr>
+        <w:t xml:space="preserve"> &gt; CaCO</w:t>
+      </w:r>
+      <w:r>
+        <w:rPr>
+          <w:rFonts w:ascii="Times New Roman" w:hAnsi="Times New Roman" w:eastAsia="Times New Roman" w:cs="Times New Roman"/>
+          <w:vertAlign w:val="subscript"/>
+        </w:rPr>
+        <w:t>3</w:t>
+      </w:r>
+      <w:r>
+        <w:rPr>
+          <w:rFonts w:ascii="Times New Roman" w:hAnsi="Times New Roman" w:eastAsia="Times New Roman" w:cs="Times New Roman"/>
+        </w:rPr>
+        <w:t xml:space="preserve"> &gt; </w:t>
+      </w:r>
+      <w:r>
+        <w:rPr>
+          <w:rFonts w:hint="eastAsia" w:ascii="Times New Roman" w:hAnsi="Times New Roman" w:eastAsia="Times New Roman" w:cs="Times New Roman"/>
+        </w:rPr>
+        <w:t>MgCO</w:t>
+      </w:r>
+      <w:r>
+        <w:rPr>
+          <w:rFonts w:hint="eastAsia" w:ascii="Times New Roman" w:hAnsi="Times New Roman" w:eastAsia="Times New Roman" w:cs="Times New Roman"/>
+          <w:vertAlign w:val="subscript"/>
+        </w:rPr>
+        <w:t>3</w:t>
+      </w:r>
+      <w:r>
+        <w:rPr>
+          <w:rFonts w:hint="eastAsia" w:ascii="Times New Roman" w:hAnsi="Times New Roman" w:eastAsia="Times New Roman" w:cs="Times New Roman"/>
+        </w:rPr>
+        <w:t>」</w:t>
+      </w:r>
+      <w:r>
+        <w:rPr>
+          <w:rFonts w:hint="eastAsia" w:ascii="Times New Roman" w:hAnsi="Times New Roman" w:eastAsia="FangSong" w:cs="Times New Roman"/>
+        </w:rPr>
+        <w:t>的稳定性排序与本条数据</w:t>
+      </w:r>
+      <w:r>
+        <w:rPr>
+          <w:rFonts w:hint="eastAsia" w:ascii="Times New Roman" w:hAnsi="Times New Roman" w:eastAsia="Times New Roman" w:cs="Times New Roman"/>
+        </w:rPr>
+        <w:t>、</w:t>
+      </w:r>
+      <w:r>
+        <w:rPr>
+          <w:rFonts w:hint="eastAsia" w:ascii="Times New Roman" w:hAnsi="Times New Roman" w:eastAsia="FangSong" w:cs="Times New Roman"/>
+        </w:rPr>
+        <w:t>极化理论三方自洽</w:t>
+      </w:r>
+      <w:r>
+        <w:rPr>
+          <w:rFonts w:hint="eastAsia" w:ascii="Times New Roman" w:hAnsi="Times New Roman" w:eastAsia="Times New Roman" w:cs="Times New Roman"/>
+        </w:rPr>
+        <w:t>。〕</w:t>
       </w:r>
       <w:r>
         <w:rPr>

--- a/06-学生侧材料/讲义/5-无机化学/碱金属碱土金属与稀有气体-超级充实版（自学完整）.docx
+++ b/06-学生侧材料/讲义/5-无机化学/碱金属碱土金属与稀有气体-超级充实版（自学完整）.docx
@@ -2,7 +2,7 @@
 <file path=word/document.xml><?xml version="1.0" encoding="utf-8"?>
 <w:document xmlns:w="http://schemas.openxmlformats.org/wordprocessingml/2006/main" xmlns:m="http://schemas.openxmlformats.org/officeDocument/2006/math" xmlns:r="http://schemas.openxmlformats.org/officeDocument/2006/relationships" xmlns:o="urn:schemas-microsoft-com:office:office" xmlns:v="urn:schemas-microsoft-com:vml" xmlns:w10="urn:schemas-microsoft-com:office:word" xmlns:a="http://schemas.openxmlformats.org/drawingml/2006/main" xmlns:pic="http://schemas.openxmlformats.org/drawingml/2006/picture" xmlns:wp="http://schemas.openxmlformats.org/drawingml/2006/wordprocessingDrawing">
   <w:body>
-    <w:bookmarkStart w:id="66" w:name="第四讲碱金属碱土金属与稀有气体"/>
+    <w:bookmarkStart w:id="64" w:name="第四讲碱金属碱土金属与稀有气体"/>
     <w:p>
       <w:pPr>
         <w:pStyle w:val="Heading1"/>
@@ -1066,7 +1066,7 @@
       </w:r>
     </w:p>
     <w:bookmarkEnd w:id="9"/>
-    <w:bookmarkStart w:id="19" w:name="一碱金属递变主线与锂的反常"/>
+    <w:bookmarkStart w:id="20" w:name="一碱金属递变主线与锂的反常"/>
     <w:p>
       <w:pPr>
         <w:pStyle w:val="Heading2"/>
@@ -1105,7 +1105,7 @@
     </w:p>
     <w:p>
       <w:pPr>
-        <w:pStyle w:val="BlockText"/>
+        <w:pStyle w:val="FirstParagraph"/>
       </w:pPr>
       <w:r>
         <w:rPr>
@@ -3380,6 +3380,23 @@
     </w:p>
     <w:p>
       <w:pPr>
+        <w:pStyle w:val="MistakeBlock"/>
+      </w:pPr>
+      <w:r>
+        <w:rPr>
+          <w:rFonts w:hint="eastAsia" w:ascii="Times New Roman" w:hAnsi="Times New Roman" w:eastAsia="FangSong" w:cs="Times New Roman"/>
+        </w:rPr>
+        <w:t xml:space="preserve">电极电势热力学循环的分解示意见图</w:t>
+      </w:r>
+      <w:r>
+        <w:rPr>
+          <w:rFonts w:ascii="Times New Roman" w:hAnsi="Times New Roman" w:eastAsia="Times New Roman" w:cs="Times New Roman"/>
+        </w:rPr>
+        <w:t xml:space="preserve"> 1。</w:t>
+      </w:r>
+    </w:p>
+    <w:p>
+      <w:pPr>
         <w:pStyle w:val="BlockText"/>
         <w:spacing w:before="160" w:after="80"/>
         <w:jc w:val="center"/>
@@ -4335,7 +4352,7 @@
     </w:p>
     <w:p>
       <w:pPr>
-        <w:pStyle w:val="BlockText"/>
+        <w:pStyle w:val="BodyText"/>
       </w:pPr>
       <w:r>
         <w:rPr>
@@ -4441,11 +4458,12 @@
         </w:rPr>
         <w:t>。</w:t>
       </w:r>
-    </w:p>
-    <w:p>
-      <w:pPr>
-        <w:pStyle w:val="BlockText"/>
-      </w:pPr>
+      <w:r>
+        <w:rPr>
+          <w:rFonts w:ascii="Times New Roman" w:hAnsi="Times New Roman" w:eastAsia="Times New Roman" w:cs="Times New Roman"/>
+        </w:rPr>
+        <w:t xml:space="preserve"> </w:t>
+      </w:r>
       <w:r>
         <w:rPr>
           <w:rFonts w:hint="eastAsia" w:ascii="Times New Roman" w:hAnsi="Times New Roman" w:eastAsia="FangSong" w:cs="Times New Roman"/>
@@ -5676,7 +5694,7 @@
     </w:p>
     <w:p>
       <w:pPr>
-        <w:pStyle w:val="BlockText"/>
+        <w:pStyle w:val="FirstParagraph"/>
       </w:pPr>
       <w:r>
         <w:rPr>
@@ -5867,7 +5885,7 @@
     </w:p>
     <w:p>
       <w:pPr>
-        <w:pStyle w:val="FirstParagraph"/>
+        <w:pStyle w:val="BodyText"/>
       </w:pPr>
       <w:r>
         <w:rPr>
@@ -6018,6 +6036,85 @@
           <w:rFonts w:hint="eastAsia" w:ascii="Times New Roman" w:hAnsi="Times New Roman" w:eastAsia="Times New Roman" w:cs="Times New Roman"/>
         </w:rPr>
         <w:t xml:space="preserve">）。</w:t>
+      </w:r>
+    </w:p>
+    <w:p>
+      <w:pPr>
+        <w:pStyle w:val="BodyText"/>
+      </w:pPr>
+      <w:r>
+        <w:rPr>
+          <w:rFonts w:hint="eastAsia" w:ascii="Times New Roman" w:hAnsi="Times New Roman" w:eastAsia="FangSong" w:cs="Times New Roman"/>
+          <w:b/>
+          <w:bCs/>
+        </w:rPr>
+        <w:t xml:space="preserve">安全边界</w:t>
+      </w:r>
+      <w:r>
+        <w:rPr>
+          <w:rFonts w:hint="eastAsia" w:ascii="Times New Roman" w:hAnsi="Times New Roman" w:eastAsia="Times New Roman" w:cs="Times New Roman"/>
+        </w:rPr>
+        <w:t xml:space="preserve">：Na、K</w:t>
+      </w:r>
+      <w:r>
+        <w:rPr>
+          <w:rFonts w:ascii="Times New Roman" w:hAnsi="Times New Roman" w:eastAsia="Times New Roman" w:cs="Times New Roman"/>
+        </w:rPr>
+        <w:t xml:space="preserve"> </w:t>
+      </w:r>
+      <w:r>
+        <w:rPr>
+          <w:rFonts w:hint="eastAsia" w:ascii="Times New Roman" w:hAnsi="Times New Roman" w:eastAsia="FangSong" w:cs="Times New Roman"/>
+        </w:rPr>
+        <w:t>单质储存于煤油</w:t>
+      </w:r>
+      <w:r>
+        <w:rPr>
+          <w:rFonts w:hint="eastAsia" w:ascii="Times New Roman" w:hAnsi="Times New Roman" w:eastAsia="Times New Roman" w:cs="Times New Roman"/>
+        </w:rPr>
+        <w:t>（Li</w:t>
+      </w:r>
+      <w:r>
+        <w:rPr>
+          <w:rFonts w:ascii="Times New Roman" w:hAnsi="Times New Roman" w:eastAsia="Times New Roman" w:cs="Times New Roman"/>
+        </w:rPr>
+        <w:t xml:space="preserve"> </w:t>
+      </w:r>
+      <w:r>
+        <w:rPr>
+          <w:rFonts w:hint="eastAsia" w:ascii="Times New Roman" w:hAnsi="Times New Roman" w:eastAsia="FangSong" w:cs="Times New Roman"/>
+        </w:rPr>
+        <w:t>封于石蜡</w:t>
+      </w:r>
+      <w:r>
+        <w:rPr>
+          <w:rFonts w:hint="eastAsia" w:ascii="Times New Roman" w:hAnsi="Times New Roman" w:eastAsia="Times New Roman" w:cs="Times New Roman"/>
+        </w:rPr>
+        <w:t>），</w:t>
+      </w:r>
+      <w:r>
+        <w:rPr>
+          <w:rFonts w:hint="eastAsia" w:ascii="Times New Roman" w:hAnsi="Times New Roman" w:eastAsia="FangSong" w:cs="Times New Roman"/>
+        </w:rPr>
+        <w:t>遇水剧烈反应甚至爆炸</w:t>
+      </w:r>
+      <w:r>
+        <w:rPr>
+          <w:rFonts w:hint="eastAsia" w:ascii="Times New Roman" w:hAnsi="Times New Roman" w:eastAsia="Times New Roman" w:cs="Times New Roman"/>
+        </w:rPr>
+        <w:t>——</w:t>
+      </w:r>
+      <w:r>
+        <w:rPr>
+          <w:rFonts w:hint="eastAsia" w:ascii="Times New Roman" w:hAnsi="Times New Roman" w:eastAsia="FangSong" w:cs="Times New Roman"/>
+        </w:rPr>
+        <w:t>取用严禁接触水与湿手</w:t>
+      </w:r>
+      <w:r>
+        <w:rPr>
+          <w:rFonts w:hint="eastAsia" w:ascii="Times New Roman" w:hAnsi="Times New Roman" w:eastAsia="Times New Roman" w:cs="Times New Roman"/>
+        </w:rPr>
+        <w:t>。</w:t>
       </w:r>
     </w:p>
     <w:p>
@@ -7611,7 +7708,7 @@
     </w:tbl>
     <w:p>
       <w:pPr>
-        <w:pStyle w:val="BlockText"/>
+        <w:pStyle w:val="BodyText"/>
         <w:spacing w:before="120"/>
       </w:pPr>
       <w:r>
@@ -8016,7 +8113,7 @@
     </w:p>
     <w:p>
       <w:pPr>
-        <w:pStyle w:val="BlockText"/>
+        <w:pStyle w:val="BodyText"/>
       </w:pPr>
       <w:r>
         <w:rPr>
@@ -8229,7 +8326,7 @@
     </w:p>
     <w:p>
       <w:pPr>
-        <w:pStyle w:val="BlockText"/>
+        <w:pStyle w:val="BodyText"/>
       </w:pPr>
       <w:r>
         <w:rPr>
@@ -8498,6 +8595,763 @@
           <w:rFonts w:hint="eastAsia" w:ascii="Times New Roman" w:hAnsi="Times New Roman" w:eastAsia="Times New Roman" w:cs="Times New Roman"/>
         </w:rPr>
         <w:t>）。</w:t>
+      </w:r>
+    </w:p>
+    <w:bookmarkEnd w:id="18"/>
+    <w:bookmarkStart w:id="19" w:name="锂的用途与冠醚络合"/>
+    <w:p>
+      <w:pPr>
+        <w:pStyle w:val="Heading3"/>
+        <w:spacing w:before="280" w:after="120"/>
+      </w:pPr>
+      <w:r>
+        <w:rPr>
+          <w:rFonts w:ascii="Times New Roman" w:hAnsi="Times New Roman" w:eastAsia="Times New Roman" w:cs="Times New Roman"/>
+        </w:rPr>
+        <w:t xml:space="preserve">1.7 </w:t>
+      </w:r>
+      <w:r>
+        <w:rPr>
+          <w:rFonts w:hint="eastAsia" w:ascii="Times New Roman" w:hAnsi="Times New Roman" w:eastAsia="SimHei" w:cs="Times New Roman"/>
+        </w:rPr>
+        <w:t xml:space="preserve">锂的用途与冠醚络合</w:t>
+      </w:r>
+    </w:p>
+    <w:p>
+      <w:pPr>
+        <w:pStyle w:val="FirstParagraph"/>
+      </w:pPr>
+      <w:r>
+        <w:rPr>
+          <w:rFonts w:hint="eastAsia" w:ascii="Times New Roman" w:hAnsi="Times New Roman" w:eastAsia="FangSong" w:cs="Times New Roman"/>
+          <w:b/>
+          <w:bCs/>
+        </w:rPr>
+        <w:t xml:space="preserve">锂电池</w:t>
+      </w:r>
+      <w:r>
+        <w:rPr>
+          <w:rFonts w:hint="eastAsia" w:ascii="Times New Roman" w:hAnsi="Times New Roman" w:eastAsia="Times New Roman" w:cs="Times New Roman"/>
+        </w:rPr>
+        <w:t xml:space="preserve">：</w:t>
+      </w:r>
+      <m:oMath>
+        <m:sSup>
+          <m:e>
+            <m:r>
+              <m:t>E</m:t>
+            </m:r>
+          </m:e>
+          <m:sup>
+            <m:r>
+              <m:t>θ</m:t>
+            </m:r>
+          </m:sup>
+        </m:sSup>
+      </m:oMath>
+      <w:r>
+        <w:rPr>
+          <w:rFonts w:ascii="Times New Roman" w:hAnsi="Times New Roman" w:eastAsia="Times New Roman" w:cs="Times New Roman"/>
+        </w:rPr>
+        <w:t>(Li</w:t>
+      </w:r>
+      <w:r>
+        <w:rPr>
+          <w:rFonts w:ascii="Times New Roman" w:hAnsi="Times New Roman" w:eastAsia="Times New Roman" w:cs="Times New Roman"/>
+          <w:vertAlign w:val="superscript"/>
+        </w:rPr>
+        <w:t>+</w:t>
+      </w:r>
+      <w:r>
+        <w:rPr>
+          <w:rFonts w:ascii="Times New Roman" w:hAnsi="Times New Roman" w:eastAsia="Times New Roman" w:cs="Times New Roman"/>
+        </w:rPr>
+        <w:t xml:space="preserve">/Li) </w:t>
+      </w:r>
+      <w:r>
+        <w:rPr>
+          <w:rFonts w:hint="eastAsia" w:ascii="Times New Roman" w:hAnsi="Times New Roman" w:eastAsia="FangSong" w:cs="Times New Roman"/>
+        </w:rPr>
+        <w:t>最负</w:t>
+      </w:r>
+      <w:r>
+        <w:rPr>
+          <w:rFonts w:hint="eastAsia" w:ascii="Times New Roman" w:hAnsi="Times New Roman" w:eastAsia="Times New Roman" w:cs="Times New Roman"/>
+        </w:rPr>
+        <w:t>（−3.04</w:t>
+      </w:r>
+      <w:r>
+        <w:rPr>
+          <w:rFonts w:ascii="Times New Roman" w:hAnsi="Times New Roman" w:eastAsia="Times New Roman" w:cs="Times New Roman"/>
+        </w:rPr>
+        <w:t xml:space="preserve"> </w:t>
+      </w:r>
+      <w:r>
+        <w:rPr>
+          <w:rFonts w:hint="eastAsia" w:ascii="Times New Roman" w:hAnsi="Times New Roman" w:eastAsia="Times New Roman" w:cs="Times New Roman"/>
+        </w:rPr>
+        <w:t xml:space="preserve">V）→</w:t>
+      </w:r>
+      <w:r>
+        <w:rPr>
+          <w:rFonts w:ascii="Times New Roman" w:hAnsi="Times New Roman" w:eastAsia="Times New Roman" w:cs="Times New Roman"/>
+        </w:rPr>
+        <w:t xml:space="preserve"> </w:t>
+      </w:r>
+      <w:r>
+        <w:rPr>
+          <w:rFonts w:hint="eastAsia" w:ascii="Times New Roman" w:hAnsi="Times New Roman" w:eastAsia="FangSong" w:cs="Times New Roman"/>
+        </w:rPr>
+        <w:t>开路电压高</w:t>
+      </w:r>
+      <w:r>
+        <w:rPr>
+          <w:rFonts w:hint="eastAsia" w:ascii="Times New Roman" w:hAnsi="Times New Roman" w:eastAsia="Times New Roman" w:cs="Times New Roman"/>
+        </w:rPr>
+        <w:t>；</w:t>
+      </w:r>
+      <w:r>
+        <w:rPr>
+          <w:rFonts w:hint="eastAsia" w:ascii="Times New Roman" w:hAnsi="Times New Roman" w:eastAsia="FangSong" w:cs="Times New Roman"/>
+        </w:rPr>
+        <w:t>密度</w:t>
+      </w:r>
+      <w:r>
+        <w:rPr>
+          <w:rFonts w:ascii="Times New Roman" w:hAnsi="Times New Roman" w:eastAsia="Times New Roman" w:cs="Times New Roman"/>
+        </w:rPr>
+        <w:t xml:space="preserve"> 0.53 g/cm</w:t>
+      </w:r>
+      <w:r>
+        <w:rPr>
+          <w:rFonts w:ascii="Times New Roman" w:hAnsi="Times New Roman" w:eastAsia="Times New Roman" w:cs="Times New Roman"/>
+          <w:vertAlign w:val="superscript"/>
+        </w:rPr>
+        <w:t>3</w:t>
+      </w:r>
+      <w:r>
+        <w:rPr>
+          <w:rFonts w:ascii="Times New Roman" w:hAnsi="Times New Roman" w:eastAsia="Times New Roman" w:cs="Times New Roman"/>
+        </w:rPr>
+        <w:t xml:space="preserve"> → </w:t>
+      </w:r>
+      <w:r>
+        <w:rPr>
+          <w:rFonts w:hint="eastAsia" w:ascii="Times New Roman" w:hAnsi="Times New Roman" w:eastAsia="FangSong" w:cs="Times New Roman"/>
+        </w:rPr>
+        <w:t>比能量高</w:t>
+      </w:r>
+      <w:r>
+        <w:rPr>
+          <w:rFonts w:hint="eastAsia" w:ascii="Times New Roman" w:hAnsi="Times New Roman" w:eastAsia="Times New Roman" w:cs="Times New Roman"/>
+        </w:rPr>
+        <w:t>——</w:t>
+      </w:r>
+      <w:r>
+        <w:rPr>
+          <w:rFonts w:hint="eastAsia" w:ascii="Times New Roman" w:hAnsi="Times New Roman" w:eastAsia="FangSong" w:cs="Times New Roman"/>
+        </w:rPr>
+        <w:t>锂一次电池与二次锂离子电池都是</w:t>
+      </w:r>
+      <w:r>
+        <w:rPr>
+          <w:rFonts w:hint="eastAsia" w:ascii="Times New Roman" w:hAnsi="Times New Roman" w:eastAsia="Times New Roman" w:cs="Times New Roman"/>
+        </w:rPr>
+        <w:t>「Li</w:t>
+      </w:r>
+      <w:r>
+        <w:rPr>
+          <w:rFonts w:ascii="Times New Roman" w:hAnsi="Times New Roman" w:eastAsia="Times New Roman" w:cs="Times New Roman"/>
+        </w:rPr>
+        <w:t xml:space="preserve"> </w:t>
+      </w:r>
+      <w:r>
+        <w:rPr>
+          <w:rFonts w:hint="eastAsia" w:ascii="Times New Roman" w:hAnsi="Times New Roman" w:eastAsia="FangSong" w:cs="Times New Roman"/>
+        </w:rPr>
+        <w:t>特殊性</w:t>
+      </w:r>
+      <w:r>
+        <w:rPr>
+          <w:rFonts w:hint="eastAsia" w:ascii="Times New Roman" w:hAnsi="Times New Roman" w:eastAsia="Times New Roman" w:cs="Times New Roman"/>
+        </w:rPr>
+        <w:t>」</w:t>
+      </w:r>
+      <w:r>
+        <w:rPr>
+          <w:rFonts w:hint="eastAsia" w:ascii="Times New Roman" w:hAnsi="Times New Roman" w:eastAsia="FangSong" w:cs="Times New Roman"/>
+        </w:rPr>
+        <w:t>的应用出口</w:t>
+      </w:r>
+      <w:r>
+        <w:rPr>
+          <w:rFonts w:hint="eastAsia" w:ascii="Times New Roman" w:hAnsi="Times New Roman" w:eastAsia="Times New Roman" w:cs="Times New Roman"/>
+        </w:rPr>
+        <w:t>（</w:t>
+      </w:r>
+      <w:r>
+        <w:rPr>
+          <w:rFonts w:hint="eastAsia" w:ascii="Times New Roman" w:hAnsi="Times New Roman" w:eastAsia="FangSong" w:cs="Times New Roman"/>
+        </w:rPr>
+        <w:t>有机锂试剂则是它在合成中的另一面</w:t>
+      </w:r>
+      <w:r>
+        <w:rPr>
+          <w:rFonts w:hint="eastAsia" w:ascii="Times New Roman" w:hAnsi="Times New Roman" w:eastAsia="Times New Roman" w:cs="Times New Roman"/>
+        </w:rPr>
+        <w:t>，</w:t>
+      </w:r>
+      <w:r>
+        <w:rPr>
+          <w:rFonts w:hint="eastAsia" w:ascii="Times New Roman" w:hAnsi="Times New Roman" w:eastAsia="FangSong" w:cs="Times New Roman"/>
+        </w:rPr>
+        <w:t>见</w:t>
+      </w:r>
+      <w:r>
+        <w:rPr>
+          <w:rFonts w:ascii="Times New Roman" w:hAnsi="Times New Roman" w:eastAsia="Times New Roman" w:cs="Times New Roman"/>
+        </w:rPr>
+        <w:t xml:space="preserve"> </w:t>
+      </w:r>
+      <w:r>
+        <w:rPr>
+          <w:rFonts w:hint="eastAsia" w:ascii="Times New Roman" w:hAnsi="Times New Roman" w:eastAsia="FangSong" w:cs="Times New Roman"/>
+        </w:rPr>
+        <w:t>质心</w:t>
+      </w:r>
+      <w:r>
+        <w:rPr>
+          <w:rFonts w:hint="eastAsia" w:ascii="Times New Roman" w:hAnsi="Times New Roman" w:eastAsia="Times New Roman" w:cs="Times New Roman"/>
+        </w:rPr>
+        <w:t>·</w:t>
+      </w:r>
+      <w:r>
+        <w:rPr>
+          <w:rFonts w:hint="eastAsia" w:ascii="Times New Roman" w:hAnsi="Times New Roman" w:eastAsia="FangSong" w:cs="Times New Roman"/>
+        </w:rPr>
+        <w:t>碱金属</w:t>
+      </w:r>
+      <w:r>
+        <w:rPr>
+          <w:rFonts w:hint="eastAsia" w:ascii="Times New Roman" w:hAnsi="Times New Roman" w:eastAsia="Times New Roman" w:cs="Times New Roman"/>
+        </w:rPr>
+        <w:t>）。</w:t>
+      </w:r>
+    </w:p>
+    <w:p>
+      <w:pPr>
+        <w:pStyle w:val="BodyText"/>
+      </w:pPr>
+      <w:r>
+        <w:rPr>
+          <w:rFonts w:hint="eastAsia" w:ascii="Times New Roman" w:hAnsi="Times New Roman" w:eastAsia="FangSong" w:cs="Times New Roman"/>
+          <w:b/>
+          <w:bCs/>
+        </w:rPr>
+        <w:t>冠醚</w:t>
+      </w:r>
+      <w:r>
+        <w:rPr>
+          <w:rFonts w:hint="eastAsia" w:ascii="Times New Roman" w:hAnsi="Times New Roman" w:eastAsia="Times New Roman" w:cs="Times New Roman"/>
+          <w:b/>
+          <w:bCs/>
+        </w:rPr>
+        <w:t>/</w:t>
+      </w:r>
+      <w:r>
+        <w:rPr>
+          <w:rFonts w:hint="eastAsia" w:ascii="Times New Roman" w:hAnsi="Times New Roman" w:eastAsia="FangSong" w:cs="Times New Roman"/>
+          <w:b/>
+          <w:bCs/>
+        </w:rPr>
+        <w:t>穴醚</w:t>
+      </w:r>
+      <w:r>
+        <w:rPr>
+          <w:rFonts w:hint="eastAsia" w:ascii="Times New Roman" w:hAnsi="Times New Roman" w:eastAsia="Times New Roman" w:cs="Times New Roman"/>
+        </w:rPr>
+        <w:t>：18-</w:t>
+      </w:r>
+      <w:r>
+        <w:rPr>
+          <w:rFonts w:hint="eastAsia" w:ascii="Times New Roman" w:hAnsi="Times New Roman" w:eastAsia="FangSong" w:cs="Times New Roman"/>
+        </w:rPr>
+        <w:t>冠</w:t>
+      </w:r>
+      <w:r>
+        <w:rPr>
+          <w:rFonts w:hint="eastAsia" w:ascii="Times New Roman" w:hAnsi="Times New Roman" w:eastAsia="Times New Roman" w:cs="Times New Roman"/>
+        </w:rPr>
+        <w:t>-6</w:t>
+      </w:r>
+      <w:r>
+        <w:rPr>
+          <w:rFonts w:ascii="Times New Roman" w:hAnsi="Times New Roman" w:eastAsia="Times New Roman" w:cs="Times New Roman"/>
+        </w:rPr>
+        <w:t xml:space="preserve"> </w:t>
+      </w:r>
+      <w:r>
+        <w:rPr>
+          <w:rFonts w:hint="eastAsia" w:ascii="Times New Roman" w:hAnsi="Times New Roman" w:eastAsia="FangSong" w:cs="Times New Roman"/>
+        </w:rPr>
+        <w:t>空腔直径</w:t>
+      </w:r>
+      <w:r>
+        <w:rPr>
+          <w:rFonts w:hint="eastAsia" w:ascii="Times New Roman" w:hAnsi="Times New Roman" w:eastAsia="Times New Roman" w:cs="Times New Roman"/>
+        </w:rPr>
+        <w:t>（260～320</w:t>
+      </w:r>
+      <w:r>
+        <w:rPr>
+          <w:rFonts w:ascii="Times New Roman" w:hAnsi="Times New Roman" w:eastAsia="Times New Roman" w:cs="Times New Roman"/>
+        </w:rPr>
+        <w:t xml:space="preserve"> </w:t>
+      </w:r>
+      <w:r>
+        <w:rPr>
+          <w:rFonts w:hint="eastAsia" w:ascii="Times New Roman" w:hAnsi="Times New Roman" w:eastAsia="Times New Roman" w:cs="Times New Roman"/>
+        </w:rPr>
+        <w:t>pm）</w:t>
+      </w:r>
+      <w:r>
+        <w:rPr>
+          <w:rFonts w:hint="eastAsia" w:ascii="Times New Roman" w:hAnsi="Times New Roman" w:eastAsia="FangSong" w:cs="Times New Roman"/>
+        </w:rPr>
+        <w:t>与</w:t>
+      </w:r>
+      <w:r>
+        <w:rPr>
+          <w:rFonts w:ascii="Times New Roman" w:hAnsi="Times New Roman" w:eastAsia="Times New Roman" w:cs="Times New Roman"/>
+        </w:rPr>
+        <w:t xml:space="preserve"> K</w:t>
+      </w:r>
+      <w:r>
+        <w:rPr>
+          <w:rFonts w:ascii="Times New Roman" w:hAnsi="Times New Roman" w:eastAsia="Times New Roman" w:cs="Times New Roman"/>
+          <w:vertAlign w:val="superscript"/>
+        </w:rPr>
+        <w:t>+</w:t>
+      </w:r>
+      <w:r>
+        <w:rPr>
+          <w:rFonts w:ascii="Times New Roman" w:hAnsi="Times New Roman" w:eastAsia="Times New Roman" w:cs="Times New Roman"/>
+        </w:rPr>
+        <w:t xml:space="preserve"> </w:t>
+      </w:r>
+      <w:r>
+        <w:rPr>
+          <w:rFonts w:hint="eastAsia" w:ascii="Times New Roman" w:hAnsi="Times New Roman" w:eastAsia="FangSong" w:cs="Times New Roman"/>
+        </w:rPr>
+        <w:t>直径</w:t>
+      </w:r>
+      <w:r>
+        <w:rPr>
+          <w:rFonts w:hint="eastAsia" w:ascii="Times New Roman" w:hAnsi="Times New Roman" w:eastAsia="Times New Roman" w:cs="Times New Roman"/>
+        </w:rPr>
+        <w:t>（276</w:t>
+      </w:r>
+      <w:r>
+        <w:rPr>
+          <w:rFonts w:ascii="Times New Roman" w:hAnsi="Times New Roman" w:eastAsia="Times New Roman" w:cs="Times New Roman"/>
+        </w:rPr>
+        <w:t xml:space="preserve"> </w:t>
+      </w:r>
+      <w:r>
+        <w:rPr>
+          <w:rFonts w:hint="eastAsia" w:ascii="Times New Roman" w:hAnsi="Times New Roman" w:eastAsia="Times New Roman" w:cs="Times New Roman"/>
+        </w:rPr>
+        <w:t>pm）</w:t>
+      </w:r>
+      <w:r>
+        <w:rPr>
+          <w:rFonts w:hint="eastAsia" w:ascii="Times New Roman" w:hAnsi="Times New Roman" w:eastAsia="FangSong" w:cs="Times New Roman"/>
+        </w:rPr>
+        <w:t>相契合</w:t>
+      </w:r>
+      <w:r>
+        <w:rPr>
+          <w:rFonts w:ascii="Times New Roman" w:hAnsi="Times New Roman" w:eastAsia="Times New Roman" w:cs="Times New Roman"/>
+        </w:rPr>
+        <w:t xml:space="preserve"> → </w:t>
+      </w:r>
+      <w:r>
+        <w:rPr>
+          <w:rFonts w:hint="eastAsia" w:ascii="Times New Roman" w:hAnsi="Times New Roman" w:eastAsia="FangSong" w:cs="Times New Roman"/>
+        </w:rPr>
+        <w:t xml:space="preserve">对</w:t>
+      </w:r>
+      <w:r>
+        <w:rPr>
+          <w:rFonts w:ascii="Times New Roman" w:hAnsi="Times New Roman" w:eastAsia="Times New Roman" w:cs="Times New Roman"/>
+        </w:rPr>
+        <w:t xml:space="preserve"> K</w:t>
+      </w:r>
+      <w:r>
+        <w:rPr>
+          <w:rFonts w:ascii="Times New Roman" w:hAnsi="Times New Roman" w:eastAsia="Times New Roman" w:cs="Times New Roman"/>
+          <w:vertAlign w:val="superscript"/>
+        </w:rPr>
+        <w:t>+</w:t>
+      </w:r>
+      <w:r>
+        <w:rPr>
+          <w:rFonts w:ascii="Times New Roman" w:hAnsi="Times New Roman" w:eastAsia="Times New Roman" w:cs="Times New Roman"/>
+        </w:rPr>
+        <w:t xml:space="preserve"> </w:t>
+      </w:r>
+      <w:r>
+        <w:rPr>
+          <w:rFonts w:hint="eastAsia" w:ascii="Times New Roman" w:hAnsi="Times New Roman" w:eastAsia="FangSong" w:cs="Times New Roman"/>
+        </w:rPr>
+        <w:t>选择性络合</w:t>
+      </w:r>
+      <w:r>
+        <w:rPr>
+          <w:rFonts w:hint="eastAsia" w:ascii="Times New Roman" w:hAnsi="Times New Roman" w:eastAsia="Times New Roman" w:cs="Times New Roman"/>
+        </w:rPr>
+        <w:t>；</w:t>
+      </w:r>
+      <w:r>
+        <w:rPr>
+          <w:rFonts w:hint="eastAsia" w:ascii="Times New Roman" w:hAnsi="Times New Roman" w:eastAsia="FangSong" w:cs="Times New Roman"/>
+        </w:rPr>
+        <w:t>穴醚</w:t>
+      </w:r>
+      <w:r>
+        <w:rPr>
+          <w:rFonts w:hint="eastAsia" w:ascii="Times New Roman" w:hAnsi="Times New Roman" w:eastAsia="Times New Roman" w:cs="Times New Roman"/>
+        </w:rPr>
+        <w:t>（cryptand）</w:t>
+      </w:r>
+      <w:r>
+        <w:rPr>
+          <w:rFonts w:hint="eastAsia" w:ascii="Times New Roman" w:hAnsi="Times New Roman" w:eastAsia="FangSong" w:cs="Times New Roman"/>
+        </w:rPr>
+        <w:t>三维空腔包裹选择性更高</w:t>
+      </w:r>
+      <w:r>
+        <w:rPr>
+          <w:rFonts w:hint="eastAsia" w:ascii="Times New Roman" w:hAnsi="Times New Roman" w:eastAsia="Times New Roman" w:cs="Times New Roman"/>
+        </w:rPr>
+        <w:t>。</w:t>
+      </w:r>
+      <w:r>
+        <w:rPr>
+          <w:rFonts w:hint="eastAsia" w:ascii="Times New Roman" w:hAnsi="Times New Roman" w:eastAsia="FangSong" w:cs="Times New Roman"/>
+        </w:rPr>
+        <w:t>作用</w:t>
+      </w:r>
+      <w:r>
+        <w:rPr>
+          <w:rFonts w:hint="eastAsia" w:ascii="Times New Roman" w:hAnsi="Times New Roman" w:eastAsia="Times New Roman" w:cs="Times New Roman"/>
+        </w:rPr>
+        <w:t>：</w:t>
+      </w:r>
+      <w:r>
+        <w:rPr>
+          <w:rFonts w:hint="eastAsia" w:ascii="Times New Roman" w:hAnsi="Times New Roman" w:eastAsia="FangSong" w:cs="Times New Roman"/>
+        </w:rPr>
+        <w:t>在有机相中</w:t>
+      </w:r>
+      <w:r>
+        <w:rPr>
+          <w:rFonts w:hint="eastAsia" w:ascii="Times New Roman" w:hAnsi="Times New Roman" w:eastAsia="Times New Roman" w:cs="Times New Roman"/>
+        </w:rPr>
+        <w:t>「</w:t>
+      </w:r>
+      <w:r>
+        <w:rPr>
+          <w:rFonts w:hint="eastAsia" w:ascii="Times New Roman" w:hAnsi="Times New Roman" w:eastAsia="FangSong" w:cs="Times New Roman"/>
+        </w:rPr>
+        <w:t>携带</w:t>
+      </w:r>
+      <w:r>
+        <w:rPr>
+          <w:rFonts w:hint="eastAsia" w:ascii="Times New Roman" w:hAnsi="Times New Roman" w:eastAsia="Times New Roman" w:cs="Times New Roman"/>
+        </w:rPr>
+        <w:t>」</w:t>
+      </w:r>
+      <w:r>
+        <w:rPr>
+          <w:rFonts w:hint="eastAsia" w:ascii="Times New Roman" w:hAnsi="Times New Roman" w:eastAsia="FangSong" w:cs="Times New Roman"/>
+        </w:rPr>
+        <w:t>碱金属离子</w:t>
+      </w:r>
+      <w:r>
+        <w:rPr>
+          <w:rFonts w:hint="eastAsia" w:ascii="Times New Roman" w:hAnsi="Times New Roman" w:eastAsia="Times New Roman" w:cs="Times New Roman"/>
+        </w:rPr>
+        <w:t>——</w:t>
+      </w:r>
+      <w:r>
+        <w:rPr>
+          <w:rFonts w:hint="eastAsia" w:ascii="Times New Roman" w:hAnsi="Times New Roman" w:eastAsia="FangSong" w:cs="Times New Roman"/>
+        </w:rPr>
+        <w:t>相转移催化与非水介质离子识别的核心工具</w:t>
+      </w:r>
+      <w:r>
+        <w:rPr>
+          <w:rFonts w:hint="eastAsia" w:ascii="Times New Roman" w:hAnsi="Times New Roman" w:eastAsia="Times New Roman" w:cs="Times New Roman"/>
+        </w:rPr>
+        <w:t>。</w:t>
+      </w:r>
+    </w:p>
+    <w:p>
+      <w:pPr>
+        <w:pStyle w:val="BodyText"/>
+      </w:pPr>
+      <w:r>
+        <w:rPr>
+          <w:rFonts w:hint="eastAsia" w:ascii="Times New Roman" w:hAnsi="Times New Roman" w:eastAsia="FangSong" w:cs="Times New Roman"/>
+        </w:rPr>
+        <w:t>素材锚点</w:t>
+      </w:r>
+      <w:r>
+        <w:rPr>
+          <w:rFonts w:hint="eastAsia" w:ascii="Times New Roman" w:hAnsi="Times New Roman" w:eastAsia="Times New Roman" w:cs="Times New Roman"/>
+        </w:rPr>
+        <w:t>：07-</w:t>
+      </w:r>
+      <w:r>
+        <w:rPr>
+          <w:rFonts w:hint="eastAsia" w:ascii="Times New Roman" w:hAnsi="Times New Roman" w:eastAsia="FangSong" w:cs="Times New Roman"/>
+        </w:rPr>
+        <w:t>资料提炼</w:t>
+      </w:r>
+      <w:r>
+        <w:rPr>
+          <w:rFonts w:hint="eastAsia" w:ascii="Times New Roman" w:hAnsi="Times New Roman" w:eastAsia="Times New Roman" w:cs="Times New Roman"/>
+        </w:rPr>
+        <w:t>/</w:t>
+      </w:r>
+      <w:r>
+        <w:rPr>
+          <w:rFonts w:hint="eastAsia" w:ascii="Times New Roman" w:hAnsi="Times New Roman" w:eastAsia="FangSong" w:cs="Times New Roman"/>
+        </w:rPr>
+        <w:t>教学逻辑提炼</w:t>
+      </w:r>
+      <w:r>
+        <w:rPr>
+          <w:rFonts w:hint="eastAsia" w:ascii="Times New Roman" w:hAnsi="Times New Roman" w:eastAsia="Times New Roman" w:cs="Times New Roman"/>
+        </w:rPr>
+        <w:t>/</w:t>
+      </w:r>
+      <w:r>
+        <w:rPr>
+          <w:rFonts w:hint="eastAsia" w:ascii="Times New Roman" w:hAnsi="Times New Roman" w:eastAsia="FangSong" w:cs="Times New Roman"/>
+        </w:rPr>
+        <w:t>质心</w:t>
+      </w:r>
+      <w:r>
+        <w:rPr>
+          <w:rFonts w:ascii="Times New Roman" w:hAnsi="Times New Roman" w:eastAsia="Times New Roman" w:cs="Times New Roman"/>
+        </w:rPr>
+        <w:t xml:space="preserve"> </w:t>
+      </w:r>
+      <w:r>
+        <w:rPr>
+          <w:rFonts w:hint="eastAsia" w:ascii="Times New Roman" w:hAnsi="Times New Roman" w:eastAsia="FangSong" w:cs="Times New Roman"/>
+        </w:rPr>
+        <w:t xml:space="preserve">元素化学和结构化学</w:t>
+      </w:r>
+      <w:r>
+        <w:rPr>
+          <w:rFonts w:ascii="Times New Roman" w:hAnsi="Times New Roman" w:eastAsia="Times New Roman" w:cs="Times New Roman"/>
+        </w:rPr>
+        <w:t xml:space="preserve"> </w:t>
+      </w:r>
+      <w:r>
+        <w:rPr>
+          <w:rFonts w:hint="eastAsia" w:ascii="Times New Roman" w:hAnsi="Times New Roman" w:eastAsia="FangSong" w:cs="Times New Roman"/>
+        </w:rPr>
+        <w:t>下</w:t>
+      </w:r>
+      <w:r>
+        <w:rPr>
+          <w:rFonts w:hint="eastAsia" w:ascii="Times New Roman" w:hAnsi="Times New Roman" w:eastAsia="Times New Roman" w:cs="Times New Roman"/>
+        </w:rPr>
+        <w:t>/</w:t>
+      </w:r>
+      <w:r>
+        <w:rPr>
+          <w:rFonts w:hint="eastAsia" w:ascii="Times New Roman" w:hAnsi="Times New Roman" w:eastAsia="FangSong" w:cs="Times New Roman"/>
+        </w:rPr>
+        <w:t>教学逻辑提炼</w:t>
+      </w:r>
+      <w:r>
+        <w:rPr>
+          <w:rFonts w:hint="eastAsia" w:ascii="Times New Roman" w:hAnsi="Times New Roman" w:eastAsia="Times New Roman" w:cs="Times New Roman"/>
+        </w:rPr>
+        <w:t>-</w:t>
+      </w:r>
+      <w:r>
+        <w:rPr>
+          <w:rFonts w:hint="eastAsia" w:ascii="Times New Roman" w:hAnsi="Times New Roman" w:eastAsia="FangSong" w:cs="Times New Roman"/>
+        </w:rPr>
+        <w:t>质心</w:t>
+      </w:r>
+      <w:r>
+        <w:rPr>
+          <w:rFonts w:hint="eastAsia" w:ascii="Times New Roman" w:hAnsi="Times New Roman" w:eastAsia="Times New Roman" w:cs="Times New Roman"/>
+        </w:rPr>
+        <w:t>-</w:t>
+      </w:r>
+      <w:r>
+        <w:rPr>
+          <w:rFonts w:hint="eastAsia" w:ascii="Times New Roman" w:hAnsi="Times New Roman" w:eastAsia="FangSong" w:cs="Times New Roman"/>
+        </w:rPr>
+        <w:t>碱金属和碱土金属</w:t>
+      </w:r>
+      <w:r>
+        <w:rPr>
+          <w:rFonts w:hint="eastAsia" w:ascii="Times New Roman" w:hAnsi="Times New Roman" w:eastAsia="Times New Roman" w:cs="Times New Roman"/>
+        </w:rPr>
+        <w:t>-</w:t>
+      </w:r>
+      <w:r>
+        <w:rPr>
+          <w:rFonts w:hint="eastAsia" w:ascii="Times New Roman" w:hAnsi="Times New Roman" w:eastAsia="FangSong" w:cs="Times New Roman"/>
+        </w:rPr>
+        <w:t>第一轮</w:t>
+      </w:r>
+      <w:r>
+        <w:rPr>
+          <w:rFonts w:hint="eastAsia" w:ascii="Times New Roman" w:hAnsi="Times New Roman" w:eastAsia="Times New Roman" w:cs="Times New Roman"/>
+        </w:rPr>
+        <w:t>（</w:t>
+      </w:r>
+      <w:r>
+        <w:rPr>
+          <w:rFonts w:hint="eastAsia" w:ascii="Times New Roman" w:hAnsi="Times New Roman" w:eastAsia="FangSong" w:cs="Times New Roman"/>
+        </w:rPr>
+        <w:t>锂的特殊性</w:t>
+      </w:r>
+      <w:r>
+        <w:rPr>
+          <w:rFonts w:hint="eastAsia" w:ascii="Times New Roman" w:hAnsi="Times New Roman" w:eastAsia="Times New Roman" w:cs="Times New Roman"/>
+        </w:rPr>
+        <w:t>、</w:t>
+      </w:r>
+      <w:r>
+        <w:rPr>
+          <w:rFonts w:hint="eastAsia" w:ascii="Times New Roman" w:hAnsi="Times New Roman" w:eastAsia="FangSong" w:cs="Times New Roman"/>
+        </w:rPr>
+        <w:t>冠醚</w:t>
+      </w:r>
+      <w:r>
+        <w:rPr>
+          <w:rFonts w:hint="eastAsia" w:ascii="Times New Roman" w:hAnsi="Times New Roman" w:eastAsia="Times New Roman" w:cs="Times New Roman"/>
+        </w:rPr>
+        <w:t>）·</w:t>
+      </w:r>
+      <w:r>
+        <w:rPr>
+          <w:rFonts w:ascii="Times New Roman" w:hAnsi="Times New Roman" w:eastAsia="Times New Roman" w:cs="Times New Roman"/>
+        </w:rPr>
+        <w:t xml:space="preserve"> </w:t>
+      </w:r>
+      <w:r>
+        <w:rPr>
+          <w:rFonts w:hint="eastAsia" w:ascii="Times New Roman" w:hAnsi="Times New Roman" w:eastAsia="Times New Roman" w:cs="Times New Roman"/>
+        </w:rPr>
+        <w:t>07-</w:t>
+      </w:r>
+      <w:r>
+        <w:rPr>
+          <w:rFonts w:hint="eastAsia" w:ascii="Times New Roman" w:hAnsi="Times New Roman" w:eastAsia="FangSong" w:cs="Times New Roman"/>
+        </w:rPr>
+        <w:t>资料提炼</w:t>
+      </w:r>
+      <w:r>
+        <w:rPr>
+          <w:rFonts w:hint="eastAsia" w:ascii="Times New Roman" w:hAnsi="Times New Roman" w:eastAsia="Times New Roman" w:cs="Times New Roman"/>
+        </w:rPr>
+        <w:t>/</w:t>
+      </w:r>
+      <w:r>
+        <w:rPr>
+          <w:rFonts w:hint="eastAsia" w:ascii="Times New Roman" w:hAnsi="Times New Roman" w:eastAsia="FangSong" w:cs="Times New Roman"/>
+        </w:rPr>
+        <w:t>习题提炼</w:t>
+      </w:r>
+      <w:r>
+        <w:rPr>
+          <w:rFonts w:hint="eastAsia" w:ascii="Times New Roman" w:hAnsi="Times New Roman" w:eastAsia="Times New Roman" w:cs="Times New Roman"/>
+        </w:rPr>
+        <w:t>/</w:t>
+      </w:r>
+      <w:r>
+        <w:rPr>
+          <w:rFonts w:hint="eastAsia" w:ascii="Times New Roman" w:hAnsi="Times New Roman" w:eastAsia="FangSong" w:cs="Times New Roman"/>
+        </w:rPr>
+        <w:t>习题</w:t>
+      </w:r>
+      <w:r>
+        <w:rPr>
+          <w:rFonts w:hint="eastAsia" w:ascii="Times New Roman" w:hAnsi="Times New Roman" w:eastAsia="Times New Roman" w:cs="Times New Roman"/>
+        </w:rPr>
+        <w:t>-</w:t>
+      </w:r>
+      <w:r>
+        <w:rPr>
+          <w:rFonts w:hint="eastAsia" w:ascii="Times New Roman" w:hAnsi="Times New Roman" w:eastAsia="FangSong" w:cs="Times New Roman"/>
+        </w:rPr>
+        <w:t>普化原理</w:t>
+      </w:r>
+      <w:r>
+        <w:rPr>
+          <w:rFonts w:hint="eastAsia" w:ascii="Times New Roman" w:hAnsi="Times New Roman" w:eastAsia="Times New Roman" w:cs="Times New Roman"/>
+        </w:rPr>
+        <w:t>-</w:t>
+      </w:r>
+      <w:r>
+        <w:rPr>
+          <w:rFonts w:hint="eastAsia" w:ascii="Times New Roman" w:hAnsi="Times New Roman" w:eastAsia="FangSong" w:cs="Times New Roman"/>
+        </w:rPr>
+        <w:t>第</w:t>
+      </w:r>
+      <w:r>
+        <w:rPr>
+          <w:rFonts w:hint="eastAsia" w:ascii="Times New Roman" w:hAnsi="Times New Roman" w:eastAsia="Times New Roman" w:cs="Times New Roman"/>
+        </w:rPr>
+        <w:t>10</w:t>
+      </w:r>
+      <w:r>
+        <w:rPr>
+          <w:rFonts w:hint="eastAsia" w:ascii="Times New Roman" w:hAnsi="Times New Roman" w:eastAsia="FangSong" w:cs="Times New Roman"/>
+        </w:rPr>
+        <w:t>章</w:t>
+      </w:r>
+      <w:r>
+        <w:rPr>
+          <w:rFonts w:hint="eastAsia" w:ascii="Times New Roman" w:hAnsi="Times New Roman" w:eastAsia="Times New Roman" w:cs="Times New Roman"/>
+        </w:rPr>
+        <w:t>-</w:t>
+      </w:r>
+      <w:r>
+        <w:rPr>
+          <w:rFonts w:hint="eastAsia" w:ascii="Times New Roman" w:hAnsi="Times New Roman" w:eastAsia="FangSong" w:cs="Times New Roman"/>
+        </w:rPr>
+        <w:t>氧化还原电化学</w:t>
+      </w:r>
+      <w:r>
+        <w:rPr>
+          <w:rFonts w:hint="eastAsia" w:ascii="Times New Roman" w:hAnsi="Times New Roman" w:eastAsia="Times New Roman" w:cs="Times New Roman"/>
+        </w:rPr>
+        <w:t>（</w:t>
+      </w:r>
+      <w:r>
+        <w:rPr>
+          <w:rFonts w:hint="eastAsia" w:ascii="Times New Roman" w:hAnsi="Times New Roman" w:eastAsia="FangSong" w:cs="Times New Roman"/>
+        </w:rPr>
+        <w:t>锂二次电池</w:t>
+      </w:r>
+      <w:r>
+        <w:rPr>
+          <w:rFonts w:hint="eastAsia" w:ascii="Times New Roman" w:hAnsi="Times New Roman" w:eastAsia="Times New Roman" w:cs="Times New Roman"/>
+        </w:rPr>
+        <w:t>）</w:t>
       </w:r>
     </w:p>
     <w:p>
@@ -8510,9 +9364,9 @@
         </w:pict>
       </w:r>
     </w:p>
-    <w:bookmarkEnd w:id="18"/>
     <w:bookmarkEnd w:id="19"/>
-    <w:bookmarkStart w:id="23" w:name="二碱土金属be-的特异与溶解度趋势"/>
+    <w:bookmarkEnd w:id="20"/>
+    <w:bookmarkStart w:id="24" w:name="二碱土金属be-的特异与溶解度趋势"/>
     <w:p>
       <w:pPr>
         <w:pStyle w:val="Heading2"/>
@@ -8557,7 +9411,7 @@
     </w:p>
     <w:p>
       <w:pPr>
-        <w:pStyle w:val="BlockText"/>
+        <w:pStyle w:val="FirstParagraph"/>
       </w:pPr>
       <w:r>
         <w:rPr>
@@ -8768,7 +9622,7 @@
         <w:t>。</w:t>
       </w:r>
     </w:p>
-    <w:bookmarkStart w:id="20" w:name="碱土金属-vs-碱金属双栏对比"/>
+    <w:bookmarkStart w:id="21" w:name="碱土金属-vs-碱金属双栏对比"/>
     <w:p>
       <w:pPr>
         <w:pStyle w:val="Heading3"/>
@@ -9601,7 +10455,7 @@
     </w:tbl>
     <w:p>
       <w:pPr>
-        <w:pStyle w:val="BlockText"/>
+        <w:pStyle w:val="BodyText"/>
         <w:spacing w:before="120"/>
       </w:pPr>
       <w:r>
@@ -9799,8 +10653,8 @@
         <w:t>）。</w:t>
       </w:r>
     </w:p>
-    <w:bookmarkEnd w:id="20"/>
-    <w:bookmarkStart w:id="21" w:name="认知冲突②be-是碱土金属但化学行为完全不像碱土金属"/>
+    <w:bookmarkEnd w:id="21"/>
+    <w:bookmarkStart w:id="22" w:name="认知冲突②be-是碱土金属但化学行为完全不像碱土金属"/>
     <w:p>
       <w:pPr>
         <w:pStyle w:val="Heading3"/>
@@ -10676,8 +11530,8 @@
         <w:t>。）</w:t>
       </w:r>
     </w:p>
-    <w:bookmarkEnd w:id="21"/>
-    <w:bookmarkStart w:id="22" w:name="碱土金属溶解度与稳定性趋势"/>
+    <w:bookmarkEnd w:id="22"/>
+    <w:bookmarkStart w:id="23" w:name="碱土金属溶解度与稳定性趋势"/>
     <w:p>
       <w:pPr>
         <w:pStyle w:val="Heading3"/>
@@ -11852,6 +12706,103 @@
     </w:p>
     <w:p>
       <w:pPr>
+        <w:pStyle w:val="BodyText"/>
+      </w:pPr>
+      <w:r>
+        <w:rPr>
+          <w:rFonts w:hint="eastAsia" w:ascii="Times New Roman" w:hAnsi="Times New Roman" w:eastAsia="FangSong" w:cs="Times New Roman"/>
+          <w:b/>
+          <w:bCs/>
+        </w:rPr>
+        <w:t xml:space="preserve">安全边界</w:t>
+      </w:r>
+      <w:r>
+        <w:rPr>
+          <w:rFonts w:hint="eastAsia" w:ascii="Times New Roman" w:hAnsi="Times New Roman" w:eastAsia="Times New Roman" w:cs="Times New Roman"/>
+        </w:rPr>
+        <w:t xml:space="preserve">：Be</w:t>
+      </w:r>
+      <w:r>
+        <w:rPr>
+          <w:rFonts w:ascii="Times New Roman" w:hAnsi="Times New Roman" w:eastAsia="Times New Roman" w:cs="Times New Roman"/>
+        </w:rPr>
+        <w:t xml:space="preserve"> </w:t>
+      </w:r>
+      <w:r>
+        <w:rPr>
+          <w:rFonts w:hint="eastAsia" w:ascii="Times New Roman" w:hAnsi="Times New Roman" w:eastAsia="FangSong" w:cs="Times New Roman"/>
+        </w:rPr>
+        <w:t>及其化合物剧毒且致癌</w:t>
+      </w:r>
+      <w:r>
+        <w:rPr>
+          <w:rFonts w:hint="eastAsia" w:ascii="Times New Roman" w:hAnsi="Times New Roman" w:eastAsia="Times New Roman" w:cs="Times New Roman"/>
+        </w:rPr>
+        <w:t>（</w:t>
+      </w:r>
+      <w:r>
+        <w:rPr>
+          <w:rFonts w:hint="eastAsia" w:ascii="Times New Roman" w:hAnsi="Times New Roman" w:eastAsia="FangSong" w:cs="Times New Roman"/>
+        </w:rPr>
+        <w:t>吸入</w:t>
+      </w:r>
+      <w:r>
+        <w:rPr>
+          <w:rFonts w:ascii="Times New Roman" w:hAnsi="Times New Roman" w:eastAsia="Times New Roman" w:cs="Times New Roman"/>
+        </w:rPr>
+        <w:t xml:space="preserve"> Be </w:t>
+      </w:r>
+      <w:r>
+        <w:rPr>
+          <w:rFonts w:hint="eastAsia" w:ascii="Times New Roman" w:hAnsi="Times New Roman" w:eastAsia="FangSong" w:cs="Times New Roman"/>
+        </w:rPr>
+        <w:t>粉尘或烟雾可致铍肺</w:t>
+      </w:r>
+      <w:r>
+        <w:rPr>
+          <w:rFonts w:hint="eastAsia" w:ascii="Times New Roman" w:hAnsi="Times New Roman" w:eastAsia="Times New Roman" w:cs="Times New Roman"/>
+        </w:rPr>
+        <w:t>、</w:t>
+      </w:r>
+      <w:r>
+        <w:rPr>
+          <w:rFonts w:hint="eastAsia" w:ascii="Times New Roman" w:hAnsi="Times New Roman" w:eastAsia="FangSong" w:cs="Times New Roman"/>
+        </w:rPr>
+        <w:t>肺癌</w:t>
+      </w:r>
+      <w:r>
+        <w:rPr>
+          <w:rFonts w:hint="eastAsia" w:ascii="Times New Roman" w:hAnsi="Times New Roman" w:eastAsia="Times New Roman" w:cs="Times New Roman"/>
+        </w:rPr>
+        <w:t>）——</w:t>
+      </w:r>
+      <w:r>
+        <w:rPr>
+          <w:rFonts w:hint="eastAsia" w:ascii="Times New Roman" w:hAnsi="Times New Roman" w:eastAsia="FangSong" w:cs="Times New Roman"/>
+        </w:rPr>
+        <w:t>含铍试剂须在专用通风橱中操作</w:t>
+      </w:r>
+      <w:r>
+        <w:rPr>
+          <w:rFonts w:hint="eastAsia" w:ascii="Times New Roman" w:hAnsi="Times New Roman" w:eastAsia="Times New Roman" w:cs="Times New Roman"/>
+        </w:rPr>
+        <w:t>，</w:t>
+      </w:r>
+      <w:r>
+        <w:rPr>
+          <w:rFonts w:hint="eastAsia" w:ascii="Times New Roman" w:hAnsi="Times New Roman" w:eastAsia="FangSong" w:cs="Times New Roman"/>
+        </w:rPr>
+        <w:t>废液单独回收</w:t>
+      </w:r>
+      <w:r>
+        <w:rPr>
+          <w:rFonts w:hint="eastAsia" w:ascii="Times New Roman" w:hAnsi="Times New Roman" w:eastAsia="Times New Roman" w:cs="Times New Roman"/>
+        </w:rPr>
+        <w:t>。</w:t>
+      </w:r>
+    </w:p>
+    <w:p>
+      <w:pPr>
         <w:spacing w:before="160" w:after="80"/>
       </w:pPr>
       <w:r>
@@ -11860,9 +12811,9 @@
         </w:pict>
       </w:r>
     </w:p>
-    <w:bookmarkEnd w:id="22"/>
     <w:bookmarkEnd w:id="23"/>
-    <w:bookmarkStart w:id="28" w:name="三对角线规则"/>
+    <w:bookmarkEnd w:id="24"/>
+    <w:bookmarkStart w:id="29" w:name="三对角线规则"/>
     <w:p>
       <w:pPr>
         <w:pStyle w:val="Heading2"/>
@@ -11889,7 +12840,7 @@
     </w:p>
     <w:p>
       <w:pPr>
-        <w:pStyle w:val="BlockText"/>
+        <w:pStyle w:val="FirstParagraph"/>
       </w:pPr>
       <w:r>
         <w:rPr>
@@ -11968,7 +12919,7 @@
         <w:t>。</w:t>
       </w:r>
     </w:p>
-    <w:bookmarkStart w:id="24" w:name="定义与根源"/>
+    <w:bookmarkStart w:id="25" w:name="定义与根源"/>
     <w:p>
       <w:pPr>
         <w:pStyle w:val="Heading3"/>
@@ -12660,7 +13611,7 @@
     </w:tbl>
     <w:p>
       <w:pPr>
-        <w:pStyle w:val="BlockText"/>
+        <w:pStyle w:val="BodyText"/>
         <w:spacing w:before="120"/>
       </w:pPr>
       <w:r>
@@ -12806,8 +13757,8 @@
         <w:t>。</w:t>
       </w:r>
     </w:p>
-    <w:bookmarkEnd w:id="24"/>
-    <w:bookmarkStart w:id="25" w:name="li-mg锂的化学双胞胎"/>
+    <w:bookmarkEnd w:id="25"/>
+    <w:bookmarkStart w:id="26" w:name="li-mg锂的化学双胞胎"/>
     <w:p>
       <w:pPr>
         <w:pStyle w:val="Heading3"/>
@@ -13702,8 +14653,8 @@
         <w:t xml:space="preserve"> Na。</w:t>
       </w:r>
     </w:p>
-    <w:bookmarkEnd w:id="25"/>
-    <w:bookmarkStart w:id="26" w:name="be-al最常考的斜线"/>
+    <w:bookmarkEnd w:id="26"/>
+    <w:bookmarkStart w:id="27" w:name="be-al最常考的斜线"/>
     <w:p>
       <w:pPr>
         <w:pStyle w:val="Heading3"/>
@@ -14501,8 +15452,8 @@
         <w:t>。</w:t>
       </w:r>
     </w:p>
-    <w:bookmarkEnd w:id="26"/>
-    <w:bookmarkStart w:id="27" w:name="b-si了解"/>
+    <w:bookmarkEnd w:id="27"/>
+    <w:bookmarkStart w:id="28" w:name="b-si了解"/>
     <w:p>
       <w:pPr>
         <w:pStyle w:val="Heading3"/>
@@ -14713,7 +15664,7 @@
     </w:p>
     <w:p>
       <w:pPr>
-        <w:pStyle w:val="BlockText"/>
+        <w:pStyle w:val="FirstParagraph"/>
       </w:pPr>
       <w:r>
         <w:rPr>
@@ -14788,9 +15739,9 @@
         </w:pict>
       </w:r>
     </w:p>
-    <w:bookmarkEnd w:id="27"/>
     <w:bookmarkEnd w:id="28"/>
-    <w:bookmarkStart w:id="33" w:name="四稀有气体化合物"/>
+    <w:bookmarkEnd w:id="29"/>
+    <w:bookmarkStart w:id="34" w:name="四稀有气体化合物"/>
     <w:p>
       <w:pPr>
         <w:pStyle w:val="Heading2"/>
@@ -14817,7 +15768,7 @@
     </w:p>
     <w:p>
       <w:pPr>
-        <w:pStyle w:val="BlockText"/>
+        <w:pStyle w:val="FirstParagraph"/>
       </w:pPr>
       <w:r>
         <w:rPr>
@@ -14992,7 +15943,7 @@
         <w:t>）。</w:t>
       </w:r>
     </w:p>
-    <w:bookmarkStart w:id="29" w:name="bartlett-突破1962"/>
+    <w:bookmarkStart w:id="30" w:name="bartlett-突破1962"/>
     <w:p>
       <w:pPr>
         <w:pStyle w:val="Heading3"/>
@@ -15484,8 +16435,8 @@
         <w:t>。</w:t>
       </w:r>
     </w:p>
-    <w:bookmarkEnd w:id="29"/>
-    <w:bookmarkStart w:id="30" w:name="氙的氟化物制备与-vsepr"/>
+    <w:bookmarkEnd w:id="30"/>
+    <w:bookmarkStart w:id="31" w:name="氙的氟化物制备与-vsepr"/>
     <w:p>
       <w:pPr>
         <w:pStyle w:val="Heading3"/>
@@ -15529,11 +16480,12 @@
         <w:tblLook w:firstRow="1" w:lastRow="0" w:firstColumn="0" w:lastColumn="0" w:noHBand="0" w:noVBand="0" w:val="0020"/>
       </w:tblPr>
       <w:tblGrid>
-        <w:gridCol w:w="1584"/>
-        <w:gridCol w:w="1584"/>
-        <w:gridCol w:w="1584"/>
-        <w:gridCol w:w="1584"/>
-        <w:gridCol w:w="1584"/>
+        <w:gridCol w:w="1320"/>
+        <w:gridCol w:w="1320"/>
+        <w:gridCol w:w="1320"/>
+        <w:gridCol w:w="1320"/>
+        <w:gridCol w:w="1320"/>
+        <w:gridCol w:w="1320"/>
       </w:tblGrid>
       <w:tr>
         <w:trPr>
@@ -15648,6 +16600,22 @@
             </w:r>
           </w:p>
         </w:tc>
+        <w:tc>
+          <w:tcPr/>
+          <w:p>
+            <w:pPr>
+              <w:pStyle w:val="Compact"/>
+              <w:jc w:val="center"/>
+            </w:pPr>
+            <w:r>
+              <w:rPr>
+                <w:rFonts w:hint="eastAsia" w:ascii="Times New Roman" w:hAnsi="Times New Roman" w:eastAsia="SimHei" w:cs="Times New Roman"/>
+                <w:b/>
+              </w:rPr>
+              <w:t xml:space="preserve">杂化</w:t>
+            </w:r>
+          </w:p>
+        </w:tc>
       </w:tr>
       <w:tr>
         <w:tc>
@@ -15764,6 +16732,34 @@
             </w:r>
           </w:p>
         </w:tc>
+        <w:tc>
+          <w:tcPr/>
+          <w:p>
+            <w:pPr>
+              <w:pStyle w:val="Compact"/>
+              <w:jc w:val="center"/>
+            </w:pPr>
+            <w:r>
+              <w:rPr>
+                <w:rFonts w:ascii="Times New Roman" w:hAnsi="Times New Roman" w:eastAsia="Times New Roman" w:cs="Times New Roman"/>
+              </w:rPr>
+              <w:t>sp</w:t>
+            </w:r>
+            <w:r>
+              <w:rPr>
+                <w:rFonts w:ascii="Times New Roman" w:hAnsi="Times New Roman" w:eastAsia="Times New Roman" w:cs="Times New Roman"/>
+                <w:vertAlign w:val="superscript"/>
+              </w:rPr>
+              <w:t>3</w:t>
+            </w:r>
+            <w:r>
+              <w:rPr>
+                <w:rFonts w:ascii="Times New Roman" w:hAnsi="Times New Roman" w:eastAsia="Times New Roman" w:cs="Times New Roman"/>
+              </w:rPr>
+              <w:t>d</w:t>
+            </w:r>
+          </w:p>
+        </w:tc>
       </w:tr>
       <w:tr>
         <w:tc>
@@ -15863,6 +16859,41 @@
               <w:rPr>
                 <w:rFonts w:ascii="Times New Roman" w:hAnsi="Times New Roman" w:eastAsia="Times New Roman" w:cs="Times New Roman"/>
                 <w:vertAlign w:val="subscript"/>
+              </w:rPr>
+              <w:t>2</w:t>
+            </w:r>
+          </w:p>
+        </w:tc>
+        <w:tc>
+          <w:tcPr/>
+          <w:p>
+            <w:pPr>
+              <w:pStyle w:val="Compact"/>
+              <w:jc w:val="center"/>
+            </w:pPr>
+            <w:r>
+              <w:rPr>
+                <w:rFonts w:ascii="Times New Roman" w:hAnsi="Times New Roman" w:eastAsia="Times New Roman" w:cs="Times New Roman"/>
+              </w:rPr>
+              <w:t>sp</w:t>
+            </w:r>
+            <w:r>
+              <w:rPr>
+                <w:rFonts w:ascii="Times New Roman" w:hAnsi="Times New Roman" w:eastAsia="Times New Roman" w:cs="Times New Roman"/>
+                <w:vertAlign w:val="superscript"/>
+              </w:rPr>
+              <w:t>3</w:t>
+            </w:r>
+            <w:r>
+              <w:rPr>
+                <w:rFonts w:ascii="Times New Roman" w:hAnsi="Times New Roman" w:eastAsia="Times New Roman" w:cs="Times New Roman"/>
+              </w:rPr>
+              <w:t>d</w:t>
+            </w:r>
+            <w:r>
+              <w:rPr>
+                <w:rFonts w:ascii="Times New Roman" w:hAnsi="Times New Roman" w:eastAsia="Times New Roman" w:cs="Times New Roman"/>
+                <w:vertAlign w:val="superscript"/>
               </w:rPr>
               <w:t>2</w:t>
             </w:r>
@@ -15982,6 +17013,41 @@
                 <w:rFonts w:ascii="Times New Roman" w:hAnsi="Times New Roman" w:eastAsia="Times New Roman" w:cs="Times New Roman"/>
               </w:rPr>
               <w:t>E</w:t>
+            </w:r>
+          </w:p>
+        </w:tc>
+        <w:tc>
+          <w:tcPr/>
+          <w:p>
+            <w:pPr>
+              <w:pStyle w:val="Compact"/>
+              <w:jc w:val="center"/>
+            </w:pPr>
+            <w:r>
+              <w:rPr>
+                <w:rFonts w:ascii="Times New Roman" w:hAnsi="Times New Roman" w:eastAsia="Times New Roman" w:cs="Times New Roman"/>
+              </w:rPr>
+              <w:t>sp</w:t>
+            </w:r>
+            <w:r>
+              <w:rPr>
+                <w:rFonts w:ascii="Times New Roman" w:hAnsi="Times New Roman" w:eastAsia="Times New Roman" w:cs="Times New Roman"/>
+                <w:vertAlign w:val="superscript"/>
+              </w:rPr>
+              <w:t>3</w:t>
+            </w:r>
+            <w:r>
+              <w:rPr>
+                <w:rFonts w:ascii="Times New Roman" w:hAnsi="Times New Roman" w:eastAsia="Times New Roman" w:cs="Times New Roman"/>
+              </w:rPr>
+              <w:t>d</w:t>
+            </w:r>
+            <w:r>
+              <w:rPr>
+                <w:rFonts w:ascii="Times New Roman" w:hAnsi="Times New Roman" w:eastAsia="Times New Roman" w:cs="Times New Roman"/>
+                <w:vertAlign w:val="superscript"/>
+              </w:rPr>
+              <w:t>3</w:t>
             </w:r>
           </w:p>
         </w:tc>
@@ -16364,81 +17430,75 @@
     </w:p>
     <w:p>
       <w:pPr>
-        <w:pStyle w:val="BlockText"/>
+        <w:pStyle w:val="BodyText"/>
       </w:pPr>
       <w:r>
         <w:rPr>
-          <w:rFonts w:hint="eastAsia" w:ascii="Times New Roman" w:hAnsi="Times New Roman" w:eastAsia="FangSong" w:cs="Times New Roman"/>
-          <w:b/>
-          <w:bCs/>
-        </w:rPr>
-        <w:t xml:space="preserve">口诀</w:t>
-      </w:r>
-      <w:r>
-        <w:rPr>
-          <w:rFonts w:hint="eastAsia" w:ascii="Times New Roman" w:hAnsi="Times New Roman" w:eastAsia="Times New Roman" w:cs="Times New Roman"/>
-        </w:rPr>
-        <w:t>：</w:t>
-      </w:r>
-      <w:r>
-        <w:rPr>
-          <w:rFonts w:hint="eastAsia" w:ascii="Times New Roman" w:hAnsi="Times New Roman" w:eastAsia="FangSong" w:cs="Times New Roman"/>
-        </w:rPr>
-        <w:t>先算总价电子</w:t>
-      </w:r>
-      <w:r>
-        <w:rPr>
-          <w:rFonts w:hint="eastAsia" w:ascii="Times New Roman" w:hAnsi="Times New Roman" w:eastAsia="Times New Roman" w:cs="Times New Roman"/>
-        </w:rPr>
-        <w:t>，</w:t>
-      </w:r>
-      <w:r>
-        <w:rPr>
-          <w:rFonts w:hint="eastAsia" w:ascii="Times New Roman" w:hAnsi="Times New Roman" w:eastAsia="FangSong" w:cs="Times New Roman"/>
-        </w:rPr>
-        <w:t>除以</w:t>
-      </w:r>
-      <w:r>
-        <w:rPr>
-          <w:rFonts w:ascii="Times New Roman" w:hAnsi="Times New Roman" w:eastAsia="Times New Roman" w:cs="Times New Roman"/>
-        </w:rPr>
-        <w:t xml:space="preserve"> 2 </w:t>
-      </w:r>
-      <w:r>
-        <w:rPr>
-          <w:rFonts w:hint="eastAsia" w:ascii="Times New Roman" w:hAnsi="Times New Roman" w:eastAsia="FangSong" w:cs="Times New Roman"/>
-        </w:rPr>
-        <w:t>得电子对数</w:t>
-      </w:r>
-      <w:r>
-        <w:rPr>
-          <w:rFonts w:hint="eastAsia" w:ascii="Times New Roman" w:hAnsi="Times New Roman" w:eastAsia="Times New Roman" w:cs="Times New Roman"/>
-        </w:rPr>
-        <w:t>；</w:t>
-      </w:r>
-      <w:r>
-        <w:rPr>
-          <w:rFonts w:hint="eastAsia" w:ascii="Times New Roman" w:hAnsi="Times New Roman" w:eastAsia="FangSong" w:cs="Times New Roman"/>
-        </w:rPr>
-        <w:t>减去配位数得孤对</w:t>
-      </w:r>
-      <w:r>
-        <w:rPr>
-          <w:rFonts w:hint="eastAsia" w:ascii="Times New Roman" w:hAnsi="Times New Roman" w:eastAsia="Times New Roman" w:cs="Times New Roman"/>
-        </w:rPr>
-        <w:t>；</w:t>
-      </w:r>
-      <w:r>
-        <w:rPr>
-          <w:rFonts w:hint="eastAsia" w:ascii="Times New Roman" w:hAnsi="Times New Roman" w:eastAsia="FangSong" w:cs="Times New Roman"/>
-        </w:rPr>
-        <w:t>孤对占位推实际构型</w:t>
-      </w:r>
-      <w:r>
-        <w:rPr>
-          <w:rFonts w:hint="eastAsia" w:ascii="Times New Roman" w:hAnsi="Times New Roman" w:eastAsia="Times New Roman" w:cs="Times New Roman"/>
-        </w:rPr>
-        <w:t>。</w:t>
+          <w:rFonts w:hint="eastAsia" w:ascii="Times New Roman" w:hAnsi="Times New Roman" w:eastAsia="Times New Roman" w:cs="Times New Roman"/>
+        </w:rPr>
+        <w:t xml:space="preserve">（Xe—F</w:t>
+      </w:r>
+      <w:r>
+        <w:rPr>
+          <w:rFonts w:ascii="Times New Roman" w:hAnsi="Times New Roman" w:eastAsia="Times New Roman" w:cs="Times New Roman"/>
+        </w:rPr>
+        <w:t xml:space="preserve"> </w:t>
+      </w:r>
+      <w:r>
+        <w:rPr>
+          <w:rFonts w:hint="eastAsia" w:ascii="Times New Roman" w:hAnsi="Times New Roman" w:eastAsia="FangSong" w:cs="Times New Roman"/>
+        </w:rPr>
+        <w:t>键长</w:t>
+      </w:r>
+      <w:r>
+        <w:rPr>
+          <w:rFonts w:hint="eastAsia" w:ascii="Times New Roman" w:hAnsi="Times New Roman" w:eastAsia="Times New Roman" w:cs="Times New Roman"/>
+        </w:rPr>
+        <w:t>：XeF</w:t>
+      </w:r>
+      <w:r>
+        <w:rPr>
+          <w:rFonts w:hint="eastAsia" w:ascii="Times New Roman" w:hAnsi="Times New Roman" w:eastAsia="Times New Roman" w:cs="Times New Roman"/>
+          <w:vertAlign w:val="subscript"/>
+        </w:rPr>
+        <w:t>2</w:t>
+      </w:r>
+      <w:r>
+        <w:rPr>
+          <w:rFonts w:ascii="Times New Roman" w:hAnsi="Times New Roman" w:eastAsia="Times New Roman" w:cs="Times New Roman"/>
+        </w:rPr>
+        <w:t xml:space="preserve"> 200 pm、XeF</w:t>
+      </w:r>
+      <w:r>
+        <w:rPr>
+          <w:rFonts w:ascii="Times New Roman" w:hAnsi="Times New Roman" w:eastAsia="Times New Roman" w:cs="Times New Roman"/>
+          <w:vertAlign w:val="subscript"/>
+        </w:rPr>
+        <w:t>4</w:t>
+      </w:r>
+      <w:r>
+        <w:rPr>
+          <w:rFonts w:ascii="Times New Roman" w:hAnsi="Times New Roman" w:eastAsia="Times New Roman" w:cs="Times New Roman"/>
+        </w:rPr>
+        <w:t xml:space="preserve"> 195 </w:t>
+      </w:r>
+      <w:r>
+        <w:rPr>
+          <w:rFonts w:hint="eastAsia" w:ascii="Times New Roman" w:hAnsi="Times New Roman" w:eastAsia="Times New Roman" w:cs="Times New Roman"/>
+        </w:rPr>
+        <w:t>pm，</w:t>
+      </w:r>
+      <w:r>
+        <w:rPr>
+          <w:rFonts w:hint="eastAsia" w:ascii="Times New Roman" w:hAnsi="Times New Roman" w:eastAsia="FangSong" w:cs="Times New Roman"/>
+        </w:rPr>
+        <w:t>结构题常给数据点</w:t>
+      </w:r>
+      <w:r>
+        <w:rPr>
+          <w:rFonts w:hint="eastAsia" w:ascii="Times New Roman" w:hAnsi="Times New Roman" w:eastAsia="Times New Roman" w:cs="Times New Roman"/>
+        </w:rPr>
+        <w:t>。）</w:t>
       </w:r>
     </w:p>
     <w:p>
@@ -16447,217 +17507,11 @@
       </w:pPr>
       <w:r>
         <w:rPr>
-          <w:rFonts w:ascii="Times New Roman" w:hAnsi="Times New Roman" w:eastAsia="Times New Roman" w:cs="Times New Roman"/>
-        </w:rPr>
-        <w:t>XeF</w:t>
-      </w:r>
-      <w:r>
-        <w:rPr>
-          <w:rFonts w:ascii="Times New Roman" w:hAnsi="Times New Roman" w:eastAsia="Times New Roman" w:cs="Times New Roman"/>
-          <w:vertAlign w:val="subscript"/>
-        </w:rPr>
-        <w:t>2</w:t>
-      </w:r>
-      <w:r>
-        <w:rPr>
-          <w:rFonts w:ascii="Times New Roman" w:hAnsi="Times New Roman" w:eastAsia="Times New Roman" w:cs="Times New Roman"/>
-        </w:rPr>
-        <w:t xml:space="preserve"> </w:t>
-      </w:r>
-      <w:r>
-        <w:rPr>
-          <w:rFonts w:hint="eastAsia" w:ascii="Times New Roman" w:hAnsi="Times New Roman" w:eastAsia="FangSong" w:cs="Times New Roman"/>
-        </w:rPr>
-        <w:t>直线形结构</w:t>
-      </w:r>
-      <w:r>
-        <w:rPr>
-          <w:rFonts w:hint="eastAsia" w:ascii="Times New Roman" w:hAnsi="Times New Roman" w:eastAsia="Times New Roman" w:cs="Times New Roman"/>
-        </w:rPr>
-        <w:t>（VSEPR</w:t>
-      </w:r>
-      <w:r>
-        <w:rPr>
-          <w:rFonts w:ascii="Times New Roman" w:hAnsi="Times New Roman" w:eastAsia="Times New Roman" w:cs="Times New Roman"/>
-        </w:rPr>
-        <w:t xml:space="preserve"> </w:t>
-      </w:r>
-      <w:r>
-        <w:rPr>
-          <w:rFonts w:hint="eastAsia" w:ascii="Times New Roman" w:hAnsi="Times New Roman" w:eastAsia="Times New Roman" w:cs="Times New Roman"/>
-        </w:rPr>
-        <w:t>AX</w:t>
-      </w:r>
-      <w:r>
-        <w:rPr>
-          <w:rFonts w:hint="eastAsia" w:ascii="Times New Roman" w:hAnsi="Times New Roman" w:eastAsia="Times New Roman" w:cs="Times New Roman"/>
-          <w:vertAlign w:val="subscript"/>
-        </w:rPr>
-        <w:t>2</w:t>
-      </w:r>
-      <w:r>
-        <w:rPr>
-          <w:rFonts w:hint="eastAsia" w:ascii="Times New Roman" w:hAnsi="Times New Roman" w:eastAsia="Times New Roman" w:cs="Times New Roman"/>
-        </w:rPr>
-        <w:t>E</w:t>
-      </w:r>
-      <w:r>
-        <w:rPr>
-          <w:rFonts w:hint="eastAsia" w:ascii="Times New Roman" w:hAnsi="Times New Roman" w:eastAsia="Times New Roman" w:cs="Times New Roman"/>
-          <w:vertAlign w:val="subscript"/>
-        </w:rPr>
-        <w:t>3</w:t>
-      </w:r>
-      <w:r>
-        <w:rPr>
-          <w:rFonts w:hint="eastAsia" w:ascii="Times New Roman" w:hAnsi="Times New Roman" w:eastAsia="Times New Roman" w:cs="Times New Roman"/>
-        </w:rPr>
-        <w:t>）</w:t>
-      </w:r>
-      <w:r>
-        <w:rPr>
-          <w:rFonts w:ascii="Times New Roman" w:hAnsi="Times New Roman" w:eastAsia="Times New Roman" w:cs="Times New Roman"/>
-        </w:rPr>
-        <w:t xml:space="preserve"> </w:t>
-      </w:r>
-      <w:r>
-        <w:rPr>
-          <w:rFonts w:hint="eastAsia" w:ascii="Times New Roman" w:hAnsi="Times New Roman" w:eastAsia="FangSong" w:cs="Times New Roman"/>
-        </w:rPr>
-        <w:t>中心</w:t>
-      </w:r>
-      <w:r>
-        <w:rPr>
-          <w:rFonts w:hint="eastAsia" w:ascii="Times New Roman" w:hAnsi="Times New Roman" w:eastAsia="Times New Roman" w:cs="Times New Roman"/>
-        </w:rPr>
-        <w:t>Xe</w:t>
-      </w:r>
-      <w:r>
-        <w:rPr>
-          <w:rFonts w:ascii="Times New Roman" w:hAnsi="Times New Roman" w:eastAsia="Times New Roman" w:cs="Times New Roman"/>
-        </w:rPr>
-        <w:t xml:space="preserve"> </w:t>
-      </w:r>
-      <w:r>
-        <w:rPr>
-          <w:rFonts w:hint="eastAsia" w:ascii="Times New Roman" w:hAnsi="Times New Roman" w:eastAsia="Times New Roman" w:cs="Times New Roman"/>
-        </w:rPr>
-        <w:t>sp</w:t>
-      </w:r>
-      <w:r>
-        <w:rPr>
-          <w:rFonts w:hint="eastAsia" w:ascii="Times New Roman" w:hAnsi="Times New Roman" w:eastAsia="Times New Roman" w:cs="Times New Roman"/>
-          <w:vertAlign w:val="superscript"/>
-        </w:rPr>
-        <w:t>3</w:t>
-      </w:r>
-      <w:r>
-        <w:rPr>
-          <w:rFonts w:hint="eastAsia" w:ascii="Times New Roman" w:hAnsi="Times New Roman" w:eastAsia="Times New Roman" w:cs="Times New Roman"/>
-        </w:rPr>
-        <w:t>d</w:t>
-      </w:r>
-      <w:r>
-        <w:rPr>
-          <w:rFonts w:hint="eastAsia" w:ascii="Times New Roman" w:hAnsi="Times New Roman" w:eastAsia="FangSong" w:cs="Times New Roman"/>
-        </w:rPr>
-        <w:t>杂化</w:t>
-      </w:r>
-      <w:r>
-        <w:rPr>
-          <w:rFonts w:hint="eastAsia" w:ascii="Times New Roman" w:hAnsi="Times New Roman" w:eastAsia="Times New Roman" w:cs="Times New Roman"/>
-        </w:rPr>
-        <w:t>，3</w:t>
-      </w:r>
-      <w:r>
-        <w:rPr>
-          <w:rFonts w:hint="eastAsia" w:ascii="Times New Roman" w:hAnsi="Times New Roman" w:eastAsia="FangSong" w:cs="Times New Roman"/>
-        </w:rPr>
-        <w:t>对孤对电子取赤道位</w:t>
-      </w:r>
-      <w:r>
-        <w:rPr>
-          <w:rFonts w:hint="eastAsia" w:ascii="Times New Roman" w:hAnsi="Times New Roman" w:eastAsia="Times New Roman" w:cs="Times New Roman"/>
-        </w:rPr>
-        <w:t>，2</w:t>
-      </w:r>
-      <w:r>
-        <w:rPr>
-          <w:rFonts w:hint="eastAsia" w:ascii="Times New Roman" w:hAnsi="Times New Roman" w:eastAsia="FangSong" w:cs="Times New Roman"/>
-        </w:rPr>
-        <w:t>个</w:t>
-      </w:r>
-      <w:r>
-        <w:rPr>
-          <w:rFonts w:hint="eastAsia" w:ascii="Times New Roman" w:hAnsi="Times New Roman" w:eastAsia="Times New Roman" w:cs="Times New Roman"/>
-        </w:rPr>
-        <w:t>F</w:t>
-      </w:r>
-      <w:r>
-        <w:rPr>
-          <w:rFonts w:hint="eastAsia" w:ascii="Times New Roman" w:hAnsi="Times New Roman" w:eastAsia="FangSong" w:cs="Times New Roman"/>
-        </w:rPr>
-        <w:t>取轴向</w:t>
-      </w:r>
-      <w:r>
-        <w:rPr>
-          <w:rFonts w:ascii="Times New Roman" w:hAnsi="Times New Roman" w:eastAsia="Times New Roman" w:cs="Times New Roman"/>
-        </w:rPr>
-        <w:t xml:space="preserve"> → </w:t>
-      </w:r>
-      <w:r>
-        <w:rPr>
-          <w:rFonts w:hint="eastAsia" w:ascii="Times New Roman" w:hAnsi="Times New Roman" w:eastAsia="FangSong" w:cs="Times New Roman"/>
-        </w:rPr>
-        <w:t xml:space="preserve">直线形</w:t>
-      </w:r>
-      <w:r>
-        <w:rPr>
-          <w:rFonts w:ascii="Times New Roman" w:hAnsi="Times New Roman" w:eastAsia="Times New Roman" w:cs="Times New Roman"/>
-        </w:rPr>
-        <w:t xml:space="preserve"> </w:t>
-      </w:r>
-      <w:r>
-        <w:rPr>
-          <w:rFonts w:hint="eastAsia" w:ascii="Times New Roman" w:hAnsi="Times New Roman" w:eastAsia="FangSong" w:cs="Times New Roman"/>
-        </w:rPr>
-        <w:t>键角</w:t>
-      </w:r>
-      <w:r>
-        <w:rPr>
-          <w:rFonts w:hint="eastAsia" w:ascii="Times New Roman" w:hAnsi="Times New Roman" w:eastAsia="Times New Roman" w:cs="Times New Roman"/>
-        </w:rPr>
-        <w:t>180°，Xe—F</w:t>
-      </w:r>
-      <w:r>
-        <w:rPr>
-          <w:rFonts w:hint="eastAsia" w:ascii="Times New Roman" w:hAnsi="Times New Roman" w:eastAsia="FangSong" w:cs="Times New Roman"/>
-        </w:rPr>
-        <w:t>键长</w:t>
-      </w:r>
-      <w:r>
-        <w:rPr>
-          <w:rFonts w:hint="eastAsia" w:ascii="Times New Roman" w:hAnsi="Times New Roman" w:eastAsia="Times New Roman" w:cs="Times New Roman"/>
-        </w:rPr>
-        <w:t>200</w:t>
-      </w:r>
-      <w:r>
-        <w:rPr>
-          <w:rFonts w:ascii="Times New Roman" w:hAnsi="Times New Roman" w:eastAsia="Times New Roman" w:cs="Times New Roman"/>
-        </w:rPr>
-        <w:t xml:space="preserve"> pm</w:t>
-      </w:r>
-      <w:r>
-        <w:rPr>
-          <w:rFonts w:ascii="Times New Roman" w:hAnsi="Times New Roman" w:eastAsia="Times New Roman" w:cs="Times New Roman"/>
-        </w:rPr>
-        <w:t xml:space="preserve"> </w:t>
-      </w:r>
-      <w:r>
-        <w:rPr>
-          <w:rFonts w:hint="eastAsia" w:ascii="Times New Roman" w:hAnsi="Times New Roman" w:eastAsia="FangSong" w:cs="Times New Roman"/>
-        </w:rPr>
-        <w:t>结构要点</w:t>
+          <w:rFonts w:hint="eastAsia" w:ascii="Times New Roman" w:hAnsi="Times New Roman" w:eastAsia="FangSong" w:cs="Times New Roman"/>
+          <w:b/>
+          <w:bCs/>
+        </w:rPr>
+        <w:t xml:space="preserve">口诀</w:t>
       </w:r>
       <w:r>
         <w:rPr>
@@ -16669,792 +17523,65 @@
         <w:rPr>
           <w:rFonts w:hint="eastAsia" w:ascii="Times New Roman" w:hAnsi="Times New Roman" w:eastAsia="FangSong" w:cs="Times New Roman"/>
         </w:rPr>
-        <w:t>中心</w:t>
-      </w:r>
-      <w:r>
-        <w:rPr>
-          <w:rFonts w:ascii="Times New Roman" w:hAnsi="Times New Roman" w:eastAsia="Times New Roman" w:cs="Times New Roman"/>
-        </w:rPr>
-        <w:t xml:space="preserve"> Xe </w:t>
-      </w:r>
-      <w:r>
-        <w:rPr>
-          <w:rFonts w:hint="eastAsia" w:ascii="Times New Roman" w:hAnsi="Times New Roman" w:eastAsia="FangSong" w:cs="Times New Roman"/>
-        </w:rPr>
-        <w:t xml:space="preserve">取</w:t>
-      </w:r>
-      <w:r>
-        <w:rPr>
-          <w:rFonts w:ascii="Times New Roman" w:hAnsi="Times New Roman" w:eastAsia="Times New Roman" w:cs="Times New Roman"/>
-        </w:rPr>
-        <w:t xml:space="preserve"> </w:t>
-      </w:r>
-      <w:r>
-        <w:rPr>
-          <w:rFonts w:hint="eastAsia" w:ascii="Times New Roman" w:hAnsi="Times New Roman" w:eastAsia="Times New Roman" w:cs="Times New Roman"/>
-        </w:rPr>
-        <w:t>sp</w:t>
-      </w:r>
-      <w:r>
-        <w:rPr>
-          <w:rFonts w:hint="eastAsia" w:ascii="Times New Roman" w:hAnsi="Times New Roman" w:eastAsia="Times New Roman" w:cs="Times New Roman"/>
-          <w:vertAlign w:val="superscript"/>
-        </w:rPr>
-        <w:t>3</w:t>
-      </w:r>
-      <w:r>
-        <w:rPr>
-          <w:rFonts w:hint="eastAsia" w:ascii="Times New Roman" w:hAnsi="Times New Roman" w:eastAsia="Times New Roman" w:cs="Times New Roman"/>
-        </w:rPr>
-        <w:t>d，3</w:t>
-      </w:r>
-      <w:r>
-        <w:rPr>
-          <w:rFonts w:ascii="Times New Roman" w:hAnsi="Times New Roman" w:eastAsia="Times New Roman" w:cs="Times New Roman"/>
-        </w:rPr>
-        <w:t xml:space="preserve"> </w:t>
-      </w:r>
-      <w:r>
-        <w:rPr>
-          <w:rFonts w:hint="eastAsia" w:ascii="Times New Roman" w:hAnsi="Times New Roman" w:eastAsia="FangSong" w:cs="Times New Roman"/>
-        </w:rPr>
-        <w:t>对孤对占赤道位</w:t>
-      </w:r>
-      <w:r>
-        <w:rPr>
-          <w:rFonts w:hint="eastAsia" w:ascii="Times New Roman" w:hAnsi="Times New Roman" w:eastAsia="Times New Roman" w:cs="Times New Roman"/>
-        </w:rPr>
-        <w:t>，2</w:t>
-      </w:r>
-      <w:r>
-        <w:rPr>
-          <w:rFonts w:ascii="Times New Roman" w:hAnsi="Times New Roman" w:eastAsia="Times New Roman" w:cs="Times New Roman"/>
-        </w:rPr>
-        <w:t xml:space="preserve"> </w:t>
-      </w:r>
-      <w:r>
-        <w:rPr>
-          <w:rFonts w:hint="eastAsia" w:ascii="Times New Roman" w:hAnsi="Times New Roman" w:eastAsia="FangSong" w:cs="Times New Roman"/>
-        </w:rPr>
-        <w:t xml:space="preserve">个</w:t>
-      </w:r>
-      <w:r>
-        <w:rPr>
-          <w:rFonts w:ascii="Times New Roman" w:hAnsi="Times New Roman" w:eastAsia="Times New Roman" w:cs="Times New Roman"/>
-        </w:rPr>
-        <w:t xml:space="preserve"> F </w:t>
-      </w:r>
-      <w:r>
-        <w:rPr>
-          <w:rFonts w:hint="eastAsia" w:ascii="Times New Roman" w:hAnsi="Times New Roman" w:eastAsia="FangSong" w:cs="Times New Roman"/>
-        </w:rPr>
-        <w:t xml:space="preserve">占轴向</w:t>
-      </w:r>
-      <w:r>
-        <w:rPr>
-          <w:rFonts w:ascii="Times New Roman" w:hAnsi="Times New Roman" w:eastAsia="Times New Roman" w:cs="Times New Roman"/>
-        </w:rPr>
-        <w:t xml:space="preserve"> → </w:t>
-      </w:r>
-      <w:r>
-        <w:rPr>
-          <w:rFonts w:hint="eastAsia" w:ascii="Times New Roman" w:hAnsi="Times New Roman" w:eastAsia="FangSong" w:cs="Times New Roman"/>
-        </w:rPr>
-        <w:t>直线形</w:t>
-      </w:r>
-      <w:r>
-        <w:rPr>
-          <w:rFonts w:hint="eastAsia" w:ascii="Times New Roman" w:hAnsi="Times New Roman" w:eastAsia="Times New Roman" w:cs="Times New Roman"/>
-        </w:rPr>
-        <w:t>（AX</w:t>
-      </w:r>
-      <w:r>
-        <w:rPr>
-          <w:rFonts w:hint="eastAsia" w:ascii="Times New Roman" w:hAnsi="Times New Roman" w:eastAsia="Times New Roman" w:cs="Times New Roman"/>
-          <w:vertAlign w:val="subscript"/>
-        </w:rPr>
-        <w:t>2</w:t>
-      </w:r>
-      <w:r>
-        <w:rPr>
-          <w:rFonts w:hint="eastAsia" w:ascii="Times New Roman" w:hAnsi="Times New Roman" w:eastAsia="Times New Roman" w:cs="Times New Roman"/>
-        </w:rPr>
-        <w:t>E</w:t>
-      </w:r>
-      <w:r>
-        <w:rPr>
-          <w:rFonts w:hint="eastAsia" w:ascii="Times New Roman" w:hAnsi="Times New Roman" w:eastAsia="Times New Roman" w:cs="Times New Roman"/>
-          <w:vertAlign w:val="subscript"/>
-        </w:rPr>
-        <w:t>3</w:t>
-      </w:r>
-      <w:r>
-        <w:rPr>
-          <w:rFonts w:hint="eastAsia" w:ascii="Times New Roman" w:hAnsi="Times New Roman" w:eastAsia="Times New Roman" w:cs="Times New Roman"/>
-        </w:rPr>
-        <w:t>）</w:t>
-      </w:r>
-      <w:r>
-        <w:rPr>
-          <w:rFonts w:ascii="Times New Roman" w:hAnsi="Times New Roman" w:eastAsia="Times New Roman" w:cs="Times New Roman"/>
-        </w:rPr>
-        <w:t xml:space="preserve"> </w:t>
-      </w:r>
-      <w:r>
-        <w:rPr>
-          <w:rFonts w:ascii="Times New Roman" w:hAnsi="Times New Roman" w:eastAsia="Times New Roman" w:cs="Times New Roman"/>
-        </w:rPr>
-        <w:t>[!note] XeF</w:t>
-      </w:r>
-      <w:r>
-        <w:rPr>
-          <w:rFonts w:ascii="Times New Roman" w:hAnsi="Times New Roman" w:eastAsia="Times New Roman" w:cs="Times New Roman"/>
-          <w:vertAlign w:val="subscript"/>
-        </w:rPr>
-        <w:t>4</w:t>
-      </w:r>
-      <w:r>
-        <w:rPr>
-          <w:rFonts w:ascii="Times New Roman" w:hAnsi="Times New Roman" w:eastAsia="Times New Roman" w:cs="Times New Roman"/>
-        </w:rPr>
-        <w:t xml:space="preserve"> </w:t>
-      </w:r>
-      <w:r>
-        <w:rPr>
-          <w:rFonts w:hint="eastAsia" w:ascii="Times New Roman" w:hAnsi="Times New Roman" w:eastAsia="FangSong" w:cs="Times New Roman"/>
-        </w:rPr>
-        <w:t>平面正方形结构</w:t>
-      </w:r>
-      <w:r>
-        <w:rPr>
-          <w:rFonts w:hint="eastAsia" w:ascii="Times New Roman" w:hAnsi="Times New Roman" w:eastAsia="Times New Roman" w:cs="Times New Roman"/>
-        </w:rPr>
-        <w:t>（VSEPR</w:t>
-      </w:r>
-      <w:r>
-        <w:rPr>
-          <w:rFonts w:ascii="Times New Roman" w:hAnsi="Times New Roman" w:eastAsia="Times New Roman" w:cs="Times New Roman"/>
-        </w:rPr>
-        <w:t xml:space="preserve"> </w:t>
-      </w:r>
-      <w:r>
-        <w:rPr>
-          <w:rFonts w:hint="eastAsia" w:ascii="Times New Roman" w:hAnsi="Times New Roman" w:eastAsia="Times New Roman" w:cs="Times New Roman"/>
-        </w:rPr>
-        <w:t>AX</w:t>
-      </w:r>
-      <w:r>
-        <w:rPr>
-          <w:rFonts w:hint="eastAsia" w:ascii="Times New Roman" w:hAnsi="Times New Roman" w:eastAsia="Times New Roman" w:cs="Times New Roman"/>
-          <w:vertAlign w:val="subscript"/>
-        </w:rPr>
-        <w:t>4</w:t>
-      </w:r>
-      <w:r>
-        <w:rPr>
-          <w:rFonts w:hint="eastAsia" w:ascii="Times New Roman" w:hAnsi="Times New Roman" w:eastAsia="Times New Roman" w:cs="Times New Roman"/>
-        </w:rPr>
-        <w:t>E</w:t>
-      </w:r>
-      <w:r>
-        <w:rPr>
-          <w:rFonts w:hint="eastAsia" w:ascii="Times New Roman" w:hAnsi="Times New Roman" w:eastAsia="Times New Roman" w:cs="Times New Roman"/>
-          <w:vertAlign w:val="subscript"/>
-        </w:rPr>
-        <w:t>2</w:t>
-      </w:r>
-      <w:r>
-        <w:rPr>
-          <w:rFonts w:hint="eastAsia" w:ascii="Times New Roman" w:hAnsi="Times New Roman" w:eastAsia="Times New Roman" w:cs="Times New Roman"/>
-        </w:rPr>
-        <w:t>）</w:t>
-      </w:r>
-      <w:r>
-        <w:rPr>
-          <w:rFonts w:ascii="Times New Roman" w:hAnsi="Times New Roman" w:eastAsia="Times New Roman" w:cs="Times New Roman"/>
-        </w:rPr>
-        <w:t xml:space="preserve"> </w:t>
-      </w:r>
-      <w:r>
-        <w:rPr>
-          <w:rFonts w:hint="eastAsia" w:ascii="Times New Roman" w:hAnsi="Times New Roman" w:eastAsia="FangSong" w:cs="Times New Roman"/>
-        </w:rPr>
-        <w:t>中心</w:t>
-      </w:r>
-      <w:r>
-        <w:rPr>
-          <w:rFonts w:hint="eastAsia" w:ascii="Times New Roman" w:hAnsi="Times New Roman" w:eastAsia="Times New Roman" w:cs="Times New Roman"/>
-        </w:rPr>
-        <w:t>Xe</w:t>
-      </w:r>
-      <w:r>
-        <w:rPr>
-          <w:rFonts w:ascii="Times New Roman" w:hAnsi="Times New Roman" w:eastAsia="Times New Roman" w:cs="Times New Roman"/>
-        </w:rPr>
-        <w:t xml:space="preserve"> </w:t>
-      </w:r>
-      <w:r>
-        <w:rPr>
-          <w:rFonts w:hint="eastAsia" w:ascii="Times New Roman" w:hAnsi="Times New Roman" w:eastAsia="Times New Roman" w:cs="Times New Roman"/>
-        </w:rPr>
-        <w:t>sp</w:t>
-      </w:r>
-      <w:r>
-        <w:rPr>
-          <w:rFonts w:hint="eastAsia" w:ascii="Times New Roman" w:hAnsi="Times New Roman" w:eastAsia="Times New Roman" w:cs="Times New Roman"/>
-          <w:vertAlign w:val="superscript"/>
-        </w:rPr>
-        <w:t>3</w:t>
-      </w:r>
-      <w:r>
-        <w:rPr>
-          <w:rFonts w:hint="eastAsia" w:ascii="Times New Roman" w:hAnsi="Times New Roman" w:eastAsia="Times New Roman" w:cs="Times New Roman"/>
-        </w:rPr>
-        <w:t>d</w:t>
-      </w:r>
-      <w:r>
-        <w:rPr>
-          <w:rFonts w:hint="eastAsia" w:ascii="Times New Roman" w:hAnsi="Times New Roman" w:eastAsia="Times New Roman" w:cs="Times New Roman"/>
-          <w:vertAlign w:val="superscript"/>
-        </w:rPr>
-        <w:t>2</w:t>
-      </w:r>
-      <w:r>
-        <w:rPr>
-          <w:rFonts w:hint="eastAsia" w:ascii="Times New Roman" w:hAnsi="Times New Roman" w:eastAsia="FangSong" w:cs="Times New Roman"/>
-        </w:rPr>
-        <w:t>杂化</w:t>
-      </w:r>
-      <w:r>
-        <w:rPr>
-          <w:rFonts w:hint="eastAsia" w:ascii="Times New Roman" w:hAnsi="Times New Roman" w:eastAsia="Times New Roman" w:cs="Times New Roman"/>
-        </w:rPr>
-        <w:t>，2</w:t>
-      </w:r>
-      <w:r>
-        <w:rPr>
-          <w:rFonts w:hint="eastAsia" w:ascii="Times New Roman" w:hAnsi="Times New Roman" w:eastAsia="FangSong" w:cs="Times New Roman"/>
-        </w:rPr>
-        <w:t>对孤对电子对位</w:t>
-      </w:r>
-      <w:r>
-        <w:rPr>
-          <w:rFonts w:hint="eastAsia" w:ascii="Times New Roman" w:hAnsi="Times New Roman" w:eastAsia="Times New Roman" w:cs="Times New Roman"/>
-        </w:rPr>
-        <w:t>（</w:t>
-      </w:r>
-      <w:r>
-        <w:rPr>
-          <w:rFonts w:hint="eastAsia" w:ascii="Times New Roman" w:hAnsi="Times New Roman" w:eastAsia="FangSong" w:cs="Times New Roman"/>
-        </w:rPr>
-        <w:t>反式</w:t>
-      </w:r>
-      <w:r>
-        <w:rPr>
-          <w:rFonts w:hint="eastAsia" w:ascii="Times New Roman" w:hAnsi="Times New Roman" w:eastAsia="Times New Roman" w:cs="Times New Roman"/>
-        </w:rPr>
-        <w:t>）→</w:t>
-      </w:r>
-      <w:r>
-        <w:rPr>
-          <w:rFonts w:ascii="Times New Roman" w:hAnsi="Times New Roman" w:eastAsia="Times New Roman" w:cs="Times New Roman"/>
-        </w:rPr>
-        <w:t xml:space="preserve"> </w:t>
-      </w:r>
-      <w:r>
-        <w:rPr>
-          <w:rFonts w:hint="eastAsia" w:ascii="Times New Roman" w:hAnsi="Times New Roman" w:eastAsia="FangSong" w:cs="Times New Roman"/>
-        </w:rPr>
-        <w:t xml:space="preserve">平面正方形</w:t>
-      </w:r>
-      <w:r>
-        <w:rPr>
-          <w:rFonts w:ascii="Times New Roman" w:hAnsi="Times New Roman" w:eastAsia="Times New Roman" w:cs="Times New Roman"/>
-        </w:rPr>
-        <w:t xml:space="preserve"> </w:t>
-      </w:r>
-      <w:r>
-        <w:rPr>
-          <w:rFonts w:hint="eastAsia" w:ascii="Times New Roman" w:hAnsi="Times New Roman" w:eastAsia="FangSong" w:cs="Times New Roman"/>
-        </w:rPr>
-        <w:t>键角</w:t>
-      </w:r>
-      <w:r>
-        <w:rPr>
-          <w:rFonts w:hint="eastAsia" w:ascii="Times New Roman" w:hAnsi="Times New Roman" w:eastAsia="Times New Roman" w:cs="Times New Roman"/>
-        </w:rPr>
-        <w:t>90°，Xe—F</w:t>
-      </w:r>
-      <w:r>
-        <w:rPr>
-          <w:rFonts w:hint="eastAsia" w:ascii="Times New Roman" w:hAnsi="Times New Roman" w:eastAsia="FangSong" w:cs="Times New Roman"/>
-        </w:rPr>
-        <w:t>键长</w:t>
-      </w:r>
-      <w:r>
-        <w:rPr>
-          <w:rFonts w:hint="eastAsia" w:ascii="Times New Roman" w:hAnsi="Times New Roman" w:eastAsia="Times New Roman" w:cs="Times New Roman"/>
-        </w:rPr>
-        <w:t>195</w:t>
-      </w:r>
-      <w:r>
-        <w:rPr>
-          <w:rFonts w:ascii="Times New Roman" w:hAnsi="Times New Roman" w:eastAsia="Times New Roman" w:cs="Times New Roman"/>
-        </w:rPr>
-        <w:t xml:space="preserve"> pm</w:t>
-      </w:r>
-      <w:r>
-        <w:rPr>
-          <w:rFonts w:ascii="Times New Roman" w:hAnsi="Times New Roman" w:eastAsia="Times New Roman" w:cs="Times New Roman"/>
-        </w:rPr>
-        <w:t xml:space="preserve"> </w:t>
-      </w:r>
-      <w:r>
-        <w:rPr>
-          <w:rFonts w:hint="eastAsia" w:ascii="Times New Roman" w:hAnsi="Times New Roman" w:eastAsia="FangSong" w:cs="Times New Roman"/>
-        </w:rPr>
-        <w:t>结构要点</w:t>
-      </w:r>
-      <w:r>
-        <w:rPr>
-          <w:rFonts w:hint="eastAsia" w:ascii="Times New Roman" w:hAnsi="Times New Roman" w:eastAsia="Times New Roman" w:cs="Times New Roman"/>
-        </w:rPr>
-        <w:t>（Weller</w:t>
-      </w:r>
-      <w:r>
-        <w:rPr>
-          <w:rFonts w:ascii="Times New Roman" w:hAnsi="Times New Roman" w:eastAsia="Times New Roman" w:cs="Times New Roman"/>
-        </w:rPr>
-        <w:t xml:space="preserve"> </w:t>
-      </w:r>
-      <w:r>
-        <w:rPr>
-          <w:rFonts w:hint="eastAsia" w:ascii="Times New Roman" w:hAnsi="Times New Roman" w:eastAsia="FangSong" w:cs="Times New Roman"/>
-        </w:rPr>
-        <w:t xml:space="preserve">图</w:t>
-      </w:r>
-      <w:r>
-        <w:rPr>
-          <w:rFonts w:ascii="Times New Roman" w:hAnsi="Times New Roman" w:eastAsia="Times New Roman" w:cs="Times New Roman"/>
-        </w:rPr>
-        <w:t xml:space="preserve"> 18.4 </w:t>
-      </w:r>
-      <w:r>
-        <w:rPr>
-          <w:rFonts w:hint="eastAsia" w:ascii="Times New Roman" w:hAnsi="Times New Roman" w:eastAsia="FangSong" w:cs="Times New Roman"/>
-        </w:rPr>
-        <w:t>附近</w:t>
-      </w:r>
-      <w:r>
-        <w:rPr>
-          <w:rFonts w:hint="eastAsia" w:ascii="Times New Roman" w:hAnsi="Times New Roman" w:eastAsia="Times New Roman" w:cs="Times New Roman"/>
-        </w:rPr>
-        <w:t>）：</w:t>
-      </w:r>
-      <w:r>
-        <w:rPr>
-          <w:rFonts w:hint="eastAsia" w:ascii="Times New Roman" w:hAnsi="Times New Roman" w:eastAsia="FangSong" w:cs="Times New Roman"/>
-        </w:rPr>
-        <w:t>中心</w:t>
-      </w:r>
-      <w:r>
-        <w:rPr>
-          <w:rFonts w:ascii="Times New Roman" w:hAnsi="Times New Roman" w:eastAsia="Times New Roman" w:cs="Times New Roman"/>
-        </w:rPr>
-        <w:t xml:space="preserve"> Xe </w:t>
-      </w:r>
-      <w:r>
-        <w:rPr>
-          <w:rFonts w:hint="eastAsia" w:ascii="Times New Roman" w:hAnsi="Times New Roman" w:eastAsia="FangSong" w:cs="Times New Roman"/>
-        </w:rPr>
-        <w:t xml:space="preserve">取</w:t>
-      </w:r>
-      <w:r>
-        <w:rPr>
-          <w:rFonts w:ascii="Times New Roman" w:hAnsi="Times New Roman" w:eastAsia="Times New Roman" w:cs="Times New Roman"/>
-        </w:rPr>
-        <w:t xml:space="preserve"> </w:t>
-      </w:r>
-      <w:r>
-        <w:rPr>
-          <w:rFonts w:hint="eastAsia" w:ascii="Times New Roman" w:hAnsi="Times New Roman" w:eastAsia="Times New Roman" w:cs="Times New Roman"/>
-        </w:rPr>
-        <w:t>sp</w:t>
-      </w:r>
-      <w:r>
-        <w:rPr>
-          <w:rFonts w:hint="eastAsia" w:ascii="Times New Roman" w:hAnsi="Times New Roman" w:eastAsia="Times New Roman" w:cs="Times New Roman"/>
-          <w:vertAlign w:val="superscript"/>
-        </w:rPr>
-        <w:t>3</w:t>
-      </w:r>
-      <w:r>
-        <w:rPr>
-          <w:rFonts w:hint="eastAsia" w:ascii="Times New Roman" w:hAnsi="Times New Roman" w:eastAsia="Times New Roman" w:cs="Times New Roman"/>
-        </w:rPr>
-        <w:t>d</w:t>
-      </w:r>
-      <w:r>
-        <w:rPr>
-          <w:rFonts w:hint="eastAsia" w:ascii="Times New Roman" w:hAnsi="Times New Roman" w:eastAsia="Times New Roman" w:cs="Times New Roman"/>
-          <w:vertAlign w:val="superscript"/>
-        </w:rPr>
-        <w:t>2</w:t>
-      </w:r>
-      <w:r>
-        <w:rPr>
-          <w:rFonts w:hint="eastAsia" w:ascii="Times New Roman" w:hAnsi="Times New Roman" w:eastAsia="Times New Roman" w:cs="Times New Roman"/>
-        </w:rPr>
-        <w:t>，2</w:t>
-      </w:r>
-      <w:r>
-        <w:rPr>
-          <w:rFonts w:ascii="Times New Roman" w:hAnsi="Times New Roman" w:eastAsia="Times New Roman" w:cs="Times New Roman"/>
-        </w:rPr>
-        <w:t xml:space="preserve"> </w:t>
-      </w:r>
-      <w:r>
-        <w:rPr>
-          <w:rFonts w:hint="eastAsia" w:ascii="Times New Roman" w:hAnsi="Times New Roman" w:eastAsia="FangSong" w:cs="Times New Roman"/>
-        </w:rPr>
-        <w:t>对孤对对位</w:t>
-      </w:r>
-      <w:r>
-        <w:rPr>
-          <w:rFonts w:hint="eastAsia" w:ascii="Times New Roman" w:hAnsi="Times New Roman" w:eastAsia="Times New Roman" w:cs="Times New Roman"/>
-        </w:rPr>
-        <w:t>（</w:t>
-      </w:r>
-      <w:r>
-        <w:rPr>
-          <w:rFonts w:hint="eastAsia" w:ascii="Times New Roman" w:hAnsi="Times New Roman" w:eastAsia="FangSong" w:cs="Times New Roman"/>
-        </w:rPr>
-        <w:t>反式</w:t>
-      </w:r>
-      <w:r>
-        <w:rPr>
-          <w:rFonts w:hint="eastAsia" w:ascii="Times New Roman" w:hAnsi="Times New Roman" w:eastAsia="Times New Roman" w:cs="Times New Roman"/>
-        </w:rPr>
-        <w:t>）→</w:t>
-      </w:r>
-      <w:r>
-        <w:rPr>
-          <w:rFonts w:ascii="Times New Roman" w:hAnsi="Times New Roman" w:eastAsia="Times New Roman" w:cs="Times New Roman"/>
-        </w:rPr>
-        <w:t xml:space="preserve"> </w:t>
-      </w:r>
-      <w:r>
-        <w:rPr>
-          <w:rFonts w:hint="eastAsia" w:ascii="Times New Roman" w:hAnsi="Times New Roman" w:eastAsia="FangSong" w:cs="Times New Roman"/>
-        </w:rPr>
-        <w:t>平面正方形</w:t>
-      </w:r>
-      <w:r>
-        <w:rPr>
-          <w:rFonts w:hint="eastAsia" w:ascii="Times New Roman" w:hAnsi="Times New Roman" w:eastAsia="Times New Roman" w:cs="Times New Roman"/>
-        </w:rPr>
-        <w:t>（AX</w:t>
-      </w:r>
-      <w:r>
-        <w:rPr>
-          <w:rFonts w:hint="eastAsia" w:ascii="Times New Roman" w:hAnsi="Times New Roman" w:eastAsia="Times New Roman" w:cs="Times New Roman"/>
-          <w:vertAlign w:val="subscript"/>
-        </w:rPr>
-        <w:t>4</w:t>
-      </w:r>
-      <w:r>
-        <w:rPr>
-          <w:rFonts w:hint="eastAsia" w:ascii="Times New Roman" w:hAnsi="Times New Roman" w:eastAsia="Times New Roman" w:cs="Times New Roman"/>
-        </w:rPr>
-        <w:t>E</w:t>
-      </w:r>
-      <w:r>
-        <w:rPr>
-          <w:rFonts w:hint="eastAsia" w:ascii="Times New Roman" w:hAnsi="Times New Roman" w:eastAsia="Times New Roman" w:cs="Times New Roman"/>
-          <w:vertAlign w:val="subscript"/>
-        </w:rPr>
-        <w:t>2</w:t>
-      </w:r>
-      <w:r>
-        <w:rPr>
-          <w:rFonts w:hint="eastAsia" w:ascii="Times New Roman" w:hAnsi="Times New Roman" w:eastAsia="Times New Roman" w:cs="Times New Roman"/>
-        </w:rPr>
-        <w:t>）</w:t>
-      </w:r>
-      <w:r>
-        <w:rPr>
-          <w:rFonts w:ascii="Times New Roman" w:hAnsi="Times New Roman" w:eastAsia="Times New Roman" w:cs="Times New Roman"/>
-        </w:rPr>
-        <w:t xml:space="preserve"> </w:t>
-      </w:r>
-      <w:r>
-        <w:rPr>
-          <w:rFonts w:ascii="Times New Roman" w:hAnsi="Times New Roman" w:eastAsia="Times New Roman" w:cs="Times New Roman"/>
-        </w:rPr>
-        <w:t>[!note] XeF</w:t>
-      </w:r>
-      <w:r>
-        <w:rPr>
-          <w:rFonts w:ascii="Times New Roman" w:hAnsi="Times New Roman" w:eastAsia="Times New Roman" w:cs="Times New Roman"/>
-          <w:vertAlign w:val="subscript"/>
-        </w:rPr>
-        <w:t>6</w:t>
-      </w:r>
-      <w:r>
-        <w:rPr>
-          <w:rFonts w:ascii="Times New Roman" w:hAnsi="Times New Roman" w:eastAsia="Times New Roman" w:cs="Times New Roman"/>
-        </w:rPr>
-        <w:t xml:space="preserve"> </w:t>
-      </w:r>
-      <w:r>
-        <w:rPr>
-          <w:rFonts w:hint="eastAsia" w:ascii="Times New Roman" w:hAnsi="Times New Roman" w:eastAsia="FangSong" w:cs="Times New Roman"/>
-        </w:rPr>
-        <w:t>变形八面体结构</w:t>
-      </w:r>
-      <w:r>
-        <w:rPr>
-          <w:rFonts w:hint="eastAsia" w:ascii="Times New Roman" w:hAnsi="Times New Roman" w:eastAsia="Times New Roman" w:cs="Times New Roman"/>
-        </w:rPr>
-        <w:t>（VSEPR</w:t>
-      </w:r>
-      <w:r>
-        <w:rPr>
-          <w:rFonts w:ascii="Times New Roman" w:hAnsi="Times New Roman" w:eastAsia="Times New Roman" w:cs="Times New Roman"/>
-        </w:rPr>
-        <w:t xml:space="preserve"> </w:t>
-      </w:r>
-      <w:r>
-        <w:rPr>
-          <w:rFonts w:hint="eastAsia" w:ascii="Times New Roman" w:hAnsi="Times New Roman" w:eastAsia="Times New Roman" w:cs="Times New Roman"/>
-        </w:rPr>
-        <w:t>AX</w:t>
-      </w:r>
-      <w:r>
-        <w:rPr>
-          <w:rFonts w:hint="eastAsia" w:ascii="Times New Roman" w:hAnsi="Times New Roman" w:eastAsia="Times New Roman" w:cs="Times New Roman"/>
-          <w:vertAlign w:val="subscript"/>
-        </w:rPr>
-        <w:t>6</w:t>
-      </w:r>
-      <w:r>
-        <w:rPr>
-          <w:rFonts w:hint="eastAsia" w:ascii="Times New Roman" w:hAnsi="Times New Roman" w:eastAsia="Times New Roman" w:cs="Times New Roman"/>
-        </w:rPr>
-        <w:t>E）</w:t>
-      </w:r>
-      <w:r>
-        <w:rPr>
-          <w:rFonts w:ascii="Times New Roman" w:hAnsi="Times New Roman" w:eastAsia="Times New Roman" w:cs="Times New Roman"/>
-        </w:rPr>
-        <w:t xml:space="preserve"> </w:t>
-      </w:r>
-      <w:r>
-        <w:rPr>
-          <w:rFonts w:hint="eastAsia" w:ascii="Times New Roman" w:hAnsi="Times New Roman" w:eastAsia="FangSong" w:cs="Times New Roman"/>
-        </w:rPr>
-        <w:t>中心</w:t>
-      </w:r>
-      <w:r>
-        <w:rPr>
-          <w:rFonts w:hint="eastAsia" w:ascii="Times New Roman" w:hAnsi="Times New Roman" w:eastAsia="Times New Roman" w:cs="Times New Roman"/>
-        </w:rPr>
-        <w:t>Xe</w:t>
-      </w:r>
-      <w:r>
-        <w:rPr>
-          <w:rFonts w:ascii="Times New Roman" w:hAnsi="Times New Roman" w:eastAsia="Times New Roman" w:cs="Times New Roman"/>
-        </w:rPr>
-        <w:t xml:space="preserve"> </w:t>
-      </w:r>
-      <w:r>
-        <w:rPr>
-          <w:rFonts w:hint="eastAsia" w:ascii="Times New Roman" w:hAnsi="Times New Roman" w:eastAsia="Times New Roman" w:cs="Times New Roman"/>
-        </w:rPr>
-        <w:t>sp</w:t>
-      </w:r>
-      <w:r>
-        <w:rPr>
-          <w:rFonts w:hint="eastAsia" w:ascii="Times New Roman" w:hAnsi="Times New Roman" w:eastAsia="Times New Roman" w:cs="Times New Roman"/>
-          <w:vertAlign w:val="superscript"/>
-        </w:rPr>
-        <w:t>3</w:t>
-      </w:r>
-      <w:r>
-        <w:rPr>
-          <w:rFonts w:hint="eastAsia" w:ascii="Times New Roman" w:hAnsi="Times New Roman" w:eastAsia="Times New Roman" w:cs="Times New Roman"/>
-        </w:rPr>
-        <w:t>d</w:t>
-      </w:r>
-      <w:r>
-        <w:rPr>
-          <w:rFonts w:hint="eastAsia" w:ascii="Times New Roman" w:hAnsi="Times New Roman" w:eastAsia="Times New Roman" w:cs="Times New Roman"/>
-          <w:vertAlign w:val="superscript"/>
-        </w:rPr>
-        <w:t>3</w:t>
-      </w:r>
-      <w:r>
-        <w:rPr>
-          <w:rFonts w:hint="eastAsia" w:ascii="Times New Roman" w:hAnsi="Times New Roman" w:eastAsia="FangSong" w:cs="Times New Roman"/>
-        </w:rPr>
-        <w:t>杂化</w:t>
-      </w:r>
-      <w:r>
-        <w:rPr>
-          <w:rFonts w:hint="eastAsia" w:ascii="Times New Roman" w:hAnsi="Times New Roman" w:eastAsia="Times New Roman" w:cs="Times New Roman"/>
-        </w:rPr>
-        <w:t>，1</w:t>
-      </w:r>
-      <w:r>
-        <w:rPr>
-          <w:rFonts w:hint="eastAsia" w:ascii="Times New Roman" w:hAnsi="Times New Roman" w:eastAsia="FangSong" w:cs="Times New Roman"/>
-        </w:rPr>
-        <w:t>对孤对电子使八面体变形</w:t>
-      </w:r>
-      <w:r>
-        <w:rPr>
-          <w:rFonts w:ascii="Times New Roman" w:hAnsi="Times New Roman" w:eastAsia="Times New Roman" w:cs="Times New Roman"/>
-        </w:rPr>
-        <w:t xml:space="preserve"> </w:t>
-      </w:r>
-      <w:r>
-        <w:rPr>
-          <w:rFonts w:hint="eastAsia" w:ascii="Times New Roman" w:hAnsi="Times New Roman" w:eastAsia="FangSong" w:cs="Times New Roman"/>
-        </w:rPr>
-        <w:t>非严格八面体</w:t>
-      </w:r>
-      <w:r>
-        <w:rPr>
-          <w:rFonts w:hint="eastAsia" w:ascii="Times New Roman" w:hAnsi="Times New Roman" w:eastAsia="Times New Roman" w:cs="Times New Roman"/>
-        </w:rPr>
-        <w:t>，1</w:t>
-      </w:r>
-      <w:r>
-        <w:rPr>
-          <w:rFonts w:hint="eastAsia" w:ascii="Times New Roman" w:hAnsi="Times New Roman" w:eastAsia="FangSong" w:cs="Times New Roman"/>
-        </w:rPr>
-        <w:t>对孤对导致结构扭曲</w:t>
-      </w:r>
-      <w:r>
-        <w:rPr>
-          <w:rFonts w:ascii="Times New Roman" w:hAnsi="Times New Roman" w:eastAsia="Times New Roman" w:cs="Times New Roman"/>
-        </w:rPr>
-        <w:t xml:space="preserve"> </w:t>
-      </w:r>
-      <w:r>
-        <w:rPr>
-          <w:rFonts w:hint="eastAsia" w:ascii="Times New Roman" w:hAnsi="Times New Roman" w:eastAsia="FangSong" w:cs="Times New Roman"/>
-        </w:rPr>
-        <w:t>结构要点</w:t>
-      </w:r>
-      <w:r>
-        <w:rPr>
-          <w:rFonts w:hint="eastAsia" w:ascii="Times New Roman" w:hAnsi="Times New Roman" w:eastAsia="Times New Roman" w:cs="Times New Roman"/>
-        </w:rPr>
-        <w:t>：</w:t>
-      </w:r>
-      <w:r>
-        <w:rPr>
-          <w:rFonts w:hint="eastAsia" w:ascii="Times New Roman" w:hAnsi="Times New Roman" w:eastAsia="FangSong" w:cs="Times New Roman"/>
-        </w:rPr>
-        <w:t>中心</w:t>
-      </w:r>
-      <w:r>
-        <w:rPr>
-          <w:rFonts w:ascii="Times New Roman" w:hAnsi="Times New Roman" w:eastAsia="Times New Roman" w:cs="Times New Roman"/>
-        </w:rPr>
-        <w:t xml:space="preserve"> Xe </w:t>
-      </w:r>
-      <w:r>
-        <w:rPr>
-          <w:rFonts w:hint="eastAsia" w:ascii="Times New Roman" w:hAnsi="Times New Roman" w:eastAsia="FangSong" w:cs="Times New Roman"/>
-        </w:rPr>
-        <w:t xml:space="preserve">取</w:t>
-      </w:r>
-      <w:r>
-        <w:rPr>
-          <w:rFonts w:ascii="Times New Roman" w:hAnsi="Times New Roman" w:eastAsia="Times New Roman" w:cs="Times New Roman"/>
-        </w:rPr>
-        <w:t xml:space="preserve"> </w:t>
-      </w:r>
-      <w:r>
-        <w:rPr>
-          <w:rFonts w:hint="eastAsia" w:ascii="Times New Roman" w:hAnsi="Times New Roman" w:eastAsia="Times New Roman" w:cs="Times New Roman"/>
-        </w:rPr>
-        <w:t>sp</w:t>
-      </w:r>
-      <w:r>
-        <w:rPr>
-          <w:rFonts w:hint="eastAsia" w:ascii="Times New Roman" w:hAnsi="Times New Roman" w:eastAsia="Times New Roman" w:cs="Times New Roman"/>
-          <w:vertAlign w:val="superscript"/>
-        </w:rPr>
-        <w:t>3</w:t>
-      </w:r>
-      <w:r>
-        <w:rPr>
-          <w:rFonts w:hint="eastAsia" w:ascii="Times New Roman" w:hAnsi="Times New Roman" w:eastAsia="Times New Roman" w:cs="Times New Roman"/>
-        </w:rPr>
-        <w:t>d</w:t>
-      </w:r>
-      <w:r>
-        <w:rPr>
-          <w:rFonts w:hint="eastAsia" w:ascii="Times New Roman" w:hAnsi="Times New Roman" w:eastAsia="Times New Roman" w:cs="Times New Roman"/>
-          <w:vertAlign w:val="superscript"/>
-        </w:rPr>
-        <w:t>3</w:t>
-      </w:r>
-      <w:r>
-        <w:rPr>
-          <w:rFonts w:hint="eastAsia" w:ascii="Times New Roman" w:hAnsi="Times New Roman" w:eastAsia="Times New Roman" w:cs="Times New Roman"/>
-        </w:rPr>
-        <w:t>，1</w:t>
-      </w:r>
-      <w:r>
-        <w:rPr>
-          <w:rFonts w:ascii="Times New Roman" w:hAnsi="Times New Roman" w:eastAsia="Times New Roman" w:cs="Times New Roman"/>
-        </w:rPr>
-        <w:t xml:space="preserve"> </w:t>
-      </w:r>
-      <w:r>
-        <w:rPr>
-          <w:rFonts w:hint="eastAsia" w:ascii="Times New Roman" w:hAnsi="Times New Roman" w:eastAsia="FangSong" w:cs="Times New Roman"/>
-        </w:rPr>
-        <w:t>对孤对使八面体变形</w:t>
-      </w:r>
-      <w:r>
-        <w:rPr>
-          <w:rFonts w:hint="eastAsia" w:ascii="Times New Roman" w:hAnsi="Times New Roman" w:eastAsia="Times New Roman" w:cs="Times New Roman"/>
-        </w:rPr>
-        <w:t>（AX</w:t>
-      </w:r>
-      <w:r>
-        <w:rPr>
-          <w:rFonts w:hint="eastAsia" w:ascii="Times New Roman" w:hAnsi="Times New Roman" w:eastAsia="Times New Roman" w:cs="Times New Roman"/>
-          <w:vertAlign w:val="subscript"/>
-        </w:rPr>
-        <w:t>6</w:t>
-      </w:r>
-      <w:r>
-        <w:rPr>
-          <w:rFonts w:hint="eastAsia" w:ascii="Times New Roman" w:hAnsi="Times New Roman" w:eastAsia="Times New Roman" w:cs="Times New Roman"/>
-        </w:rPr>
-        <w:t>E，</w:t>
-      </w:r>
-      <w:r>
-        <w:rPr>
-          <w:rFonts w:hint="eastAsia" w:ascii="Times New Roman" w:hAnsi="Times New Roman" w:eastAsia="FangSong" w:cs="Times New Roman"/>
-        </w:rPr>
-        <w:t>非严格正八面体</w:t>
-      </w:r>
-      <w:r>
-        <w:rPr>
-          <w:rFonts w:hint="eastAsia" w:ascii="Times New Roman" w:hAnsi="Times New Roman" w:eastAsia="Times New Roman" w:cs="Times New Roman"/>
-        </w:rPr>
-        <w:t>）</w:t>
+        <w:t>先算总价电子</w:t>
+      </w:r>
+      <w:r>
+        <w:rPr>
+          <w:rFonts w:hint="eastAsia" w:ascii="Times New Roman" w:hAnsi="Times New Roman" w:eastAsia="Times New Roman" w:cs="Times New Roman"/>
+        </w:rPr>
+        <w:t>，</w:t>
+      </w:r>
+      <w:r>
+        <w:rPr>
+          <w:rFonts w:hint="eastAsia" w:ascii="Times New Roman" w:hAnsi="Times New Roman" w:eastAsia="FangSong" w:cs="Times New Roman"/>
+        </w:rPr>
+        <w:t>除以</w:t>
+      </w:r>
+      <w:r>
+        <w:rPr>
+          <w:rFonts w:ascii="Times New Roman" w:hAnsi="Times New Roman" w:eastAsia="Times New Roman" w:cs="Times New Roman"/>
+        </w:rPr>
+        <w:t xml:space="preserve"> 2 </w:t>
+      </w:r>
+      <w:r>
+        <w:rPr>
+          <w:rFonts w:hint="eastAsia" w:ascii="Times New Roman" w:hAnsi="Times New Roman" w:eastAsia="FangSong" w:cs="Times New Roman"/>
+        </w:rPr>
+        <w:t>得电子对数</w:t>
+      </w:r>
+      <w:r>
+        <w:rPr>
+          <w:rFonts w:hint="eastAsia" w:ascii="Times New Roman" w:hAnsi="Times New Roman" w:eastAsia="Times New Roman" w:cs="Times New Roman"/>
+        </w:rPr>
+        <w:t>；</w:t>
+      </w:r>
+      <w:r>
+        <w:rPr>
+          <w:rFonts w:hint="eastAsia" w:ascii="Times New Roman" w:hAnsi="Times New Roman" w:eastAsia="FangSong" w:cs="Times New Roman"/>
+        </w:rPr>
+        <w:t>减去配位数得孤对</w:t>
+      </w:r>
+      <w:r>
+        <w:rPr>
+          <w:rFonts w:hint="eastAsia" w:ascii="Times New Roman" w:hAnsi="Times New Roman" w:eastAsia="Times New Roman" w:cs="Times New Roman"/>
+        </w:rPr>
+        <w:t>；</w:t>
+      </w:r>
+      <w:r>
+        <w:rPr>
+          <w:rFonts w:hint="eastAsia" w:ascii="Times New Roman" w:hAnsi="Times New Roman" w:eastAsia="FangSong" w:cs="Times New Roman"/>
+        </w:rPr>
+        <w:t>孤对占位推实际构型</w:t>
+      </w:r>
+      <w:r>
+        <w:rPr>
+          <w:rFonts w:hint="eastAsia" w:ascii="Times New Roman" w:hAnsi="Times New Roman" w:eastAsia="Times New Roman" w:cs="Times New Roman"/>
+        </w:rPr>
+        <w:t>。</w:t>
       </w:r>
     </w:p>
-    <w:bookmarkEnd w:id="30"/>
-    <w:bookmarkStart w:id="31" w:name="氙的氧化物与水解"/>
+    <w:bookmarkEnd w:id="31"/>
+    <w:bookmarkStart w:id="32" w:name="氙的氧化物与水解"/>
     <w:p>
       <w:pPr>
         <w:pStyle w:val="Heading3"/>
@@ -18053,649 +18180,8 @@
     </w:tbl>
     <w:p>
       <w:pPr>
-        <w:pStyle w:val="BodyText"/>
+        <w:pStyle w:val="MistakeBlock"/>
         <w:spacing w:before="120"/>
-      </w:pPr>
-      <w:r>
-        <w:rPr>
-          <w:rFonts w:ascii="Times New Roman" w:hAnsi="Times New Roman" w:eastAsia="Times New Roman" w:cs="Times New Roman"/>
-        </w:rPr>
-        <w:t>XeO</w:t>
-      </w:r>
-      <w:r>
-        <w:rPr>
-          <w:rFonts w:ascii="Times New Roman" w:hAnsi="Times New Roman" w:eastAsia="Times New Roman" w:cs="Times New Roman"/>
-          <w:vertAlign w:val="subscript"/>
-        </w:rPr>
-        <w:t>3</w:t>
-      </w:r>
-      <w:r>
-        <w:rPr>
-          <w:rFonts w:ascii="Times New Roman" w:hAnsi="Times New Roman" w:eastAsia="Times New Roman" w:cs="Times New Roman"/>
-        </w:rPr>
-        <w:t xml:space="preserve"> </w:t>
-      </w:r>
-      <w:r>
-        <w:rPr>
-          <w:rFonts w:hint="eastAsia" w:ascii="Times New Roman" w:hAnsi="Times New Roman" w:eastAsia="FangSong" w:cs="Times New Roman"/>
-        </w:rPr>
-        <w:t>三角锥结构</w:t>
-      </w:r>
-      <w:r>
-        <w:rPr>
-          <w:rFonts w:hint="eastAsia" w:ascii="Times New Roman" w:hAnsi="Times New Roman" w:eastAsia="Times New Roman" w:cs="Times New Roman"/>
-        </w:rPr>
-        <w:t>（VSEPR</w:t>
-      </w:r>
-      <w:r>
-        <w:rPr>
-          <w:rFonts w:ascii="Times New Roman" w:hAnsi="Times New Roman" w:eastAsia="Times New Roman" w:cs="Times New Roman"/>
-        </w:rPr>
-        <w:t xml:space="preserve"> </w:t>
-      </w:r>
-      <w:r>
-        <w:rPr>
-          <w:rFonts w:hint="eastAsia" w:ascii="Times New Roman" w:hAnsi="Times New Roman" w:eastAsia="Times New Roman" w:cs="Times New Roman"/>
-        </w:rPr>
-        <w:t>AX</w:t>
-      </w:r>
-      <w:r>
-        <w:rPr>
-          <w:rFonts w:hint="eastAsia" w:ascii="Times New Roman" w:hAnsi="Times New Roman" w:eastAsia="Times New Roman" w:cs="Times New Roman"/>
-          <w:vertAlign w:val="subscript"/>
-        </w:rPr>
-        <w:t>3</w:t>
-      </w:r>
-      <w:r>
-        <w:rPr>
-          <w:rFonts w:hint="eastAsia" w:ascii="Times New Roman" w:hAnsi="Times New Roman" w:eastAsia="Times New Roman" w:cs="Times New Roman"/>
-        </w:rPr>
-        <w:t>E）</w:t>
-      </w:r>
-      <w:r>
-        <w:rPr>
-          <w:rFonts w:ascii="Times New Roman" w:hAnsi="Times New Roman" w:eastAsia="Times New Roman" w:cs="Times New Roman"/>
-        </w:rPr>
-        <w:t xml:space="preserve"> </w:t>
-      </w:r>
-      <w:r>
-        <w:rPr>
-          <w:rFonts w:hint="eastAsia" w:ascii="Times New Roman" w:hAnsi="Times New Roman" w:eastAsia="FangSong" w:cs="Times New Roman"/>
-        </w:rPr>
-        <w:t>中心</w:t>
-      </w:r>
-      <w:r>
-        <w:rPr>
-          <w:rFonts w:hint="eastAsia" w:ascii="Times New Roman" w:hAnsi="Times New Roman" w:eastAsia="Times New Roman" w:cs="Times New Roman"/>
-        </w:rPr>
-        <w:t>Xe</w:t>
-      </w:r>
-      <w:r>
-        <w:rPr>
-          <w:rFonts w:ascii="Times New Roman" w:hAnsi="Times New Roman" w:eastAsia="Times New Roman" w:cs="Times New Roman"/>
-        </w:rPr>
-        <w:t xml:space="preserve"> </w:t>
-      </w:r>
-      <w:r>
-        <w:rPr>
-          <w:rFonts w:hint="eastAsia" w:ascii="Times New Roman" w:hAnsi="Times New Roman" w:eastAsia="Times New Roman" w:cs="Times New Roman"/>
-        </w:rPr>
-        <w:t>sp</w:t>
-      </w:r>
-      <w:r>
-        <w:rPr>
-          <w:rFonts w:hint="eastAsia" w:ascii="Times New Roman" w:hAnsi="Times New Roman" w:eastAsia="Times New Roman" w:cs="Times New Roman"/>
-          <w:vertAlign w:val="superscript"/>
-        </w:rPr>
-        <w:t>3</w:t>
-      </w:r>
-      <w:r>
-        <w:rPr>
-          <w:rFonts w:hint="eastAsia" w:ascii="Times New Roman" w:hAnsi="Times New Roman" w:eastAsia="FangSong" w:cs="Times New Roman"/>
-        </w:rPr>
-        <w:t>杂化</w:t>
-      </w:r>
-      <w:r>
-        <w:rPr>
-          <w:rFonts w:hint="eastAsia" w:ascii="Times New Roman" w:hAnsi="Times New Roman" w:eastAsia="Times New Roman" w:cs="Times New Roman"/>
-        </w:rPr>
-        <w:t>，1</w:t>
-      </w:r>
-      <w:r>
-        <w:rPr>
-          <w:rFonts w:hint="eastAsia" w:ascii="Times New Roman" w:hAnsi="Times New Roman" w:eastAsia="FangSong" w:cs="Times New Roman"/>
-        </w:rPr>
-        <w:t>对孤对</w:t>
-      </w:r>
-      <w:r>
-        <w:rPr>
-          <w:rFonts w:ascii="Times New Roman" w:hAnsi="Times New Roman" w:eastAsia="Times New Roman" w:cs="Times New Roman"/>
-        </w:rPr>
-        <w:t xml:space="preserve"> → </w:t>
-      </w:r>
-      <w:r>
-        <w:rPr>
-          <w:rFonts w:hint="eastAsia" w:ascii="Times New Roman" w:hAnsi="Times New Roman" w:eastAsia="FangSong" w:cs="Times New Roman"/>
-        </w:rPr>
-        <w:t>三角锥形</w:t>
-      </w:r>
-      <w:r>
-        <w:rPr>
-          <w:rFonts w:hint="eastAsia" w:ascii="Times New Roman" w:hAnsi="Times New Roman" w:eastAsia="Times New Roman" w:cs="Times New Roman"/>
-        </w:rPr>
-        <w:t>（</w:t>
-      </w:r>
-      <w:r>
-        <w:rPr>
-          <w:rFonts w:hint="eastAsia" w:ascii="Times New Roman" w:hAnsi="Times New Roman" w:eastAsia="FangSong" w:cs="Times New Roman"/>
-        </w:rPr>
-        <w:t>类似</w:t>
-      </w:r>
-      <w:r>
-        <w:rPr>
-          <w:rFonts w:hint="eastAsia" w:ascii="Times New Roman" w:hAnsi="Times New Roman" w:eastAsia="Times New Roman" w:cs="Times New Roman"/>
-        </w:rPr>
-        <w:t>NH</w:t>
-      </w:r>
-      <w:r>
-        <w:rPr>
-          <w:rFonts w:hint="eastAsia" w:ascii="Times New Roman" w:hAnsi="Times New Roman" w:eastAsia="Times New Roman" w:cs="Times New Roman"/>
-          <w:vertAlign w:val="subscript"/>
-        </w:rPr>
-        <w:t>3</w:t>
-      </w:r>
-      <w:r>
-        <w:rPr>
-          <w:rFonts w:hint="eastAsia" w:ascii="Times New Roman" w:hAnsi="Times New Roman" w:eastAsia="Times New Roman" w:cs="Times New Roman"/>
-        </w:rPr>
-        <w:t>）</w:t>
-      </w:r>
-      <w:r>
-        <w:rPr>
-          <w:rFonts w:ascii="Times New Roman" w:hAnsi="Times New Roman" w:eastAsia="Times New Roman" w:cs="Times New Roman"/>
-        </w:rPr>
-        <w:t xml:space="preserve"> </w:t>
-      </w:r>
-      <w:r>
-        <w:rPr>
-          <w:rFonts w:hint="eastAsia" w:ascii="Times New Roman" w:hAnsi="Times New Roman" w:eastAsia="Times New Roman" w:cs="Times New Roman"/>
-        </w:rPr>
-        <w:t>Xe=O</w:t>
-      </w:r>
-      <w:r>
-        <w:rPr>
-          <w:rFonts w:hint="eastAsia" w:ascii="Times New Roman" w:hAnsi="Times New Roman" w:eastAsia="FangSong" w:cs="Times New Roman"/>
-        </w:rPr>
-        <w:t>双键</w:t>
-      </w:r>
-      <w:r>
-        <w:rPr>
-          <w:rFonts w:hint="eastAsia" w:ascii="Times New Roman" w:hAnsi="Times New Roman" w:eastAsia="Times New Roman" w:cs="Times New Roman"/>
-        </w:rPr>
-        <w:t>，</w:t>
-      </w:r>
-      <w:r>
-        <w:rPr>
-          <w:rFonts w:hint="eastAsia" w:ascii="Times New Roman" w:hAnsi="Times New Roman" w:eastAsia="FangSong" w:cs="Times New Roman"/>
-        </w:rPr>
-        <w:t>键角约</w:t>
-      </w:r>
-      <w:r>
-        <w:rPr>
-          <w:rFonts w:hint="eastAsia" w:ascii="Times New Roman" w:hAnsi="Times New Roman" w:eastAsia="Times New Roman" w:cs="Times New Roman"/>
-        </w:rPr>
-        <w:t>103°</w:t>
-      </w:r>
-      <w:r>
-        <w:rPr>
-          <w:rFonts w:ascii="Times New Roman" w:hAnsi="Times New Roman" w:eastAsia="Times New Roman" w:cs="Times New Roman"/>
-        </w:rPr>
-        <w:t xml:space="preserve"> </w:t>
-      </w:r>
-      <w:r>
-        <w:rPr>
-          <w:rFonts w:hint="eastAsia" w:ascii="Times New Roman" w:hAnsi="Times New Roman" w:eastAsia="FangSong" w:cs="Times New Roman"/>
-        </w:rPr>
-        <w:t>结构要点</w:t>
-      </w:r>
-      <w:r>
-        <w:rPr>
-          <w:rFonts w:hint="eastAsia" w:ascii="Times New Roman" w:hAnsi="Times New Roman" w:eastAsia="Times New Roman" w:cs="Times New Roman"/>
-        </w:rPr>
-        <w:t>：</w:t>
-      </w:r>
-      <w:r>
-        <w:rPr>
-          <w:rFonts w:hint="eastAsia" w:ascii="Times New Roman" w:hAnsi="Times New Roman" w:eastAsia="FangSong" w:cs="Times New Roman"/>
-        </w:rPr>
-        <w:t>中心</w:t>
-      </w:r>
-      <w:r>
-        <w:rPr>
-          <w:rFonts w:ascii="Times New Roman" w:hAnsi="Times New Roman" w:eastAsia="Times New Roman" w:cs="Times New Roman"/>
-        </w:rPr>
-        <w:t xml:space="preserve"> Xe </w:t>
-      </w:r>
-      <w:r>
-        <w:rPr>
-          <w:rFonts w:hint="eastAsia" w:ascii="Times New Roman" w:hAnsi="Times New Roman" w:eastAsia="FangSong" w:cs="Times New Roman"/>
-        </w:rPr>
-        <w:t xml:space="preserve">取</w:t>
-      </w:r>
-      <w:r>
-        <w:rPr>
-          <w:rFonts w:ascii="Times New Roman" w:hAnsi="Times New Roman" w:eastAsia="Times New Roman" w:cs="Times New Roman"/>
-        </w:rPr>
-        <w:t xml:space="preserve"> </w:t>
-      </w:r>
-      <w:r>
-        <w:rPr>
-          <w:rFonts w:hint="eastAsia" w:ascii="Times New Roman" w:hAnsi="Times New Roman" w:eastAsia="Times New Roman" w:cs="Times New Roman"/>
-        </w:rPr>
-        <w:t>sp</w:t>
-      </w:r>
-      <w:r>
-        <w:rPr>
-          <w:rFonts w:hint="eastAsia" w:ascii="Times New Roman" w:hAnsi="Times New Roman" w:eastAsia="Times New Roman" w:cs="Times New Roman"/>
-          <w:vertAlign w:val="superscript"/>
-        </w:rPr>
-        <w:t>3</w:t>
-      </w:r>
-      <w:r>
-        <w:rPr>
-          <w:rFonts w:hint="eastAsia" w:ascii="Times New Roman" w:hAnsi="Times New Roman" w:eastAsia="Times New Roman" w:cs="Times New Roman"/>
-        </w:rPr>
-        <w:t>，1</w:t>
-      </w:r>
-      <w:r>
-        <w:rPr>
-          <w:rFonts w:ascii="Times New Roman" w:hAnsi="Times New Roman" w:eastAsia="Times New Roman" w:cs="Times New Roman"/>
-        </w:rPr>
-        <w:t xml:space="preserve"> </w:t>
-      </w:r>
-      <w:r>
-        <w:rPr>
-          <w:rFonts w:hint="eastAsia" w:ascii="Times New Roman" w:hAnsi="Times New Roman" w:eastAsia="FangSong" w:cs="Times New Roman"/>
-        </w:rPr>
-        <w:t xml:space="preserve">对孤对</w:t>
-      </w:r>
-      <w:r>
-        <w:rPr>
-          <w:rFonts w:ascii="Times New Roman" w:hAnsi="Times New Roman" w:eastAsia="Times New Roman" w:cs="Times New Roman"/>
-        </w:rPr>
-        <w:t xml:space="preserve"> → </w:t>
-      </w:r>
-      <w:r>
-        <w:rPr>
-          <w:rFonts w:hint="eastAsia" w:ascii="Times New Roman" w:hAnsi="Times New Roman" w:eastAsia="FangSong" w:cs="Times New Roman"/>
-        </w:rPr>
-        <w:t>三角锥</w:t>
-      </w:r>
-      <w:r>
-        <w:rPr>
-          <w:rFonts w:hint="eastAsia" w:ascii="Times New Roman" w:hAnsi="Times New Roman" w:eastAsia="Times New Roman" w:cs="Times New Roman"/>
-        </w:rPr>
-        <w:t>（</w:t>
-      </w:r>
-      <w:r>
-        <w:rPr>
-          <w:rFonts w:hint="eastAsia" w:ascii="Times New Roman" w:hAnsi="Times New Roman" w:eastAsia="FangSong" w:cs="Times New Roman"/>
-        </w:rPr>
-        <w:t>类</w:t>
-      </w:r>
-      <w:r>
-        <w:rPr>
-          <w:rFonts w:ascii="Times New Roman" w:hAnsi="Times New Roman" w:eastAsia="Times New Roman" w:cs="Times New Roman"/>
-        </w:rPr>
-        <w:t xml:space="preserve"> </w:t>
-      </w:r>
-      <w:r>
-        <w:rPr>
-          <w:rFonts w:hint="eastAsia" w:ascii="Times New Roman" w:hAnsi="Times New Roman" w:eastAsia="Times New Roman" w:cs="Times New Roman"/>
-        </w:rPr>
-        <w:t>NH</w:t>
-      </w:r>
-      <w:r>
-        <w:rPr>
-          <w:rFonts w:hint="eastAsia" w:ascii="Times New Roman" w:hAnsi="Times New Roman" w:eastAsia="Times New Roman" w:cs="Times New Roman"/>
-          <w:vertAlign w:val="subscript"/>
-        </w:rPr>
-        <w:t>3</w:t>
-      </w:r>
-      <w:r>
-        <w:rPr>
-          <w:rFonts w:hint="eastAsia" w:ascii="Times New Roman" w:hAnsi="Times New Roman" w:eastAsia="Times New Roman" w:cs="Times New Roman"/>
-        </w:rPr>
-        <w:t>，AX</w:t>
-      </w:r>
-      <w:r>
-        <w:rPr>
-          <w:rFonts w:hint="eastAsia" w:ascii="Times New Roman" w:hAnsi="Times New Roman" w:eastAsia="Times New Roman" w:cs="Times New Roman"/>
-          <w:vertAlign w:val="subscript"/>
-        </w:rPr>
-        <w:t>3</w:t>
-      </w:r>
-      <w:r>
-        <w:rPr>
-          <w:rFonts w:hint="eastAsia" w:ascii="Times New Roman" w:hAnsi="Times New Roman" w:eastAsia="Times New Roman" w:cs="Times New Roman"/>
-        </w:rPr>
-        <w:t>E）</w:t>
-      </w:r>
-      <w:r>
-        <w:rPr>
-          <w:rFonts w:ascii="Times New Roman" w:hAnsi="Times New Roman" w:eastAsia="Times New Roman" w:cs="Times New Roman"/>
-        </w:rPr>
-        <w:t xml:space="preserve"> </w:t>
-      </w:r>
-      <w:r>
-        <w:rPr>
-          <w:rFonts w:ascii="Times New Roman" w:hAnsi="Times New Roman" w:eastAsia="Times New Roman" w:cs="Times New Roman"/>
-        </w:rPr>
-        <w:t>[!note] XeO</w:t>
-      </w:r>
-      <w:r>
-        <w:rPr>
-          <w:rFonts w:ascii="Times New Roman" w:hAnsi="Times New Roman" w:eastAsia="Times New Roman" w:cs="Times New Roman"/>
-          <w:vertAlign w:val="subscript"/>
-        </w:rPr>
-        <w:t>4</w:t>
-      </w:r>
-      <w:r>
-        <w:rPr>
-          <w:rFonts w:ascii="Times New Roman" w:hAnsi="Times New Roman" w:eastAsia="Times New Roman" w:cs="Times New Roman"/>
-        </w:rPr>
-        <w:t xml:space="preserve"> </w:t>
-      </w:r>
-      <w:r>
-        <w:rPr>
-          <w:rFonts w:hint="eastAsia" w:ascii="Times New Roman" w:hAnsi="Times New Roman" w:eastAsia="FangSong" w:cs="Times New Roman"/>
-        </w:rPr>
-        <w:t>正四面体结构</w:t>
-      </w:r>
-      <w:r>
-        <w:rPr>
-          <w:rFonts w:hint="eastAsia" w:ascii="Times New Roman" w:hAnsi="Times New Roman" w:eastAsia="Times New Roman" w:cs="Times New Roman"/>
-        </w:rPr>
-        <w:t>（VSEPR</w:t>
-      </w:r>
-      <w:r>
-        <w:rPr>
-          <w:rFonts w:ascii="Times New Roman" w:hAnsi="Times New Roman" w:eastAsia="Times New Roman" w:cs="Times New Roman"/>
-        </w:rPr>
-        <w:t xml:space="preserve"> </w:t>
-      </w:r>
-      <w:r>
-        <w:rPr>
-          <w:rFonts w:hint="eastAsia" w:ascii="Times New Roman" w:hAnsi="Times New Roman" w:eastAsia="Times New Roman" w:cs="Times New Roman"/>
-        </w:rPr>
-        <w:t>AX</w:t>
-      </w:r>
-      <w:r>
-        <w:rPr>
-          <w:rFonts w:hint="eastAsia" w:ascii="Times New Roman" w:hAnsi="Times New Roman" w:eastAsia="Times New Roman" w:cs="Times New Roman"/>
-          <w:vertAlign w:val="subscript"/>
-        </w:rPr>
-        <w:t>4</w:t>
-      </w:r>
-      <w:r>
-        <w:rPr>
-          <w:rFonts w:hint="eastAsia" w:ascii="Times New Roman" w:hAnsi="Times New Roman" w:eastAsia="Times New Roman" w:cs="Times New Roman"/>
-        </w:rPr>
-        <w:t>）</w:t>
-      </w:r>
-      <w:r>
-        <w:rPr>
-          <w:rFonts w:ascii="Times New Roman" w:hAnsi="Times New Roman" w:eastAsia="Times New Roman" w:cs="Times New Roman"/>
-        </w:rPr>
-        <w:t xml:space="preserve"> </w:t>
-      </w:r>
-      <w:r>
-        <w:rPr>
-          <w:rFonts w:hint="eastAsia" w:ascii="Times New Roman" w:hAnsi="Times New Roman" w:eastAsia="FangSong" w:cs="Times New Roman"/>
-        </w:rPr>
-        <w:t>中心</w:t>
-      </w:r>
-      <w:r>
-        <w:rPr>
-          <w:rFonts w:hint="eastAsia" w:ascii="Times New Roman" w:hAnsi="Times New Roman" w:eastAsia="Times New Roman" w:cs="Times New Roman"/>
-        </w:rPr>
-        <w:t>Xe</w:t>
-      </w:r>
-      <w:r>
-        <w:rPr>
-          <w:rFonts w:ascii="Times New Roman" w:hAnsi="Times New Roman" w:eastAsia="Times New Roman" w:cs="Times New Roman"/>
-        </w:rPr>
-        <w:t xml:space="preserve"> </w:t>
-      </w:r>
-      <w:r>
-        <w:rPr>
-          <w:rFonts w:hint="eastAsia" w:ascii="Times New Roman" w:hAnsi="Times New Roman" w:eastAsia="Times New Roman" w:cs="Times New Roman"/>
-        </w:rPr>
-        <w:t>sp</w:t>
-      </w:r>
-      <w:r>
-        <w:rPr>
-          <w:rFonts w:hint="eastAsia" w:ascii="Times New Roman" w:hAnsi="Times New Roman" w:eastAsia="Times New Roman" w:cs="Times New Roman"/>
-          <w:vertAlign w:val="superscript"/>
-        </w:rPr>
-        <w:t>3</w:t>
-      </w:r>
-      <w:r>
-        <w:rPr>
-          <w:rFonts w:hint="eastAsia" w:ascii="Times New Roman" w:hAnsi="Times New Roman" w:eastAsia="FangSong" w:cs="Times New Roman"/>
-        </w:rPr>
-        <w:t>杂化</w:t>
-      </w:r>
-      <w:r>
-        <w:rPr>
-          <w:rFonts w:hint="eastAsia" w:ascii="Times New Roman" w:hAnsi="Times New Roman" w:eastAsia="Times New Roman" w:cs="Times New Roman"/>
-        </w:rPr>
-        <w:t>，</w:t>
-      </w:r>
-      <w:r>
-        <w:rPr>
-          <w:rFonts w:hint="eastAsia" w:ascii="Times New Roman" w:hAnsi="Times New Roman" w:eastAsia="FangSong" w:cs="Times New Roman"/>
-        </w:rPr>
-        <w:t>无孤对</w:t>
-      </w:r>
-      <w:r>
-        <w:rPr>
-          <w:rFonts w:ascii="Times New Roman" w:hAnsi="Times New Roman" w:eastAsia="Times New Roman" w:cs="Times New Roman"/>
-        </w:rPr>
-        <w:t xml:space="preserve"> → </w:t>
-      </w:r>
-      <w:r>
-        <w:rPr>
-          <w:rFonts w:hint="eastAsia" w:ascii="Times New Roman" w:hAnsi="Times New Roman" w:eastAsia="FangSong" w:cs="Times New Roman"/>
-        </w:rPr>
-        <w:t xml:space="preserve">正四面体</w:t>
-      </w:r>
-      <w:r>
-        <w:rPr>
-          <w:rFonts w:ascii="Times New Roman" w:hAnsi="Times New Roman" w:eastAsia="Times New Roman" w:cs="Times New Roman"/>
-        </w:rPr>
-        <w:t xml:space="preserve"> </w:t>
-      </w:r>
-      <w:r>
-        <w:rPr>
-          <w:rFonts w:hint="eastAsia" w:ascii="Times New Roman" w:hAnsi="Times New Roman" w:eastAsia="Times New Roman" w:cs="Times New Roman"/>
-        </w:rPr>
-        <w:t>+8</w:t>
-      </w:r>
-      <w:r>
-        <w:rPr>
-          <w:rFonts w:hint="eastAsia" w:ascii="Times New Roman" w:hAnsi="Times New Roman" w:eastAsia="FangSong" w:cs="Times New Roman"/>
-        </w:rPr>
-        <w:t>价唯一已知中性氙氧化物</w:t>
-      </w:r>
-      <w:r>
-        <w:rPr>
-          <w:rFonts w:hint="eastAsia" w:ascii="Times New Roman" w:hAnsi="Times New Roman" w:eastAsia="Times New Roman" w:cs="Times New Roman"/>
-        </w:rPr>
-        <w:t>，</w:t>
-      </w:r>
-      <w:r>
-        <w:rPr>
-          <w:rFonts w:hint="eastAsia" w:ascii="Times New Roman" w:hAnsi="Times New Roman" w:eastAsia="FangSong" w:cs="Times New Roman"/>
-        </w:rPr>
-        <w:t>易爆</w:t>
-      </w:r>
-      <w:r>
-        <w:rPr>
-          <w:rFonts w:hint="eastAsia" w:ascii="Times New Roman" w:hAnsi="Times New Roman" w:eastAsia="Times New Roman" w:cs="Times New Roman"/>
-        </w:rPr>
-        <w:t>、</w:t>
-      </w:r>
-      <w:r>
-        <w:rPr>
-          <w:rFonts w:hint="eastAsia" w:ascii="Times New Roman" w:hAnsi="Times New Roman" w:eastAsia="FangSong" w:cs="Times New Roman"/>
-        </w:rPr>
-        <w:t>极强氧化剂</w:t>
-      </w:r>
-      <w:r>
-        <w:rPr>
-          <w:rFonts w:ascii="Times New Roman" w:hAnsi="Times New Roman" w:eastAsia="Times New Roman" w:cs="Times New Roman"/>
-        </w:rPr>
-        <w:t xml:space="preserve"> </w:t>
-      </w:r>
-      <w:r>
-        <w:rPr>
-          <w:rFonts w:hint="eastAsia" w:ascii="Times New Roman" w:hAnsi="Times New Roman" w:eastAsia="FangSong" w:cs="Times New Roman"/>
-        </w:rPr>
-        <w:t>结构要点</w:t>
-      </w:r>
-      <w:r>
-        <w:rPr>
-          <w:rFonts w:hint="eastAsia" w:ascii="Times New Roman" w:hAnsi="Times New Roman" w:eastAsia="Times New Roman" w:cs="Times New Roman"/>
-        </w:rPr>
-        <w:t>：</w:t>
-      </w:r>
-      <w:r>
-        <w:rPr>
-          <w:rFonts w:hint="eastAsia" w:ascii="Times New Roman" w:hAnsi="Times New Roman" w:eastAsia="FangSong" w:cs="Times New Roman"/>
-        </w:rPr>
-        <w:t>中心</w:t>
-      </w:r>
-      <w:r>
-        <w:rPr>
-          <w:rFonts w:ascii="Times New Roman" w:hAnsi="Times New Roman" w:eastAsia="Times New Roman" w:cs="Times New Roman"/>
-        </w:rPr>
-        <w:t xml:space="preserve"> Xe </w:t>
-      </w:r>
-      <w:r>
-        <w:rPr>
-          <w:rFonts w:hint="eastAsia" w:ascii="Times New Roman" w:hAnsi="Times New Roman" w:eastAsia="FangSong" w:cs="Times New Roman"/>
-        </w:rPr>
-        <w:t xml:space="preserve">取</w:t>
-      </w:r>
-      <w:r>
-        <w:rPr>
-          <w:rFonts w:ascii="Times New Roman" w:hAnsi="Times New Roman" w:eastAsia="Times New Roman" w:cs="Times New Roman"/>
-        </w:rPr>
-        <w:t xml:space="preserve"> </w:t>
-      </w:r>
-      <w:r>
-        <w:rPr>
-          <w:rFonts w:hint="eastAsia" w:ascii="Times New Roman" w:hAnsi="Times New Roman" w:eastAsia="Times New Roman" w:cs="Times New Roman"/>
-        </w:rPr>
-        <w:t>sp</w:t>
-      </w:r>
-      <w:r>
-        <w:rPr>
-          <w:rFonts w:hint="eastAsia" w:ascii="Times New Roman" w:hAnsi="Times New Roman" w:eastAsia="Times New Roman" w:cs="Times New Roman"/>
-          <w:vertAlign w:val="superscript"/>
-        </w:rPr>
-        <w:t>3</w:t>
-      </w:r>
-      <w:r>
-        <w:rPr>
-          <w:rFonts w:hint="eastAsia" w:ascii="Times New Roman" w:hAnsi="Times New Roman" w:eastAsia="Times New Roman" w:cs="Times New Roman"/>
-        </w:rPr>
-        <w:t>，</w:t>
-      </w:r>
-      <w:r>
-        <w:rPr>
-          <w:rFonts w:hint="eastAsia" w:ascii="Times New Roman" w:hAnsi="Times New Roman" w:eastAsia="FangSong" w:cs="Times New Roman"/>
-        </w:rPr>
-        <w:t>无孤对</w:t>
-      </w:r>
-      <w:r>
-        <w:rPr>
-          <w:rFonts w:ascii="Times New Roman" w:hAnsi="Times New Roman" w:eastAsia="Times New Roman" w:cs="Times New Roman"/>
-        </w:rPr>
-        <w:t xml:space="preserve"> → </w:t>
-      </w:r>
-      <w:r>
-        <w:rPr>
-          <w:rFonts w:hint="eastAsia" w:ascii="Times New Roman" w:hAnsi="Times New Roman" w:eastAsia="FangSong" w:cs="Times New Roman"/>
-        </w:rPr>
-        <w:t>正四面体</w:t>
-      </w:r>
-      <w:r>
-        <w:rPr>
-          <w:rFonts w:hint="eastAsia" w:ascii="Times New Roman" w:hAnsi="Times New Roman" w:eastAsia="Times New Roman" w:cs="Times New Roman"/>
-        </w:rPr>
-        <w:t>（AX</w:t>
-      </w:r>
-      <w:r>
-        <w:rPr>
-          <w:rFonts w:hint="eastAsia" w:ascii="Times New Roman" w:hAnsi="Times New Roman" w:eastAsia="Times New Roman" w:cs="Times New Roman"/>
-          <w:vertAlign w:val="subscript"/>
-        </w:rPr>
-        <w:t>4</w:t>
-      </w:r>
-      <w:r>
-        <w:rPr>
-          <w:rFonts w:hint="eastAsia" w:ascii="Times New Roman" w:hAnsi="Times New Roman" w:eastAsia="Times New Roman" w:cs="Times New Roman"/>
-        </w:rPr>
-        <w:t>）；+8</w:t>
-      </w:r>
-      <w:r>
-        <w:rPr>
-          <w:rFonts w:ascii="Times New Roman" w:hAnsi="Times New Roman" w:eastAsia="Times New Roman" w:cs="Times New Roman"/>
-        </w:rPr>
-        <w:t xml:space="preserve"> </w:t>
-      </w:r>
-      <w:r>
-        <w:rPr>
-          <w:rFonts w:hint="eastAsia" w:ascii="Times New Roman" w:hAnsi="Times New Roman" w:eastAsia="FangSong" w:cs="Times New Roman"/>
-        </w:rPr>
-        <w:t>价唯一已知中性氙氧化物</w:t>
-      </w:r>
-      <w:r>
-        <w:rPr>
-          <w:rFonts w:hint="eastAsia" w:ascii="Times New Roman" w:hAnsi="Times New Roman" w:eastAsia="Times New Roman" w:cs="Times New Roman"/>
-        </w:rPr>
-        <w:t>（</w:t>
-      </w:r>
-      <w:r>
-        <w:rPr>
-          <w:rFonts w:hint="eastAsia" w:ascii="Times New Roman" w:hAnsi="Times New Roman" w:eastAsia="FangSong" w:cs="Times New Roman"/>
-        </w:rPr>
-        <w:t>易爆</w:t>
-      </w:r>
-      <w:r>
-        <w:rPr>
-          <w:rFonts w:hint="eastAsia" w:ascii="Times New Roman" w:hAnsi="Times New Roman" w:eastAsia="Times New Roman" w:cs="Times New Roman"/>
-        </w:rPr>
-        <w:t>、</w:t>
-      </w:r>
-      <w:r>
-        <w:rPr>
-          <w:rFonts w:hint="eastAsia" w:ascii="Times New Roman" w:hAnsi="Times New Roman" w:eastAsia="FangSong" w:cs="Times New Roman"/>
-        </w:rPr>
-        <w:t>极强氧化剂</w:t>
-      </w:r>
-      <w:r>
-        <w:rPr>
-          <w:rFonts w:hint="eastAsia" w:ascii="Times New Roman" w:hAnsi="Times New Roman" w:eastAsia="Times New Roman" w:cs="Times New Roman"/>
-        </w:rPr>
-        <w:t>）</w:t>
-      </w:r>
-    </w:p>
-    <w:p>
-      <w:pPr>
-        <w:pStyle w:val="MistakeBlock"/>
       </w:pPr>
       <w:r>
         <w:rPr>
@@ -19405,8 +18891,8 @@
         </w:tc>
       </w:tr>
     </w:tbl>
-    <w:bookmarkEnd w:id="31"/>
-    <w:bookmarkStart w:id="32" w:name="氧化态与稳定性"/>
+    <w:bookmarkEnd w:id="32"/>
+    <w:bookmarkStart w:id="33" w:name="氧化态与稳定性"/>
     <w:p>
       <w:pPr>
         <w:pStyle w:val="Heading3"/>
@@ -19821,9 +19307,9 @@
         </w:pict>
       </w:r>
     </w:p>
-    <w:bookmarkEnd w:id="32"/>
     <w:bookmarkEnd w:id="33"/>
-    <w:bookmarkStart w:id="36" w:name="五s-区氢化物与储氢材料"/>
+    <w:bookmarkEnd w:id="34"/>
+    <w:bookmarkStart w:id="37" w:name="五s-区氢化物与储氢材料"/>
     <w:p>
       <w:pPr>
         <w:pStyle w:val="Heading2"/>
@@ -19856,7 +19342,7 @@
     </w:p>
     <w:p>
       <w:pPr>
-        <w:pStyle w:val="BlockText"/>
+        <w:pStyle w:val="FirstParagraph"/>
       </w:pPr>
       <w:r>
         <w:rPr>
@@ -19990,7 +19476,7 @@
         <w:t>。</w:t>
       </w:r>
     </w:p>
-    <w:bookmarkStart w:id="34" w:name="离子型氢化物"/>
+    <w:bookmarkStart w:id="35" w:name="离子型氢化物"/>
     <w:p>
       <w:pPr>
         <w:pStyle w:val="Heading3"/>
@@ -20444,8 +19930,8 @@
         <w:t>）</w:t>
       </w:r>
     </w:p>
-    <w:bookmarkEnd w:id="34"/>
-    <w:bookmarkStart w:id="35" w:name="储氢材料"/>
+    <w:bookmarkEnd w:id="35"/>
+    <w:bookmarkStart w:id="36" w:name="储氢材料"/>
     <w:p>
       <w:pPr>
         <w:pStyle w:val="Heading3"/>
@@ -20791,9 +20277,9 @@
         </w:pict>
       </w:r>
     </w:p>
-    <w:bookmarkEnd w:id="35"/>
     <w:bookmarkEnd w:id="36"/>
-    <w:bookmarkStart w:id="40" w:name="六方法框架s-区推断的信号-响应四步法"/>
+    <w:bookmarkEnd w:id="37"/>
+    <w:bookmarkStart w:id="41" w:name="六方法框架s-区推断的信号-响应四步法"/>
     <w:p>
       <w:pPr>
         <w:pStyle w:val="Heading2"/>
@@ -20872,44 +20358,7 @@
         <w:t>四步法</w:t>
       </w:r>
     </w:p>
-    <w:p>
-      <w:pPr>
-        <w:pStyle w:val="BlockText"/>
-      </w:pPr>
-      <w:r>
-        <w:rPr>
-          <w:rFonts w:hint="eastAsia" w:ascii="Times New Roman" w:hAnsi="Times New Roman" w:eastAsia="FangSong" w:cs="Times New Roman"/>
-          <w:b/>
-          <w:bCs/>
-        </w:rPr>
-        <w:t xml:space="preserve">关联专题</w:t>
-      </w:r>
-      <w:r>
-        <w:rPr>
-          <w:rFonts w:hint="eastAsia" w:ascii="Times New Roman" w:hAnsi="Times New Roman" w:eastAsia="Times New Roman" w:cs="Times New Roman"/>
-        </w:rPr>
-        <w:t>：</w:t>
-      </w:r>
-      <w:r>
-        <w:rPr>
-          <w:rFonts w:hint="eastAsia" w:ascii="Times New Roman" w:hAnsi="Times New Roman" w:eastAsia="FangSong" w:cs="Times New Roman"/>
-        </w:rPr>
-        <w:t>专题</w:t>
-      </w:r>
-      <w:r>
-        <w:rPr>
-          <w:rFonts w:hint="eastAsia" w:ascii="Times New Roman" w:hAnsi="Times New Roman" w:eastAsia="Times New Roman" w:cs="Times New Roman"/>
-        </w:rPr>
-        <w:t>-</w:t>
-      </w:r>
-      <w:r>
-        <w:rPr>
-          <w:rFonts w:hint="eastAsia" w:ascii="Times New Roman" w:hAnsi="Times New Roman" w:eastAsia="FangSong" w:cs="Times New Roman"/>
-        </w:rPr>
-        <w:t>碱金属碱土金属与稀有气体</w:t>
-      </w:r>
-    </w:p>
-    <w:bookmarkStart w:id="37" w:name="焰色反应信号表"/>
+    <w:bookmarkStart w:id="38" w:name="焰色反应信号表投影对照表见-专题页"/>
     <w:p>
       <w:pPr>
         <w:pStyle w:val="Heading3"/>
@@ -20925,7 +20374,37 @@
         <w:rPr>
           <w:rFonts w:hint="eastAsia" w:ascii="Times New Roman" w:hAnsi="Times New Roman" w:eastAsia="SimHei" w:cs="Times New Roman"/>
         </w:rPr>
-        <w:t xml:space="preserve">焰色反应信号表</w:t>
+        <w:t>焰色反应信号表</w:t>
+      </w:r>
+      <w:r>
+        <w:rPr>
+          <w:rFonts w:hint="eastAsia" w:ascii="Times New Roman" w:hAnsi="Times New Roman" w:eastAsia="Times New Roman" w:cs="Times New Roman"/>
+        </w:rPr>
+        <w:t>（</w:t>
+      </w:r>
+      <w:r>
+        <w:rPr>
+          <w:rFonts w:hint="eastAsia" w:ascii="Times New Roman" w:hAnsi="Times New Roman" w:eastAsia="SimHei" w:cs="Times New Roman"/>
+        </w:rPr>
+        <w:t>投影对照表见</w:t>
+      </w:r>
+      <w:r>
+        <w:rPr>
+          <w:rFonts w:ascii="Times New Roman" w:hAnsi="Times New Roman" w:eastAsia="Times New Roman" w:cs="Times New Roman"/>
+        </w:rPr>
+        <w:t xml:space="preserve"> </w:t>
+      </w:r>
+      <w:r>
+        <w:rPr>
+          <w:rFonts w:hint="eastAsia" w:ascii="Times New Roman" w:hAnsi="Times New Roman" w:eastAsia="SimHei" w:cs="Times New Roman"/>
+        </w:rPr>
+        <w:t>专题页</w:t>
+      </w:r>
+      <w:r>
+        <w:rPr>
+          <w:rFonts w:hint="eastAsia" w:ascii="Times New Roman" w:hAnsi="Times New Roman" w:eastAsia="Times New Roman" w:cs="Times New Roman"/>
+        </w:rPr>
+        <w:t>）</w:t>
       </w:r>
     </w:p>
     <w:tbl>
@@ -21230,7 +20709,7 @@
     </w:tbl>
     <w:p>
       <w:pPr>
-        <w:pStyle w:val="BlockText"/>
+        <w:pStyle w:val="BodyText"/>
         <w:spacing w:before="120"/>
       </w:pPr>
       <w:r>
@@ -21284,8 +20763,8 @@
         <w:t>。</w:t>
       </w:r>
     </w:p>
-    <w:bookmarkEnd w:id="37"/>
-    <w:bookmarkStart w:id="38" w:name="s-区信号-响应矩阵"/>
+    <w:bookmarkEnd w:id="38"/>
+    <w:bookmarkStart w:id="39" w:name="s-区信号-响应矩阵"/>
     <w:p>
       <w:pPr>
         <w:pStyle w:val="Heading3"/>
@@ -21867,8 +21346,8 @@
         </w:tc>
       </w:tr>
     </w:tbl>
-    <w:bookmarkEnd w:id="38"/>
-    <w:bookmarkStart w:id="39" w:name="推断四步法"/>
+    <w:bookmarkEnd w:id="39"/>
+    <w:bookmarkStart w:id="40" w:name="推断四步法"/>
     <w:p>
       <w:pPr>
         <w:pStyle w:val="Heading3"/>
@@ -22351,7 +21830,7 @@
     </w:tbl>
     <w:p>
       <w:pPr>
-        <w:pStyle w:val="BlockText"/>
+        <w:pStyle w:val="BodyText"/>
         <w:spacing w:before="120"/>
       </w:pPr>
       <w:r>
@@ -22553,9 +22032,9 @@
         </w:pict>
       </w:r>
     </w:p>
-    <w:bookmarkEnd w:id="39"/>
     <w:bookmarkEnd w:id="40"/>
-    <w:bookmarkStart w:id="49" w:name="七典型例题"/>
+    <w:bookmarkEnd w:id="41"/>
+    <w:bookmarkStart w:id="50" w:name="七典型例题"/>
     <w:p>
       <w:pPr>
         <w:pStyle w:val="Heading2"/>
@@ -22580,7 +22059,7 @@
         <w:t>典型例题</w:t>
       </w:r>
     </w:p>
-    <w:bookmarkStart w:id="41" w:name="例题-1li-电极电势-vs-活泼性"/>
+    <w:bookmarkStart w:id="42" w:name="例题-1li-电极电势-vs-活泼性"/>
     <w:p>
       <w:pPr>
         <w:pStyle w:val="Heading3"/>
@@ -23376,8 +22855,8 @@
         <w:t xml:space="preserve">。</w:t>
       </w:r>
     </w:p>
-    <w:bookmarkEnd w:id="41"/>
-    <w:bookmarkStart w:id="42" w:name="例题-2na₂o₂-与酸反应"/>
+    <w:bookmarkEnd w:id="42"/>
+    <w:bookmarkStart w:id="43" w:name="例题-2na₂o₂-与酸反应"/>
     <w:p>
       <w:pPr>
         <w:pStyle w:val="Heading3"/>
@@ -24263,8 +23742,8 @@
         <w:t>。</w:t>
       </w:r>
     </w:p>
-    <w:bookmarkEnd w:id="42"/>
-    <w:bookmarkStart w:id="43" w:name="例题-3对角线规则beoh₂-两性"/>
+    <w:bookmarkEnd w:id="43"/>
+    <w:bookmarkStart w:id="44" w:name="例题-3对角线规则beoh₂-两性"/>
     <w:p>
       <w:pPr>
         <w:pStyle w:val="Heading3"/>
@@ -24804,8 +24283,8 @@
         <w:t>。</w:t>
       </w:r>
     </w:p>
-    <w:bookmarkEnd w:id="43"/>
-    <w:bookmarkStart w:id="44" w:name="例题-4xe-化合物-vsepr-综合"/>
+    <w:bookmarkEnd w:id="44"/>
+    <w:bookmarkStart w:id="45" w:name="例题-4xe-化合物-vsepr-综合"/>
     <w:p>
       <w:pPr>
         <w:pStyle w:val="Heading3"/>
@@ -25826,8 +25305,8 @@
         </w:tc>
       </w:tr>
     </w:tbl>
-    <w:bookmarkEnd w:id="44"/>
-    <w:bookmarkStart w:id="45" w:name="例题-5碳酸盐热稳定性"/>
+    <w:bookmarkEnd w:id="45"/>
+    <w:bookmarkStart w:id="46" w:name="例题-5碳酸盐热稳定性"/>
     <w:p>
       <w:pPr>
         <w:pStyle w:val="Heading3"/>
@@ -26995,8 +26474,8 @@
         <w:t>）。</w:t>
       </w:r>
     </w:p>
-    <w:bookmarkEnd w:id="45"/>
-    <w:bookmarkStart w:id="46" w:name="例题-6k-的制备沸点差"/>
+    <w:bookmarkEnd w:id="46"/>
+    <w:bookmarkStart w:id="47" w:name="例题-6k-的制备沸点差"/>
     <w:p>
       <w:pPr>
         <w:pStyle w:val="Heading3"/>
@@ -27475,13 +26954,14 @@
         <w:rPr>
           <w:rFonts w:hint="eastAsia" w:ascii="Times New Roman" w:hAnsi="Times New Roman" w:eastAsia="FangSong" w:cs="Times New Roman"/>
         </w:rPr>
-        <w:t xml:space="preserve">制备</w:t>
-      </w:r>
-    </w:p>
-    <w:p>
-      <w:pPr>
-        <w:pStyle w:val="BlockText"/>
-      </w:pPr>
+        <w:t>制备</w:t>
+      </w:r>
+      <w:r>
+        <w:rPr>
+          <w:rFonts w:hint="eastAsia" w:ascii="Times New Roman" w:hAnsi="Times New Roman" w:eastAsia="Times New Roman" w:cs="Times New Roman"/>
+        </w:rPr>
+        <w:t>。</w:t>
+      </w:r>
       <w:r>
         <w:rPr>
           <w:rFonts w:hint="eastAsia" w:ascii="Times New Roman" w:hAnsi="Times New Roman" w:eastAsia="FangSong" w:cs="Times New Roman"/>
@@ -27521,8 +27001,8 @@
         <w:t>。</w:t>
       </w:r>
     </w:p>
-    <w:bookmarkEnd w:id="46"/>
-    <w:bookmarkStart w:id="47" w:name="例题-7碱金属难溶盐鉴别"/>
+    <w:bookmarkEnd w:id="47"/>
+    <w:bookmarkStart w:id="48" w:name="例题-7碱金属难溶盐鉴别"/>
     <w:p>
       <w:pPr>
         <w:pStyle w:val="Heading3"/>
@@ -28202,8 +27682,8 @@
         <w:t>。</w:t>
       </w:r>
     </w:p>
-    <w:bookmarkEnd w:id="47"/>
-    <w:bookmarkStart w:id="48" w:name="例题-8xe-化合物晶胞-vsepr-39届"/>
+    <w:bookmarkEnd w:id="48"/>
+    <w:bookmarkStart w:id="49" w:name="例题-8xe-化合物晶胞-vsepr-39届"/>
     <w:p>
       <w:pPr>
         <w:pStyle w:val="Heading3"/>
@@ -28892,9 +28372,9 @@
         </w:pict>
       </w:r>
     </w:p>
-    <w:bookmarkEnd w:id="48"/>
     <w:bookmarkEnd w:id="49"/>
-    <w:bookmarkStart w:id="54" w:name="八本讲速查"/>
+    <w:bookmarkEnd w:id="50"/>
+    <w:bookmarkStart w:id="56" w:name="八本讲速查"/>
     <w:p>
       <w:pPr>
         <w:pStyle w:val="Heading2"/>
@@ -28919,7 +28399,7 @@
         <w:t>本讲速查</w:t>
       </w:r>
     </w:p>
-    <w:bookmarkStart w:id="50" w:name="碱金属燃烧产物"/>
+    <w:bookmarkStart w:id="51" w:name="碱金属燃烧产物"/>
     <w:p>
       <w:pPr>
         <w:pStyle w:val="Heading3"/>
@@ -29245,8 +28725,8 @@
         </w:tc>
       </w:tr>
     </w:tbl>
-    <w:bookmarkEnd w:id="50"/>
-    <w:bookmarkStart w:id="51" w:name="氙化合物-vsepr"/>
+    <w:bookmarkEnd w:id="51"/>
+    <w:bookmarkStart w:id="52" w:name="氙化合物-vsepr"/>
     <w:p>
       <w:pPr>
         <w:pStyle w:val="Heading3"/>
@@ -29753,8 +29233,8 @@
         </w:tc>
       </w:tr>
     </w:tbl>
-    <w:bookmarkEnd w:id="51"/>
-    <w:bookmarkStart w:id="52" w:name="对角线规则三组"/>
+    <w:bookmarkEnd w:id="52"/>
+    <w:bookmarkStart w:id="53" w:name="对角线规则三组"/>
     <w:p>
       <w:pPr>
         <w:pStyle w:val="Heading3"/>
@@ -29808,8 +29288,8 @@
         <w:t>。</w:t>
       </w:r>
     </w:p>
-    <w:bookmarkEnd w:id="52"/>
-    <w:bookmarkStart w:id="53" w:name="s-区关键递变速记"/>
+    <w:bookmarkEnd w:id="53"/>
+    <w:bookmarkStart w:id="54" w:name="s-区关键递变速记"/>
     <w:p>
       <w:pPr>
         <w:pStyle w:val="Heading3"/>
@@ -30377,1230 +29857,36 @@
         </w:tc>
       </w:tr>
     </w:tbl>
+    <w:bookmarkEnd w:id="54"/>
+    <w:bookmarkStart w:id="55" w:name="判据与易错一览"/>
     <w:p>
       <w:pPr>
-        <w:spacing w:before="160" w:after="80"/>
-      </w:pPr>
-      <w:r>
-        <w:pict>
-          <v:rect style="width:0;height:1.5pt" o:hralign="center" o:hrstd="t" o:hr="t"/>
-        </w:pict>
-      </w:r>
-    </w:p>
-    <w:bookmarkEnd w:id="53"/>
-    <w:bookmarkEnd w:id="54"/>
-    <w:bookmarkStart w:id="55" w:name="九本讲小结"/>
-    <w:p>
-      <w:pPr>
-        <w:pStyle w:val="Heading2"/>
+        <w:pStyle w:val="Heading3"/>
         <w:spacing w:before="280" w:after="120"/>
       </w:pPr>
       <w:r>
         <w:rPr>
+          <w:rFonts w:ascii="Times New Roman" w:hAnsi="Times New Roman" w:eastAsia="Times New Roman" w:cs="Times New Roman"/>
+        </w:rPr>
+        <w:t xml:space="preserve">8.5 </w:t>
+      </w:r>
+      <w:r>
+        <w:rPr>
           <w:rFonts w:hint="eastAsia" w:ascii="Times New Roman" w:hAnsi="Times New Roman" w:eastAsia="SimHei" w:cs="Times New Roman"/>
         </w:rPr>
-        <w:t>九</w:t>
-      </w:r>
-      <w:r>
-        <w:rPr>
-          <w:rFonts w:hint="eastAsia" w:ascii="Times New Roman" w:hAnsi="Times New Roman" w:eastAsia="Times New Roman" w:cs="Times New Roman"/>
-        </w:rPr>
-        <w:t>、</w:t>
-      </w:r>
-      <w:r>
-        <w:rPr>
-          <w:rFonts w:hint="eastAsia" w:ascii="Times New Roman" w:hAnsi="Times New Roman" w:eastAsia="SimHei" w:cs="Times New Roman"/>
-        </w:rPr>
-        <w:t>本讲小结</w:t>
+        <w:t xml:space="preserve">判据与易错一览</w:t>
       </w:r>
     </w:p>
     <w:p>
       <w:pPr>
-        <w:pStyle w:val="Compact"/>
-        <w:numPr>
-          <w:ilvl w:val="0"/>
-          <w:numId w:val="1004"/>
-        </w:numPr>
+        <w:pStyle w:val="FirstParagraph"/>
+        <w:spacing w:after="80"/>
       </w:pPr>
       <w:r>
         <w:rPr>
           <w:rFonts w:hint="eastAsia" w:ascii="Times New Roman" w:hAnsi="Times New Roman" w:eastAsia="FangSong" w:cs="Times New Roman"/>
           <w:b/>
           <w:bCs/>
-        </w:rPr>
-        <w:t xml:space="preserve">电极电势</w:t>
-      </w:r>
-      <w:r>
-        <w:rPr>
-          <w:rFonts w:ascii="Times New Roman" w:hAnsi="Times New Roman" w:eastAsia="Times New Roman" w:cs="Times New Roman"/>
-          <w:b/>
-          <w:bCs/>
-        </w:rPr>
-        <w:t xml:space="preserve"> ≠ </w:t>
-      </w:r>
-      <w:r>
-        <w:rPr>
-          <w:rFonts w:hint="eastAsia" w:ascii="Times New Roman" w:hAnsi="Times New Roman" w:eastAsia="FangSong" w:cs="Times New Roman"/>
-          <w:b/>
-          <w:bCs/>
-        </w:rPr>
-        <w:t xml:space="preserve">活泼性</w:t>
-      </w:r>
-      <w:r>
-        <w:rPr>
-          <w:rFonts w:hint="eastAsia" w:ascii="Times New Roman" w:hAnsi="Times New Roman" w:eastAsia="Times New Roman" w:cs="Times New Roman"/>
-        </w:rPr>
-        <w:t xml:space="preserve">：Li</w:t>
-      </w:r>
-      <w:r>
-        <w:rPr>
-          <w:rFonts w:ascii="Times New Roman" w:hAnsi="Times New Roman" w:eastAsia="Times New Roman" w:cs="Times New Roman"/>
-        </w:rPr>
-        <w:t xml:space="preserve"> </w:t>
-      </w:r>
-      <w:r>
-        <w:rPr>
-          <w:rFonts w:hint="eastAsia" w:ascii="Times New Roman" w:hAnsi="Times New Roman" w:eastAsia="FangSong" w:cs="Times New Roman"/>
-        </w:rPr>
-        <w:t>电势最负因水合能巨大</w:t>
-      </w:r>
-      <w:r>
-        <w:rPr>
-          <w:rFonts w:hint="eastAsia" w:ascii="Times New Roman" w:hAnsi="Times New Roman" w:eastAsia="Times New Roman" w:cs="Times New Roman"/>
-        </w:rPr>
-        <w:t>（Born-Haber</w:t>
-      </w:r>
-      <w:r>
-        <w:rPr>
-          <w:rFonts w:ascii="Times New Roman" w:hAnsi="Times New Roman" w:eastAsia="Times New Roman" w:cs="Times New Roman"/>
-        </w:rPr>
-        <w:t xml:space="preserve"> </w:t>
-      </w:r>
-      <w:r>
-        <w:rPr>
-          <w:rFonts w:hint="eastAsia" w:ascii="Times New Roman" w:hAnsi="Times New Roman" w:eastAsia="FangSong" w:cs="Times New Roman"/>
-        </w:rPr>
-        <w:t>三账本</w:t>
-      </w:r>
-      <w:r>
-        <w:rPr>
-          <w:rFonts w:hint="eastAsia" w:ascii="Times New Roman" w:hAnsi="Times New Roman" w:eastAsia="Times New Roman" w:cs="Times New Roman"/>
-        </w:rPr>
-        <w:t>）；</w:t>
-      </w:r>
-      <w:r>
-        <w:rPr>
-          <w:rFonts w:hint="eastAsia" w:ascii="Times New Roman" w:hAnsi="Times New Roman" w:eastAsia="FangSong" w:cs="Times New Roman"/>
-        </w:rPr>
-        <w:t>活泼性看反应现象与动力学</w:t>
-      </w:r>
-      <w:r>
-        <w:rPr>
-          <w:rFonts w:hint="eastAsia" w:ascii="Times New Roman" w:hAnsi="Times New Roman" w:eastAsia="Times New Roman" w:cs="Times New Roman"/>
-        </w:rPr>
-        <w:t>。</w:t>
-      </w:r>
-    </w:p>
-    <w:p>
-      <w:pPr>
-        <w:pStyle w:val="Compact"/>
-        <w:numPr>
-          <w:ilvl w:val="0"/>
-          <w:numId w:val="1004"/>
-        </w:numPr>
-      </w:pPr>
-      <w:r>
-        <w:rPr>
-          <w:rFonts w:hint="eastAsia" w:ascii="Times New Roman" w:hAnsi="Times New Roman" w:eastAsia="FangSong" w:cs="Times New Roman"/>
-          <w:b/>
-          <w:bCs/>
-        </w:rPr>
-        <w:t xml:space="preserve">燃烧产物递变</w:t>
-      </w:r>
-      <w:r>
-        <w:rPr>
-          <w:rFonts w:hint="eastAsia" w:ascii="Times New Roman" w:hAnsi="Times New Roman" w:eastAsia="Times New Roman" w:cs="Times New Roman"/>
-        </w:rPr>
-        <w:t>：Li</w:t>
-      </w:r>
-      <w:r>
-        <w:rPr>
-          <w:rFonts w:hint="eastAsia" w:ascii="Times New Roman" w:hAnsi="Times New Roman" w:eastAsia="Times New Roman" w:cs="Times New Roman"/>
-          <w:vertAlign w:val="subscript"/>
-        </w:rPr>
-        <w:t>2</w:t>
-      </w:r>
-      <w:r>
-        <w:rPr>
-          <w:rFonts w:hint="eastAsia" w:ascii="Times New Roman" w:hAnsi="Times New Roman" w:eastAsia="Times New Roman" w:cs="Times New Roman"/>
-        </w:rPr>
-        <w:t>O</w:t>
-      </w:r>
-      <w:r>
-        <w:rPr>
-          <w:rFonts w:ascii="Times New Roman" w:hAnsi="Times New Roman" w:eastAsia="Times New Roman" w:cs="Times New Roman"/>
-        </w:rPr>
-        <w:t xml:space="preserve"> → Na</w:t>
-      </w:r>
-      <w:r>
-        <w:rPr>
-          <w:rFonts w:ascii="Times New Roman" w:hAnsi="Times New Roman" w:eastAsia="Times New Roman" w:cs="Times New Roman"/>
-          <w:vertAlign w:val="subscript"/>
-        </w:rPr>
-        <w:t>2</w:t>
-      </w:r>
-      <w:r>
-        <w:rPr>
-          <w:rFonts w:ascii="Times New Roman" w:hAnsi="Times New Roman" w:eastAsia="Times New Roman" w:cs="Times New Roman"/>
-        </w:rPr>
-        <w:t>O</w:t>
-      </w:r>
-      <w:r>
-        <w:rPr>
-          <w:rFonts w:ascii="Times New Roman" w:hAnsi="Times New Roman" w:eastAsia="Times New Roman" w:cs="Times New Roman"/>
-          <w:vertAlign w:val="subscript"/>
-        </w:rPr>
-        <w:t>2</w:t>
-      </w:r>
-      <w:r>
-        <w:rPr>
-          <w:rFonts w:ascii="Times New Roman" w:hAnsi="Times New Roman" w:eastAsia="Times New Roman" w:cs="Times New Roman"/>
-        </w:rPr>
-        <w:t xml:space="preserve"> → </w:t>
-      </w:r>
-      <w:r>
-        <w:rPr>
-          <w:rFonts w:hint="eastAsia" w:ascii="Times New Roman" w:hAnsi="Times New Roman" w:eastAsia="Times New Roman" w:cs="Times New Roman"/>
-        </w:rPr>
-        <w:t>KO</w:t>
-      </w:r>
-      <w:r>
-        <w:rPr>
-          <w:rFonts w:hint="eastAsia" w:ascii="Times New Roman" w:hAnsi="Times New Roman" w:eastAsia="Times New Roman" w:cs="Times New Roman"/>
-          <w:vertAlign w:val="subscript"/>
-        </w:rPr>
-        <w:t>2</w:t>
-      </w:r>
-      <w:r>
-        <w:rPr>
-          <w:rFonts w:hint="eastAsia" w:ascii="Times New Roman" w:hAnsi="Times New Roman" w:eastAsia="Times New Roman" w:cs="Times New Roman"/>
-        </w:rPr>
-        <w:t>，</w:t>
-      </w:r>
-      <w:r>
-        <w:rPr>
-          <w:rFonts w:hint="eastAsia" w:ascii="Times New Roman" w:hAnsi="Times New Roman" w:eastAsia="FangSong" w:cs="Times New Roman"/>
-        </w:rPr>
-        <w:t>阳离子越大越能稳定大阴离子</w:t>
-      </w:r>
-      <w:r>
-        <w:rPr>
-          <w:rFonts w:hint="eastAsia" w:ascii="Times New Roman" w:hAnsi="Times New Roman" w:eastAsia="Times New Roman" w:cs="Times New Roman"/>
-        </w:rPr>
-        <w:t>；O</w:t>
-      </w:r>
-      <w:r>
-        <w:rPr>
-          <w:rFonts w:hint="eastAsia" w:ascii="Times New Roman" w:hAnsi="Times New Roman" w:eastAsia="Times New Roman" w:cs="Times New Roman"/>
-          <w:vertAlign w:val="subscript"/>
-        </w:rPr>
-        <w:t>2</w:t>
-      </w:r>
-      <w:r>
-        <w:rPr>
-          <w:rFonts w:hint="eastAsia" w:ascii="Times New Roman" w:hAnsi="Times New Roman" w:eastAsia="Times New Roman" w:cs="Times New Roman"/>
-          <w:vertAlign w:val="superscript"/>
-        </w:rPr>
-        <w:t>2-</w:t>
-      </w:r>
-      <w:r>
-        <w:rPr>
-          <w:rFonts w:ascii="Times New Roman" w:hAnsi="Times New Roman" w:eastAsia="Times New Roman" w:cs="Times New Roman"/>
-        </w:rPr>
-        <w:t xml:space="preserve"> </w:t>
-      </w:r>
-      <w:r>
-        <w:rPr>
-          <w:rFonts w:hint="eastAsia" w:ascii="Times New Roman" w:hAnsi="Times New Roman" w:eastAsia="FangSong" w:cs="Times New Roman"/>
-        </w:rPr>
-        <w:t>反磁</w:t>
-      </w:r>
-      <w:r>
-        <w:rPr>
-          <w:rFonts w:hint="eastAsia" w:ascii="Times New Roman" w:hAnsi="Times New Roman" w:eastAsia="Times New Roman" w:cs="Times New Roman"/>
-        </w:rPr>
-        <w:t>、O</w:t>
-      </w:r>
-      <w:r>
-        <w:rPr>
-          <w:rFonts w:hint="eastAsia" w:ascii="Times New Roman" w:hAnsi="Times New Roman" w:eastAsia="Times New Roman" w:cs="Times New Roman"/>
-          <w:vertAlign w:val="subscript"/>
-        </w:rPr>
-        <w:t>2</w:t>
-      </w:r>
-      <w:r>
-        <w:rPr>
-          <w:rFonts w:hint="eastAsia" w:ascii="Times New Roman" w:hAnsi="Times New Roman" w:eastAsia="Times New Roman" w:cs="Times New Roman"/>
-          <w:vertAlign w:val="superscript"/>
-        </w:rPr>
-        <w:t>-</w:t>
-      </w:r>
-      <w:r>
-        <w:rPr>
-          <w:rFonts w:ascii="Times New Roman" w:hAnsi="Times New Roman" w:eastAsia="Times New Roman" w:cs="Times New Roman"/>
-        </w:rPr>
-        <w:t xml:space="preserve"> </w:t>
-      </w:r>
-      <w:r>
-        <w:rPr>
-          <w:rFonts w:hint="eastAsia" w:ascii="Times New Roman" w:hAnsi="Times New Roman" w:eastAsia="FangSong" w:cs="Times New Roman"/>
-        </w:rPr>
-        <w:t>顺磁</w:t>
-      </w:r>
-      <w:r>
-        <w:rPr>
-          <w:rFonts w:hint="eastAsia" w:ascii="Times New Roman" w:hAnsi="Times New Roman" w:eastAsia="Times New Roman" w:cs="Times New Roman"/>
-        </w:rPr>
-        <w:t>。</w:t>
-      </w:r>
-    </w:p>
-    <w:p>
-      <w:pPr>
-        <w:pStyle w:val="Compact"/>
-        <w:numPr>
-          <w:ilvl w:val="0"/>
-          <w:numId w:val="1004"/>
-        </w:numPr>
-      </w:pPr>
-      <w:r>
-        <w:rPr>
-          <w:rFonts w:ascii="Times New Roman" w:hAnsi="Times New Roman" w:eastAsia="Times New Roman" w:cs="Times New Roman"/>
-          <w:b/>
-          <w:bCs/>
-        </w:rPr>
-        <w:t>Na</w:t>
-      </w:r>
-      <w:r>
-        <w:rPr>
-          <w:rFonts w:ascii="Times New Roman" w:hAnsi="Times New Roman" w:eastAsia="Times New Roman" w:cs="Times New Roman"/>
-          <w:b/>
-          <w:bCs/>
-          <w:vertAlign w:val="subscript"/>
-        </w:rPr>
-        <w:t>2</w:t>
-      </w:r>
-      <w:r>
-        <w:rPr>
-          <w:rFonts w:ascii="Times New Roman" w:hAnsi="Times New Roman" w:eastAsia="Times New Roman" w:cs="Times New Roman"/>
-          <w:b/>
-          <w:bCs/>
-        </w:rPr>
-        <w:t>O</w:t>
-      </w:r>
-      <w:r>
-        <w:rPr>
-          <w:rFonts w:ascii="Times New Roman" w:hAnsi="Times New Roman" w:eastAsia="Times New Roman" w:cs="Times New Roman"/>
-          <w:b/>
-          <w:bCs/>
-          <w:vertAlign w:val="subscript"/>
-        </w:rPr>
-        <w:t>2</w:t>
-      </w:r>
-      <w:r>
-        <w:rPr>
-          <w:rFonts w:ascii="Times New Roman" w:hAnsi="Times New Roman" w:eastAsia="Times New Roman" w:cs="Times New Roman"/>
-          <w:b/>
-          <w:bCs/>
-        </w:rPr>
-        <w:t xml:space="preserve"> </w:t>
-      </w:r>
-      <w:r>
-        <w:rPr>
-          <w:rFonts w:hint="eastAsia" w:ascii="Times New Roman" w:hAnsi="Times New Roman" w:eastAsia="FangSong" w:cs="Times New Roman"/>
-          <w:b/>
-          <w:bCs/>
-        </w:rPr>
-        <w:t xml:space="preserve">核心</w:t>
-      </w:r>
-      <w:r>
-        <w:rPr>
-          <w:rFonts w:hint="eastAsia" w:ascii="Times New Roman" w:hAnsi="Times New Roman" w:eastAsia="Times New Roman" w:cs="Times New Roman"/>
-        </w:rPr>
-        <w:t>：</w:t>
-      </w:r>
-      <w:r>
-        <w:rPr>
-          <w:rFonts w:hint="eastAsia" w:ascii="Times New Roman" w:hAnsi="Times New Roman" w:eastAsia="FangSong" w:cs="Times New Roman"/>
-        </w:rPr>
-        <w:t>与</w:t>
-      </w:r>
-      <w:r>
-        <w:rPr>
-          <w:rFonts w:ascii="Times New Roman" w:hAnsi="Times New Roman" w:eastAsia="Times New Roman" w:cs="Times New Roman"/>
-        </w:rPr>
-        <w:t xml:space="preserve"> </w:t>
-      </w:r>
-      <w:r>
-        <w:rPr>
-          <w:rFonts w:hint="eastAsia" w:ascii="Times New Roman" w:hAnsi="Times New Roman" w:eastAsia="Times New Roman" w:cs="Times New Roman"/>
-        </w:rPr>
-        <w:t>H</w:t>
-      </w:r>
-      <w:r>
-        <w:rPr>
-          <w:rFonts w:hint="eastAsia" w:ascii="Times New Roman" w:hAnsi="Times New Roman" w:eastAsia="Times New Roman" w:cs="Times New Roman"/>
-          <w:vertAlign w:val="subscript"/>
-        </w:rPr>
-        <w:t>2</w:t>
-      </w:r>
-      <w:r>
-        <w:rPr>
-          <w:rFonts w:hint="eastAsia" w:ascii="Times New Roman" w:hAnsi="Times New Roman" w:eastAsia="Times New Roman" w:cs="Times New Roman"/>
-        </w:rPr>
-        <w:t>O/</w:t>
-      </w:r>
-      <w:r>
-        <w:rPr>
-          <w:rFonts w:hint="eastAsia" w:ascii="Times New Roman" w:hAnsi="Times New Roman" w:eastAsia="FangSong" w:cs="Times New Roman"/>
-        </w:rPr>
-        <w:t>酸生成</w:t>
-      </w:r>
-      <w:r>
-        <w:rPr>
-          <w:rFonts w:ascii="Times New Roman" w:hAnsi="Times New Roman" w:eastAsia="Times New Roman" w:cs="Times New Roman"/>
-        </w:rPr>
-        <w:t xml:space="preserve"> </w:t>
-      </w:r>
-      <w:r>
-        <w:rPr>
-          <w:rFonts w:hint="eastAsia" w:ascii="Times New Roman" w:hAnsi="Times New Roman" w:eastAsia="Times New Roman" w:cs="Times New Roman"/>
-        </w:rPr>
-        <w:t>H</w:t>
-      </w:r>
-      <w:r>
-        <w:rPr>
-          <w:rFonts w:hint="eastAsia" w:ascii="Times New Roman" w:hAnsi="Times New Roman" w:eastAsia="Times New Roman" w:cs="Times New Roman"/>
-          <w:vertAlign w:val="subscript"/>
-        </w:rPr>
-        <w:t>2</w:t>
-      </w:r>
-      <w:r>
-        <w:rPr>
-          <w:rFonts w:hint="eastAsia" w:ascii="Times New Roman" w:hAnsi="Times New Roman" w:eastAsia="Times New Roman" w:cs="Times New Roman"/>
-        </w:rPr>
-        <w:t>O</w:t>
-      </w:r>
-      <w:r>
-        <w:rPr>
-          <w:rFonts w:hint="eastAsia" w:ascii="Times New Roman" w:hAnsi="Times New Roman" w:eastAsia="Times New Roman" w:cs="Times New Roman"/>
-          <w:vertAlign w:val="subscript"/>
-        </w:rPr>
-        <w:t>2</w:t>
-      </w:r>
-      <w:r>
-        <w:rPr>
-          <w:rFonts w:hint="eastAsia" w:ascii="Times New Roman" w:hAnsi="Times New Roman" w:eastAsia="Times New Roman" w:cs="Times New Roman"/>
-        </w:rPr>
-        <w:t>（</w:t>
-      </w:r>
-      <w:r>
-        <w:rPr>
-          <w:rFonts w:hint="eastAsia" w:ascii="Times New Roman" w:hAnsi="Times New Roman" w:eastAsia="FangSong" w:cs="Times New Roman"/>
-        </w:rPr>
-        <w:t>过氧键保留</w:t>
-      </w:r>
-      <w:r>
-        <w:rPr>
-          <w:rFonts w:hint="eastAsia" w:ascii="Times New Roman" w:hAnsi="Times New Roman" w:eastAsia="Times New Roman" w:cs="Times New Roman"/>
-        </w:rPr>
-        <w:t>），</w:t>
-      </w:r>
-      <w:r>
-        <w:rPr>
-          <w:rFonts w:hint="eastAsia" w:ascii="Times New Roman" w:hAnsi="Times New Roman" w:eastAsia="FangSong" w:cs="Times New Roman"/>
-        </w:rPr>
-        <w:t>与</w:t>
-      </w:r>
-      <w:r>
-        <w:rPr>
-          <w:rFonts w:ascii="Times New Roman" w:hAnsi="Times New Roman" w:eastAsia="Times New Roman" w:cs="Times New Roman"/>
-        </w:rPr>
-        <w:t xml:space="preserve"> CO</w:t>
-      </w:r>
-      <w:r>
-        <w:rPr>
-          <w:rFonts w:ascii="Times New Roman" w:hAnsi="Times New Roman" w:eastAsia="Times New Roman" w:cs="Times New Roman"/>
-          <w:vertAlign w:val="subscript"/>
-        </w:rPr>
-        <w:t>2</w:t>
-      </w:r>
-      <w:r>
-        <w:rPr>
-          <w:rFonts w:ascii="Times New Roman" w:hAnsi="Times New Roman" w:eastAsia="Times New Roman" w:cs="Times New Roman"/>
-        </w:rPr>
-        <w:t xml:space="preserve"> </w:t>
-      </w:r>
-      <w:r>
-        <w:rPr>
-          <w:rFonts w:hint="eastAsia" w:ascii="Times New Roman" w:hAnsi="Times New Roman" w:eastAsia="FangSong" w:cs="Times New Roman"/>
-        </w:rPr>
-        <w:t xml:space="preserve">放</w:t>
-      </w:r>
-      <w:r>
-        <w:rPr>
-          <w:rFonts w:ascii="Times New Roman" w:hAnsi="Times New Roman" w:eastAsia="Times New Roman" w:cs="Times New Roman"/>
-        </w:rPr>
-        <w:t xml:space="preserve"> </w:t>
-      </w:r>
-      <w:r>
-        <w:rPr>
-          <w:rFonts w:hint="eastAsia" w:ascii="Times New Roman" w:hAnsi="Times New Roman" w:eastAsia="Times New Roman" w:cs="Times New Roman"/>
-        </w:rPr>
-        <w:t>O</w:t>
-      </w:r>
-      <w:r>
-        <w:rPr>
-          <w:rFonts w:hint="eastAsia" w:ascii="Times New Roman" w:hAnsi="Times New Roman" w:eastAsia="Times New Roman" w:cs="Times New Roman"/>
-          <w:vertAlign w:val="subscript"/>
-        </w:rPr>
-        <w:t>2</w:t>
-      </w:r>
-      <w:r>
-        <w:rPr>
-          <w:rFonts w:hint="eastAsia" w:ascii="Times New Roman" w:hAnsi="Times New Roman" w:eastAsia="Times New Roman" w:cs="Times New Roman"/>
-        </w:rPr>
-        <w:t>（</w:t>
-      </w:r>
-      <w:r>
-        <w:rPr>
-          <w:rFonts w:hint="eastAsia" w:ascii="Times New Roman" w:hAnsi="Times New Roman" w:eastAsia="FangSong" w:cs="Times New Roman"/>
-        </w:rPr>
-        <w:t>呼吸面具</w:t>
-      </w:r>
-      <w:r>
-        <w:rPr>
-          <w:rFonts w:hint="eastAsia" w:ascii="Times New Roman" w:hAnsi="Times New Roman" w:eastAsia="Times New Roman" w:cs="Times New Roman"/>
-        </w:rPr>
-        <w:t>）；KO</w:t>
-      </w:r>
-      <w:r>
-        <w:rPr>
-          <w:rFonts w:hint="eastAsia" w:ascii="Times New Roman" w:hAnsi="Times New Roman" w:eastAsia="Times New Roman" w:cs="Times New Roman"/>
-          <w:vertAlign w:val="subscript"/>
-        </w:rPr>
-        <w:t>2</w:t>
-      </w:r>
-      <w:r>
-        <w:rPr>
-          <w:rFonts w:ascii="Times New Roman" w:hAnsi="Times New Roman" w:eastAsia="Times New Roman" w:cs="Times New Roman"/>
-        </w:rPr>
-        <w:t xml:space="preserve"> </w:t>
-      </w:r>
-      <w:r>
-        <w:rPr>
-          <w:rFonts w:hint="eastAsia" w:ascii="Times New Roman" w:hAnsi="Times New Roman" w:eastAsia="FangSong" w:cs="Times New Roman"/>
-        </w:rPr>
-        <w:t xml:space="preserve">供氧效率</w:t>
-      </w:r>
-      <w:r>
-        <w:rPr>
-          <w:rFonts w:ascii="Times New Roman" w:hAnsi="Times New Roman" w:eastAsia="Times New Roman" w:cs="Times New Roman"/>
-        </w:rPr>
-        <w:t xml:space="preserve"> 3 </w:t>
-      </w:r>
-      <w:r>
-        <w:rPr>
-          <w:rFonts w:hint="eastAsia" w:ascii="Times New Roman" w:hAnsi="Times New Roman" w:eastAsia="FangSong" w:cs="Times New Roman"/>
-        </w:rPr>
-        <w:t>倍</w:t>
-      </w:r>
-      <w:r>
-        <w:rPr>
-          <w:rFonts w:hint="eastAsia" w:ascii="Times New Roman" w:hAnsi="Times New Roman" w:eastAsia="Times New Roman" w:cs="Times New Roman"/>
-        </w:rPr>
-        <w:t>。</w:t>
-      </w:r>
-    </w:p>
-    <w:p>
-      <w:pPr>
-        <w:pStyle w:val="Compact"/>
-        <w:numPr>
-          <w:ilvl w:val="0"/>
-          <w:numId w:val="1004"/>
-        </w:numPr>
-      </w:pPr>
-      <w:r>
-        <w:rPr>
-          <w:rFonts w:ascii="Times New Roman" w:hAnsi="Times New Roman" w:eastAsia="Times New Roman" w:cs="Times New Roman"/>
-          <w:b/>
-          <w:bCs/>
-        </w:rPr>
-        <w:t xml:space="preserve">Be </w:t>
-      </w:r>
-      <w:r>
-        <w:rPr>
-          <w:rFonts w:hint="eastAsia" w:ascii="Times New Roman" w:hAnsi="Times New Roman" w:eastAsia="FangSong" w:cs="Times New Roman"/>
-          <w:b/>
-          <w:bCs/>
-        </w:rPr>
-        <w:t>的</w:t>
-      </w:r>
-      <w:r>
-        <w:rPr>
-          <w:rFonts w:hint="eastAsia" w:ascii="Times New Roman" w:hAnsi="Times New Roman" w:eastAsia="Times New Roman" w:cs="Times New Roman"/>
-          <w:b/>
-          <w:bCs/>
-        </w:rPr>
-        <w:t>「</w:t>
-      </w:r>
-      <w:r>
-        <w:rPr>
-          <w:rFonts w:hint="eastAsia" w:ascii="Times New Roman" w:hAnsi="Times New Roman" w:eastAsia="FangSong" w:cs="Times New Roman"/>
-          <w:b/>
-          <w:bCs/>
-        </w:rPr>
-        <w:t>叛变</w:t>
-      </w:r>
-      <w:r>
-        <w:rPr>
-          <w:rFonts w:hint="eastAsia" w:ascii="Times New Roman" w:hAnsi="Times New Roman" w:eastAsia="Times New Roman" w:cs="Times New Roman"/>
-          <w:b/>
-          <w:bCs/>
-        </w:rPr>
-        <w:t>」</w:t>
-      </w:r>
-      <w:r>
-        <w:rPr>
-          <w:rFonts w:hint="eastAsia" w:ascii="Times New Roman" w:hAnsi="Times New Roman" w:eastAsia="Times New Roman" w:cs="Times New Roman"/>
-        </w:rPr>
-        <w:t>：</w:t>
-      </w:r>
-      <w:r>
-        <w:rPr>
-          <w:rFonts w:hint="eastAsia" w:ascii="Times New Roman" w:hAnsi="Times New Roman" w:eastAsia="FangSong" w:cs="Times New Roman"/>
-        </w:rPr>
-        <w:t>缺电子</w:t>
-      </w:r>
-      <w:r>
-        <w:rPr>
-          <w:rFonts w:ascii="Times New Roman" w:hAnsi="Times New Roman" w:eastAsia="Times New Roman" w:cs="Times New Roman"/>
-        </w:rPr>
-        <w:t xml:space="preserve"> + </w:t>
-      </w:r>
-      <w:r>
-        <w:rPr>
-          <w:rFonts w:hint="eastAsia" w:ascii="Times New Roman" w:hAnsi="Times New Roman" w:eastAsia="FangSong" w:cs="Times New Roman"/>
-        </w:rPr>
-        <w:t xml:space="preserve">半径小</w:t>
-      </w:r>
-      <w:r>
-        <w:rPr>
-          <w:rFonts w:ascii="Times New Roman" w:hAnsi="Times New Roman" w:eastAsia="Times New Roman" w:cs="Times New Roman"/>
-        </w:rPr>
-        <w:t xml:space="preserve"> + </w:t>
-      </w:r>
-      <w:r>
-        <w:rPr>
-          <w:rFonts w:hint="eastAsia" w:ascii="Times New Roman" w:hAnsi="Times New Roman" w:eastAsia="FangSong" w:cs="Times New Roman"/>
-        </w:rPr>
-        <w:t xml:space="preserve">极化强</w:t>
-      </w:r>
-      <w:r>
-        <w:rPr>
-          <w:rFonts w:ascii="Times New Roman" w:hAnsi="Times New Roman" w:eastAsia="Times New Roman" w:cs="Times New Roman"/>
-        </w:rPr>
-        <w:t xml:space="preserve"> → </w:t>
-      </w:r>
-      <w:r>
-        <w:rPr>
-          <w:rFonts w:hint="eastAsia" w:ascii="Times New Roman" w:hAnsi="Times New Roman" w:eastAsia="FangSong" w:cs="Times New Roman"/>
-        </w:rPr>
-        <w:t xml:space="preserve">共价</w:t>
-      </w:r>
-      <w:r>
-        <w:rPr>
-          <w:rFonts w:ascii="Times New Roman" w:hAnsi="Times New Roman" w:eastAsia="Times New Roman" w:cs="Times New Roman"/>
-        </w:rPr>
-        <w:t xml:space="preserve"> + </w:t>
-      </w:r>
-      <w:r>
-        <w:rPr>
-          <w:rFonts w:hint="eastAsia" w:ascii="Times New Roman" w:hAnsi="Times New Roman" w:eastAsia="FangSong" w:cs="Times New Roman"/>
-        </w:rPr>
-        <w:t>聚合</w:t>
-      </w:r>
-      <w:r>
-        <w:rPr>
-          <w:rFonts w:hint="eastAsia" w:ascii="Times New Roman" w:hAnsi="Times New Roman" w:eastAsia="Times New Roman" w:cs="Times New Roman"/>
-        </w:rPr>
-        <w:t>（BeCl</w:t>
-      </w:r>
-      <w:r>
-        <w:rPr>
-          <w:rFonts w:hint="eastAsia" w:ascii="Times New Roman" w:hAnsi="Times New Roman" w:eastAsia="Times New Roman" w:cs="Times New Roman"/>
-          <w:vertAlign w:val="subscript"/>
-        </w:rPr>
-        <w:t>2</w:t>
-      </w:r>
-      <w:r>
-        <w:rPr>
-          <w:rFonts w:ascii="Times New Roman" w:hAnsi="Times New Roman" w:eastAsia="Times New Roman" w:cs="Times New Roman"/>
-        </w:rPr>
-        <w:t xml:space="preserve"> </w:t>
-      </w:r>
-      <w:r>
-        <w:rPr>
-          <w:rFonts w:hint="eastAsia" w:ascii="Times New Roman" w:hAnsi="Times New Roman" w:eastAsia="FangSong" w:cs="Times New Roman"/>
-        </w:rPr>
-        <w:t>链状</w:t>
-      </w:r>
-      <w:r>
-        <w:rPr>
-          <w:rFonts w:hint="eastAsia" w:ascii="Times New Roman" w:hAnsi="Times New Roman" w:eastAsia="Times New Roman" w:cs="Times New Roman"/>
-        </w:rPr>
-        <w:t>），「</w:t>
-      </w:r>
-      <w:r>
-        <w:rPr>
-          <w:rFonts w:hint="eastAsia" w:ascii="Times New Roman" w:hAnsi="Times New Roman" w:eastAsia="FangSong" w:cs="Times New Roman"/>
-        </w:rPr>
-        <w:t>先想共价再想离子</w:t>
-      </w:r>
-      <w:r>
-        <w:rPr>
-          <w:rFonts w:hint="eastAsia" w:ascii="Times New Roman" w:hAnsi="Times New Roman" w:eastAsia="Times New Roman" w:cs="Times New Roman"/>
-        </w:rPr>
-        <w:t>」。</w:t>
-      </w:r>
-    </w:p>
-    <w:p>
-      <w:pPr>
-        <w:pStyle w:val="Compact"/>
-        <w:numPr>
-          <w:ilvl w:val="0"/>
-          <w:numId w:val="1004"/>
-        </w:numPr>
-      </w:pPr>
-      <w:r>
-        <w:rPr>
-          <w:rFonts w:hint="eastAsia" w:ascii="Times New Roman" w:hAnsi="Times New Roman" w:eastAsia="FangSong" w:cs="Times New Roman"/>
-          <w:b/>
-          <w:bCs/>
-        </w:rPr>
-        <w:t xml:space="preserve">溶解度趋势方向相反</w:t>
-      </w:r>
-      <w:r>
-        <w:rPr>
-          <w:rFonts w:hint="eastAsia" w:ascii="Times New Roman" w:hAnsi="Times New Roman" w:eastAsia="Times New Roman" w:cs="Times New Roman"/>
-        </w:rPr>
-        <w:t>：</w:t>
-      </w:r>
-      <w:r>
-        <w:rPr>
-          <w:rFonts w:hint="eastAsia" w:ascii="Times New Roman" w:hAnsi="Times New Roman" w:eastAsia="FangSong" w:cs="Times New Roman"/>
-        </w:rPr>
-        <w:t>氢氧化物上大下小</w:t>
-      </w:r>
-      <w:r>
-        <w:rPr>
-          <w:rFonts w:hint="eastAsia" w:ascii="Times New Roman" w:hAnsi="Times New Roman" w:eastAsia="Times New Roman" w:cs="Times New Roman"/>
-        </w:rPr>
-        <w:t>，</w:t>
-      </w:r>
-      <w:r>
-        <w:rPr>
-          <w:rFonts w:hint="eastAsia" w:ascii="Times New Roman" w:hAnsi="Times New Roman" w:eastAsia="FangSong" w:cs="Times New Roman"/>
-        </w:rPr>
-        <w:t>硫酸盐上小下大</w:t>
-      </w:r>
-      <w:r>
-        <w:rPr>
-          <w:rFonts w:hint="eastAsia" w:ascii="Times New Roman" w:hAnsi="Times New Roman" w:eastAsia="Times New Roman" w:cs="Times New Roman"/>
-        </w:rPr>
-        <w:t>，</w:t>
-      </w:r>
-      <w:r>
-        <w:rPr>
-          <w:rFonts w:hint="eastAsia" w:ascii="Times New Roman" w:hAnsi="Times New Roman" w:eastAsia="FangSong" w:cs="Times New Roman"/>
-        </w:rPr>
-        <w:t>碳酸盐稳定性上小下大</w:t>
-      </w:r>
-      <w:r>
-        <w:rPr>
-          <w:rFonts w:hint="eastAsia" w:ascii="Times New Roman" w:hAnsi="Times New Roman" w:eastAsia="Times New Roman" w:cs="Times New Roman"/>
-        </w:rPr>
-        <w:t>——</w:t>
-      </w:r>
-      <w:r>
-        <w:rPr>
-          <w:rFonts w:hint="eastAsia" w:ascii="Times New Roman" w:hAnsi="Times New Roman" w:eastAsia="FangSong" w:cs="Times New Roman"/>
-        </w:rPr>
-        <w:t>分条记</w:t>
-      </w:r>
-      <w:r>
-        <w:rPr>
-          <w:rFonts w:hint="eastAsia" w:ascii="Times New Roman" w:hAnsi="Times New Roman" w:eastAsia="Times New Roman" w:cs="Times New Roman"/>
-        </w:rPr>
-        <w:t>。</w:t>
-      </w:r>
-    </w:p>
-    <w:p>
-      <w:pPr>
-        <w:pStyle w:val="Compact"/>
-        <w:numPr>
-          <w:ilvl w:val="0"/>
-          <w:numId w:val="1004"/>
-        </w:numPr>
-      </w:pPr>
-      <w:r>
-        <w:rPr>
-          <w:rFonts w:hint="eastAsia" w:ascii="Times New Roman" w:hAnsi="Times New Roman" w:eastAsia="FangSong" w:cs="Times New Roman"/>
-          <w:b/>
-          <w:bCs/>
-        </w:rPr>
-        <w:t xml:space="preserve">对角线规则</w:t>
-      </w:r>
-      <w:r>
-        <w:rPr>
-          <w:rFonts w:hint="eastAsia" w:ascii="Times New Roman" w:hAnsi="Times New Roman" w:eastAsia="Times New Roman" w:cs="Times New Roman"/>
-        </w:rPr>
-        <w:t>：</w:t>
-      </w:r>
-      <w:r>
-        <w:rPr>
-          <w:rFonts w:hint="eastAsia" w:ascii="Times New Roman" w:hAnsi="Times New Roman" w:eastAsia="FangSong" w:cs="Times New Roman"/>
-        </w:rPr>
-        <w:t>离子势相近</w:t>
-      </w:r>
-      <w:r>
-        <w:rPr>
-          <w:rFonts w:ascii="Times New Roman" w:hAnsi="Times New Roman" w:eastAsia="Times New Roman" w:cs="Times New Roman"/>
-        </w:rPr>
-        <w:t xml:space="preserve"> → </w:t>
-      </w:r>
-      <w:r>
-        <w:rPr>
-          <w:rFonts w:hint="eastAsia" w:ascii="Times New Roman" w:hAnsi="Times New Roman" w:eastAsia="FangSong" w:cs="Times New Roman"/>
-        </w:rPr>
-        <w:t>性质相似</w:t>
-      </w:r>
-      <w:r>
-        <w:rPr>
-          <w:rFonts w:hint="eastAsia" w:ascii="Times New Roman" w:hAnsi="Times New Roman" w:eastAsia="Times New Roman" w:cs="Times New Roman"/>
-        </w:rPr>
-        <w:t>；Li-Mg、Be-Al、B-Si</w:t>
-      </w:r>
-      <w:r>
-        <w:rPr>
-          <w:rFonts w:ascii="Times New Roman" w:hAnsi="Times New Roman" w:eastAsia="Times New Roman" w:cs="Times New Roman"/>
-        </w:rPr>
-        <w:t xml:space="preserve"> </w:t>
-      </w:r>
-      <w:r>
-        <w:rPr>
-          <w:rFonts w:hint="eastAsia" w:ascii="Times New Roman" w:hAnsi="Times New Roman" w:eastAsia="FangSong" w:cs="Times New Roman"/>
-        </w:rPr>
-        <w:t>三组</w:t>
-      </w:r>
-      <w:r>
-        <w:rPr>
-          <w:rFonts w:hint="eastAsia" w:ascii="Times New Roman" w:hAnsi="Times New Roman" w:eastAsia="Times New Roman" w:cs="Times New Roman"/>
-        </w:rPr>
-        <w:t>，「</w:t>
-      </w:r>
-      <w:r>
-        <w:rPr>
-          <w:rFonts w:hint="eastAsia" w:ascii="Times New Roman" w:hAnsi="Times New Roman" w:eastAsia="FangSong" w:cs="Times New Roman"/>
-        </w:rPr>
-        <w:t>性格交叉遗传</w:t>
-      </w:r>
-      <w:r>
-        <w:rPr>
-          <w:rFonts w:hint="eastAsia" w:ascii="Times New Roman" w:hAnsi="Times New Roman" w:eastAsia="Times New Roman" w:cs="Times New Roman"/>
-        </w:rPr>
-        <w:t>」。</w:t>
-      </w:r>
-    </w:p>
-    <w:p>
-      <w:pPr>
-        <w:pStyle w:val="Compact"/>
-        <w:numPr>
-          <w:ilvl w:val="0"/>
-          <w:numId w:val="1004"/>
-        </w:numPr>
-      </w:pPr>
-      <w:r>
-        <w:rPr>
-          <w:rFonts w:ascii="Times New Roman" w:hAnsi="Times New Roman" w:eastAsia="Times New Roman" w:cs="Times New Roman"/>
-          <w:b/>
-          <w:bCs/>
-        </w:rPr>
-        <w:t xml:space="preserve">Xe </w:t>
-      </w:r>
-      <w:r>
-        <w:rPr>
-          <w:rFonts w:hint="eastAsia" w:ascii="Times New Roman" w:hAnsi="Times New Roman" w:eastAsia="FangSong" w:cs="Times New Roman"/>
-          <w:b/>
-          <w:bCs/>
-        </w:rPr>
-        <w:t xml:space="preserve">化合物</w:t>
-      </w:r>
-      <w:r>
-        <w:rPr>
-          <w:rFonts w:hint="eastAsia" w:ascii="Times New Roman" w:hAnsi="Times New Roman" w:eastAsia="Times New Roman" w:cs="Times New Roman"/>
-        </w:rPr>
-        <w:t xml:space="preserve">：VSEPR</w:t>
-      </w:r>
-      <w:r>
-        <w:rPr>
-          <w:rFonts w:ascii="Times New Roman" w:hAnsi="Times New Roman" w:eastAsia="Times New Roman" w:cs="Times New Roman"/>
-        </w:rPr>
-        <w:t xml:space="preserve"> </w:t>
-      </w:r>
-      <w:r>
-        <w:rPr>
-          <w:rFonts w:hint="eastAsia" w:ascii="Times New Roman" w:hAnsi="Times New Roman" w:eastAsia="FangSong" w:cs="Times New Roman"/>
-        </w:rPr>
-        <w:t>统一判断</w:t>
-      </w:r>
-      <w:r>
-        <w:rPr>
-          <w:rFonts w:hint="eastAsia" w:ascii="Times New Roman" w:hAnsi="Times New Roman" w:eastAsia="Times New Roman" w:cs="Times New Roman"/>
-        </w:rPr>
-        <w:t>（</w:t>
-      </w:r>
-      <w:r>
-        <w:rPr>
-          <w:rFonts w:hint="eastAsia" w:ascii="Times New Roman" w:hAnsi="Times New Roman" w:eastAsia="FangSong" w:cs="Times New Roman"/>
-        </w:rPr>
-        <w:t>超价</w:t>
-      </w:r>
-      <w:r>
-        <w:rPr>
-          <w:rFonts w:hint="eastAsia" w:ascii="Times New Roman" w:hAnsi="Times New Roman" w:eastAsia="Times New Roman" w:cs="Times New Roman"/>
-        </w:rPr>
-        <w:t>）；XeF</w:t>
-      </w:r>
-      <w:r>
-        <w:rPr>
-          <w:rFonts w:hint="eastAsia" w:ascii="Times New Roman" w:hAnsi="Times New Roman" w:eastAsia="Times New Roman" w:cs="Times New Roman"/>
-          <w:vertAlign w:val="subscript"/>
-        </w:rPr>
-        <w:t>6</w:t>
-      </w:r>
-      <w:r>
-        <w:rPr>
-          <w:rFonts w:ascii="Times New Roman" w:hAnsi="Times New Roman" w:eastAsia="Times New Roman" w:cs="Times New Roman"/>
-        </w:rPr>
-        <w:t xml:space="preserve"> </w:t>
-      </w:r>
-      <w:r>
-        <w:rPr>
-          <w:rFonts w:hint="eastAsia" w:ascii="Times New Roman" w:hAnsi="Times New Roman" w:eastAsia="FangSong" w:cs="Times New Roman"/>
-        </w:rPr>
-        <w:t>变形八面体</w:t>
-      </w:r>
-      <w:r>
-        <w:rPr>
-          <w:rFonts w:hint="eastAsia" w:ascii="Times New Roman" w:hAnsi="Times New Roman" w:eastAsia="Times New Roman" w:cs="Times New Roman"/>
-        </w:rPr>
-        <w:t>、XeO</w:t>
-      </w:r>
-      <w:r>
-        <w:rPr>
-          <w:rFonts w:hint="eastAsia" w:ascii="Times New Roman" w:hAnsi="Times New Roman" w:eastAsia="Times New Roman" w:cs="Times New Roman"/>
-          <w:vertAlign w:val="subscript"/>
-        </w:rPr>
-        <w:t>3</w:t>
-      </w:r>
-      <w:r>
-        <w:rPr>
-          <w:rFonts w:ascii="Times New Roman" w:hAnsi="Times New Roman" w:eastAsia="Times New Roman" w:cs="Times New Roman"/>
-        </w:rPr>
-        <w:t xml:space="preserve"> </w:t>
-      </w:r>
-      <w:r>
-        <w:rPr>
-          <w:rFonts w:hint="eastAsia" w:ascii="Times New Roman" w:hAnsi="Times New Roman" w:eastAsia="FangSong" w:cs="Times New Roman"/>
-        </w:rPr>
-        <w:t>三角锥</w:t>
-      </w:r>
-      <w:r>
-        <w:rPr>
-          <w:rFonts w:hint="eastAsia" w:ascii="Times New Roman" w:hAnsi="Times New Roman" w:eastAsia="Times New Roman" w:cs="Times New Roman"/>
-        </w:rPr>
-        <w:t>、XeO</w:t>
-      </w:r>
-      <w:r>
-        <w:rPr>
-          <w:rFonts w:hint="eastAsia" w:ascii="Times New Roman" w:hAnsi="Times New Roman" w:eastAsia="Times New Roman" w:cs="Times New Roman"/>
-          <w:vertAlign w:val="subscript"/>
-        </w:rPr>
-        <w:t>4</w:t>
-      </w:r>
-      <w:r>
-        <w:rPr>
-          <w:rFonts w:ascii="Times New Roman" w:hAnsi="Times New Roman" w:eastAsia="Times New Roman" w:cs="Times New Roman"/>
-        </w:rPr>
-        <w:t xml:space="preserve"> </w:t>
-      </w:r>
-      <w:r>
-        <w:rPr>
-          <w:rFonts w:hint="eastAsia" w:ascii="Times New Roman" w:hAnsi="Times New Roman" w:eastAsia="FangSong" w:cs="Times New Roman"/>
-        </w:rPr>
-        <w:t>正四面体</w:t>
-      </w:r>
-      <w:r>
-        <w:rPr>
-          <w:rFonts w:hint="eastAsia" w:ascii="Times New Roman" w:hAnsi="Times New Roman" w:eastAsia="Times New Roman" w:cs="Times New Roman"/>
-        </w:rPr>
-        <w:t>（+8</w:t>
-      </w:r>
-      <w:r>
-        <w:rPr>
-          <w:rFonts w:ascii="Times New Roman" w:hAnsi="Times New Roman" w:eastAsia="Times New Roman" w:cs="Times New Roman"/>
-        </w:rPr>
-        <w:t xml:space="preserve"> </w:t>
-      </w:r>
-      <w:r>
-        <w:rPr>
-          <w:rFonts w:hint="eastAsia" w:ascii="Times New Roman" w:hAnsi="Times New Roman" w:eastAsia="FangSong" w:cs="Times New Roman"/>
-        </w:rPr>
-        <w:t>唯一已知中性氧化物</w:t>
-      </w:r>
-      <w:r>
-        <w:rPr>
-          <w:rFonts w:hint="eastAsia" w:ascii="Times New Roman" w:hAnsi="Times New Roman" w:eastAsia="Times New Roman" w:cs="Times New Roman"/>
-        </w:rPr>
-        <w:t>）；XeF</w:t>
-      </w:r>
-      <w:r>
-        <w:rPr>
-          <w:rFonts w:hint="eastAsia" w:ascii="Times New Roman" w:hAnsi="Times New Roman" w:eastAsia="Times New Roman" w:cs="Times New Roman"/>
-          <w:vertAlign w:val="subscript"/>
-        </w:rPr>
-        <w:t>6</w:t>
-      </w:r>
-      <w:r>
-        <w:rPr>
-          <w:rFonts w:ascii="Times New Roman" w:hAnsi="Times New Roman" w:eastAsia="Times New Roman" w:cs="Times New Roman"/>
-        </w:rPr>
-        <w:t xml:space="preserve"> </w:t>
-      </w:r>
-      <w:r>
-        <w:rPr>
-          <w:rFonts w:hint="eastAsia" w:ascii="Times New Roman" w:hAnsi="Times New Roman" w:eastAsia="FangSong" w:cs="Times New Roman"/>
-        </w:rPr>
-        <w:t>不能玻璃瓶装</w:t>
-      </w:r>
-      <w:r>
-        <w:rPr>
-          <w:rFonts w:hint="eastAsia" w:ascii="Times New Roman" w:hAnsi="Times New Roman" w:eastAsia="Times New Roman" w:cs="Times New Roman"/>
-        </w:rPr>
-        <w:t>。</w:t>
-      </w:r>
-    </w:p>
-    <w:p>
-      <w:pPr>
-        <w:pStyle w:val="Compact"/>
-        <w:numPr>
-          <w:ilvl w:val="0"/>
-          <w:numId w:val="1004"/>
-        </w:numPr>
-      </w:pPr>
-      <w:r>
-        <w:rPr>
-          <w:rFonts w:ascii="Times New Roman" w:hAnsi="Times New Roman" w:eastAsia="Times New Roman" w:cs="Times New Roman"/>
-          <w:b/>
-          <w:bCs/>
-        </w:rPr>
-        <w:t xml:space="preserve">s </w:t>
-      </w:r>
-      <w:r>
-        <w:rPr>
-          <w:rFonts w:hint="eastAsia" w:ascii="Times New Roman" w:hAnsi="Times New Roman" w:eastAsia="FangSong" w:cs="Times New Roman"/>
-          <w:b/>
-          <w:bCs/>
-        </w:rPr>
-        <w:t xml:space="preserve">区推断</w:t>
-      </w:r>
-      <w:r>
-        <w:rPr>
-          <w:rFonts w:hint="eastAsia" w:ascii="Times New Roman" w:hAnsi="Times New Roman" w:eastAsia="Times New Roman" w:cs="Times New Roman"/>
-        </w:rPr>
-        <w:t>：</w:t>
-      </w:r>
-      <w:r>
-        <w:rPr>
-          <w:rFonts w:hint="eastAsia" w:ascii="Times New Roman" w:hAnsi="Times New Roman" w:eastAsia="FangSong" w:cs="Times New Roman"/>
-        </w:rPr>
-        <w:t>焰色</w:t>
-      </w:r>
-      <w:r>
-        <w:rPr>
-          <w:rFonts w:ascii="Times New Roman" w:hAnsi="Times New Roman" w:eastAsia="Times New Roman" w:cs="Times New Roman"/>
-        </w:rPr>
-        <w:t xml:space="preserve"> + </w:t>
-      </w:r>
-      <w:r>
-        <w:rPr>
-          <w:rFonts w:hint="eastAsia" w:ascii="Times New Roman" w:hAnsi="Times New Roman" w:eastAsia="FangSong" w:cs="Times New Roman"/>
-        </w:rPr>
-        <w:t xml:space="preserve">燃烧产物</w:t>
-      </w:r>
-      <w:r>
-        <w:rPr>
-          <w:rFonts w:ascii="Times New Roman" w:hAnsi="Times New Roman" w:eastAsia="Times New Roman" w:cs="Times New Roman"/>
-        </w:rPr>
-        <w:t xml:space="preserve"> + </w:t>
-      </w:r>
-      <w:r>
-        <w:rPr>
-          <w:rFonts w:hint="eastAsia" w:ascii="Times New Roman" w:hAnsi="Times New Roman" w:eastAsia="FangSong" w:cs="Times New Roman"/>
-        </w:rPr>
-        <w:t xml:space="preserve">难溶盐</w:t>
-      </w:r>
-      <w:r>
-        <w:rPr>
-          <w:rFonts w:ascii="Times New Roman" w:hAnsi="Times New Roman" w:eastAsia="Times New Roman" w:cs="Times New Roman"/>
-        </w:rPr>
-        <w:t xml:space="preserve"> + </w:t>
-      </w:r>
-      <w:r>
-        <w:rPr>
-          <w:rFonts w:hint="eastAsia" w:ascii="Times New Roman" w:hAnsi="Times New Roman" w:eastAsia="FangSong" w:cs="Times New Roman"/>
-        </w:rPr>
-        <w:t>特征反应四信号</w:t>
-      </w:r>
-      <w:r>
-        <w:rPr>
-          <w:rFonts w:hint="eastAsia" w:ascii="Times New Roman" w:hAnsi="Times New Roman" w:eastAsia="Times New Roman" w:cs="Times New Roman"/>
-        </w:rPr>
-        <w:t>；</w:t>
-      </w:r>
-      <w:r>
-        <w:rPr>
-          <w:rFonts w:hint="eastAsia" w:ascii="Times New Roman" w:hAnsi="Times New Roman" w:eastAsia="FangSong" w:cs="Times New Roman"/>
-        </w:rPr>
-        <w:t>反常点</w:t>
-      </w:r>
-      <w:r>
-        <w:rPr>
-          <w:rFonts w:hint="eastAsia" w:ascii="Times New Roman" w:hAnsi="Times New Roman" w:eastAsia="Times New Roman" w:cs="Times New Roman"/>
-        </w:rPr>
-        <w:t>（Li/Be）</w:t>
-      </w:r>
-      <w:r>
-        <w:rPr>
-          <w:rFonts w:hint="eastAsia" w:ascii="Times New Roman" w:hAnsi="Times New Roman" w:eastAsia="FangSong" w:cs="Times New Roman"/>
-        </w:rPr>
-        <w:t>触发对角线规则</w:t>
-      </w:r>
-      <w:r>
-        <w:rPr>
-          <w:rFonts w:hint="eastAsia" w:ascii="Times New Roman" w:hAnsi="Times New Roman" w:eastAsia="Times New Roman" w:cs="Times New Roman"/>
-        </w:rPr>
-        <w:t>。</w:t>
-      </w:r>
-    </w:p>
-    <w:p>
-      <w:pPr>
-        <w:spacing w:before="160" w:after="80"/>
-      </w:pPr>
-      <w:r>
-        <w:pict>
-          <v:rect style="width:0;height:1.5pt" o:hralign="center" o:hrstd="t" o:hr="t"/>
-        </w:pict>
-      </w:r>
-    </w:p>
-    <w:bookmarkEnd w:id="55"/>
-    <w:bookmarkStart w:id="59" w:name="十核心公式速查"/>
-    <w:p>
-      <w:pPr>
-        <w:pStyle w:val="Heading2"/>
-        <w:spacing w:before="280" w:after="120"/>
-      </w:pPr>
-      <w:r>
-        <w:rPr>
-          <w:rFonts w:hint="eastAsia" w:ascii="Times New Roman" w:hAnsi="Times New Roman" w:eastAsia="SimHei" w:cs="Times New Roman"/>
-        </w:rPr>
-        <w:t>十</w:t>
-      </w:r>
-      <w:r>
-        <w:rPr>
-          <w:rFonts w:hint="eastAsia" w:ascii="Times New Roman" w:hAnsi="Times New Roman" w:eastAsia="Times New Roman" w:cs="Times New Roman"/>
-        </w:rPr>
-        <w:t>、</w:t>
-      </w:r>
-      <w:r>
-        <w:rPr>
-          <w:rFonts w:hint="eastAsia" w:ascii="Times New Roman" w:hAnsi="Times New Roman" w:eastAsia="SimHei" w:cs="Times New Roman"/>
-        </w:rPr>
-        <w:t>核心公式速查</w:t>
-      </w:r>
-    </w:p>
-    <w:p>
-      <w:pPr>
-        <w:pStyle w:val="BlockText"/>
-      </w:pPr>
-      <w:r>
-        <w:rPr>
-          <w:rFonts w:hint="eastAsia" w:ascii="Times New Roman" w:hAnsi="Times New Roman" w:eastAsia="FangSong" w:cs="Times New Roman"/>
-        </w:rPr>
-        <w:t>考前一张纸</w:t>
-      </w:r>
-      <w:r>
-        <w:rPr>
-          <w:rFonts w:hint="eastAsia" w:ascii="Times New Roman" w:hAnsi="Times New Roman" w:eastAsia="Times New Roman" w:cs="Times New Roman"/>
-        </w:rPr>
-        <w:t>：</w:t>
-      </w:r>
-      <w:r>
-        <w:rPr>
-          <w:rFonts w:hint="eastAsia" w:ascii="Times New Roman" w:hAnsi="Times New Roman" w:eastAsia="FangSong" w:cs="Times New Roman"/>
-        </w:rPr>
-        <w:t>按模块查规则</w:t>
-      </w:r>
-      <w:r>
-        <w:rPr>
-          <w:rFonts w:hint="eastAsia" w:ascii="Times New Roman" w:hAnsi="Times New Roman" w:eastAsia="Times New Roman" w:cs="Times New Roman"/>
-        </w:rPr>
-        <w:t>。</w:t>
-      </w:r>
-      <w:r>
-        <w:rPr>
-          <w:rFonts w:hint="eastAsia" w:ascii="Times New Roman" w:hAnsi="Times New Roman" w:eastAsia="FangSong" w:cs="Times New Roman"/>
-        </w:rPr>
-        <w:t>易错提醒与正文各节</w:t>
-      </w:r>
-      <w:r>
-        <w:rPr>
-          <w:rFonts w:ascii="Times New Roman" w:hAnsi="Times New Roman" w:eastAsia="Times New Roman" w:cs="Times New Roman"/>
-        </w:rPr>
-        <w:t xml:space="preserve"> [!warning] </w:t>
-      </w:r>
-      <w:r>
-        <w:rPr>
-          <w:rFonts w:hint="eastAsia" w:ascii="Times New Roman" w:hAnsi="Times New Roman" w:eastAsia="FangSong" w:cs="Times New Roman"/>
-        </w:rPr>
-        <w:t>呼应</w:t>
-      </w:r>
-      <w:r>
-        <w:rPr>
-          <w:rFonts w:hint="eastAsia" w:ascii="Times New Roman" w:hAnsi="Times New Roman" w:eastAsia="Times New Roman" w:cs="Times New Roman"/>
-        </w:rPr>
-        <w:t>。</w:t>
-      </w:r>
-    </w:p>
-    <w:bookmarkStart w:id="56" w:name="活泼性与燃烧产物"/>
-    <w:p>
-      <w:pPr>
-        <w:pStyle w:val="Heading3"/>
-        <w:spacing w:after="120" w:before="280"/>
-      </w:pPr>
-      <w:r>
-        <w:rPr>
-          <w:rFonts w:hint="eastAsia" w:ascii="Times New Roman" w:hAnsi="Times New Roman" w:eastAsia="SimHei" w:cs="Times New Roman"/>
         </w:rPr>
         <w:t xml:space="preserve">活泼性与燃烧产物</w:t>
       </w:r>
@@ -32145,16 +30431,16 @@
         </w:tc>
       </w:tr>
     </w:tbl>
-    <w:bookmarkEnd w:id="56"/>
-    <w:bookmarkStart w:id="57" w:name="难溶盐与对角线规则"/>
     <w:p>
       <w:pPr>
-        <w:pStyle w:val="Heading3"/>
-        <w:spacing w:after="120" w:before="280"/>
+        <w:pStyle w:val="BodyText"/>
+        <w:spacing w:before="120" w:after="80"/>
       </w:pPr>
       <w:r>
         <w:rPr>
-          <w:rFonts w:hint="eastAsia" w:ascii="Times New Roman" w:hAnsi="Times New Roman" w:eastAsia="SimHei" w:cs="Times New Roman"/>
+          <w:rFonts w:hint="eastAsia" w:ascii="Times New Roman" w:hAnsi="Times New Roman" w:eastAsia="FangSong" w:cs="Times New Roman"/>
+          <w:b/>
+          <w:bCs/>
         </w:rPr>
         <w:t xml:space="preserve">难溶盐与对角线规则</w:t>
       </w:r>
@@ -32706,22 +30992,24 @@
         </w:tc>
       </w:tr>
     </w:tbl>
-    <w:bookmarkEnd w:id="57"/>
-    <w:bookmarkStart w:id="58" w:name="xe-化合物"/>
     <w:p>
       <w:pPr>
-        <w:pStyle w:val="Heading3"/>
-        <w:spacing w:after="120" w:before="280"/>
+        <w:pStyle w:val="BodyText"/>
+        <w:spacing w:before="120" w:after="80"/>
       </w:pPr>
       <w:r>
         <w:rPr>
           <w:rFonts w:ascii="Times New Roman" w:hAnsi="Times New Roman" w:eastAsia="Times New Roman" w:cs="Times New Roman"/>
+          <w:b/>
+          <w:bCs/>
         </w:rPr>
         <w:t xml:space="preserve">Xe </w:t>
       </w:r>
       <w:r>
         <w:rPr>
-          <w:rFonts w:hint="eastAsia" w:ascii="Times New Roman" w:hAnsi="Times New Roman" w:eastAsia="SimHei" w:cs="Times New Roman"/>
+          <w:rFonts w:hint="eastAsia" w:ascii="Times New Roman" w:hAnsi="Times New Roman" w:eastAsia="FangSong" w:cs="Times New Roman"/>
+          <w:b/>
+          <w:bCs/>
         </w:rPr>
         <w:t xml:space="preserve">化合物</w:t>
       </w:r>
@@ -33287,6 +31575,12 @@
               <w:pStyle w:val="Compact"/>
               <w:jc w:val="center"/>
             </w:pPr>
+            <w:r>
+              <w:rPr>
+                <w:rFonts w:ascii="Times New Roman" w:hAnsi="Times New Roman" w:eastAsia="Times New Roman" w:cs="Times New Roman"/>
+              </w:rPr>
+              <w:t xml:space="preserve">—</w:t>
+            </w:r>
           </w:p>
         </w:tc>
       </w:tr>
@@ -33301,9 +31595,9 @@
         </w:pict>
       </w:r>
     </w:p>
-    <w:bookmarkEnd w:id="58"/>
-    <w:bookmarkEnd w:id="59"/>
-    <w:bookmarkStart w:id="63" w:name="十一练习题"/>
+    <w:bookmarkEnd w:id="55"/>
+    <w:bookmarkEnd w:id="56"/>
+    <w:bookmarkStart w:id="57" w:name="九本讲小结"/>
     <w:p>
       <w:pPr>
         <w:pStyle w:val="Heading2"/>
@@ -33313,7 +31607,7 @@
         <w:rPr>
           <w:rFonts w:hint="eastAsia" w:ascii="Times New Roman" w:hAnsi="Times New Roman" w:eastAsia="SimHei" w:cs="Times New Roman"/>
         </w:rPr>
-        <w:t>十一</w:t>
+        <w:t>九</w:t>
       </w:r>
       <w:r>
         <w:rPr>
@@ -33325,10 +31619,1135 @@
         <w:rPr>
           <w:rFonts w:hint="eastAsia" w:ascii="Times New Roman" w:hAnsi="Times New Roman" w:eastAsia="SimHei" w:cs="Times New Roman"/>
         </w:rPr>
+        <w:t>本讲小结</w:t>
+      </w:r>
+    </w:p>
+    <w:p>
+      <w:pPr>
+        <w:pStyle w:val="Compact"/>
+        <w:numPr>
+          <w:ilvl w:val="0"/>
+          <w:numId w:val="1004"/>
+        </w:numPr>
+      </w:pPr>
+      <w:r>
+        <w:rPr>
+          <w:rFonts w:hint="eastAsia" w:ascii="Times New Roman" w:hAnsi="Times New Roman" w:eastAsia="FangSong" w:cs="Times New Roman"/>
+          <w:b/>
+          <w:bCs/>
+        </w:rPr>
+        <w:t xml:space="preserve">电极电势</w:t>
+      </w:r>
+      <w:r>
+        <w:rPr>
+          <w:rFonts w:ascii="Times New Roman" w:hAnsi="Times New Roman" w:eastAsia="Times New Roman" w:cs="Times New Roman"/>
+          <w:b/>
+          <w:bCs/>
+        </w:rPr>
+        <w:t xml:space="preserve"> ≠ </w:t>
+      </w:r>
+      <w:r>
+        <w:rPr>
+          <w:rFonts w:hint="eastAsia" w:ascii="Times New Roman" w:hAnsi="Times New Roman" w:eastAsia="FangSong" w:cs="Times New Roman"/>
+          <w:b/>
+          <w:bCs/>
+        </w:rPr>
+        <w:t xml:space="preserve">活泼性</w:t>
+      </w:r>
+      <w:r>
+        <w:rPr>
+          <w:rFonts w:hint="eastAsia" w:ascii="Times New Roman" w:hAnsi="Times New Roman" w:eastAsia="Times New Roman" w:cs="Times New Roman"/>
+        </w:rPr>
+        <w:t xml:space="preserve">：Li</w:t>
+      </w:r>
+      <w:r>
+        <w:rPr>
+          <w:rFonts w:ascii="Times New Roman" w:hAnsi="Times New Roman" w:eastAsia="Times New Roman" w:cs="Times New Roman"/>
+        </w:rPr>
+        <w:t xml:space="preserve"> </w:t>
+      </w:r>
+      <w:r>
+        <w:rPr>
+          <w:rFonts w:hint="eastAsia" w:ascii="Times New Roman" w:hAnsi="Times New Roman" w:eastAsia="FangSong" w:cs="Times New Roman"/>
+        </w:rPr>
+        <w:t>电势最负因水合能巨大</w:t>
+      </w:r>
+      <w:r>
+        <w:rPr>
+          <w:rFonts w:hint="eastAsia" w:ascii="Times New Roman" w:hAnsi="Times New Roman" w:eastAsia="Times New Roman" w:cs="Times New Roman"/>
+        </w:rPr>
+        <w:t>（Born-Haber</w:t>
+      </w:r>
+      <w:r>
+        <w:rPr>
+          <w:rFonts w:ascii="Times New Roman" w:hAnsi="Times New Roman" w:eastAsia="Times New Roman" w:cs="Times New Roman"/>
+        </w:rPr>
+        <w:t xml:space="preserve"> </w:t>
+      </w:r>
+      <w:r>
+        <w:rPr>
+          <w:rFonts w:hint="eastAsia" w:ascii="Times New Roman" w:hAnsi="Times New Roman" w:eastAsia="FangSong" w:cs="Times New Roman"/>
+        </w:rPr>
+        <w:t>三账本</w:t>
+      </w:r>
+      <w:r>
+        <w:rPr>
+          <w:rFonts w:hint="eastAsia" w:ascii="Times New Roman" w:hAnsi="Times New Roman" w:eastAsia="Times New Roman" w:cs="Times New Roman"/>
+        </w:rPr>
+        <w:t>）；</w:t>
+      </w:r>
+      <w:r>
+        <w:rPr>
+          <w:rFonts w:hint="eastAsia" w:ascii="Times New Roman" w:hAnsi="Times New Roman" w:eastAsia="FangSong" w:cs="Times New Roman"/>
+        </w:rPr>
+        <w:t>活泼性看反应现象与动力学</w:t>
+      </w:r>
+      <w:r>
+        <w:rPr>
+          <w:rFonts w:hint="eastAsia" w:ascii="Times New Roman" w:hAnsi="Times New Roman" w:eastAsia="Times New Roman" w:cs="Times New Roman"/>
+        </w:rPr>
+        <w:t>。</w:t>
+      </w:r>
+    </w:p>
+    <w:p>
+      <w:pPr>
+        <w:pStyle w:val="Compact"/>
+        <w:numPr>
+          <w:ilvl w:val="0"/>
+          <w:numId w:val="1004"/>
+        </w:numPr>
+      </w:pPr>
+      <w:r>
+        <w:rPr>
+          <w:rFonts w:hint="eastAsia" w:ascii="Times New Roman" w:hAnsi="Times New Roman" w:eastAsia="FangSong" w:cs="Times New Roman"/>
+          <w:b/>
+          <w:bCs/>
+        </w:rPr>
+        <w:t xml:space="preserve">燃烧产物递变</w:t>
+      </w:r>
+      <w:r>
+        <w:rPr>
+          <w:rFonts w:hint="eastAsia" w:ascii="Times New Roman" w:hAnsi="Times New Roman" w:eastAsia="Times New Roman" w:cs="Times New Roman"/>
+        </w:rPr>
+        <w:t>：Li</w:t>
+      </w:r>
+      <w:r>
+        <w:rPr>
+          <w:rFonts w:hint="eastAsia" w:ascii="Times New Roman" w:hAnsi="Times New Roman" w:eastAsia="Times New Roman" w:cs="Times New Roman"/>
+          <w:vertAlign w:val="subscript"/>
+        </w:rPr>
+        <w:t>2</w:t>
+      </w:r>
+      <w:r>
+        <w:rPr>
+          <w:rFonts w:hint="eastAsia" w:ascii="Times New Roman" w:hAnsi="Times New Roman" w:eastAsia="Times New Roman" w:cs="Times New Roman"/>
+        </w:rPr>
+        <w:t>O</w:t>
+      </w:r>
+      <w:r>
+        <w:rPr>
+          <w:rFonts w:ascii="Times New Roman" w:hAnsi="Times New Roman" w:eastAsia="Times New Roman" w:cs="Times New Roman"/>
+        </w:rPr>
+        <w:t xml:space="preserve"> → Na</w:t>
+      </w:r>
+      <w:r>
+        <w:rPr>
+          <w:rFonts w:ascii="Times New Roman" w:hAnsi="Times New Roman" w:eastAsia="Times New Roman" w:cs="Times New Roman"/>
+          <w:vertAlign w:val="subscript"/>
+        </w:rPr>
+        <w:t>2</w:t>
+      </w:r>
+      <w:r>
+        <w:rPr>
+          <w:rFonts w:ascii="Times New Roman" w:hAnsi="Times New Roman" w:eastAsia="Times New Roman" w:cs="Times New Roman"/>
+        </w:rPr>
+        <w:t>O</w:t>
+      </w:r>
+      <w:r>
+        <w:rPr>
+          <w:rFonts w:ascii="Times New Roman" w:hAnsi="Times New Roman" w:eastAsia="Times New Roman" w:cs="Times New Roman"/>
+          <w:vertAlign w:val="subscript"/>
+        </w:rPr>
+        <w:t>2</w:t>
+      </w:r>
+      <w:r>
+        <w:rPr>
+          <w:rFonts w:ascii="Times New Roman" w:hAnsi="Times New Roman" w:eastAsia="Times New Roman" w:cs="Times New Roman"/>
+        </w:rPr>
+        <w:t xml:space="preserve"> → </w:t>
+      </w:r>
+      <w:r>
+        <w:rPr>
+          <w:rFonts w:hint="eastAsia" w:ascii="Times New Roman" w:hAnsi="Times New Roman" w:eastAsia="Times New Roman" w:cs="Times New Roman"/>
+        </w:rPr>
+        <w:t>KO</w:t>
+      </w:r>
+      <w:r>
+        <w:rPr>
+          <w:rFonts w:hint="eastAsia" w:ascii="Times New Roman" w:hAnsi="Times New Roman" w:eastAsia="Times New Roman" w:cs="Times New Roman"/>
+          <w:vertAlign w:val="subscript"/>
+        </w:rPr>
+        <w:t>2</w:t>
+      </w:r>
+      <w:r>
+        <w:rPr>
+          <w:rFonts w:hint="eastAsia" w:ascii="Times New Roman" w:hAnsi="Times New Roman" w:eastAsia="Times New Roman" w:cs="Times New Roman"/>
+        </w:rPr>
+        <w:t>，</w:t>
+      </w:r>
+      <w:r>
+        <w:rPr>
+          <w:rFonts w:hint="eastAsia" w:ascii="Times New Roman" w:hAnsi="Times New Roman" w:eastAsia="FangSong" w:cs="Times New Roman"/>
+        </w:rPr>
+        <w:t>阳离子越大越能稳定大阴离子</w:t>
+      </w:r>
+      <w:r>
+        <w:rPr>
+          <w:rFonts w:hint="eastAsia" w:ascii="Times New Roman" w:hAnsi="Times New Roman" w:eastAsia="Times New Roman" w:cs="Times New Roman"/>
+        </w:rPr>
+        <w:t>；O</w:t>
+      </w:r>
+      <w:r>
+        <w:rPr>
+          <w:rFonts w:hint="eastAsia" w:ascii="Times New Roman" w:hAnsi="Times New Roman" w:eastAsia="Times New Roman" w:cs="Times New Roman"/>
+          <w:vertAlign w:val="subscript"/>
+        </w:rPr>
+        <w:t>2</w:t>
+      </w:r>
+      <w:r>
+        <w:rPr>
+          <w:rFonts w:hint="eastAsia" w:ascii="Times New Roman" w:hAnsi="Times New Roman" w:eastAsia="Times New Roman" w:cs="Times New Roman"/>
+          <w:vertAlign w:val="superscript"/>
+        </w:rPr>
+        <w:t>2-</w:t>
+      </w:r>
+      <w:r>
+        <w:rPr>
+          <w:rFonts w:ascii="Times New Roman" w:hAnsi="Times New Roman" w:eastAsia="Times New Roman" w:cs="Times New Roman"/>
+        </w:rPr>
+        <w:t xml:space="preserve"> </w:t>
+      </w:r>
+      <w:r>
+        <w:rPr>
+          <w:rFonts w:hint="eastAsia" w:ascii="Times New Roman" w:hAnsi="Times New Roman" w:eastAsia="FangSong" w:cs="Times New Roman"/>
+        </w:rPr>
+        <w:t>反磁</w:t>
+      </w:r>
+      <w:r>
+        <w:rPr>
+          <w:rFonts w:hint="eastAsia" w:ascii="Times New Roman" w:hAnsi="Times New Roman" w:eastAsia="Times New Roman" w:cs="Times New Roman"/>
+        </w:rPr>
+        <w:t>、O</w:t>
+      </w:r>
+      <w:r>
+        <w:rPr>
+          <w:rFonts w:hint="eastAsia" w:ascii="Times New Roman" w:hAnsi="Times New Roman" w:eastAsia="Times New Roman" w:cs="Times New Roman"/>
+          <w:vertAlign w:val="subscript"/>
+        </w:rPr>
+        <w:t>2</w:t>
+      </w:r>
+      <w:r>
+        <w:rPr>
+          <w:rFonts w:hint="eastAsia" w:ascii="Times New Roman" w:hAnsi="Times New Roman" w:eastAsia="Times New Roman" w:cs="Times New Roman"/>
+          <w:vertAlign w:val="superscript"/>
+        </w:rPr>
+        <w:t>-</w:t>
+      </w:r>
+      <w:r>
+        <w:rPr>
+          <w:rFonts w:ascii="Times New Roman" w:hAnsi="Times New Roman" w:eastAsia="Times New Roman" w:cs="Times New Roman"/>
+        </w:rPr>
+        <w:t xml:space="preserve"> </w:t>
+      </w:r>
+      <w:r>
+        <w:rPr>
+          <w:rFonts w:hint="eastAsia" w:ascii="Times New Roman" w:hAnsi="Times New Roman" w:eastAsia="FangSong" w:cs="Times New Roman"/>
+        </w:rPr>
+        <w:t>顺磁</w:t>
+      </w:r>
+      <w:r>
+        <w:rPr>
+          <w:rFonts w:hint="eastAsia" w:ascii="Times New Roman" w:hAnsi="Times New Roman" w:eastAsia="Times New Roman" w:cs="Times New Roman"/>
+        </w:rPr>
+        <w:t>。</w:t>
+      </w:r>
+    </w:p>
+    <w:p>
+      <w:pPr>
+        <w:pStyle w:val="Compact"/>
+        <w:numPr>
+          <w:ilvl w:val="0"/>
+          <w:numId w:val="1004"/>
+        </w:numPr>
+      </w:pPr>
+      <w:r>
+        <w:rPr>
+          <w:rFonts w:ascii="Times New Roman" w:hAnsi="Times New Roman" w:eastAsia="Times New Roman" w:cs="Times New Roman"/>
+          <w:b/>
+          <w:bCs/>
+        </w:rPr>
+        <w:t>Na</w:t>
+      </w:r>
+      <w:r>
+        <w:rPr>
+          <w:rFonts w:ascii="Times New Roman" w:hAnsi="Times New Roman" w:eastAsia="Times New Roman" w:cs="Times New Roman"/>
+          <w:b/>
+          <w:bCs/>
+          <w:vertAlign w:val="subscript"/>
+        </w:rPr>
+        <w:t>2</w:t>
+      </w:r>
+      <w:r>
+        <w:rPr>
+          <w:rFonts w:ascii="Times New Roman" w:hAnsi="Times New Roman" w:eastAsia="Times New Roman" w:cs="Times New Roman"/>
+          <w:b/>
+          <w:bCs/>
+        </w:rPr>
+        <w:t>O</w:t>
+      </w:r>
+      <w:r>
+        <w:rPr>
+          <w:rFonts w:ascii="Times New Roman" w:hAnsi="Times New Roman" w:eastAsia="Times New Roman" w:cs="Times New Roman"/>
+          <w:b/>
+          <w:bCs/>
+          <w:vertAlign w:val="subscript"/>
+        </w:rPr>
+        <w:t>2</w:t>
+      </w:r>
+      <w:r>
+        <w:rPr>
+          <w:rFonts w:ascii="Times New Roman" w:hAnsi="Times New Roman" w:eastAsia="Times New Roman" w:cs="Times New Roman"/>
+          <w:b/>
+          <w:bCs/>
+        </w:rPr>
+        <w:t xml:space="preserve"> </w:t>
+      </w:r>
+      <w:r>
+        <w:rPr>
+          <w:rFonts w:hint="eastAsia" w:ascii="Times New Roman" w:hAnsi="Times New Roman" w:eastAsia="FangSong" w:cs="Times New Roman"/>
+          <w:b/>
+          <w:bCs/>
+        </w:rPr>
+        <w:t xml:space="preserve">核心</w:t>
+      </w:r>
+      <w:r>
+        <w:rPr>
+          <w:rFonts w:hint="eastAsia" w:ascii="Times New Roman" w:hAnsi="Times New Roman" w:eastAsia="Times New Roman" w:cs="Times New Roman"/>
+        </w:rPr>
+        <w:t>：</w:t>
+      </w:r>
+      <w:r>
+        <w:rPr>
+          <w:rFonts w:hint="eastAsia" w:ascii="Times New Roman" w:hAnsi="Times New Roman" w:eastAsia="FangSong" w:cs="Times New Roman"/>
+        </w:rPr>
+        <w:t>与</w:t>
+      </w:r>
+      <w:r>
+        <w:rPr>
+          <w:rFonts w:ascii="Times New Roman" w:hAnsi="Times New Roman" w:eastAsia="Times New Roman" w:cs="Times New Roman"/>
+        </w:rPr>
+        <w:t xml:space="preserve"> </w:t>
+      </w:r>
+      <w:r>
+        <w:rPr>
+          <w:rFonts w:hint="eastAsia" w:ascii="Times New Roman" w:hAnsi="Times New Roman" w:eastAsia="Times New Roman" w:cs="Times New Roman"/>
+        </w:rPr>
+        <w:t>H</w:t>
+      </w:r>
+      <w:r>
+        <w:rPr>
+          <w:rFonts w:hint="eastAsia" w:ascii="Times New Roman" w:hAnsi="Times New Roman" w:eastAsia="Times New Roman" w:cs="Times New Roman"/>
+          <w:vertAlign w:val="subscript"/>
+        </w:rPr>
+        <w:t>2</w:t>
+      </w:r>
+      <w:r>
+        <w:rPr>
+          <w:rFonts w:hint="eastAsia" w:ascii="Times New Roman" w:hAnsi="Times New Roman" w:eastAsia="Times New Roman" w:cs="Times New Roman"/>
+        </w:rPr>
+        <w:t>O/</w:t>
+      </w:r>
+      <w:r>
+        <w:rPr>
+          <w:rFonts w:hint="eastAsia" w:ascii="Times New Roman" w:hAnsi="Times New Roman" w:eastAsia="FangSong" w:cs="Times New Roman"/>
+        </w:rPr>
+        <w:t>酸生成</w:t>
+      </w:r>
+      <w:r>
+        <w:rPr>
+          <w:rFonts w:ascii="Times New Roman" w:hAnsi="Times New Roman" w:eastAsia="Times New Roman" w:cs="Times New Roman"/>
+        </w:rPr>
+        <w:t xml:space="preserve"> </w:t>
+      </w:r>
+      <w:r>
+        <w:rPr>
+          <w:rFonts w:hint="eastAsia" w:ascii="Times New Roman" w:hAnsi="Times New Roman" w:eastAsia="Times New Roman" w:cs="Times New Roman"/>
+        </w:rPr>
+        <w:t>H</w:t>
+      </w:r>
+      <w:r>
+        <w:rPr>
+          <w:rFonts w:hint="eastAsia" w:ascii="Times New Roman" w:hAnsi="Times New Roman" w:eastAsia="Times New Roman" w:cs="Times New Roman"/>
+          <w:vertAlign w:val="subscript"/>
+        </w:rPr>
+        <w:t>2</w:t>
+      </w:r>
+      <w:r>
+        <w:rPr>
+          <w:rFonts w:hint="eastAsia" w:ascii="Times New Roman" w:hAnsi="Times New Roman" w:eastAsia="Times New Roman" w:cs="Times New Roman"/>
+        </w:rPr>
+        <w:t>O</w:t>
+      </w:r>
+      <w:r>
+        <w:rPr>
+          <w:rFonts w:hint="eastAsia" w:ascii="Times New Roman" w:hAnsi="Times New Roman" w:eastAsia="Times New Roman" w:cs="Times New Roman"/>
+          <w:vertAlign w:val="subscript"/>
+        </w:rPr>
+        <w:t>2</w:t>
+      </w:r>
+      <w:r>
+        <w:rPr>
+          <w:rFonts w:hint="eastAsia" w:ascii="Times New Roman" w:hAnsi="Times New Roman" w:eastAsia="Times New Roman" w:cs="Times New Roman"/>
+        </w:rPr>
+        <w:t>（</w:t>
+      </w:r>
+      <w:r>
+        <w:rPr>
+          <w:rFonts w:hint="eastAsia" w:ascii="Times New Roman" w:hAnsi="Times New Roman" w:eastAsia="FangSong" w:cs="Times New Roman"/>
+        </w:rPr>
+        <w:t>过氧键保留</w:t>
+      </w:r>
+      <w:r>
+        <w:rPr>
+          <w:rFonts w:hint="eastAsia" w:ascii="Times New Roman" w:hAnsi="Times New Roman" w:eastAsia="Times New Roman" w:cs="Times New Roman"/>
+        </w:rPr>
+        <w:t>），</w:t>
+      </w:r>
+      <w:r>
+        <w:rPr>
+          <w:rFonts w:hint="eastAsia" w:ascii="Times New Roman" w:hAnsi="Times New Roman" w:eastAsia="FangSong" w:cs="Times New Roman"/>
+        </w:rPr>
+        <w:t>与</w:t>
+      </w:r>
+      <w:r>
+        <w:rPr>
+          <w:rFonts w:ascii="Times New Roman" w:hAnsi="Times New Roman" w:eastAsia="Times New Roman" w:cs="Times New Roman"/>
+        </w:rPr>
+        <w:t xml:space="preserve"> CO</w:t>
+      </w:r>
+      <w:r>
+        <w:rPr>
+          <w:rFonts w:ascii="Times New Roman" w:hAnsi="Times New Roman" w:eastAsia="Times New Roman" w:cs="Times New Roman"/>
+          <w:vertAlign w:val="subscript"/>
+        </w:rPr>
+        <w:t>2</w:t>
+      </w:r>
+      <w:r>
+        <w:rPr>
+          <w:rFonts w:ascii="Times New Roman" w:hAnsi="Times New Roman" w:eastAsia="Times New Roman" w:cs="Times New Roman"/>
+        </w:rPr>
+        <w:t xml:space="preserve"> </w:t>
+      </w:r>
+      <w:r>
+        <w:rPr>
+          <w:rFonts w:hint="eastAsia" w:ascii="Times New Roman" w:hAnsi="Times New Roman" w:eastAsia="FangSong" w:cs="Times New Roman"/>
+        </w:rPr>
+        <w:t xml:space="preserve">放</w:t>
+      </w:r>
+      <w:r>
+        <w:rPr>
+          <w:rFonts w:ascii="Times New Roman" w:hAnsi="Times New Roman" w:eastAsia="Times New Roman" w:cs="Times New Roman"/>
+        </w:rPr>
+        <w:t xml:space="preserve"> </w:t>
+      </w:r>
+      <w:r>
+        <w:rPr>
+          <w:rFonts w:hint="eastAsia" w:ascii="Times New Roman" w:hAnsi="Times New Roman" w:eastAsia="Times New Roman" w:cs="Times New Roman"/>
+        </w:rPr>
+        <w:t>O</w:t>
+      </w:r>
+      <w:r>
+        <w:rPr>
+          <w:rFonts w:hint="eastAsia" w:ascii="Times New Roman" w:hAnsi="Times New Roman" w:eastAsia="Times New Roman" w:cs="Times New Roman"/>
+          <w:vertAlign w:val="subscript"/>
+        </w:rPr>
+        <w:t>2</w:t>
+      </w:r>
+      <w:r>
+        <w:rPr>
+          <w:rFonts w:hint="eastAsia" w:ascii="Times New Roman" w:hAnsi="Times New Roman" w:eastAsia="Times New Roman" w:cs="Times New Roman"/>
+        </w:rPr>
+        <w:t>（</w:t>
+      </w:r>
+      <w:r>
+        <w:rPr>
+          <w:rFonts w:hint="eastAsia" w:ascii="Times New Roman" w:hAnsi="Times New Roman" w:eastAsia="FangSong" w:cs="Times New Roman"/>
+        </w:rPr>
+        <w:t>呼吸面具</w:t>
+      </w:r>
+      <w:r>
+        <w:rPr>
+          <w:rFonts w:hint="eastAsia" w:ascii="Times New Roman" w:hAnsi="Times New Roman" w:eastAsia="Times New Roman" w:cs="Times New Roman"/>
+        </w:rPr>
+        <w:t>）；KO</w:t>
+      </w:r>
+      <w:r>
+        <w:rPr>
+          <w:rFonts w:hint="eastAsia" w:ascii="Times New Roman" w:hAnsi="Times New Roman" w:eastAsia="Times New Roman" w:cs="Times New Roman"/>
+          <w:vertAlign w:val="subscript"/>
+        </w:rPr>
+        <w:t>2</w:t>
+      </w:r>
+      <w:r>
+        <w:rPr>
+          <w:rFonts w:ascii="Times New Roman" w:hAnsi="Times New Roman" w:eastAsia="Times New Roman" w:cs="Times New Roman"/>
+        </w:rPr>
+        <w:t xml:space="preserve"> </w:t>
+      </w:r>
+      <w:r>
+        <w:rPr>
+          <w:rFonts w:hint="eastAsia" w:ascii="Times New Roman" w:hAnsi="Times New Roman" w:eastAsia="FangSong" w:cs="Times New Roman"/>
+        </w:rPr>
+        <w:t xml:space="preserve">供氧效率</w:t>
+      </w:r>
+      <w:r>
+        <w:rPr>
+          <w:rFonts w:ascii="Times New Roman" w:hAnsi="Times New Roman" w:eastAsia="Times New Roman" w:cs="Times New Roman"/>
+        </w:rPr>
+        <w:t xml:space="preserve"> 3 </w:t>
+      </w:r>
+      <w:r>
+        <w:rPr>
+          <w:rFonts w:hint="eastAsia" w:ascii="Times New Roman" w:hAnsi="Times New Roman" w:eastAsia="FangSong" w:cs="Times New Roman"/>
+        </w:rPr>
+        <w:t>倍</w:t>
+      </w:r>
+      <w:r>
+        <w:rPr>
+          <w:rFonts w:hint="eastAsia" w:ascii="Times New Roman" w:hAnsi="Times New Roman" w:eastAsia="Times New Roman" w:cs="Times New Roman"/>
+        </w:rPr>
+        <w:t>。</w:t>
+      </w:r>
+    </w:p>
+    <w:p>
+      <w:pPr>
+        <w:pStyle w:val="Compact"/>
+        <w:numPr>
+          <w:ilvl w:val="0"/>
+          <w:numId w:val="1004"/>
+        </w:numPr>
+      </w:pPr>
+      <w:r>
+        <w:rPr>
+          <w:rFonts w:ascii="Times New Roman" w:hAnsi="Times New Roman" w:eastAsia="Times New Roman" w:cs="Times New Roman"/>
+          <w:b/>
+          <w:bCs/>
+        </w:rPr>
+        <w:t xml:space="preserve">Be </w:t>
+      </w:r>
+      <w:r>
+        <w:rPr>
+          <w:rFonts w:hint="eastAsia" w:ascii="Times New Roman" w:hAnsi="Times New Roman" w:eastAsia="FangSong" w:cs="Times New Roman"/>
+          <w:b/>
+          <w:bCs/>
+        </w:rPr>
+        <w:t>的</w:t>
+      </w:r>
+      <w:r>
+        <w:rPr>
+          <w:rFonts w:hint="eastAsia" w:ascii="Times New Roman" w:hAnsi="Times New Roman" w:eastAsia="Times New Roman" w:cs="Times New Roman"/>
+          <w:b/>
+          <w:bCs/>
+        </w:rPr>
+        <w:t>「</w:t>
+      </w:r>
+      <w:r>
+        <w:rPr>
+          <w:rFonts w:hint="eastAsia" w:ascii="Times New Roman" w:hAnsi="Times New Roman" w:eastAsia="FangSong" w:cs="Times New Roman"/>
+          <w:b/>
+          <w:bCs/>
+        </w:rPr>
+        <w:t>叛变</w:t>
+      </w:r>
+      <w:r>
+        <w:rPr>
+          <w:rFonts w:hint="eastAsia" w:ascii="Times New Roman" w:hAnsi="Times New Roman" w:eastAsia="Times New Roman" w:cs="Times New Roman"/>
+          <w:b/>
+          <w:bCs/>
+        </w:rPr>
+        <w:t>」</w:t>
+      </w:r>
+      <w:r>
+        <w:rPr>
+          <w:rFonts w:hint="eastAsia" w:ascii="Times New Roman" w:hAnsi="Times New Roman" w:eastAsia="Times New Roman" w:cs="Times New Roman"/>
+        </w:rPr>
+        <w:t>：</w:t>
+      </w:r>
+      <w:r>
+        <w:rPr>
+          <w:rFonts w:hint="eastAsia" w:ascii="Times New Roman" w:hAnsi="Times New Roman" w:eastAsia="FangSong" w:cs="Times New Roman"/>
+        </w:rPr>
+        <w:t>缺电子</w:t>
+      </w:r>
+      <w:r>
+        <w:rPr>
+          <w:rFonts w:ascii="Times New Roman" w:hAnsi="Times New Roman" w:eastAsia="Times New Roman" w:cs="Times New Roman"/>
+        </w:rPr>
+        <w:t xml:space="preserve"> + </w:t>
+      </w:r>
+      <w:r>
+        <w:rPr>
+          <w:rFonts w:hint="eastAsia" w:ascii="Times New Roman" w:hAnsi="Times New Roman" w:eastAsia="FangSong" w:cs="Times New Roman"/>
+        </w:rPr>
+        <w:t xml:space="preserve">半径小</w:t>
+      </w:r>
+      <w:r>
+        <w:rPr>
+          <w:rFonts w:ascii="Times New Roman" w:hAnsi="Times New Roman" w:eastAsia="Times New Roman" w:cs="Times New Roman"/>
+        </w:rPr>
+        <w:t xml:space="preserve"> + </w:t>
+      </w:r>
+      <w:r>
+        <w:rPr>
+          <w:rFonts w:hint="eastAsia" w:ascii="Times New Roman" w:hAnsi="Times New Roman" w:eastAsia="FangSong" w:cs="Times New Roman"/>
+        </w:rPr>
+        <w:t xml:space="preserve">极化强</w:t>
+      </w:r>
+      <w:r>
+        <w:rPr>
+          <w:rFonts w:ascii="Times New Roman" w:hAnsi="Times New Roman" w:eastAsia="Times New Roman" w:cs="Times New Roman"/>
+        </w:rPr>
+        <w:t xml:space="preserve"> → </w:t>
+      </w:r>
+      <w:r>
+        <w:rPr>
+          <w:rFonts w:hint="eastAsia" w:ascii="Times New Roman" w:hAnsi="Times New Roman" w:eastAsia="FangSong" w:cs="Times New Roman"/>
+        </w:rPr>
+        <w:t xml:space="preserve">共价</w:t>
+      </w:r>
+      <w:r>
+        <w:rPr>
+          <w:rFonts w:ascii="Times New Roman" w:hAnsi="Times New Roman" w:eastAsia="Times New Roman" w:cs="Times New Roman"/>
+        </w:rPr>
+        <w:t xml:space="preserve"> + </w:t>
+      </w:r>
+      <w:r>
+        <w:rPr>
+          <w:rFonts w:hint="eastAsia" w:ascii="Times New Roman" w:hAnsi="Times New Roman" w:eastAsia="FangSong" w:cs="Times New Roman"/>
+        </w:rPr>
+        <w:t>聚合</w:t>
+      </w:r>
+      <w:r>
+        <w:rPr>
+          <w:rFonts w:hint="eastAsia" w:ascii="Times New Roman" w:hAnsi="Times New Roman" w:eastAsia="Times New Roman" w:cs="Times New Roman"/>
+        </w:rPr>
+        <w:t>（BeCl</w:t>
+      </w:r>
+      <w:r>
+        <w:rPr>
+          <w:rFonts w:hint="eastAsia" w:ascii="Times New Roman" w:hAnsi="Times New Roman" w:eastAsia="Times New Roman" w:cs="Times New Roman"/>
+          <w:vertAlign w:val="subscript"/>
+        </w:rPr>
+        <w:t>2</w:t>
+      </w:r>
+      <w:r>
+        <w:rPr>
+          <w:rFonts w:ascii="Times New Roman" w:hAnsi="Times New Roman" w:eastAsia="Times New Roman" w:cs="Times New Roman"/>
+        </w:rPr>
+        <w:t xml:space="preserve"> </w:t>
+      </w:r>
+      <w:r>
+        <w:rPr>
+          <w:rFonts w:hint="eastAsia" w:ascii="Times New Roman" w:hAnsi="Times New Roman" w:eastAsia="FangSong" w:cs="Times New Roman"/>
+        </w:rPr>
+        <w:t>链状</w:t>
+      </w:r>
+      <w:r>
+        <w:rPr>
+          <w:rFonts w:hint="eastAsia" w:ascii="Times New Roman" w:hAnsi="Times New Roman" w:eastAsia="Times New Roman" w:cs="Times New Roman"/>
+        </w:rPr>
+        <w:t>），「</w:t>
+      </w:r>
+      <w:r>
+        <w:rPr>
+          <w:rFonts w:hint="eastAsia" w:ascii="Times New Roman" w:hAnsi="Times New Roman" w:eastAsia="FangSong" w:cs="Times New Roman"/>
+        </w:rPr>
+        <w:t>先想共价再想离子</w:t>
+      </w:r>
+      <w:r>
+        <w:rPr>
+          <w:rFonts w:hint="eastAsia" w:ascii="Times New Roman" w:hAnsi="Times New Roman" w:eastAsia="Times New Roman" w:cs="Times New Roman"/>
+        </w:rPr>
+        <w:t>」。</w:t>
+      </w:r>
+    </w:p>
+    <w:p>
+      <w:pPr>
+        <w:pStyle w:val="Compact"/>
+        <w:numPr>
+          <w:ilvl w:val="0"/>
+          <w:numId w:val="1004"/>
+        </w:numPr>
+      </w:pPr>
+      <w:r>
+        <w:rPr>
+          <w:rFonts w:hint="eastAsia" w:ascii="Times New Roman" w:hAnsi="Times New Roman" w:eastAsia="FangSong" w:cs="Times New Roman"/>
+          <w:b/>
+          <w:bCs/>
+        </w:rPr>
+        <w:t xml:space="preserve">溶解度趋势方向相反</w:t>
+      </w:r>
+      <w:r>
+        <w:rPr>
+          <w:rFonts w:hint="eastAsia" w:ascii="Times New Roman" w:hAnsi="Times New Roman" w:eastAsia="Times New Roman" w:cs="Times New Roman"/>
+        </w:rPr>
+        <w:t>：</w:t>
+      </w:r>
+      <w:r>
+        <w:rPr>
+          <w:rFonts w:hint="eastAsia" w:ascii="Times New Roman" w:hAnsi="Times New Roman" w:eastAsia="FangSong" w:cs="Times New Roman"/>
+        </w:rPr>
+        <w:t>氢氧化物上大下小</w:t>
+      </w:r>
+      <w:r>
+        <w:rPr>
+          <w:rFonts w:hint="eastAsia" w:ascii="Times New Roman" w:hAnsi="Times New Roman" w:eastAsia="Times New Roman" w:cs="Times New Roman"/>
+        </w:rPr>
+        <w:t>，</w:t>
+      </w:r>
+      <w:r>
+        <w:rPr>
+          <w:rFonts w:hint="eastAsia" w:ascii="Times New Roman" w:hAnsi="Times New Roman" w:eastAsia="FangSong" w:cs="Times New Roman"/>
+        </w:rPr>
+        <w:t>硫酸盐上小下大</w:t>
+      </w:r>
+      <w:r>
+        <w:rPr>
+          <w:rFonts w:hint="eastAsia" w:ascii="Times New Roman" w:hAnsi="Times New Roman" w:eastAsia="Times New Roman" w:cs="Times New Roman"/>
+        </w:rPr>
+        <w:t>，</w:t>
+      </w:r>
+      <w:r>
+        <w:rPr>
+          <w:rFonts w:hint="eastAsia" w:ascii="Times New Roman" w:hAnsi="Times New Roman" w:eastAsia="FangSong" w:cs="Times New Roman"/>
+        </w:rPr>
+        <w:t>碳酸盐稳定性上小下大</w:t>
+      </w:r>
+      <w:r>
+        <w:rPr>
+          <w:rFonts w:hint="eastAsia" w:ascii="Times New Roman" w:hAnsi="Times New Roman" w:eastAsia="Times New Roman" w:cs="Times New Roman"/>
+        </w:rPr>
+        <w:t>——</w:t>
+      </w:r>
+      <w:r>
+        <w:rPr>
+          <w:rFonts w:hint="eastAsia" w:ascii="Times New Roman" w:hAnsi="Times New Roman" w:eastAsia="FangSong" w:cs="Times New Roman"/>
+        </w:rPr>
+        <w:t>分条记</w:t>
+      </w:r>
+      <w:r>
+        <w:rPr>
+          <w:rFonts w:hint="eastAsia" w:ascii="Times New Roman" w:hAnsi="Times New Roman" w:eastAsia="Times New Roman" w:cs="Times New Roman"/>
+        </w:rPr>
+        <w:t>。</w:t>
+      </w:r>
+    </w:p>
+    <w:p>
+      <w:pPr>
+        <w:pStyle w:val="Compact"/>
+        <w:numPr>
+          <w:ilvl w:val="0"/>
+          <w:numId w:val="1004"/>
+        </w:numPr>
+      </w:pPr>
+      <w:r>
+        <w:rPr>
+          <w:rFonts w:hint="eastAsia" w:ascii="Times New Roman" w:hAnsi="Times New Roman" w:eastAsia="FangSong" w:cs="Times New Roman"/>
+          <w:b/>
+          <w:bCs/>
+        </w:rPr>
+        <w:t xml:space="preserve">对角线规则</w:t>
+      </w:r>
+      <w:r>
+        <w:rPr>
+          <w:rFonts w:hint="eastAsia" w:ascii="Times New Roman" w:hAnsi="Times New Roman" w:eastAsia="Times New Roman" w:cs="Times New Roman"/>
+        </w:rPr>
+        <w:t>：</w:t>
+      </w:r>
+      <w:r>
+        <w:rPr>
+          <w:rFonts w:hint="eastAsia" w:ascii="Times New Roman" w:hAnsi="Times New Roman" w:eastAsia="FangSong" w:cs="Times New Roman"/>
+        </w:rPr>
+        <w:t>离子势相近</w:t>
+      </w:r>
+      <w:r>
+        <w:rPr>
+          <w:rFonts w:ascii="Times New Roman" w:hAnsi="Times New Roman" w:eastAsia="Times New Roman" w:cs="Times New Roman"/>
+        </w:rPr>
+        <w:t xml:space="preserve"> → </w:t>
+      </w:r>
+      <w:r>
+        <w:rPr>
+          <w:rFonts w:hint="eastAsia" w:ascii="Times New Roman" w:hAnsi="Times New Roman" w:eastAsia="FangSong" w:cs="Times New Roman"/>
+        </w:rPr>
+        <w:t>性质相似</w:t>
+      </w:r>
+      <w:r>
+        <w:rPr>
+          <w:rFonts w:hint="eastAsia" w:ascii="Times New Roman" w:hAnsi="Times New Roman" w:eastAsia="Times New Roman" w:cs="Times New Roman"/>
+        </w:rPr>
+        <w:t>；Li-Mg、Be-Al、B-Si</w:t>
+      </w:r>
+      <w:r>
+        <w:rPr>
+          <w:rFonts w:ascii="Times New Roman" w:hAnsi="Times New Roman" w:eastAsia="Times New Roman" w:cs="Times New Roman"/>
+        </w:rPr>
+        <w:t xml:space="preserve"> </w:t>
+      </w:r>
+      <w:r>
+        <w:rPr>
+          <w:rFonts w:hint="eastAsia" w:ascii="Times New Roman" w:hAnsi="Times New Roman" w:eastAsia="FangSong" w:cs="Times New Roman"/>
+        </w:rPr>
+        <w:t>三组</w:t>
+      </w:r>
+      <w:r>
+        <w:rPr>
+          <w:rFonts w:hint="eastAsia" w:ascii="Times New Roman" w:hAnsi="Times New Roman" w:eastAsia="Times New Roman" w:cs="Times New Roman"/>
+        </w:rPr>
+        <w:t>，「</w:t>
+      </w:r>
+      <w:r>
+        <w:rPr>
+          <w:rFonts w:hint="eastAsia" w:ascii="Times New Roman" w:hAnsi="Times New Roman" w:eastAsia="FangSong" w:cs="Times New Roman"/>
+        </w:rPr>
+        <w:t>性格交叉遗传</w:t>
+      </w:r>
+      <w:r>
+        <w:rPr>
+          <w:rFonts w:hint="eastAsia" w:ascii="Times New Roman" w:hAnsi="Times New Roman" w:eastAsia="Times New Roman" w:cs="Times New Roman"/>
+        </w:rPr>
+        <w:t>」。</w:t>
+      </w:r>
+    </w:p>
+    <w:p>
+      <w:pPr>
+        <w:pStyle w:val="Compact"/>
+        <w:numPr>
+          <w:ilvl w:val="0"/>
+          <w:numId w:val="1004"/>
+        </w:numPr>
+      </w:pPr>
+      <w:r>
+        <w:rPr>
+          <w:rFonts w:ascii="Times New Roman" w:hAnsi="Times New Roman" w:eastAsia="Times New Roman" w:cs="Times New Roman"/>
+          <w:b/>
+          <w:bCs/>
+        </w:rPr>
+        <w:t xml:space="preserve">Xe </w:t>
+      </w:r>
+      <w:r>
+        <w:rPr>
+          <w:rFonts w:hint="eastAsia" w:ascii="Times New Roman" w:hAnsi="Times New Roman" w:eastAsia="FangSong" w:cs="Times New Roman"/>
+          <w:b/>
+          <w:bCs/>
+        </w:rPr>
+        <w:t xml:space="preserve">化合物</w:t>
+      </w:r>
+      <w:r>
+        <w:rPr>
+          <w:rFonts w:hint="eastAsia" w:ascii="Times New Roman" w:hAnsi="Times New Roman" w:eastAsia="Times New Roman" w:cs="Times New Roman"/>
+        </w:rPr>
+        <w:t xml:space="preserve">：VSEPR</w:t>
+      </w:r>
+      <w:r>
+        <w:rPr>
+          <w:rFonts w:ascii="Times New Roman" w:hAnsi="Times New Roman" w:eastAsia="Times New Roman" w:cs="Times New Roman"/>
+        </w:rPr>
+        <w:t xml:space="preserve"> </w:t>
+      </w:r>
+      <w:r>
+        <w:rPr>
+          <w:rFonts w:hint="eastAsia" w:ascii="Times New Roman" w:hAnsi="Times New Roman" w:eastAsia="FangSong" w:cs="Times New Roman"/>
+        </w:rPr>
+        <w:t>统一判断</w:t>
+      </w:r>
+      <w:r>
+        <w:rPr>
+          <w:rFonts w:hint="eastAsia" w:ascii="Times New Roman" w:hAnsi="Times New Roman" w:eastAsia="Times New Roman" w:cs="Times New Roman"/>
+        </w:rPr>
+        <w:t>（</w:t>
+      </w:r>
+      <w:r>
+        <w:rPr>
+          <w:rFonts w:hint="eastAsia" w:ascii="Times New Roman" w:hAnsi="Times New Roman" w:eastAsia="FangSong" w:cs="Times New Roman"/>
+        </w:rPr>
+        <w:t>超价</w:t>
+      </w:r>
+      <w:r>
+        <w:rPr>
+          <w:rFonts w:hint="eastAsia" w:ascii="Times New Roman" w:hAnsi="Times New Roman" w:eastAsia="Times New Roman" w:cs="Times New Roman"/>
+        </w:rPr>
+        <w:t>）；XeF</w:t>
+      </w:r>
+      <w:r>
+        <w:rPr>
+          <w:rFonts w:hint="eastAsia" w:ascii="Times New Roman" w:hAnsi="Times New Roman" w:eastAsia="Times New Roman" w:cs="Times New Roman"/>
+          <w:vertAlign w:val="subscript"/>
+        </w:rPr>
+        <w:t>6</w:t>
+      </w:r>
+      <w:r>
+        <w:rPr>
+          <w:rFonts w:ascii="Times New Roman" w:hAnsi="Times New Roman" w:eastAsia="Times New Roman" w:cs="Times New Roman"/>
+        </w:rPr>
+        <w:t xml:space="preserve"> </w:t>
+      </w:r>
+      <w:r>
+        <w:rPr>
+          <w:rFonts w:hint="eastAsia" w:ascii="Times New Roman" w:hAnsi="Times New Roman" w:eastAsia="FangSong" w:cs="Times New Roman"/>
+        </w:rPr>
+        <w:t>变形八面体</w:t>
+      </w:r>
+      <w:r>
+        <w:rPr>
+          <w:rFonts w:hint="eastAsia" w:ascii="Times New Roman" w:hAnsi="Times New Roman" w:eastAsia="Times New Roman" w:cs="Times New Roman"/>
+        </w:rPr>
+        <w:t>、XeO</w:t>
+      </w:r>
+      <w:r>
+        <w:rPr>
+          <w:rFonts w:hint="eastAsia" w:ascii="Times New Roman" w:hAnsi="Times New Roman" w:eastAsia="Times New Roman" w:cs="Times New Roman"/>
+          <w:vertAlign w:val="subscript"/>
+        </w:rPr>
+        <w:t>3</w:t>
+      </w:r>
+      <w:r>
+        <w:rPr>
+          <w:rFonts w:ascii="Times New Roman" w:hAnsi="Times New Roman" w:eastAsia="Times New Roman" w:cs="Times New Roman"/>
+        </w:rPr>
+        <w:t xml:space="preserve"> </w:t>
+      </w:r>
+      <w:r>
+        <w:rPr>
+          <w:rFonts w:hint="eastAsia" w:ascii="Times New Roman" w:hAnsi="Times New Roman" w:eastAsia="FangSong" w:cs="Times New Roman"/>
+        </w:rPr>
+        <w:t>三角锥</w:t>
+      </w:r>
+      <w:r>
+        <w:rPr>
+          <w:rFonts w:hint="eastAsia" w:ascii="Times New Roman" w:hAnsi="Times New Roman" w:eastAsia="Times New Roman" w:cs="Times New Roman"/>
+        </w:rPr>
+        <w:t>、XeO</w:t>
+      </w:r>
+      <w:r>
+        <w:rPr>
+          <w:rFonts w:hint="eastAsia" w:ascii="Times New Roman" w:hAnsi="Times New Roman" w:eastAsia="Times New Roman" w:cs="Times New Roman"/>
+          <w:vertAlign w:val="subscript"/>
+        </w:rPr>
+        <w:t>4</w:t>
+      </w:r>
+      <w:r>
+        <w:rPr>
+          <w:rFonts w:ascii="Times New Roman" w:hAnsi="Times New Roman" w:eastAsia="Times New Roman" w:cs="Times New Roman"/>
+        </w:rPr>
+        <w:t xml:space="preserve"> </w:t>
+      </w:r>
+      <w:r>
+        <w:rPr>
+          <w:rFonts w:hint="eastAsia" w:ascii="Times New Roman" w:hAnsi="Times New Roman" w:eastAsia="FangSong" w:cs="Times New Roman"/>
+        </w:rPr>
+        <w:t>正四面体</w:t>
+      </w:r>
+      <w:r>
+        <w:rPr>
+          <w:rFonts w:hint="eastAsia" w:ascii="Times New Roman" w:hAnsi="Times New Roman" w:eastAsia="Times New Roman" w:cs="Times New Roman"/>
+        </w:rPr>
+        <w:t>（+8</w:t>
+      </w:r>
+      <w:r>
+        <w:rPr>
+          <w:rFonts w:ascii="Times New Roman" w:hAnsi="Times New Roman" w:eastAsia="Times New Roman" w:cs="Times New Roman"/>
+        </w:rPr>
+        <w:t xml:space="preserve"> </w:t>
+      </w:r>
+      <w:r>
+        <w:rPr>
+          <w:rFonts w:hint="eastAsia" w:ascii="Times New Roman" w:hAnsi="Times New Roman" w:eastAsia="FangSong" w:cs="Times New Roman"/>
+        </w:rPr>
+        <w:t>唯一已知中性氧化物</w:t>
+      </w:r>
+      <w:r>
+        <w:rPr>
+          <w:rFonts w:hint="eastAsia" w:ascii="Times New Roman" w:hAnsi="Times New Roman" w:eastAsia="Times New Roman" w:cs="Times New Roman"/>
+        </w:rPr>
+        <w:t>）；XeF</w:t>
+      </w:r>
+      <w:r>
+        <w:rPr>
+          <w:rFonts w:hint="eastAsia" w:ascii="Times New Roman" w:hAnsi="Times New Roman" w:eastAsia="Times New Roman" w:cs="Times New Roman"/>
+          <w:vertAlign w:val="subscript"/>
+        </w:rPr>
+        <w:t>6</w:t>
+      </w:r>
+      <w:r>
+        <w:rPr>
+          <w:rFonts w:ascii="Times New Roman" w:hAnsi="Times New Roman" w:eastAsia="Times New Roman" w:cs="Times New Roman"/>
+        </w:rPr>
+        <w:t xml:space="preserve"> </w:t>
+      </w:r>
+      <w:r>
+        <w:rPr>
+          <w:rFonts w:hint="eastAsia" w:ascii="Times New Roman" w:hAnsi="Times New Roman" w:eastAsia="FangSong" w:cs="Times New Roman"/>
+        </w:rPr>
+        <w:t>不能玻璃瓶装</w:t>
+      </w:r>
+      <w:r>
+        <w:rPr>
+          <w:rFonts w:hint="eastAsia" w:ascii="Times New Roman" w:hAnsi="Times New Roman" w:eastAsia="Times New Roman" w:cs="Times New Roman"/>
+        </w:rPr>
+        <w:t>。</w:t>
+      </w:r>
+    </w:p>
+    <w:p>
+      <w:pPr>
+        <w:pStyle w:val="Compact"/>
+        <w:numPr>
+          <w:ilvl w:val="0"/>
+          <w:numId w:val="1004"/>
+        </w:numPr>
+      </w:pPr>
+      <w:r>
+        <w:rPr>
+          <w:rFonts w:ascii="Times New Roman" w:hAnsi="Times New Roman" w:eastAsia="Times New Roman" w:cs="Times New Roman"/>
+          <w:b/>
+          <w:bCs/>
+        </w:rPr>
+        <w:t xml:space="preserve">s </w:t>
+      </w:r>
+      <w:r>
+        <w:rPr>
+          <w:rFonts w:hint="eastAsia" w:ascii="Times New Roman" w:hAnsi="Times New Roman" w:eastAsia="FangSong" w:cs="Times New Roman"/>
+          <w:b/>
+          <w:bCs/>
+        </w:rPr>
+        <w:t xml:space="preserve">区推断</w:t>
+      </w:r>
+      <w:r>
+        <w:rPr>
+          <w:rFonts w:hint="eastAsia" w:ascii="Times New Roman" w:hAnsi="Times New Roman" w:eastAsia="Times New Roman" w:cs="Times New Roman"/>
+        </w:rPr>
+        <w:t>：</w:t>
+      </w:r>
+      <w:r>
+        <w:rPr>
+          <w:rFonts w:hint="eastAsia" w:ascii="Times New Roman" w:hAnsi="Times New Roman" w:eastAsia="FangSong" w:cs="Times New Roman"/>
+        </w:rPr>
+        <w:t>焰色</w:t>
+      </w:r>
+      <w:r>
+        <w:rPr>
+          <w:rFonts w:ascii="Times New Roman" w:hAnsi="Times New Roman" w:eastAsia="Times New Roman" w:cs="Times New Roman"/>
+        </w:rPr>
+        <w:t xml:space="preserve"> + </w:t>
+      </w:r>
+      <w:r>
+        <w:rPr>
+          <w:rFonts w:hint="eastAsia" w:ascii="Times New Roman" w:hAnsi="Times New Roman" w:eastAsia="FangSong" w:cs="Times New Roman"/>
+        </w:rPr>
+        <w:t xml:space="preserve">燃烧产物</w:t>
+      </w:r>
+      <w:r>
+        <w:rPr>
+          <w:rFonts w:ascii="Times New Roman" w:hAnsi="Times New Roman" w:eastAsia="Times New Roman" w:cs="Times New Roman"/>
+        </w:rPr>
+        <w:t xml:space="preserve"> + </w:t>
+      </w:r>
+      <w:r>
+        <w:rPr>
+          <w:rFonts w:hint="eastAsia" w:ascii="Times New Roman" w:hAnsi="Times New Roman" w:eastAsia="FangSong" w:cs="Times New Roman"/>
+        </w:rPr>
+        <w:t xml:space="preserve">难溶盐</w:t>
+      </w:r>
+      <w:r>
+        <w:rPr>
+          <w:rFonts w:ascii="Times New Roman" w:hAnsi="Times New Roman" w:eastAsia="Times New Roman" w:cs="Times New Roman"/>
+        </w:rPr>
+        <w:t xml:space="preserve"> + </w:t>
+      </w:r>
+      <w:r>
+        <w:rPr>
+          <w:rFonts w:hint="eastAsia" w:ascii="Times New Roman" w:hAnsi="Times New Roman" w:eastAsia="FangSong" w:cs="Times New Roman"/>
+        </w:rPr>
+        <w:t>特征反应四信号</w:t>
+      </w:r>
+      <w:r>
+        <w:rPr>
+          <w:rFonts w:hint="eastAsia" w:ascii="Times New Roman" w:hAnsi="Times New Roman" w:eastAsia="Times New Roman" w:cs="Times New Roman"/>
+        </w:rPr>
+        <w:t>；</w:t>
+      </w:r>
+      <w:r>
+        <w:rPr>
+          <w:rFonts w:hint="eastAsia" w:ascii="Times New Roman" w:hAnsi="Times New Roman" w:eastAsia="FangSong" w:cs="Times New Roman"/>
+        </w:rPr>
+        <w:t>反常点</w:t>
+      </w:r>
+      <w:r>
+        <w:rPr>
+          <w:rFonts w:hint="eastAsia" w:ascii="Times New Roman" w:hAnsi="Times New Roman" w:eastAsia="Times New Roman" w:cs="Times New Roman"/>
+        </w:rPr>
+        <w:t>（Li/Be）</w:t>
+      </w:r>
+      <w:r>
+        <w:rPr>
+          <w:rFonts w:hint="eastAsia" w:ascii="Times New Roman" w:hAnsi="Times New Roman" w:eastAsia="FangSong" w:cs="Times New Roman"/>
+        </w:rPr>
+        <w:t>触发对角线规则</w:t>
+      </w:r>
+      <w:r>
+        <w:rPr>
+          <w:rFonts w:hint="eastAsia" w:ascii="Times New Roman" w:hAnsi="Times New Roman" w:eastAsia="Times New Roman" w:cs="Times New Roman"/>
+        </w:rPr>
+        <w:t>。</w:t>
+      </w:r>
+    </w:p>
+    <w:p>
+      <w:pPr>
+        <w:spacing w:before="160" w:after="80"/>
+      </w:pPr>
+      <w:r>
+        <w:pict>
+          <v:rect style="width:0;height:1.5pt" o:hralign="center" o:hrstd="t" o:hr="t"/>
+        </w:pict>
+      </w:r>
+    </w:p>
+    <w:bookmarkEnd w:id="57"/>
+    <w:bookmarkStart w:id="61" w:name="十练习题"/>
+    <w:p>
+      <w:pPr>
+        <w:pStyle w:val="Heading2"/>
+        <w:spacing w:before="280" w:after="120"/>
+      </w:pPr>
+      <w:r>
+        <w:rPr>
+          <w:rFonts w:hint="eastAsia" w:ascii="Times New Roman" w:hAnsi="Times New Roman" w:eastAsia="SimHei" w:cs="Times New Roman"/>
+        </w:rPr>
+        <w:t>十</w:t>
+      </w:r>
+      <w:r>
+        <w:rPr>
+          <w:rFonts w:hint="eastAsia" w:ascii="Times New Roman" w:hAnsi="Times New Roman" w:eastAsia="Times New Roman" w:cs="Times New Roman"/>
+        </w:rPr>
+        <w:t>、</w:t>
+      </w:r>
+      <w:r>
+        <w:rPr>
+          <w:rFonts w:hint="eastAsia" w:ascii="Times New Roman" w:hAnsi="Times New Roman" w:eastAsia="SimHei" w:cs="Times New Roman"/>
+        </w:rPr>
         <w:t>练习题</w:t>
       </w:r>
     </w:p>
-    <w:bookmarkStart w:id="60" w:name="基础巩固"/>
+    <w:bookmarkStart w:id="58" w:name="基础巩固"/>
     <w:p>
       <w:pPr>
         <w:pStyle w:val="Heading3"/>
@@ -33338,7 +32757,7 @@
         <w:rPr>
           <w:rFonts w:ascii="Times New Roman" w:hAnsi="Times New Roman" w:eastAsia="Times New Roman" w:cs="Times New Roman"/>
         </w:rPr>
-        <w:t xml:space="preserve">11.1 </w:t>
+        <w:t xml:space="preserve">10.1 </w:t>
       </w:r>
       <w:r>
         <w:rPr>
@@ -34025,8 +33444,8 @@
         <w:t>。</w:t>
       </w:r>
     </w:p>
-    <w:bookmarkEnd w:id="60"/>
-    <w:bookmarkStart w:id="61" w:name="竞赛入门"/>
+    <w:bookmarkEnd w:id="58"/>
+    <w:bookmarkStart w:id="59" w:name="竞赛入门"/>
     <w:p>
       <w:pPr>
         <w:pStyle w:val="Heading3"/>
@@ -34036,7 +33455,7 @@
         <w:rPr>
           <w:rFonts w:ascii="Times New Roman" w:hAnsi="Times New Roman" w:eastAsia="Times New Roman" w:cs="Times New Roman"/>
         </w:rPr>
-        <w:t xml:space="preserve">11.2 </w:t>
+        <w:t xml:space="preserve">10.2 </w:t>
       </w:r>
       <w:r>
         <w:rPr>
@@ -34674,8 +34093,8 @@
         <w:t>。</w:t>
       </w:r>
     </w:p>
-    <w:bookmarkEnd w:id="61"/>
-    <w:bookmarkStart w:id="62" w:name="真题挑战"/>
+    <w:bookmarkEnd w:id="59"/>
+    <w:bookmarkStart w:id="60" w:name="真题挑战"/>
     <w:p>
       <w:pPr>
         <w:pStyle w:val="Heading3"/>
@@ -34685,7 +34104,7 @@
         <w:rPr>
           <w:rFonts w:ascii="Times New Roman" w:hAnsi="Times New Roman" w:eastAsia="Times New Roman" w:cs="Times New Roman"/>
         </w:rPr>
-        <w:t xml:space="preserve">11.3 </w:t>
+        <w:t xml:space="preserve">10.3 </w:t>
       </w:r>
       <w:r>
         <w:rPr>
@@ -35256,9 +34675,9 @@
         </w:pict>
       </w:r>
     </w:p>
-    <w:bookmarkEnd w:id="62"/>
-    <w:bookmarkEnd w:id="63"/>
-    <w:bookmarkStart w:id="64" w:name="十二参考答案与提示"/>
+    <w:bookmarkEnd w:id="60"/>
+    <w:bookmarkEnd w:id="61"/>
+    <w:bookmarkStart w:id="62" w:name="十一参考答案与提示"/>
     <w:p>
       <w:pPr>
         <w:pStyle w:val="Heading2"/>
@@ -35268,7 +34687,7 @@
         <w:rPr>
           <w:rFonts w:hint="eastAsia" w:ascii="Times New Roman" w:hAnsi="Times New Roman" w:eastAsia="SimHei" w:cs="Times New Roman"/>
         </w:rPr>
-        <w:t>十二</w:t>
+        <w:t>十一</w:t>
       </w:r>
       <w:r>
         <w:rPr>
@@ -35478,54 +34897,6 @@
         </w:rPr>
         <w:t>）。</w:t>
       </w:r>
-      <w:r>
-        <w:rPr>
-          <w:rFonts w:hint="eastAsia" w:ascii="Times New Roman" w:hAnsi="Times New Roman" w:eastAsia="FangSong" w:cs="Times New Roman"/>
-        </w:rPr>
-        <w:t>口诀</w:t>
-      </w:r>
-      <w:r>
-        <w:rPr>
-          <w:rFonts w:hint="eastAsia" w:ascii="Times New Roman" w:hAnsi="Times New Roman" w:eastAsia="Times New Roman" w:cs="Times New Roman"/>
-        </w:rPr>
-        <w:t>：</w:t>
-      </w:r>
-      <w:r>
-        <w:rPr>
-          <w:rFonts w:hint="eastAsia" w:ascii="Times New Roman" w:hAnsi="Times New Roman" w:eastAsia="FangSong" w:cs="Times New Roman"/>
-        </w:rPr>
-        <w:t>锂正</w:t>
-      </w:r>
-      <w:r>
-        <w:rPr>
-          <w:rFonts w:hint="eastAsia" w:ascii="Times New Roman" w:hAnsi="Times New Roman" w:eastAsia="Times New Roman" w:cs="Times New Roman"/>
-        </w:rPr>
-        <w:t>、</w:t>
-      </w:r>
-      <w:r>
-        <w:rPr>
-          <w:rFonts w:hint="eastAsia" w:ascii="Times New Roman" w:hAnsi="Times New Roman" w:eastAsia="FangSong" w:cs="Times New Roman"/>
-        </w:rPr>
-        <w:t>钠过</w:t>
-      </w:r>
-      <w:r>
-        <w:rPr>
-          <w:rFonts w:hint="eastAsia" w:ascii="Times New Roman" w:hAnsi="Times New Roman" w:eastAsia="Times New Roman" w:cs="Times New Roman"/>
-        </w:rPr>
-        <w:t>、</w:t>
-      </w:r>
-      <w:r>
-        <w:rPr>
-          <w:rFonts w:hint="eastAsia" w:ascii="Times New Roman" w:hAnsi="Times New Roman" w:eastAsia="FangSong" w:cs="Times New Roman"/>
-        </w:rPr>
-        <w:t>钾超</w:t>
-      </w:r>
-      <w:r>
-        <w:rPr>
-          <w:rFonts w:hint="eastAsia" w:ascii="Times New Roman" w:hAnsi="Times New Roman" w:eastAsia="Times New Roman" w:cs="Times New Roman"/>
-        </w:rPr>
-        <w:t>。</w:t>
-      </w:r>
     </w:p>
     <w:p>
       <w:pPr>
@@ -36923,42 +36294,6 @@
         </w:rPr>
         <w:t>。</w:t>
       </w:r>
-      <w:r>
-        <w:rPr>
-          <w:rFonts w:hint="eastAsia" w:ascii="Times New Roman" w:hAnsi="Times New Roman" w:eastAsia="FangSong" w:cs="Times New Roman"/>
-        </w:rPr>
-        <w:t>口诀</w:t>
-      </w:r>
-      <w:r>
-        <w:rPr>
-          <w:rFonts w:hint="eastAsia" w:ascii="Times New Roman" w:hAnsi="Times New Roman" w:eastAsia="Times New Roman" w:cs="Times New Roman"/>
-        </w:rPr>
-        <w:t>：</w:t>
-      </w:r>
-      <w:r>
-        <w:rPr>
-          <w:rFonts w:hint="eastAsia" w:ascii="Times New Roman" w:hAnsi="Times New Roman" w:eastAsia="FangSong" w:cs="Times New Roman"/>
-        </w:rPr>
-        <w:t>铍的化合物</w:t>
-      </w:r>
-      <w:r>
-        <w:rPr>
-          <w:rFonts w:hint="eastAsia" w:ascii="Times New Roman" w:hAnsi="Times New Roman" w:eastAsia="Times New Roman" w:cs="Times New Roman"/>
-        </w:rPr>
-        <w:t>——</w:t>
-      </w:r>
-      <w:r>
-        <w:rPr>
-          <w:rFonts w:hint="eastAsia" w:ascii="Times New Roman" w:hAnsi="Times New Roman" w:eastAsia="FangSong" w:cs="Times New Roman"/>
-        </w:rPr>
-        <w:t>先想共价再想离子</w:t>
-      </w:r>
-      <w:r>
-        <w:rPr>
-          <w:rFonts w:hint="eastAsia" w:ascii="Times New Roman" w:hAnsi="Times New Roman" w:eastAsia="Times New Roman" w:cs="Times New Roman"/>
-        </w:rPr>
-        <w:t>。</w:t>
-      </w:r>
     </w:p>
     <w:p>
       <w:pPr>
@@ -38749,8 +38084,8 @@
         </w:pict>
       </w:r>
     </w:p>
-    <w:bookmarkEnd w:id="64"/>
-    <w:bookmarkStart w:id="65" w:name="十三延伸阅读"/>
+    <w:bookmarkEnd w:id="62"/>
+    <w:bookmarkStart w:id="63" w:name="十二延伸阅读"/>
     <w:p>
       <w:pPr>
         <w:pStyle w:val="Heading2"/>
@@ -38760,7 +38095,7 @@
         <w:rPr>
           <w:rFonts w:hint="eastAsia" w:ascii="Times New Roman" w:hAnsi="Times New Roman" w:eastAsia="SimHei" w:cs="Times New Roman"/>
         </w:rPr>
-        <w:t>十三</w:t>
+        <w:t>十二</w:t>
       </w:r>
       <w:r>
         <w:rPr>
@@ -39856,8 +39191,8 @@
         <w:t xml:space="preserve">第三轮深化</w:t>
       </w:r>
     </w:p>
-    <w:bookmarkEnd w:id="65"/>
-    <w:bookmarkEnd w:id="66"/>
+    <w:bookmarkEnd w:id="63"/>
+    <w:bookmarkEnd w:id="64"/>
     <w:sectPr>
       <w:footerReference w:type="default" r:id="rId9"/>
       <w:footnotePr>
@@ -40966,14 +40301,6 @@
       <ns0:color ns0:themeColor="accent1" ns0:themeShade="BF" ns0:val="365F91"/>
     </ns0:rPr>
   </ns0:style>
-  <w:style w:type="paragraph" w:customStyle="1" w:styleId="BodyText">
-    <w:name w:val="Body Text"/>
-    <w:basedOn w:val="BodyText"/>
-    <w:qFormat/>
-    <ns0:rPr>
-      <w:rFonts ns0:ascii="Times New Roman" ns0:hAnsi="Times New Roman" ns0:eastAsia="FangSong" ns0:cs="Times New Roman"/>
-    </ns0:rPr>
-  </w:style>
   <w:style w:type="paragraph" w:customStyle="1" w:styleId="MethodologyBlock">
     <w:name w:val="Methodology Block"/>
     <w:basedOn w:val="BodyText"/>

--- a/06-学生侧材料/讲义/5-无机化学/碱金属碱土金属与稀有气体-超级充实版（自学完整）.docx
+++ b/06-学生侧材料/讲义/5-无机化学/碱金属碱土金属与稀有气体-超级充实版（自学完整）.docx
@@ -2,7 +2,7 @@
 <file path=word/document.xml><?xml version="1.0" encoding="utf-8"?>
 <w:document xmlns:w="http://schemas.openxmlformats.org/wordprocessingml/2006/main" xmlns:m="http://schemas.openxmlformats.org/officeDocument/2006/math" xmlns:r="http://schemas.openxmlformats.org/officeDocument/2006/relationships" xmlns:o="urn:schemas-microsoft-com:office:office" xmlns:v="urn:schemas-microsoft-com:vml" xmlns:w10="urn:schemas-microsoft-com:office:word" xmlns:a="http://schemas.openxmlformats.org/drawingml/2006/main" xmlns:pic="http://schemas.openxmlformats.org/drawingml/2006/picture" xmlns:wp="http://schemas.openxmlformats.org/drawingml/2006/wordprocessingDrawing">
   <w:body>
-    <w:bookmarkStart w:id="62" w:name="第四讲碱金属碱土金属与稀有气体"/>
+    <w:bookmarkStart w:id="73" w:name="第四讲碱金属碱土金属与稀有气体"/>
     <w:p>
       <w:pPr>
         <w:pStyle w:val="Heading1"/>
@@ -1066,7 +1066,7 @@
       </w:r>
     </w:p>
     <w:bookmarkEnd w:id="9"/>
-    <w:bookmarkStart w:id="20" w:name="一碱金属递变主线与锂的反常"/>
+    <w:bookmarkStart w:id="21" w:name="一碱金属递变主线与锂的反常"/>
     <w:p>
       <w:pPr>
         <w:pStyle w:val="Heading2"/>
@@ -3407,14 +3407,14 @@
         </w:rPr>
         <w:drawing>
           <wp:inline>
-            <wp:extent cx="3240000" cy="4473290"/>
+            <wp:extent cx="3240000" cy="3036342"/>
             <wp:effectExtent b="0" l="0" r="0" t="0"/>
             <wp:docPr descr="" title="" id="12" name="Picture"/>
             <a:graphic>
               <a:graphicData uri="http://schemas.openxmlformats.org/drawingml/2006/picture">
                 <pic:pic>
                   <pic:nvPicPr>
-                    <pic:cNvPr descr="0bfc7fc178a6ad40e1e4b5ad999f89142bbe829b42211816d2766e9e060dc9f7.jpg" id="13" name="Picture"/>
+                    <pic:cNvPr descr="44cde43a08cd3f850289b984aa102bf6c24816634bdb32e9bf8975be103278cd.jpg" id="13" name="Picture"/>
                     <pic:cNvPicPr>
                       <a:picLocks noChangeArrowheads="1" noChangeAspect="1"/>
                     </pic:cNvPicPr>
@@ -3428,7 +3428,7 @@
                   <pic:spPr bwMode="auto">
                     <a:xfrm>
                       <a:off x="0" y="0"/>
-                      <a:ext cx="3240000" cy="4473290"/>
+                      <a:ext cx="3240000" cy="3036342"/>
                     </a:xfrm>
                     <a:prstGeom prst="rect">
                       <a:avLst/>
@@ -3474,7 +3474,7 @@
           <w:i/>
           <w:iCs/>
         </w:rPr>
-        <w:t xml:space="preserve"> </w:t>
+        <w:t xml:space="preserve"> Born-Haber </w:t>
       </w:r>
       <w:r>
         <w:rPr>
@@ -3482,7 +3482,7 @@
           <w:i/>
           <w:iCs/>
         </w:rPr>
-        <w:t>电极电势热力学循环</w:t>
+        <w:t>循环</w:t>
       </w:r>
       <w:r>
         <w:rPr>
@@ -3492,234 +3492,63 @@
         </w:rPr>
         <w:t>（</w:t>
       </w:r>
-      <m:oMath>
-        <m:oMathPr>
-          <m:ctrlPr>
-            <w:rPr>
-              <w:sz w:val="28"/>
-              <w:szCs w:val="28"/>
-            </w:rPr>
-          </m:ctrlPr>
-        </m:oMathPr>
-        <m:sSup>
-          <m:e>
-            <m:r>
-              <m:t>M</m:t>
-            </m:r>
-          </m:e>
-          <m:sup>
-            <m:r>
-              <m:rPr>
-                <m:sty m:val="p"/>
-              </m:rPr>
-              <m:t>(</m:t>
-            </m:r>
-            <m:r>
-              <m:t>n</m:t>
-            </m:r>
-            <m:r>
-              <m:rPr>
-                <m:sty m:val="p"/>
-              </m:rPr>
-              <m:t>−</m:t>
-            </m:r>
-            <m:r>
-              <m:t>1</m:t>
-            </m:r>
-            <m:r>
-              <m:rPr>
-                <m:sty m:val="p"/>
-              </m:rPr>
-              <m:t>)</m:t>
-            </m:r>
-            <m:r>
-              <m:rPr>
-                <m:sty m:val="p"/>
-              </m:rPr>
-              <m:t>+</m:t>
-            </m:r>
-          </m:sup>
-        </m:sSup>
-      </m:oMath>
-      <w:r>
-        <w:rPr>
-          <w:rFonts w:ascii="Times New Roman" w:hAnsi="Times New Roman" w:eastAsia="Times New Roman" w:cs="Times New Roman"/>
+      <w:r>
+        <w:rPr>
+          <w:rFonts w:hint="eastAsia" w:ascii="Times New Roman" w:hAnsi="Times New Roman" w:eastAsia="FangSong" w:cs="Times New Roman"/>
           <w:i/>
           <w:iCs/>
         </w:rPr>
-        <w:t xml:space="preserve">→</w:t>
-      </w:r>
-      <m:oMath>
-        <m:oMathPr>
-          <m:ctrlPr>
-            <w:rPr>
-              <w:sz w:val="28"/>
-              <w:szCs w:val="28"/>
-            </w:rPr>
-          </m:ctrlPr>
-        </m:oMathPr>
-        <m:sSup>
-          <m:e>
-            <m:r>
-              <m:rPr>
-                <m:sty m:val="p"/>
-              </m:rPr>
-              <m:t>M</m:t>
-            </m:r>
-            <m:r>
-              <m:rPr>
-                <m:sty m:val="p"/>
-              </m:rPr>
-              <m:t>L</m:t>
-            </m:r>
-          </m:e>
-          <m:sup>
-            <m:r>
-              <m:rPr>
-                <m:sty m:val="p"/>
-              </m:rPr>
-              <m:t>(</m:t>
-            </m:r>
-            <m:r>
-              <m:t>n</m:t>
-            </m:r>
-            <m:r>
-              <m:rPr>
-                <m:sty m:val="p"/>
-              </m:rPr>
-              <m:t>−</m:t>
-            </m:r>
-            <m:r>
-              <m:t>1</m:t>
-            </m:r>
-            <m:r>
-              <m:rPr>
-                <m:sty m:val="p"/>
-              </m:rPr>
-              <m:t>)</m:t>
-            </m:r>
-            <m:r>
-              <m:rPr>
-                <m:sty m:val="p"/>
-              </m:rPr>
-              <m:t>+</m:t>
-            </m:r>
-          </m:sup>
-        </m:sSup>
-      </m:oMath>
+        <w:t>以</w:t>
+      </w:r>
       <w:r>
         <w:rPr>
           <w:rFonts w:ascii="Times New Roman" w:hAnsi="Times New Roman" w:eastAsia="Times New Roman" w:cs="Times New Roman"/>
           <w:i/>
           <w:iCs/>
         </w:rPr>
-        <w:t xml:space="preserve">→</w:t>
-      </w:r>
-      <m:oMath>
-        <m:sSup>
-          <m:e>
-            <m:r>
-              <m:t>M</m:t>
-            </m:r>
-          </m:e>
-          <m:sup>
-            <m:r>
-              <m:t>n</m:t>
-            </m:r>
-            <m:r>
-              <m:rPr>
-                <m:sty m:val="p"/>
-              </m:rPr>
-              <m:t>+</m:t>
-            </m:r>
-          </m:sup>
-        </m:sSup>
-      </m:oMath>
-      <w:r>
-        <w:rPr>
-          <w:rFonts w:ascii="Times New Roman" w:hAnsi="Times New Roman" w:eastAsia="Times New Roman" w:cs="Times New Roman"/>
+        <w:t xml:space="preserve"> NaCl </w:t>
+      </w:r>
+      <w:r>
+        <w:rPr>
+          <w:rFonts w:hint="eastAsia" w:ascii="Times New Roman" w:hAnsi="Times New Roman" w:eastAsia="FangSong" w:cs="Times New Roman"/>
           <w:i/>
           <w:iCs/>
         </w:rPr>
-        <w:t xml:space="preserve"> </w:t>
-      </w:r>
-      <w:r>
-        <w:rPr>
-          <w:rFonts w:ascii="Times New Roman" w:hAnsi="Times New Roman" w:eastAsia="Times New Roman" w:cs="Times New Roman"/>
+        <w:t>为例</w:t>
+      </w:r>
+      <w:r>
+        <w:rPr>
+          <w:rFonts w:hint="eastAsia" w:ascii="Times New Roman" w:hAnsi="Times New Roman" w:eastAsia="Times New Roman" w:cs="Times New Roman"/>
           <w:i/>
           <w:iCs/>
         </w:rPr>
-        <w:t xml:space="preserve">+</w:t>
-      </w:r>
-      <w:r>
-        <w:rPr>
-          <w:rFonts w:ascii="Times New Roman" w:hAnsi="Times New Roman" w:eastAsia="Times New Roman" w:cs="Times New Roman"/>
+        <w:t>）：ΔH</w:t>
+      </w:r>
+      <w:r>
+        <w:rPr>
+          <w:rFonts w:hint="eastAsia" w:ascii="Times New Roman" w:hAnsi="Times New Roman" w:eastAsia="Times New Roman" w:cs="Times New Roman"/>
           <w:i/>
           <w:iCs/>
-        </w:rPr>
-        <w:t xml:space="preserve"> </w:t>
-      </w:r>
-      <m:oMath>
-        <m:sSup>
-          <m:e>
-            <m:r>
-              <m:t>e</m:t>
-            </m:r>
-          </m:e>
-          <m:sup>
-            <m:r>
-              <m:rPr>
-                <m:sty m:val="p"/>
-              </m:rPr>
-              <m:t>−</m:t>
-            </m:r>
-          </m:sup>
-        </m:sSup>
-      </m:oMath>
-      <w:r>
-        <w:rPr>
-          <w:rFonts w:ascii="Times New Roman" w:hAnsi="Times New Roman" w:eastAsia="Times New Roman" w:cs="Times New Roman"/>
+          <w:vertAlign w:val="subscript"/>
+        </w:rPr>
+        <w:t>1</w:t>
+      </w:r>
+      <w:r>
+        <w:rPr>
+          <w:rFonts w:hint="eastAsia" w:ascii="Times New Roman" w:hAnsi="Times New Roman" w:eastAsia="Times New Roman" w:cs="Times New Roman"/>
           <w:i/>
           <w:iCs/>
         </w:rPr>
-        <w:t xml:space="preserve">→</w:t>
-      </w:r>
-      <m:oMath>
-        <m:sSup>
-          <m:e>
-            <m:r>
-              <m:rPr>
-                <m:sty m:val="p"/>
-              </m:rPr>
-              <m:t>M</m:t>
-            </m:r>
-            <m:r>
-              <m:rPr>
-                <m:sty m:val="p"/>
-              </m:rPr>
-              <m:t>L</m:t>
-            </m:r>
-          </m:e>
-          <m:sup>
-            <m:r>
-              <m:t>n</m:t>
-            </m:r>
-            <m:r>
-              <m:rPr>
-                <m:sty m:val="p"/>
-              </m:rPr>
-              <m:t>+</m:t>
-            </m:r>
-          </m:sup>
-        </m:sSup>
-      </m:oMath>
-      <w:r>
-        <w:rPr>
-          <w:rFonts w:ascii="Times New Roman" w:hAnsi="Times New Roman" w:eastAsia="Times New Roman" w:cs="Times New Roman"/>
+        <w:t>=½D（Cl</w:t>
+      </w:r>
+      <w:r>
+        <w:rPr>
+          <w:rFonts w:hint="eastAsia" w:ascii="Times New Roman" w:hAnsi="Times New Roman" w:eastAsia="Times New Roman" w:cs="Times New Roman"/>
           <w:i/>
           <w:iCs/>
-        </w:rPr>
-        <w:t xml:space="preserve"> </w:t>
+          <w:vertAlign w:val="subscript"/>
+        </w:rPr>
+        <w:t>2</w:t>
       </w:r>
       <w:r>
         <w:rPr>
@@ -3727,48 +3556,32 @@
           <w:i/>
           <w:iCs/>
         </w:rPr>
-        <w:t xml:space="preserve">+</w:t>
-      </w:r>
-      <w:r>
-        <w:rPr>
-          <w:rFonts w:ascii="Times New Roman" w:hAnsi="Times New Roman" w:eastAsia="Times New Roman" w:cs="Times New Roman"/>
+        <w:t xml:space="preserve"> </w:t>
+      </w:r>
+      <w:r>
+        <w:rPr>
+          <w:rFonts w:hint="eastAsia" w:ascii="Times New Roman" w:hAnsi="Times New Roman" w:eastAsia="FangSong" w:cs="Times New Roman"/>
           <w:i/>
           <w:iCs/>
         </w:rPr>
-        <w:t xml:space="preserve"> </w:t>
-      </w:r>
-      <m:oMath>
-        <m:sSup>
-          <m:e>
-            <m:r>
-              <m:t>e</m:t>
-            </m:r>
-          </m:e>
-          <m:sup>
-            <m:r>
-              <m:rPr>
-                <m:sty m:val="p"/>
-              </m:rPr>
-              <m:t>−</m:t>
-            </m:r>
-          </m:sup>
-        </m:sSup>
-      </m:oMath>
+        <w:t>解离</w:t>
+      </w:r>
       <w:r>
         <w:rPr>
           <w:rFonts w:hint="eastAsia" w:ascii="Times New Roman" w:hAnsi="Times New Roman" w:eastAsia="Times New Roman" w:cs="Times New Roman"/>
           <w:i/>
           <w:iCs/>
         </w:rPr>
-        <w:t>，ΔG^⊖</w:t>
-      </w:r>
-      <w:r>
-        <w:rPr>
-          <w:rFonts w:hint="eastAsia" w:ascii="Times New Roman" w:hAnsi="Times New Roman" w:eastAsia="FangSong" w:cs="Times New Roman"/>
+        <w:t>）、ΔH</w:t>
+      </w:r>
+      <w:r>
+        <w:rPr>
+          <w:rFonts w:hint="eastAsia" w:ascii="Times New Roman" w:hAnsi="Times New Roman" w:eastAsia="Times New Roman" w:cs="Times New Roman"/>
           <w:i/>
           <w:iCs/>
-        </w:rPr>
-        <w:t>分解为配位</w:t>
+          <w:vertAlign w:val="subscript"/>
+        </w:rPr>
+        <w:t>2</w:t>
       </w:r>
       <w:r>
         <w:rPr>
@@ -3776,7 +3589,7 @@
           <w:i/>
           <w:iCs/>
         </w:rPr>
-        <w:t>/</w:t>
+        <w:t>=S（</w:t>
       </w:r>
       <w:r>
         <w:rPr>
@@ -3784,7 +3597,7 @@
           <w:i/>
           <w:iCs/>
         </w:rPr>
-        <w:t>氧化</w:t>
+        <w:t>升华</w:t>
       </w:r>
       <w:r>
         <w:rPr>
@@ -3792,15 +3605,16 @@
           <w:i/>
           <w:iCs/>
         </w:rPr>
-        <w:t>/</w:t>
-      </w:r>
-      <w:r>
-        <w:rPr>
-          <w:rFonts w:hint="eastAsia" w:ascii="Times New Roman" w:hAnsi="Times New Roman" w:eastAsia="FangSong" w:cs="Times New Roman"/>
+        <w:t>）、ΔH</w:t>
+      </w:r>
+      <w:r>
+        <w:rPr>
+          <w:rFonts w:hint="eastAsia" w:ascii="Times New Roman" w:hAnsi="Times New Roman" w:eastAsia="Times New Roman" w:cs="Times New Roman"/>
           <w:i/>
           <w:iCs/>
-        </w:rPr>
-        <w:t>还原三步</w:t>
+          <w:vertAlign w:val="subscript"/>
+        </w:rPr>
+        <w:t>3</w:t>
       </w:r>
       <w:r>
         <w:rPr>
@@ -3808,7 +3622,277 @@
           <w:i/>
           <w:iCs/>
         </w:rPr>
-        <w:t>）</w:t>
+        <w:t>=I（</w:t>
+      </w:r>
+      <w:r>
+        <w:rPr>
+          <w:rFonts w:hint="eastAsia" w:ascii="Times New Roman" w:hAnsi="Times New Roman" w:eastAsia="FangSong" w:cs="Times New Roman"/>
+          <w:i/>
+          <w:iCs/>
+        </w:rPr>
+        <w:t>电离</w:t>
+      </w:r>
+      <w:r>
+        <w:rPr>
+          <w:rFonts w:hint="eastAsia" w:ascii="Times New Roman" w:hAnsi="Times New Roman" w:eastAsia="Times New Roman" w:cs="Times New Roman"/>
+          <w:i/>
+          <w:iCs/>
+        </w:rPr>
+        <w:t>）、ΔH</w:t>
+      </w:r>
+      <w:r>
+        <w:rPr>
+          <w:rFonts w:hint="eastAsia" w:ascii="Times New Roman" w:hAnsi="Times New Roman" w:eastAsia="Times New Roman" w:cs="Times New Roman"/>
+          <w:i/>
+          <w:iCs/>
+          <w:vertAlign w:val="subscript"/>
+        </w:rPr>
+        <w:t>4</w:t>
+      </w:r>
+      <w:r>
+        <w:rPr>
+          <w:rFonts w:hint="eastAsia" w:ascii="Times New Roman" w:hAnsi="Times New Roman" w:eastAsia="Times New Roman" w:cs="Times New Roman"/>
+          <w:i/>
+          <w:iCs/>
+        </w:rPr>
+        <w:t>=−E（</w:t>
+      </w:r>
+      <w:r>
+        <w:rPr>
+          <w:rFonts w:hint="eastAsia" w:ascii="Times New Roman" w:hAnsi="Times New Roman" w:eastAsia="FangSong" w:cs="Times New Roman"/>
+          <w:i/>
+          <w:iCs/>
+        </w:rPr>
+        <w:t>电子亲和</w:t>
+      </w:r>
+      <w:r>
+        <w:rPr>
+          <w:rFonts w:hint="eastAsia" w:ascii="Times New Roman" w:hAnsi="Times New Roman" w:eastAsia="Times New Roman" w:cs="Times New Roman"/>
+          <w:i/>
+          <w:iCs/>
+        </w:rPr>
+        <w:t>）、ΔH</w:t>
+      </w:r>
+      <w:r>
+        <w:rPr>
+          <w:rFonts w:hint="eastAsia" w:ascii="Times New Roman" w:hAnsi="Times New Roman" w:eastAsia="Times New Roman" w:cs="Times New Roman"/>
+          <w:i/>
+          <w:iCs/>
+          <w:vertAlign w:val="subscript"/>
+        </w:rPr>
+        <w:t>5</w:t>
+      </w:r>
+      <w:r>
+        <w:rPr>
+          <w:rFonts w:hint="eastAsia" w:ascii="Times New Roman" w:hAnsi="Times New Roman" w:eastAsia="Times New Roman" w:cs="Times New Roman"/>
+          <w:i/>
+          <w:iCs/>
+        </w:rPr>
+        <w:t>=−U（</w:t>
+      </w:r>
+      <w:r>
+        <w:rPr>
+          <w:rFonts w:hint="eastAsia" w:ascii="Times New Roman" w:hAnsi="Times New Roman" w:eastAsia="FangSong" w:cs="Times New Roman"/>
+          <w:i/>
+          <w:iCs/>
+        </w:rPr>
+        <w:t>晶格能</w:t>
+      </w:r>
+      <w:r>
+        <w:rPr>
+          <w:rFonts w:hint="eastAsia" w:ascii="Times New Roman" w:hAnsi="Times New Roman" w:eastAsia="Times New Roman" w:cs="Times New Roman"/>
+          <w:i/>
+          <w:iCs/>
+        </w:rPr>
+        <w:t>）。§1.2</w:t>
+      </w:r>
+      <w:r>
+        <w:rPr>
+          <w:rFonts w:ascii="Times New Roman" w:hAnsi="Times New Roman" w:eastAsia="Times New Roman" w:cs="Times New Roman"/>
+          <w:i/>
+          <w:iCs/>
+        </w:rPr>
+        <w:t xml:space="preserve"> </w:t>
+      </w:r>
+      <w:r>
+        <w:rPr>
+          <w:rFonts w:hint="eastAsia" w:ascii="Times New Roman" w:hAnsi="Times New Roman" w:eastAsia="FangSong" w:cs="Times New Roman"/>
+          <w:i/>
+          <w:iCs/>
+        </w:rPr>
+        <w:t xml:space="preserve">电极电势的能量分解与本循环</w:t>
+      </w:r>
+      <w:r>
+        <w:rPr>
+          <w:rFonts w:hint="eastAsia" w:ascii="Times New Roman" w:hAnsi="Times New Roman" w:eastAsia="FangSong" w:cs="Times New Roman"/>
+          <w:b/>
+          <w:bCs/>
+          <w:i/>
+          <w:iCs/>
+        </w:rPr>
+        <w:t xml:space="preserve">共享升华</w:t>
+      </w:r>
+      <w:r>
+        <w:rPr>
+          <w:rFonts w:ascii="Times New Roman" w:hAnsi="Times New Roman" w:eastAsia="Times New Roman" w:cs="Times New Roman"/>
+          <w:b/>
+          <w:bCs/>
+          <w:i/>
+          <w:iCs/>
+        </w:rPr>
+        <w:t xml:space="preserve"> </w:t>
+      </w:r>
+      <w:r>
+        <w:rPr>
+          <w:rFonts w:hint="eastAsia" w:ascii="Times New Roman" w:hAnsi="Times New Roman" w:eastAsia="Times New Roman" w:cs="Times New Roman"/>
+          <w:b/>
+          <w:bCs/>
+          <w:i/>
+          <w:iCs/>
+        </w:rPr>
+        <w:t>S、</w:t>
+      </w:r>
+      <w:r>
+        <w:rPr>
+          <w:rFonts w:hint="eastAsia" w:ascii="Times New Roman" w:hAnsi="Times New Roman" w:eastAsia="FangSong" w:cs="Times New Roman"/>
+          <w:b/>
+          <w:bCs/>
+          <w:i/>
+          <w:iCs/>
+        </w:rPr>
+        <w:t>电离</w:t>
+      </w:r>
+      <w:r>
+        <w:rPr>
+          <w:rFonts w:ascii="Times New Roman" w:hAnsi="Times New Roman" w:eastAsia="Times New Roman" w:cs="Times New Roman"/>
+          <w:b/>
+          <w:bCs/>
+          <w:i/>
+          <w:iCs/>
+        </w:rPr>
+        <w:t xml:space="preserve"> I </w:t>
+      </w:r>
+      <w:r>
+        <w:rPr>
+          <w:rFonts w:hint="eastAsia" w:ascii="Times New Roman" w:hAnsi="Times New Roman" w:eastAsia="FangSong" w:cs="Times New Roman"/>
+          <w:b/>
+          <w:bCs/>
+          <w:i/>
+          <w:iCs/>
+        </w:rPr>
+        <w:t xml:space="preserve">两步</w:t>
+      </w:r>
+      <w:r>
+        <w:rPr>
+          <w:rFonts w:hint="eastAsia" w:ascii="Times New Roman" w:hAnsi="Times New Roman" w:eastAsia="Times New Roman" w:cs="Times New Roman"/>
+          <w:i/>
+          <w:iCs/>
+        </w:rPr>
+        <w:t>——</w:t>
+      </w:r>
+      <w:r>
+        <w:rPr>
+          <w:rFonts w:hint="eastAsia" w:ascii="Times New Roman" w:hAnsi="Times New Roman" w:eastAsia="FangSong" w:cs="Times New Roman"/>
+          <w:i/>
+          <w:iCs/>
+        </w:rPr>
+        <w:t>差别在后半段</w:t>
+      </w:r>
+      <w:r>
+        <w:rPr>
+          <w:rFonts w:hint="eastAsia" w:ascii="Times New Roman" w:hAnsi="Times New Roman" w:eastAsia="Times New Roman" w:cs="Times New Roman"/>
+          <w:i/>
+          <w:iCs/>
+        </w:rPr>
+        <w:t>：</w:t>
+      </w:r>
+      <w:r>
+        <w:rPr>
+          <w:rFonts w:hint="eastAsia" w:ascii="Times New Roman" w:hAnsi="Times New Roman" w:eastAsia="FangSong" w:cs="Times New Roman"/>
+          <w:i/>
+          <w:iCs/>
+        </w:rPr>
+        <w:t>电极循环经</w:t>
+      </w:r>
+      <w:r>
+        <w:rPr>
+          <w:rFonts w:hint="eastAsia" w:ascii="Times New Roman" w:hAnsi="Times New Roman" w:eastAsia="FangSong" w:cs="Times New Roman"/>
+          <w:b/>
+          <w:bCs/>
+          <w:i/>
+          <w:iCs/>
+        </w:rPr>
+        <w:t xml:space="preserve">水合</w:t>
+      </w:r>
+      <w:r>
+        <w:rPr>
+          <w:rFonts w:hint="eastAsia" w:ascii="Times New Roman" w:hAnsi="Times New Roman" w:eastAsia="FangSong" w:cs="Times New Roman"/>
+          <w:i/>
+          <w:iCs/>
+        </w:rPr>
+        <w:t>进入溶液</w:t>
+      </w:r>
+      <w:r>
+        <w:rPr>
+          <w:rFonts w:hint="eastAsia" w:ascii="Times New Roman" w:hAnsi="Times New Roman" w:eastAsia="Times New Roman" w:cs="Times New Roman"/>
+          <w:i/>
+          <w:iCs/>
+        </w:rPr>
+        <w:t>，</w:t>
+      </w:r>
+      <w:r>
+        <w:rPr>
+          <w:rFonts w:hint="eastAsia" w:ascii="Times New Roman" w:hAnsi="Times New Roman" w:eastAsia="FangSong" w:cs="Times New Roman"/>
+          <w:i/>
+          <w:iCs/>
+        </w:rPr>
+        <w:t>晶格能循环经</w:t>
+      </w:r>
+      <w:r>
+        <w:rPr>
+          <w:rFonts w:hint="eastAsia" w:ascii="Times New Roman" w:hAnsi="Times New Roman" w:eastAsia="FangSong" w:cs="Times New Roman"/>
+          <w:b/>
+          <w:bCs/>
+          <w:i/>
+          <w:iCs/>
+        </w:rPr>
+        <w:t xml:space="preserve">电子亲和</w:t>
+      </w:r>
+      <w:r>
+        <w:rPr>
+          <w:rFonts w:ascii="Times New Roman" w:hAnsi="Times New Roman" w:eastAsia="Times New Roman" w:cs="Times New Roman"/>
+          <w:b/>
+          <w:bCs/>
+          <w:i/>
+          <w:iCs/>
+        </w:rPr>
+        <w:t xml:space="preserve"> + </w:t>
+      </w:r>
+      <w:r>
+        <w:rPr>
+          <w:rFonts w:hint="eastAsia" w:ascii="Times New Roman" w:hAnsi="Times New Roman" w:eastAsia="FangSong" w:cs="Times New Roman"/>
+          <w:b/>
+          <w:bCs/>
+          <w:i/>
+          <w:iCs/>
+        </w:rPr>
+        <w:t xml:space="preserve">晶格能</w:t>
+      </w:r>
+      <w:r>
+        <w:rPr>
+          <w:rFonts w:hint="eastAsia" w:ascii="Times New Roman" w:hAnsi="Times New Roman" w:eastAsia="FangSong" w:cs="Times New Roman"/>
+          <w:i/>
+          <w:iCs/>
+        </w:rPr>
+        <w:t>形成晶体</w:t>
+      </w:r>
+      <w:r>
+        <w:rPr>
+          <w:rFonts w:hint="eastAsia" w:ascii="Times New Roman" w:hAnsi="Times New Roman" w:eastAsia="Times New Roman" w:cs="Times New Roman"/>
+          <w:i/>
+          <w:iCs/>
+        </w:rPr>
+        <w:t>。</w:t>
       </w:r>
     </w:p>
     <w:bookmarkEnd w:id="14"/>
@@ -6871,7 +6955,1474 @@
       </m:oMathPara>
     </w:p>
     <w:bookmarkEnd w:id="16"/>
-    <w:bookmarkStart w:id="17" w:name="碱金属盐溶解性热力学水化焓-vs-晶格能"/>
+    <w:bookmarkStart w:id="17" w:name="碳酸钠与碳酸氢钠氨碱法"/>
+    <w:p>
+      <w:pPr>
+        <w:pStyle w:val="Heading3"/>
+        <w:spacing w:after="120" w:before="280"/>
+      </w:pPr>
+      <w:r>
+        <w:rPr>
+          <w:rFonts w:ascii="Times New Roman" w:hAnsi="Times New Roman" w:eastAsia="Times New Roman" w:cs="Times New Roman"/>
+        </w:rPr>
+        <w:t xml:space="preserve">1.5 </w:t>
+      </w:r>
+      <w:r>
+        <w:rPr>
+          <w:rFonts w:hint="eastAsia" w:ascii="Times New Roman" w:hAnsi="Times New Roman" w:eastAsia="SimHei" w:cs="Times New Roman"/>
+        </w:rPr>
+        <w:t>碳酸钠与碳酸氢钠</w:t>
+      </w:r>
+      <w:r>
+        <w:rPr>
+          <w:rFonts w:hint="eastAsia" w:ascii="Times New Roman" w:hAnsi="Times New Roman" w:eastAsia="Times New Roman" w:cs="Times New Roman"/>
+        </w:rPr>
+        <w:t>（</w:t>
+      </w:r>
+      <w:r>
+        <w:rPr>
+          <w:rFonts w:hint="eastAsia" w:ascii="Times New Roman" w:hAnsi="Times New Roman" w:eastAsia="SimHei" w:cs="Times New Roman"/>
+        </w:rPr>
+        <w:t>氨碱法</w:t>
+      </w:r>
+      <w:r>
+        <w:rPr>
+          <w:rFonts w:hint="eastAsia" w:ascii="Times New Roman" w:hAnsi="Times New Roman" w:eastAsia="Times New Roman" w:cs="Times New Roman"/>
+        </w:rPr>
+        <w:t>）</w:t>
+      </w:r>
+    </w:p>
+    <w:tbl>
+      <w:tblPr>
+        <w:tblStyle w:val="Table"/>
+        <w:tblW w:type="pct" w:w="5000"/>
+        <w:tblLayout w:type="fixed"/>
+        <w:tblLook w:firstRow="1" w:lastRow="0" w:firstColumn="0" w:lastColumn="0" w:noHBand="0" w:noVBand="0" w:val="0020"/>
+      </w:tblPr>
+      <w:tblGrid>
+        <w:gridCol w:w="2640"/>
+        <w:gridCol w:w="2640"/>
+        <w:gridCol w:w="2640"/>
+      </w:tblGrid>
+      <w:tr>
+        <w:trPr>
+          <w:tblHeader w:val="on"/>
+        </w:trPr>
+        <w:tc>
+          <w:tcPr/>
+          <w:p>
+            <w:pPr>
+              <w:pStyle w:val="Compact"/>
+              <w:jc w:val="center"/>
+            </w:pPr>
+            <w:r>
+              <w:rPr>
+                <w:rFonts w:hint="eastAsia" w:ascii="Times New Roman" w:hAnsi="Times New Roman" w:eastAsia="SimHei" w:cs="Times New Roman"/>
+                <w:b/>
+              </w:rPr>
+              <w:t xml:space="preserve">性质</w:t>
+            </w:r>
+          </w:p>
+        </w:tc>
+        <w:tc>
+          <w:tcPr/>
+          <w:p>
+            <w:pPr>
+              <w:pStyle w:val="Compact"/>
+              <w:jc w:val="center"/>
+            </w:pPr>
+            <w:r>
+              <w:rPr>
+                <w:rFonts w:hint="eastAsia" w:ascii="Times New Roman" w:hAnsi="Times New Roman" w:eastAsia="Times New Roman" w:cs="Times New Roman"/>
+                <w:b/>
+              </w:rPr>
+              <w:t>Na</w:t>
+            </w:r>
+            <w:r>
+              <w:rPr>
+                <w:rFonts w:hint="eastAsia" w:ascii="Times New Roman" w:hAnsi="Times New Roman" w:eastAsia="Times New Roman" w:cs="Times New Roman"/>
+                <w:b/>
+                <w:vertAlign w:val="subscript"/>
+              </w:rPr>
+              <w:t>2</w:t>
+            </w:r>
+            <w:r>
+              <w:rPr>
+                <w:rFonts w:hint="eastAsia" w:ascii="Times New Roman" w:hAnsi="Times New Roman" w:eastAsia="Times New Roman" w:cs="Times New Roman"/>
+                <w:b/>
+              </w:rPr>
+              <w:t>CO</w:t>
+            </w:r>
+            <w:r>
+              <w:rPr>
+                <w:rFonts w:hint="eastAsia" w:ascii="Times New Roman" w:hAnsi="Times New Roman" w:eastAsia="Times New Roman" w:cs="Times New Roman"/>
+                <w:b/>
+                <w:vertAlign w:val="subscript"/>
+              </w:rPr>
+              <w:t>3</w:t>
+            </w:r>
+            <w:r>
+              <w:rPr>
+                <w:rFonts w:hint="eastAsia" w:ascii="Times New Roman" w:hAnsi="Times New Roman" w:eastAsia="Times New Roman" w:cs="Times New Roman"/>
+                <w:b/>
+              </w:rPr>
+              <w:t>（</w:t>
+            </w:r>
+            <w:r>
+              <w:rPr>
+                <w:rFonts w:hint="eastAsia" w:ascii="Times New Roman" w:hAnsi="Times New Roman" w:eastAsia="SimHei" w:cs="Times New Roman"/>
+                <w:b/>
+              </w:rPr>
+              <w:t>纯碱</w:t>
+            </w:r>
+            <w:r>
+              <w:rPr>
+                <w:rFonts w:hint="eastAsia" w:ascii="Times New Roman" w:hAnsi="Times New Roman" w:eastAsia="Times New Roman" w:cs="Times New Roman"/>
+                <w:b/>
+              </w:rPr>
+              <w:t>）</w:t>
+            </w:r>
+          </w:p>
+        </w:tc>
+        <w:tc>
+          <w:tcPr/>
+          <w:p>
+            <w:pPr>
+              <w:pStyle w:val="Compact"/>
+              <w:jc w:val="center"/>
+            </w:pPr>
+            <w:r>
+              <w:rPr>
+                <w:rFonts w:hint="eastAsia" w:ascii="Times New Roman" w:hAnsi="Times New Roman" w:eastAsia="Times New Roman" w:cs="Times New Roman"/>
+                <w:b/>
+              </w:rPr>
+              <w:t>NaHCO</w:t>
+            </w:r>
+            <w:r>
+              <w:rPr>
+                <w:rFonts w:hint="eastAsia" w:ascii="Times New Roman" w:hAnsi="Times New Roman" w:eastAsia="Times New Roman" w:cs="Times New Roman"/>
+                <w:b/>
+                <w:vertAlign w:val="subscript"/>
+              </w:rPr>
+              <w:t>3</w:t>
+            </w:r>
+            <w:r>
+              <w:rPr>
+                <w:rFonts w:hint="eastAsia" w:ascii="Times New Roman" w:hAnsi="Times New Roman" w:eastAsia="Times New Roman" w:cs="Times New Roman"/>
+                <w:b/>
+              </w:rPr>
+              <w:t>（</w:t>
+            </w:r>
+            <w:r>
+              <w:rPr>
+                <w:rFonts w:hint="eastAsia" w:ascii="Times New Roman" w:hAnsi="Times New Roman" w:eastAsia="SimHei" w:cs="Times New Roman"/>
+                <w:b/>
+              </w:rPr>
+              <w:t>小苏打</w:t>
+            </w:r>
+            <w:r>
+              <w:rPr>
+                <w:rFonts w:hint="eastAsia" w:ascii="Times New Roman" w:hAnsi="Times New Roman" w:eastAsia="Times New Roman" w:cs="Times New Roman"/>
+                <w:b/>
+              </w:rPr>
+              <w:t>）</w:t>
+            </w:r>
+          </w:p>
+        </w:tc>
+      </w:tr>
+      <w:tr>
+        <w:tc>
+          <w:tcPr/>
+          <w:p>
+            <w:pPr>
+              <w:pStyle w:val="Compact"/>
+              <w:jc w:val="center"/>
+            </w:pPr>
+            <w:r>
+              <w:rPr>
+                <w:rFonts w:hint="eastAsia" w:ascii="Times New Roman" w:hAnsi="Times New Roman" w:eastAsia="FangSong" w:cs="Times New Roman"/>
+              </w:rPr>
+              <w:t xml:space="preserve">热稳定性</w:t>
+            </w:r>
+          </w:p>
+        </w:tc>
+        <w:tc>
+          <w:tcPr/>
+          <w:p>
+            <w:pPr>
+              <w:pStyle w:val="Compact"/>
+              <w:jc w:val="center"/>
+            </w:pPr>
+            <w:r>
+              <w:rPr>
+                <w:rFonts w:ascii="Times New Roman" w:hAnsi="Times New Roman" w:eastAsia="Times New Roman" w:cs="Times New Roman"/>
+              </w:rPr>
+              <w:t xml:space="preserve">&gt;1000°C </w:t>
+            </w:r>
+            <w:r>
+              <w:rPr>
+                <w:rFonts w:hint="eastAsia" w:ascii="Times New Roman" w:hAnsi="Times New Roman" w:eastAsia="FangSong" w:cs="Times New Roman"/>
+              </w:rPr>
+              <w:t xml:space="preserve">基本不分解</w:t>
+            </w:r>
+          </w:p>
+        </w:tc>
+        <w:tc>
+          <w:tcPr/>
+          <w:p>
+            <w:pPr>
+              <w:pStyle w:val="Compact"/>
+              <w:jc w:val="center"/>
+            </w:pPr>
+            <w:r>
+              <w:rPr>
+                <w:rFonts w:ascii="Times New Roman" w:hAnsi="Times New Roman" w:eastAsia="Times New Roman" w:cs="Times New Roman"/>
+              </w:rPr>
+              <w:t xml:space="preserve">~270°C </w:t>
+            </w:r>
+            <w:r>
+              <w:rPr>
+                <w:rFonts w:hint="eastAsia" w:ascii="Times New Roman" w:hAnsi="Times New Roman" w:eastAsia="FangSong" w:cs="Times New Roman"/>
+              </w:rPr>
+              <w:t>分解</w:t>
+            </w:r>
+            <w:r>
+              <w:rPr>
+                <w:rFonts w:hint="eastAsia" w:ascii="Times New Roman" w:hAnsi="Times New Roman" w:eastAsia="Times New Roman" w:cs="Times New Roman"/>
+              </w:rPr>
+              <w:t>：2NaHCO</w:t>
+            </w:r>
+            <w:r>
+              <w:rPr>
+                <w:rFonts w:hint="eastAsia" w:ascii="Times New Roman" w:hAnsi="Times New Roman" w:eastAsia="Times New Roman" w:cs="Times New Roman"/>
+                <w:vertAlign w:val="subscript"/>
+              </w:rPr>
+              <w:t>3</w:t>
+            </w:r>
+            <w:r>
+              <w:rPr>
+                <w:rFonts w:ascii="Times New Roman" w:hAnsi="Times New Roman" w:eastAsia="Times New Roman" w:cs="Times New Roman"/>
+              </w:rPr>
+              <w:t xml:space="preserve"> =△= Na</w:t>
+            </w:r>
+            <w:r>
+              <w:rPr>
+                <w:rFonts w:ascii="Times New Roman" w:hAnsi="Times New Roman" w:eastAsia="Times New Roman" w:cs="Times New Roman"/>
+                <w:vertAlign w:val="subscript"/>
+              </w:rPr>
+              <w:t>2</w:t>
+            </w:r>
+            <w:r>
+              <w:rPr>
+                <w:rFonts w:ascii="Times New Roman" w:hAnsi="Times New Roman" w:eastAsia="Times New Roman" w:cs="Times New Roman"/>
+              </w:rPr>
+              <w:t>CO</w:t>
+            </w:r>
+            <w:r>
+              <w:rPr>
+                <w:rFonts w:ascii="Times New Roman" w:hAnsi="Times New Roman" w:eastAsia="Times New Roman" w:cs="Times New Roman"/>
+                <w:vertAlign w:val="subscript"/>
+              </w:rPr>
+              <w:t>3</w:t>
+            </w:r>
+            <w:r>
+              <w:rPr>
+                <w:rFonts w:ascii="Times New Roman" w:hAnsi="Times New Roman" w:eastAsia="Times New Roman" w:cs="Times New Roman"/>
+              </w:rPr>
+              <w:t xml:space="preserve"> + CO</w:t>
+            </w:r>
+            <w:r>
+              <w:rPr>
+                <w:rFonts w:ascii="Times New Roman" w:hAnsi="Times New Roman" w:eastAsia="Times New Roman" w:cs="Times New Roman"/>
+                <w:vertAlign w:val="subscript"/>
+              </w:rPr>
+              <w:t>2</w:t>
+            </w:r>
+            <w:r>
+              <w:rPr>
+                <w:rFonts w:ascii="Times New Roman" w:hAnsi="Times New Roman" w:eastAsia="Times New Roman" w:cs="Times New Roman"/>
+              </w:rPr>
+              <w:t>↑ + H</w:t>
+            </w:r>
+            <w:r>
+              <w:rPr>
+                <w:rFonts w:ascii="Times New Roman" w:hAnsi="Times New Roman" w:eastAsia="Times New Roman" w:cs="Times New Roman"/>
+                <w:vertAlign w:val="subscript"/>
+              </w:rPr>
+              <w:t>2</w:t>
+            </w:r>
+            <w:r>
+              <w:rPr>
+                <w:rFonts w:ascii="Times New Roman" w:hAnsi="Times New Roman" w:eastAsia="Times New Roman" w:cs="Times New Roman"/>
+              </w:rPr>
+              <w:t>O</w:t>
+            </w:r>
+          </w:p>
+        </w:tc>
+      </w:tr>
+      <w:tr>
+        <w:tc>
+          <w:tcPr/>
+          <w:p>
+            <w:pPr>
+              <w:pStyle w:val="Compact"/>
+              <w:jc w:val="center"/>
+            </w:pPr>
+            <w:r>
+              <w:rPr>
+                <w:rFonts w:hint="eastAsia" w:ascii="Times New Roman" w:hAnsi="Times New Roman" w:eastAsia="FangSong" w:cs="Times New Roman"/>
+              </w:rPr>
+              <w:t xml:space="preserve">溶解度</w:t>
+            </w:r>
+          </w:p>
+        </w:tc>
+        <w:tc>
+          <w:tcPr/>
+          <w:p>
+            <w:pPr>
+              <w:pStyle w:val="Compact"/>
+              <w:jc w:val="center"/>
+            </w:pPr>
+            <w:r>
+              <w:rPr>
+                <w:rFonts w:hint="eastAsia" w:ascii="Times New Roman" w:hAnsi="Times New Roman" w:eastAsia="FangSong" w:cs="Times New Roman"/>
+              </w:rPr>
+              <w:t xml:space="preserve">较大</w:t>
+            </w:r>
+          </w:p>
+        </w:tc>
+        <w:tc>
+          <w:tcPr/>
+          <w:p>
+            <w:pPr>
+              <w:pStyle w:val="Compact"/>
+              <w:jc w:val="center"/>
+            </w:pPr>
+            <w:r>
+              <w:rPr>
+                <w:rFonts w:hint="eastAsia" w:ascii="Times New Roman" w:hAnsi="Times New Roman" w:eastAsia="FangSong" w:cs="Times New Roman"/>
+              </w:rPr>
+              <w:t>较小</w:t>
+            </w:r>
+            <w:r>
+              <w:rPr>
+                <w:rFonts w:hint="eastAsia" w:ascii="Times New Roman" w:hAnsi="Times New Roman" w:eastAsia="Times New Roman" w:cs="Times New Roman"/>
+              </w:rPr>
+              <w:t>（</w:t>
+            </w:r>
+            <w:r>
+              <w:rPr>
+                <w:rFonts w:hint="eastAsia" w:ascii="Times New Roman" w:hAnsi="Times New Roman" w:eastAsia="FangSong" w:cs="Times New Roman"/>
+              </w:rPr>
+              <w:t>氨碱法中因此先析出</w:t>
+            </w:r>
+            <w:r>
+              <w:rPr>
+                <w:rFonts w:hint="eastAsia" w:ascii="Times New Roman" w:hAnsi="Times New Roman" w:eastAsia="Times New Roman" w:cs="Times New Roman"/>
+              </w:rPr>
+              <w:t>）</w:t>
+            </w:r>
+          </w:p>
+        </w:tc>
+      </w:tr>
+      <w:tr>
+        <w:tc>
+          <w:tcPr/>
+          <w:p>
+            <w:pPr>
+              <w:pStyle w:val="Compact"/>
+              <w:jc w:val="center"/>
+            </w:pPr>
+            <w:r>
+              <w:rPr>
+                <w:rFonts w:hint="eastAsia" w:ascii="Times New Roman" w:hAnsi="Times New Roman" w:eastAsia="FangSong" w:cs="Times New Roman"/>
+              </w:rPr>
+              <w:t xml:space="preserve">同浓度溶液碱性</w:t>
+            </w:r>
+          </w:p>
+        </w:tc>
+        <w:tc>
+          <w:tcPr/>
+          <w:p>
+            <w:pPr>
+              <w:pStyle w:val="Compact"/>
+              <w:jc w:val="center"/>
+            </w:pPr>
+            <w:r>
+              <w:rPr>
+                <w:rFonts w:hint="eastAsia" w:ascii="Times New Roman" w:hAnsi="Times New Roman" w:eastAsia="FangSong" w:cs="Times New Roman"/>
+              </w:rPr>
+              <w:t>较强</w:t>
+            </w:r>
+            <w:r>
+              <w:rPr>
+                <w:rFonts w:hint="eastAsia" w:ascii="Times New Roman" w:hAnsi="Times New Roman" w:eastAsia="Times New Roman" w:cs="Times New Roman"/>
+              </w:rPr>
+              <w:t>（CO</w:t>
+            </w:r>
+            <w:r>
+              <w:rPr>
+                <w:rFonts w:hint="eastAsia" w:ascii="Times New Roman" w:hAnsi="Times New Roman" w:eastAsia="Times New Roman" w:cs="Times New Roman"/>
+                <w:vertAlign w:val="subscript"/>
+              </w:rPr>
+              <w:t>3</w:t>
+            </w:r>
+            <w:r>
+              <w:rPr>
+                <w:rFonts w:hint="eastAsia" w:ascii="Times New Roman" w:hAnsi="Times New Roman" w:eastAsia="Times New Roman" w:cs="Times New Roman"/>
+                <w:vertAlign w:val="superscript"/>
+              </w:rPr>
+              <w:t>2-</w:t>
+            </w:r>
+            <w:r>
+              <w:rPr>
+                <w:rFonts w:ascii="Times New Roman" w:hAnsi="Times New Roman" w:eastAsia="Times New Roman" w:cs="Times New Roman"/>
+              </w:rPr>
+              <w:t xml:space="preserve"> </w:t>
+            </w:r>
+            <w:r>
+              <w:rPr>
+                <w:rFonts w:hint="eastAsia" w:ascii="Times New Roman" w:hAnsi="Times New Roman" w:eastAsia="FangSong" w:cs="Times New Roman"/>
+              </w:rPr>
+              <w:t>水解</w:t>
+            </w:r>
+            <w:r>
+              <w:rPr>
+                <w:rFonts w:hint="eastAsia" w:ascii="Times New Roman" w:hAnsi="Times New Roman" w:eastAsia="Times New Roman" w:cs="Times New Roman"/>
+              </w:rPr>
+              <w:t>）</w:t>
+            </w:r>
+          </w:p>
+        </w:tc>
+        <w:tc>
+          <w:tcPr/>
+          <w:p>
+            <w:pPr>
+              <w:pStyle w:val="Compact"/>
+              <w:jc w:val="center"/>
+            </w:pPr>
+            <w:r>
+              <w:rPr>
+                <w:rFonts w:hint="eastAsia" w:ascii="Times New Roman" w:hAnsi="Times New Roman" w:eastAsia="FangSong" w:cs="Times New Roman"/>
+              </w:rPr>
+              <w:t>较弱</w:t>
+            </w:r>
+            <w:r>
+              <w:rPr>
+                <w:rFonts w:hint="eastAsia" w:ascii="Times New Roman" w:hAnsi="Times New Roman" w:eastAsia="Times New Roman" w:cs="Times New Roman"/>
+              </w:rPr>
+              <w:t>（HCO</w:t>
+            </w:r>
+            <w:r>
+              <w:rPr>
+                <w:rFonts w:hint="eastAsia" w:ascii="Times New Roman" w:hAnsi="Times New Roman" w:eastAsia="Times New Roman" w:cs="Times New Roman"/>
+                <w:vertAlign w:val="subscript"/>
+              </w:rPr>
+              <w:t>3</w:t>
+            </w:r>
+            <w:r>
+              <w:rPr>
+                <w:rFonts w:hint="eastAsia" w:ascii="Times New Roman" w:hAnsi="Times New Roman" w:eastAsia="Times New Roman" w:cs="Times New Roman"/>
+                <w:vertAlign w:val="superscript"/>
+              </w:rPr>
+              <w:t>-</w:t>
+            </w:r>
+            <w:r>
+              <w:rPr>
+                <w:rFonts w:ascii="Times New Roman" w:hAnsi="Times New Roman" w:eastAsia="Times New Roman" w:cs="Times New Roman"/>
+              </w:rPr>
+              <w:t xml:space="preserve"> </w:t>
+            </w:r>
+            <w:r>
+              <w:rPr>
+                <w:rFonts w:hint="eastAsia" w:ascii="Times New Roman" w:hAnsi="Times New Roman" w:eastAsia="FangSong" w:cs="Times New Roman"/>
+              </w:rPr>
+              <w:t>水解程度小</w:t>
+            </w:r>
+            <w:r>
+              <w:rPr>
+                <w:rFonts w:hint="eastAsia" w:ascii="Times New Roman" w:hAnsi="Times New Roman" w:eastAsia="Times New Roman" w:cs="Times New Roman"/>
+              </w:rPr>
+              <w:t>）</w:t>
+            </w:r>
+          </w:p>
+        </w:tc>
+      </w:tr>
+    </w:tbl>
+    <w:p>
+      <w:pPr>
+        <w:pStyle w:val="BodyText"/>
+        <w:spacing w:before="120"/>
+      </w:pPr>
+      <w:r>
+        <w:rPr>
+          <w:rFonts w:hint="eastAsia" w:ascii="Times New Roman" w:hAnsi="Times New Roman" w:eastAsia="FangSong" w:cs="Times New Roman"/>
+          <w:b/>
+          <w:bCs/>
+        </w:rPr>
+        <w:t>氨碱法</w:t>
+      </w:r>
+      <w:r>
+        <w:rPr>
+          <w:rFonts w:hint="eastAsia" w:ascii="Times New Roman" w:hAnsi="Times New Roman" w:eastAsia="Times New Roman" w:cs="Times New Roman"/>
+          <w:b/>
+          <w:bCs/>
+        </w:rPr>
+        <w:t>（</w:t>
+      </w:r>
+      <w:r>
+        <w:rPr>
+          <w:rFonts w:hint="eastAsia" w:ascii="Times New Roman" w:hAnsi="Times New Roman" w:eastAsia="FangSong" w:cs="Times New Roman"/>
+          <w:b/>
+          <w:bCs/>
+        </w:rPr>
+        <w:t>索尔维法</w:t>
+      </w:r>
+      <w:r>
+        <w:rPr>
+          <w:rFonts w:hint="eastAsia" w:ascii="Times New Roman" w:hAnsi="Times New Roman" w:eastAsia="Times New Roman" w:cs="Times New Roman"/>
+          <w:b/>
+          <w:bCs/>
+        </w:rPr>
+        <w:t>）</w:t>
+      </w:r>
+      <w:r>
+        <w:rPr>
+          <w:rFonts w:hint="eastAsia" w:ascii="Times New Roman" w:hAnsi="Times New Roman" w:eastAsia="FangSong" w:cs="Times New Roman"/>
+          <w:b/>
+          <w:bCs/>
+        </w:rPr>
+        <w:t>三步</w:t>
+      </w:r>
+      <w:r>
+        <w:rPr>
+          <w:rFonts w:hint="eastAsia" w:ascii="Times New Roman" w:hAnsi="Times New Roman" w:eastAsia="Times New Roman" w:cs="Times New Roman"/>
+        </w:rPr>
+        <w:t xml:space="preserve">：</w:t>
+      </w:r>
+    </w:p>
+    <w:p>
+      <w:pPr>
+        <w:pStyle w:val="BodyText"/>
+      </w:pPr>
+      <m:oMathPara>
+        <m:oMathParaPr>
+          <m:jc m:val="center"/>
+          <m:ctrlPr>
+            <w:rPr>
+              <w:sz w:val="28"/>
+              <w:szCs w:val="28"/>
+            </w:rPr>
+          </m:ctrlPr>
+        </m:oMathParaPr>
+        <m:oMath>
+          <m:r>
+            <m:rPr>
+              <m:sty m:val="p"/>
+            </m:rPr>
+            <m:t>N</m:t>
+          </m:r>
+          <m:sSub>
+            <m:e>
+              <m:r>
+                <m:rPr>
+                  <m:sty m:val="p"/>
+                </m:rPr>
+                <m:t>H</m:t>
+              </m:r>
+            </m:e>
+            <m:sub>
+              <m:r>
+                <m:rPr>
+                  <m:sty m:val="p"/>
+                </m:rPr>
+                <m:t>3</m:t>
+              </m:r>
+            </m:sub>
+          </m:sSub>
+          <m:r>
+            <m:rPr>
+              <m:sty m:val="p"/>
+            </m:rPr>
+            <m:t>+</m:t>
+          </m:r>
+          <m:r>
+            <m:rPr>
+              <m:sty m:val="p"/>
+            </m:rPr>
+            <m:t>C</m:t>
+          </m:r>
+          <m:sSub>
+            <m:e>
+              <m:r>
+                <m:rPr>
+                  <m:sty m:val="p"/>
+                </m:rPr>
+                <m:t>O</m:t>
+              </m:r>
+            </m:e>
+            <m:sub>
+              <m:r>
+                <m:rPr>
+                  <m:sty m:val="p"/>
+                </m:rPr>
+                <m:t>2</m:t>
+              </m:r>
+            </m:sub>
+          </m:sSub>
+          <m:r>
+            <m:rPr>
+              <m:sty m:val="p"/>
+            </m:rPr>
+            <m:t>+</m:t>
+          </m:r>
+          <m:sSub>
+            <m:e>
+              <m:r>
+                <m:rPr>
+                  <m:sty m:val="p"/>
+                </m:rPr>
+                <m:t>H</m:t>
+              </m:r>
+            </m:e>
+            <m:sub>
+              <m:r>
+                <m:rPr>
+                  <m:sty m:val="p"/>
+                </m:rPr>
+                <m:t>2</m:t>
+              </m:r>
+            </m:sub>
+          </m:sSub>
+          <m:r>
+            <m:rPr>
+              <m:sty m:val="p"/>
+            </m:rPr>
+            <m:t>O</m:t>
+          </m:r>
+          <m:r>
+            <m:rPr>
+              <m:sty m:val="p"/>
+            </m:rPr>
+            <m:t>→</m:t>
+          </m:r>
+          <m:r>
+            <m:rPr>
+              <m:sty m:val="p"/>
+            </m:rPr>
+            <m:t>N</m:t>
+          </m:r>
+          <m:sSub>
+            <m:e>
+              <m:r>
+                <m:rPr>
+                  <m:sty m:val="p"/>
+                </m:rPr>
+                <m:t>H</m:t>
+              </m:r>
+            </m:e>
+            <m:sub>
+              <m:r>
+                <m:rPr>
+                  <m:sty m:val="p"/>
+                </m:rPr>
+                <m:t>4</m:t>
+              </m:r>
+            </m:sub>
+          </m:sSub>
+          <m:r>
+            <m:rPr>
+              <m:sty m:val="p"/>
+            </m:rPr>
+            <m:t>H</m:t>
+          </m:r>
+          <m:r>
+            <m:rPr>
+              <m:sty m:val="p"/>
+            </m:rPr>
+            <m:t>C</m:t>
+          </m:r>
+          <m:sSub>
+            <m:e>
+              <m:r>
+                <m:rPr>
+                  <m:sty m:val="p"/>
+                </m:rPr>
+                <m:t>O</m:t>
+              </m:r>
+            </m:e>
+            <m:sub>
+              <m:r>
+                <m:rPr>
+                  <m:sty m:val="p"/>
+                </m:rPr>
+                <m:t>3</m:t>
+              </m:r>
+            </m:sub>
+          </m:sSub>
+        </m:oMath>
+      </m:oMathPara>
+    </w:p>
+    <w:p>
+      <w:pPr>
+        <w:pStyle w:val="FirstParagraph"/>
+      </w:pPr>
+      <m:oMathPara>
+        <m:oMathParaPr>
+          <m:jc m:val="center"/>
+          <m:ctrlPr>
+            <w:rPr>
+              <w:sz w:val="28"/>
+              <w:szCs w:val="28"/>
+            </w:rPr>
+          </m:ctrlPr>
+        </m:oMathParaPr>
+        <m:oMath>
+          <m:r>
+            <m:rPr>
+              <m:sty m:val="p"/>
+            </m:rPr>
+            <m:t>N</m:t>
+          </m:r>
+          <m:sSub>
+            <m:e>
+              <m:r>
+                <m:rPr>
+                  <m:sty m:val="p"/>
+                </m:rPr>
+                <m:t>H</m:t>
+              </m:r>
+            </m:e>
+            <m:sub>
+              <m:r>
+                <m:rPr>
+                  <m:sty m:val="p"/>
+                </m:rPr>
+                <m:t>4</m:t>
+              </m:r>
+            </m:sub>
+          </m:sSub>
+          <m:r>
+            <m:rPr>
+              <m:sty m:val="p"/>
+            </m:rPr>
+            <m:t>H</m:t>
+          </m:r>
+          <m:r>
+            <m:rPr>
+              <m:sty m:val="p"/>
+            </m:rPr>
+            <m:t>C</m:t>
+          </m:r>
+          <m:sSub>
+            <m:e>
+              <m:r>
+                <m:rPr>
+                  <m:sty m:val="p"/>
+                </m:rPr>
+                <m:t>O</m:t>
+              </m:r>
+            </m:e>
+            <m:sub>
+              <m:r>
+                <m:rPr>
+                  <m:sty m:val="p"/>
+                </m:rPr>
+                <m:t>3</m:t>
+              </m:r>
+            </m:sub>
+          </m:sSub>
+          <m:r>
+            <m:rPr>
+              <m:sty m:val="p"/>
+            </m:rPr>
+            <m:t>+</m:t>
+          </m:r>
+          <m:r>
+            <m:rPr>
+              <m:sty m:val="p"/>
+            </m:rPr>
+            <m:t>N</m:t>
+          </m:r>
+          <m:r>
+            <m:rPr>
+              <m:sty m:val="p"/>
+            </m:rPr>
+            <m:t>a</m:t>
+          </m:r>
+          <m:r>
+            <m:rPr>
+              <m:sty m:val="p"/>
+            </m:rPr>
+            <m:t>C</m:t>
+          </m:r>
+          <m:r>
+            <m:rPr>
+              <m:sty m:val="p"/>
+            </m:rPr>
+            <m:t>l</m:t>
+          </m:r>
+          <m:r>
+            <m:rPr>
+              <m:sty m:val="p"/>
+            </m:rPr>
+            <m:t>→</m:t>
+          </m:r>
+          <m:r>
+            <m:rPr>
+              <m:sty m:val="p"/>
+            </m:rPr>
+            <m:t>N</m:t>
+          </m:r>
+          <m:r>
+            <m:rPr>
+              <m:sty m:val="p"/>
+            </m:rPr>
+            <m:t>a</m:t>
+          </m:r>
+          <m:r>
+            <m:rPr>
+              <m:sty m:val="p"/>
+            </m:rPr>
+            <m:t>H</m:t>
+          </m:r>
+          <m:r>
+            <m:rPr>
+              <m:sty m:val="p"/>
+            </m:rPr>
+            <m:t>C</m:t>
+          </m:r>
+          <m:sSub>
+            <m:e>
+              <m:r>
+                <m:rPr>
+                  <m:sty m:val="p"/>
+                </m:rPr>
+                <m:t>O</m:t>
+              </m:r>
+            </m:e>
+            <m:sub>
+              <m:r>
+                <m:rPr>
+                  <m:sty m:val="p"/>
+                </m:rPr>
+                <m:t>3</m:t>
+              </m:r>
+            </m:sub>
+          </m:sSub>
+          <m:r>
+            <m:rPr>
+              <m:sty m:val="p"/>
+            </m:rPr>
+            <m:t>↓</m:t>
+          </m:r>
+          <m:r>
+            <m:rPr>
+              <m:sty m:val="p"/>
+            </m:rPr>
+            <m:t>+</m:t>
+          </m:r>
+          <m:r>
+            <m:rPr>
+              <m:sty m:val="p"/>
+            </m:rPr>
+            <m:t>N</m:t>
+          </m:r>
+          <m:sSub>
+            <m:e>
+              <m:r>
+                <m:rPr>
+                  <m:sty m:val="p"/>
+                </m:rPr>
+                <m:t>H</m:t>
+              </m:r>
+            </m:e>
+            <m:sub>
+              <m:r>
+                <m:rPr>
+                  <m:sty m:val="p"/>
+                </m:rPr>
+                <m:t>4</m:t>
+              </m:r>
+            </m:sub>
+          </m:sSub>
+          <m:r>
+            <m:rPr>
+              <m:sty m:val="p"/>
+            </m:rPr>
+            <m:t>C</m:t>
+          </m:r>
+          <m:r>
+            <m:rPr>
+              <m:sty m:val="p"/>
+            </m:rPr>
+            <m:t>l</m:t>
+          </m:r>
+        </m:oMath>
+      </m:oMathPara>
+    </w:p>
+    <w:p>
+      <w:pPr>
+        <w:pStyle w:val="FirstParagraph"/>
+      </w:pPr>
+      <m:oMathPara>
+        <m:oMathParaPr>
+          <m:jc m:val="center"/>
+          <m:ctrlPr>
+            <w:rPr>
+              <w:sz w:val="28"/>
+              <w:szCs w:val="28"/>
+            </w:rPr>
+          </m:ctrlPr>
+        </m:oMathParaPr>
+        <m:oMath>
+          <m:r>
+            <m:rPr>
+              <m:sty m:val="p"/>
+            </m:rPr>
+            <m:t>2</m:t>
+          </m:r>
+          <m:r>
+            <m:rPr>
+              <m:sty m:val="p"/>
+            </m:rPr>
+            <m:t>N</m:t>
+          </m:r>
+          <m:r>
+            <m:rPr>
+              <m:sty m:val="p"/>
+            </m:rPr>
+            <m:t>a</m:t>
+          </m:r>
+          <m:r>
+            <m:rPr>
+              <m:sty m:val="p"/>
+            </m:rPr>
+            <m:t>H</m:t>
+          </m:r>
+          <m:r>
+            <m:rPr>
+              <m:sty m:val="p"/>
+            </m:rPr>
+            <m:t>C</m:t>
+          </m:r>
+          <m:sSub>
+            <m:e>
+              <m:r>
+                <m:rPr>
+                  <m:sty m:val="p"/>
+                </m:rPr>
+                <m:t>O</m:t>
+              </m:r>
+            </m:e>
+            <m:sub>
+              <m:r>
+                <m:rPr>
+                  <m:sty m:val="p"/>
+                </m:rPr>
+                <m:t>3</m:t>
+              </m:r>
+            </m:sub>
+          </m:sSub>
+          <m:limUpp>
+            <m:e>
+              <m:r>
+                <m:rPr>
+                  <m:sty m:val="p"/>
+                </m:rPr>
+                <m:t>→</m:t>
+              </m:r>
+            </m:e>
+            <m:lim>
+              <m:r>
+                <m:rPr>
+                  <m:sty m:val="p"/>
+                </m:rPr>
+                <m:t>Δ</m:t>
+              </m:r>
+            </m:lim>
+          </m:limUpp>
+          <m:r>
+            <m:rPr>
+              <m:sty m:val="p"/>
+            </m:rPr>
+            <m:t>N</m:t>
+          </m:r>
+          <m:sSub>
+            <m:e>
+              <m:r>
+                <m:rPr>
+                  <m:sty m:val="p"/>
+                </m:rPr>
+                <m:t>a</m:t>
+              </m:r>
+            </m:e>
+            <m:sub>
+              <m:r>
+                <m:rPr>
+                  <m:sty m:val="p"/>
+                </m:rPr>
+                <m:t>2</m:t>
+              </m:r>
+            </m:sub>
+          </m:sSub>
+          <m:r>
+            <m:rPr>
+              <m:sty m:val="p"/>
+            </m:rPr>
+            <m:t>C</m:t>
+          </m:r>
+          <m:sSub>
+            <m:e>
+              <m:r>
+                <m:rPr>
+                  <m:sty m:val="p"/>
+                </m:rPr>
+                <m:t>O</m:t>
+              </m:r>
+            </m:e>
+            <m:sub>
+              <m:r>
+                <m:rPr>
+                  <m:sty m:val="p"/>
+                </m:rPr>
+                <m:t>3</m:t>
+              </m:r>
+            </m:sub>
+          </m:sSub>
+          <m:r>
+            <m:rPr>
+              <m:sty m:val="p"/>
+            </m:rPr>
+            <m:t>+</m:t>
+          </m:r>
+          <m:r>
+            <m:rPr>
+              <m:sty m:val="p"/>
+            </m:rPr>
+            <m:t>C</m:t>
+          </m:r>
+          <m:sSub>
+            <m:e>
+              <m:r>
+                <m:rPr>
+                  <m:sty m:val="p"/>
+                </m:rPr>
+                <m:t>O</m:t>
+              </m:r>
+            </m:e>
+            <m:sub>
+              <m:r>
+                <m:rPr>
+                  <m:sty m:val="p"/>
+                </m:rPr>
+                <m:t>2</m:t>
+              </m:r>
+            </m:sub>
+          </m:sSub>
+          <m:r>
+            <m:rPr>
+              <m:sty m:val="p"/>
+            </m:rPr>
+            <m:t>↑</m:t>
+          </m:r>
+          <m:r>
+            <m:rPr>
+              <m:sty m:val="p"/>
+            </m:rPr>
+            <m:t>+</m:t>
+          </m:r>
+          <m:sSub>
+            <m:e>
+              <m:r>
+                <m:rPr>
+                  <m:sty m:val="p"/>
+                </m:rPr>
+                <m:t>H</m:t>
+              </m:r>
+            </m:e>
+            <m:sub>
+              <m:r>
+                <m:rPr>
+                  <m:sty m:val="p"/>
+                </m:rPr>
+                <m:t>2</m:t>
+              </m:r>
+            </m:sub>
+          </m:sSub>
+          <m:r>
+            <m:rPr>
+              <m:sty m:val="p"/>
+            </m:rPr>
+            <m:t>O</m:t>
+          </m:r>
+        </m:oMath>
+      </m:oMathPara>
+    </w:p>
+    <w:p>
+      <w:pPr>
+        <w:pStyle w:val="FirstParagraph"/>
+      </w:pPr>
+      <w:r>
+        <w:rPr>
+          <w:rFonts w:ascii="Times New Roman" w:hAnsi="Times New Roman" w:eastAsia="Times New Roman" w:cs="Times New Roman"/>
+        </w:rPr>
+        <w:t>NH</w:t>
+      </w:r>
+      <w:r>
+        <w:rPr>
+          <w:rFonts w:ascii="Times New Roman" w:hAnsi="Times New Roman" w:eastAsia="Times New Roman" w:cs="Times New Roman"/>
+          <w:vertAlign w:val="subscript"/>
+        </w:rPr>
+        <w:t>3</w:t>
+      </w:r>
+      <w:r>
+        <w:rPr>
+          <w:rFonts w:ascii="Times New Roman" w:hAnsi="Times New Roman" w:eastAsia="Times New Roman" w:cs="Times New Roman"/>
+        </w:rPr>
+        <w:t xml:space="preserve"> </w:t>
+      </w:r>
+      <w:r>
+        <w:rPr>
+          <w:rFonts w:hint="eastAsia" w:ascii="Times New Roman" w:hAnsi="Times New Roman" w:eastAsia="FangSong" w:cs="Times New Roman"/>
+        </w:rPr>
+        <w:t>循环回收</w:t>
+      </w:r>
+      <w:r>
+        <w:rPr>
+          <w:rFonts w:hint="eastAsia" w:ascii="Times New Roman" w:hAnsi="Times New Roman" w:eastAsia="Times New Roman" w:cs="Times New Roman"/>
+        </w:rPr>
+        <w:t>：2NH</w:t>
+      </w:r>
+      <w:r>
+        <w:rPr>
+          <w:rFonts w:hint="eastAsia" w:ascii="Times New Roman" w:hAnsi="Times New Roman" w:eastAsia="Times New Roman" w:cs="Times New Roman"/>
+          <w:vertAlign w:val="subscript"/>
+        </w:rPr>
+        <w:t>4</w:t>
+      </w:r>
+      <w:r>
+        <w:rPr>
+          <w:rFonts w:hint="eastAsia" w:ascii="Times New Roman" w:hAnsi="Times New Roman" w:eastAsia="Times New Roman" w:cs="Times New Roman"/>
+        </w:rPr>
+        <w:t>Cl</w:t>
+      </w:r>
+      <w:r>
+        <w:rPr>
+          <w:rFonts w:ascii="Times New Roman" w:hAnsi="Times New Roman" w:eastAsia="Times New Roman" w:cs="Times New Roman"/>
+        </w:rPr>
+        <w:t xml:space="preserve"> + Ca(OH)</w:t>
+      </w:r>
+      <w:r>
+        <w:rPr>
+          <w:rFonts w:ascii="Times New Roman" w:hAnsi="Times New Roman" w:eastAsia="Times New Roman" w:cs="Times New Roman"/>
+          <w:vertAlign w:val="subscript"/>
+        </w:rPr>
+        <w:t>2</w:t>
+      </w:r>
+      <w:r>
+        <w:rPr>
+          <w:rFonts w:ascii="Times New Roman" w:hAnsi="Times New Roman" w:eastAsia="Times New Roman" w:cs="Times New Roman"/>
+        </w:rPr>
+        <w:t xml:space="preserve"> =△= 2NH</w:t>
+      </w:r>
+      <w:r>
+        <w:rPr>
+          <w:rFonts w:ascii="Times New Roman" w:hAnsi="Times New Roman" w:eastAsia="Times New Roman" w:cs="Times New Roman"/>
+          <w:vertAlign w:val="subscript"/>
+        </w:rPr>
+        <w:t>3</w:t>
+      </w:r>
+      <w:r>
+        <w:rPr>
+          <w:rFonts w:ascii="Times New Roman" w:hAnsi="Times New Roman" w:eastAsia="Times New Roman" w:cs="Times New Roman"/>
+        </w:rPr>
+        <w:t>↑ + CaCl</w:t>
+      </w:r>
+      <w:r>
+        <w:rPr>
+          <w:rFonts w:ascii="Times New Roman" w:hAnsi="Times New Roman" w:eastAsia="Times New Roman" w:cs="Times New Roman"/>
+          <w:vertAlign w:val="subscript"/>
+        </w:rPr>
+        <w:t>2</w:t>
+      </w:r>
+      <w:r>
+        <w:rPr>
+          <w:rFonts w:ascii="Times New Roman" w:hAnsi="Times New Roman" w:eastAsia="Times New Roman" w:cs="Times New Roman"/>
+        </w:rPr>
+        <w:t xml:space="preserve"> + </w:t>
+      </w:r>
+      <w:r>
+        <w:rPr>
+          <w:rFonts w:hint="eastAsia" w:ascii="Times New Roman" w:hAnsi="Times New Roman" w:eastAsia="Times New Roman" w:cs="Times New Roman"/>
+        </w:rPr>
+        <w:t>2H</w:t>
+      </w:r>
+      <w:r>
+        <w:rPr>
+          <w:rFonts w:hint="eastAsia" w:ascii="Times New Roman" w:hAnsi="Times New Roman" w:eastAsia="Times New Roman" w:cs="Times New Roman"/>
+          <w:vertAlign w:val="subscript"/>
+        </w:rPr>
+        <w:t>2</w:t>
+      </w:r>
+      <w:r>
+        <w:rPr>
+          <w:rFonts w:hint="eastAsia" w:ascii="Times New Roman" w:hAnsi="Times New Roman" w:eastAsia="Times New Roman" w:cs="Times New Roman"/>
+        </w:rPr>
+        <w:t>O（CaO</w:t>
+      </w:r>
+      <w:r>
+        <w:rPr>
+          <w:rFonts w:ascii="Times New Roman" w:hAnsi="Times New Roman" w:eastAsia="Times New Roman" w:cs="Times New Roman"/>
+        </w:rPr>
+        <w:t xml:space="preserve"> </w:t>
+      </w:r>
+      <w:r>
+        <w:rPr>
+          <w:rFonts w:hint="eastAsia" w:ascii="Times New Roman" w:hAnsi="Times New Roman" w:eastAsia="FangSong" w:cs="Times New Roman"/>
+        </w:rPr>
+        <w:t>来自煅烧石灰石</w:t>
+      </w:r>
+      <w:r>
+        <w:rPr>
+          <w:rFonts w:hint="eastAsia" w:ascii="Times New Roman" w:hAnsi="Times New Roman" w:eastAsia="Times New Roman" w:cs="Times New Roman"/>
+        </w:rPr>
+        <w:t>；</w:t>
+      </w:r>
+      <w:r>
+        <w:rPr>
+          <w:rFonts w:hint="eastAsia" w:ascii="Times New Roman" w:hAnsi="Times New Roman" w:eastAsia="FangSong" w:cs="Times New Roman"/>
+        </w:rPr>
+        <w:t>副产物</w:t>
+      </w:r>
+      <w:r>
+        <w:rPr>
+          <w:rFonts w:ascii="Times New Roman" w:hAnsi="Times New Roman" w:eastAsia="Times New Roman" w:cs="Times New Roman"/>
+        </w:rPr>
+        <w:t xml:space="preserve"> </w:t>
+      </w:r>
+      <w:r>
+        <w:rPr>
+          <w:rFonts w:hint="eastAsia" w:ascii="Times New Roman" w:hAnsi="Times New Roman" w:eastAsia="Times New Roman" w:cs="Times New Roman"/>
+        </w:rPr>
+        <w:t>CaCl</w:t>
+      </w:r>
+      <w:r>
+        <w:rPr>
+          <w:rFonts w:hint="eastAsia" w:ascii="Times New Roman" w:hAnsi="Times New Roman" w:eastAsia="Times New Roman" w:cs="Times New Roman"/>
+          <w:vertAlign w:val="subscript"/>
+        </w:rPr>
+        <w:t>2</w:t>
+      </w:r>
+      <w:r>
+        <w:rPr>
+          <w:rFonts w:hint="eastAsia" w:ascii="Times New Roman" w:hAnsi="Times New Roman" w:eastAsia="Times New Roman" w:cs="Times New Roman"/>
+        </w:rPr>
+        <w:t>）。</w:t>
+      </w:r>
+    </w:p>
+    <w:p>
+      <w:pPr>
+        <w:pStyle w:val="BodyText"/>
+      </w:pPr>
+      <w:r>
+        <w:rPr>
+          <w:rFonts w:hint="eastAsia" w:ascii="Times New Roman" w:hAnsi="Times New Roman" w:eastAsia="FangSong" w:cs="Times New Roman"/>
+          <w:b/>
+          <w:bCs/>
+        </w:rPr>
+        <w:t xml:space="preserve">鉴别应用</w:t>
+      </w:r>
+      <w:r>
+        <w:rPr>
+          <w:rFonts w:hint="eastAsia" w:ascii="Times New Roman" w:hAnsi="Times New Roman" w:eastAsia="Times New Roman" w:cs="Times New Roman"/>
+        </w:rPr>
+        <w:t>：</w:t>
+      </w:r>
+      <w:r>
+        <w:rPr>
+          <w:rFonts w:hint="eastAsia" w:ascii="Times New Roman" w:hAnsi="Times New Roman" w:eastAsia="FangSong" w:cs="Times New Roman"/>
+        </w:rPr>
+        <w:t>固体加热</w:t>
+      </w:r>
+      <w:r>
+        <w:rPr>
+          <w:rFonts w:hint="eastAsia" w:ascii="Times New Roman" w:hAnsi="Times New Roman" w:eastAsia="Times New Roman" w:cs="Times New Roman"/>
+        </w:rPr>
+        <w:t>——</w:t>
+      </w:r>
+      <w:r>
+        <w:rPr>
+          <w:rFonts w:hint="eastAsia" w:ascii="Times New Roman" w:hAnsi="Times New Roman" w:eastAsia="FangSong" w:cs="Times New Roman"/>
+        </w:rPr>
+        <w:t>小苏打分解放出</w:t>
+      </w:r>
+      <w:r>
+        <w:rPr>
+          <w:rFonts w:ascii="Times New Roman" w:hAnsi="Times New Roman" w:eastAsia="Times New Roman" w:cs="Times New Roman"/>
+        </w:rPr>
+        <w:t xml:space="preserve"> CO</w:t>
+      </w:r>
+      <w:r>
+        <w:rPr>
+          <w:rFonts w:ascii="Times New Roman" w:hAnsi="Times New Roman" w:eastAsia="Times New Roman" w:cs="Times New Roman"/>
+          <w:vertAlign w:val="subscript"/>
+        </w:rPr>
+        <w:t>2</w:t>
+      </w:r>
+      <w:r>
+        <w:rPr>
+          <w:rFonts w:ascii="Times New Roman" w:hAnsi="Times New Roman" w:eastAsia="Times New Roman" w:cs="Times New Roman"/>
+        </w:rPr>
+        <w:t xml:space="preserve"> </w:t>
+      </w:r>
+      <w:r>
+        <w:rPr>
+          <w:rFonts w:hint="eastAsia" w:ascii="Times New Roman" w:hAnsi="Times New Roman" w:eastAsia="FangSong" w:cs="Times New Roman"/>
+        </w:rPr>
+        <w:t>使澄清石灰水变浑浊</w:t>
+      </w:r>
+      <w:r>
+        <w:rPr>
+          <w:rFonts w:hint="eastAsia" w:ascii="Times New Roman" w:hAnsi="Times New Roman" w:eastAsia="Times New Roman" w:cs="Times New Roman"/>
+        </w:rPr>
+        <w:t>，</w:t>
+      </w:r>
+      <w:r>
+        <w:rPr>
+          <w:rFonts w:hint="eastAsia" w:ascii="Times New Roman" w:hAnsi="Times New Roman" w:eastAsia="FangSong" w:cs="Times New Roman"/>
+        </w:rPr>
+        <w:t>纯碱无变化</w:t>
+      </w:r>
+      <w:r>
+        <w:rPr>
+          <w:rFonts w:hint="eastAsia" w:ascii="Times New Roman" w:hAnsi="Times New Roman" w:eastAsia="Times New Roman" w:cs="Times New Roman"/>
+        </w:rPr>
+        <w:t>；</w:t>
+      </w:r>
+      <w:r>
+        <w:rPr>
+          <w:rFonts w:hint="eastAsia" w:ascii="Times New Roman" w:hAnsi="Times New Roman" w:eastAsia="FangSong" w:cs="Times New Roman"/>
+        </w:rPr>
+        <w:t>该对比也解释了</w:t>
+      </w:r>
+      <w:r>
+        <w:rPr>
+          <w:rFonts w:hint="eastAsia" w:ascii="Times New Roman" w:hAnsi="Times New Roman" w:eastAsia="Times New Roman" w:cs="Times New Roman"/>
+        </w:rPr>
+        <w:t>「</w:t>
+      </w:r>
+      <w:r>
+        <w:rPr>
+          <w:rFonts w:hint="eastAsia" w:ascii="Times New Roman" w:hAnsi="Times New Roman" w:eastAsia="FangSong" w:cs="Times New Roman"/>
+        </w:rPr>
+        <w:t>套管实验</w:t>
+      </w:r>
+      <w:r>
+        <w:rPr>
+          <w:rFonts w:hint="eastAsia" w:ascii="Times New Roman" w:hAnsi="Times New Roman" w:eastAsia="Times New Roman" w:cs="Times New Roman"/>
+        </w:rPr>
+        <w:t>」</w:t>
+      </w:r>
+      <w:r>
+        <w:rPr>
+          <w:rFonts w:hint="eastAsia" w:ascii="Times New Roman" w:hAnsi="Times New Roman" w:eastAsia="FangSong" w:cs="Times New Roman"/>
+        </w:rPr>
+        <w:t>鉴别的原理</w:t>
+      </w:r>
+      <w:r>
+        <w:rPr>
+          <w:rFonts w:hint="eastAsia" w:ascii="Times New Roman" w:hAnsi="Times New Roman" w:eastAsia="Times New Roman" w:cs="Times New Roman"/>
+        </w:rPr>
+        <w:t>。</w:t>
+      </w:r>
+    </w:p>
+    <w:p>
+      <w:pPr>
+        <w:pStyle w:val="BodyText"/>
+      </w:pPr>
+      <w:r>
+        <w:rPr>
+          <w:rFonts w:hint="eastAsia" w:ascii="Times New Roman" w:hAnsi="Times New Roman" w:eastAsia="FangSong" w:cs="Times New Roman"/>
+        </w:rPr>
+        <w:t>素材锚点</w:t>
+      </w:r>
+      <w:r>
+        <w:rPr>
+          <w:rFonts w:hint="eastAsia" w:ascii="Times New Roman" w:hAnsi="Times New Roman" w:eastAsia="Times New Roman" w:cs="Times New Roman"/>
+        </w:rPr>
+        <w:t>：Weller</w:t>
+      </w:r>
+      <w:r>
+        <w:rPr>
+          <w:rFonts w:ascii="Times New Roman" w:hAnsi="Times New Roman" w:eastAsia="Times New Roman" w:cs="Times New Roman"/>
+        </w:rPr>
+        <w:t xml:space="preserve"> </w:t>
+      </w:r>
+      <w:r>
+        <w:rPr>
+          <w:rFonts w:hint="eastAsia" w:ascii="Times New Roman" w:hAnsi="Times New Roman" w:eastAsia="FangSong" w:cs="Times New Roman"/>
+        </w:rPr>
+        <w:t>第</w:t>
+      </w:r>
+      <w:r>
+        <w:rPr>
+          <w:rFonts w:hint="eastAsia" w:ascii="Times New Roman" w:hAnsi="Times New Roman" w:eastAsia="Times New Roman" w:cs="Times New Roman"/>
+        </w:rPr>
+        <w:t>12</w:t>
+      </w:r>
+      <w:r>
+        <w:rPr>
+          <w:rFonts w:hint="eastAsia" w:ascii="Times New Roman" w:hAnsi="Times New Roman" w:eastAsia="FangSong" w:cs="Times New Roman"/>
+        </w:rPr>
+        <w:t>章提炼</w:t>
+      </w:r>
+      <w:r>
+        <w:rPr>
+          <w:rFonts w:hint="eastAsia" w:ascii="Times New Roman" w:hAnsi="Times New Roman" w:eastAsia="Times New Roman" w:cs="Times New Roman"/>
+        </w:rPr>
+        <w:t>（</w:t>
+      </w:r>
+      <w:r>
+        <w:rPr>
+          <w:rFonts w:hint="eastAsia" w:ascii="Times New Roman" w:hAnsi="Times New Roman" w:eastAsia="FangSong" w:cs="Times New Roman"/>
+        </w:rPr>
+        <w:t>氨碱法三步反应</w:t>
+      </w:r>
+      <w:r>
+        <w:rPr>
+          <w:rFonts w:hint="eastAsia" w:ascii="Times New Roman" w:hAnsi="Times New Roman" w:eastAsia="Times New Roman" w:cs="Times New Roman"/>
+        </w:rPr>
+        <w:t>、NaHCO</w:t>
+      </w:r>
+      <w:r>
+        <w:rPr>
+          <w:rFonts w:hint="eastAsia" w:ascii="Times New Roman" w:hAnsi="Times New Roman" w:eastAsia="Times New Roman" w:cs="Times New Roman"/>
+          <w:vertAlign w:val="subscript"/>
+        </w:rPr>
+        <w:t>3</w:t>
+      </w:r>
+      <w:r>
+        <w:rPr>
+          <w:rFonts w:ascii="Times New Roman" w:hAnsi="Times New Roman" w:eastAsia="Times New Roman" w:cs="Times New Roman"/>
+        </w:rPr>
+        <w:t xml:space="preserve"> </w:t>
+      </w:r>
+      <w:r>
+        <w:rPr>
+          <w:rFonts w:hint="eastAsia" w:ascii="Times New Roman" w:hAnsi="Times New Roman" w:eastAsia="FangSong" w:cs="Times New Roman"/>
+        </w:rPr>
+        <w:t>加热脱水制纯碱</w:t>
+      </w:r>
+      <w:r>
+        <w:rPr>
+          <w:rFonts w:hint="eastAsia" w:ascii="Times New Roman" w:hAnsi="Times New Roman" w:eastAsia="Times New Roman" w:cs="Times New Roman"/>
+        </w:rPr>
+        <w:t>）</w:t>
+      </w:r>
+    </w:p>
+    <w:bookmarkEnd w:id="17"/>
+    <w:bookmarkStart w:id="18" w:name="碱金属盐溶解性热力学水化焓-vs-晶格能"/>
     <w:p>
       <w:pPr>
         <w:pStyle w:val="Heading3"/>
@@ -6881,7 +8432,7 @@
         <w:rPr>
           <w:rFonts w:ascii="Times New Roman" w:hAnsi="Times New Roman" w:eastAsia="Times New Roman" w:cs="Times New Roman"/>
         </w:rPr>
-        <w:t xml:space="preserve">1.5 </w:t>
+        <w:t xml:space="preserve">1.6 </w:t>
       </w:r>
       <w:r>
         <w:rPr>
@@ -8390,8 +9941,8 @@
         <w:t>1。</w:t>
       </w:r>
     </w:p>
-    <w:bookmarkEnd w:id="17"/>
-    <w:bookmarkStart w:id="18" w:name="氢氧化物碱性递变"/>
+    <w:bookmarkEnd w:id="18"/>
+    <w:bookmarkStart w:id="19" w:name="氢氧化物碱性递变"/>
     <w:p>
       <w:pPr>
         <w:pStyle w:val="Heading3"/>
@@ -8401,7 +9952,7 @@
         <w:rPr>
           <w:rFonts w:ascii="Times New Roman" w:hAnsi="Times New Roman" w:eastAsia="Times New Roman" w:cs="Times New Roman"/>
         </w:rPr>
-        <w:t xml:space="preserve">1.6 </w:t>
+        <w:t xml:space="preserve">1.7 </w:t>
       </w:r>
       <w:r>
         <w:rPr>
@@ -9161,8 +10712,8 @@
         <w:t>）。</w:t>
       </w:r>
     </w:p>
-    <w:bookmarkEnd w:id="18"/>
-    <w:bookmarkStart w:id="19" w:name="锂的用途与冠醚络合"/>
+    <w:bookmarkEnd w:id="19"/>
+    <w:bookmarkStart w:id="20" w:name="锂的用途与冠醚络合"/>
     <w:p>
       <w:pPr>
         <w:pStyle w:val="Heading3"/>
@@ -9172,7 +10723,7 @@
         <w:rPr>
           <w:rFonts w:ascii="Times New Roman" w:hAnsi="Times New Roman" w:eastAsia="Times New Roman" w:cs="Times New Roman"/>
         </w:rPr>
-        <w:t xml:space="preserve">1.7 </w:t>
+        <w:t xml:space="preserve">1.8 </w:t>
       </w:r>
       <w:r>
         <w:rPr>
@@ -9928,9 +11479,9 @@
         </w:pict>
       </w:r>
     </w:p>
-    <w:bookmarkEnd w:id="19"/>
     <w:bookmarkEnd w:id="20"/>
-    <w:bookmarkStart w:id="24" w:name="二碱土金属be-的特异与溶解度趋势"/>
+    <w:bookmarkEnd w:id="21"/>
+    <w:bookmarkStart w:id="26" w:name="二碱土金属be-的特异与溶解度趋势"/>
     <w:p>
       <w:pPr>
         <w:pStyle w:val="Heading2"/>
@@ -10174,7 +11725,7 @@
         <w:t>。</w:t>
       </w:r>
     </w:p>
-    <w:bookmarkStart w:id="21" w:name="碱土金属-vs-碱金属双栏对比"/>
+    <w:bookmarkStart w:id="22" w:name="碱土金属-vs-碱金属双栏对比"/>
     <w:p>
       <w:pPr>
         <w:pStyle w:val="Heading3"/>
@@ -11005,8 +12556,8 @@
         </w:tc>
       </w:tr>
     </w:tbl>
-    <w:bookmarkEnd w:id="21"/>
-    <w:bookmarkStart w:id="22" w:name="认知冲突②be-是碱土金属但化学行为完全不像碱土金属"/>
+    <w:bookmarkEnd w:id="22"/>
+    <w:bookmarkStart w:id="23" w:name="认知冲突②be-是碱土金属但化学行为完全不像碱土金属"/>
     <w:p>
       <w:pPr>
         <w:pStyle w:val="Heading3"/>
@@ -11882,8 +13433,8 @@
         <w:t>。）</w:t>
       </w:r>
     </w:p>
-    <w:bookmarkEnd w:id="22"/>
-    <w:bookmarkStart w:id="23" w:name="碱土金属溶解度与稳定性趋势"/>
+    <w:bookmarkEnd w:id="23"/>
+    <w:bookmarkStart w:id="24" w:name="碱土金属溶解度与稳定性趋势"/>
     <w:p>
       <w:pPr>
         <w:pStyle w:val="Heading3"/>
@@ -13139,6 +14690,1849 @@
         <w:t>。</w:t>
       </w:r>
     </w:p>
+    <w:bookmarkEnd w:id="24"/>
+    <w:bookmarkStart w:id="25" w:name="镁与钙的特征反应推断题信号源"/>
+    <w:p>
+      <w:pPr>
+        <w:pStyle w:val="Heading3"/>
+        <w:spacing w:before="280" w:after="120"/>
+      </w:pPr>
+      <w:r>
+        <w:rPr>
+          <w:rFonts w:ascii="Times New Roman" w:hAnsi="Times New Roman" w:eastAsia="Times New Roman" w:cs="Times New Roman"/>
+        </w:rPr>
+        <w:t xml:space="preserve">2.4 </w:t>
+      </w:r>
+      <w:r>
+        <w:rPr>
+          <w:rFonts w:hint="eastAsia" w:ascii="Times New Roman" w:hAnsi="Times New Roman" w:eastAsia="SimHei" w:cs="Times New Roman"/>
+        </w:rPr>
+        <w:t>镁与钙的特征反应</w:t>
+      </w:r>
+      <w:r>
+        <w:rPr>
+          <w:rFonts w:hint="eastAsia" w:ascii="Times New Roman" w:hAnsi="Times New Roman" w:eastAsia="Times New Roman" w:cs="Times New Roman"/>
+        </w:rPr>
+        <w:t>（</w:t>
+      </w:r>
+      <w:r>
+        <w:rPr>
+          <w:rFonts w:hint="eastAsia" w:ascii="Times New Roman" w:hAnsi="Times New Roman" w:eastAsia="SimHei" w:cs="Times New Roman"/>
+        </w:rPr>
+        <w:t>推断题信号源</w:t>
+      </w:r>
+      <w:r>
+        <w:rPr>
+          <w:rFonts w:hint="eastAsia" w:ascii="Times New Roman" w:hAnsi="Times New Roman" w:eastAsia="Times New Roman" w:cs="Times New Roman"/>
+        </w:rPr>
+        <w:t>）</w:t>
+      </w:r>
+    </w:p>
+    <w:p>
+      <w:pPr>
+        <w:pStyle w:val="FirstParagraph"/>
+      </w:pPr>
+      <w:r>
+        <w:rPr>
+          <w:rFonts w:ascii="Times New Roman" w:hAnsi="Times New Roman" w:eastAsia="Times New Roman" w:cs="Times New Roman"/>
+          <w:b/>
+          <w:bCs/>
+        </w:rPr>
+        <w:t xml:space="preserve">Mg </w:t>
+      </w:r>
+      <w:r>
+        <w:rPr>
+          <w:rFonts w:hint="eastAsia" w:ascii="Times New Roman" w:hAnsi="Times New Roman" w:eastAsia="FangSong" w:cs="Times New Roman"/>
+          <w:b/>
+          <w:bCs/>
+        </w:rPr>
+        <w:t xml:space="preserve">的特殊燃烧行为</w:t>
+      </w:r>
+      <w:r>
+        <w:rPr>
+          <w:rFonts w:hint="eastAsia" w:ascii="Times New Roman" w:hAnsi="Times New Roman" w:eastAsia="Times New Roman" w:cs="Times New Roman"/>
+        </w:rPr>
+        <w:t>：</w:t>
+      </w:r>
+      <w:r>
+        <w:rPr>
+          <w:rFonts w:hint="eastAsia" w:ascii="Times New Roman" w:hAnsi="Times New Roman" w:eastAsia="FangSong" w:cs="Times New Roman"/>
+        </w:rPr>
+        <w:t>空气充足时</w:t>
+      </w:r>
+      <w:r>
+        <w:rPr>
+          <w:rFonts w:ascii="Times New Roman" w:hAnsi="Times New Roman" w:eastAsia="Times New Roman" w:cs="Times New Roman"/>
+        </w:rPr>
+        <w:t xml:space="preserve"> Mg </w:t>
+      </w:r>
+      <w:r>
+        <w:rPr>
+          <w:rFonts w:hint="eastAsia" w:ascii="Times New Roman" w:hAnsi="Times New Roman" w:eastAsia="FangSong" w:cs="Times New Roman"/>
+        </w:rPr>
+        <w:t xml:space="preserve">得普通氧化物</w:t>
+      </w:r>
+      <w:r>
+        <w:rPr>
+          <w:rFonts w:ascii="Times New Roman" w:hAnsi="Times New Roman" w:eastAsia="Times New Roman" w:cs="Times New Roman"/>
+        </w:rPr>
+        <w:t xml:space="preserve"> </w:t>
+      </w:r>
+      <w:r>
+        <w:rPr>
+          <w:rFonts w:hint="eastAsia" w:ascii="Times New Roman" w:hAnsi="Times New Roman" w:eastAsia="Times New Roman" w:cs="Times New Roman"/>
+        </w:rPr>
+        <w:t>MgO（</w:t>
+      </w:r>
+      <w:r>
+        <w:rPr>
+          <w:rFonts w:hint="eastAsia" w:ascii="Times New Roman" w:hAnsi="Times New Roman" w:eastAsia="FangSong" w:cs="Times New Roman"/>
+        </w:rPr>
+        <w:t>与</w:t>
+      </w:r>
+      <w:r>
+        <w:rPr>
+          <w:rFonts w:ascii="Times New Roman" w:hAnsi="Times New Roman" w:eastAsia="Times New Roman" w:cs="Times New Roman"/>
+        </w:rPr>
+        <w:t xml:space="preserve"> Li </w:t>
+      </w:r>
+      <w:r>
+        <w:rPr>
+          <w:rFonts w:hint="eastAsia" w:ascii="Times New Roman" w:hAnsi="Times New Roman" w:eastAsia="FangSong" w:cs="Times New Roman"/>
+        </w:rPr>
+        <w:t>相同</w:t>
+      </w:r>
+      <w:r>
+        <w:rPr>
+          <w:rFonts w:hint="eastAsia" w:ascii="Times New Roman" w:hAnsi="Times New Roman" w:eastAsia="Times New Roman" w:cs="Times New Roman"/>
+        </w:rPr>
+        <w:t>，</w:t>
+      </w:r>
+      <w:r>
+        <w:rPr>
+          <w:rFonts w:hint="eastAsia" w:ascii="Times New Roman" w:hAnsi="Times New Roman" w:eastAsia="FangSong" w:cs="Times New Roman"/>
+        </w:rPr>
+        <w:t>见</w:t>
+      </w:r>
+      <w:r>
+        <w:rPr>
+          <w:rFonts w:ascii="Times New Roman" w:hAnsi="Times New Roman" w:eastAsia="Times New Roman" w:cs="Times New Roman"/>
+        </w:rPr>
+        <w:t xml:space="preserve"> </w:t>
+      </w:r>
+      <w:r>
+        <w:rPr>
+          <w:rFonts w:hint="eastAsia" w:ascii="Times New Roman" w:hAnsi="Times New Roman" w:eastAsia="Times New Roman" w:cs="Times New Roman"/>
+        </w:rPr>
+        <w:t xml:space="preserve">§1.3）；Mg</w:t>
+      </w:r>
+      <w:r>
+        <w:rPr>
+          <w:rFonts w:ascii="Times New Roman" w:hAnsi="Times New Roman" w:eastAsia="Times New Roman" w:cs="Times New Roman"/>
+        </w:rPr>
+        <w:t xml:space="preserve"> </w:t>
+      </w:r>
+      <w:r>
+        <w:rPr>
+          <w:rFonts w:hint="eastAsia" w:ascii="Times New Roman" w:hAnsi="Times New Roman" w:eastAsia="FangSong" w:cs="Times New Roman"/>
+        </w:rPr>
+        <w:t xml:space="preserve">还能在</w:t>
+      </w:r>
+      <w:r>
+        <w:rPr>
+          <w:rFonts w:ascii="Times New Roman" w:hAnsi="Times New Roman" w:eastAsia="Times New Roman" w:cs="Times New Roman"/>
+        </w:rPr>
+        <w:t xml:space="preserve"> CO</w:t>
+      </w:r>
+      <w:r>
+        <w:rPr>
+          <w:rFonts w:ascii="Times New Roman" w:hAnsi="Times New Roman" w:eastAsia="Times New Roman" w:cs="Times New Roman"/>
+          <w:vertAlign w:val="subscript"/>
+        </w:rPr>
+        <w:t>2</w:t>
+      </w:r>
+      <w:r>
+        <w:rPr>
+          <w:rFonts w:ascii="Times New Roman" w:hAnsi="Times New Roman" w:eastAsia="Times New Roman" w:cs="Times New Roman"/>
+        </w:rPr>
+        <w:t>、N</w:t>
+      </w:r>
+      <w:r>
+        <w:rPr>
+          <w:rFonts w:ascii="Times New Roman" w:hAnsi="Times New Roman" w:eastAsia="Times New Roman" w:cs="Times New Roman"/>
+          <w:vertAlign w:val="subscript"/>
+        </w:rPr>
+        <w:t>2</w:t>
+      </w:r>
+      <w:r>
+        <w:rPr>
+          <w:rFonts w:ascii="Times New Roman" w:hAnsi="Times New Roman" w:eastAsia="Times New Roman" w:cs="Times New Roman"/>
+        </w:rPr>
+        <w:t xml:space="preserve"> </w:t>
+      </w:r>
+      <w:r>
+        <w:rPr>
+          <w:rFonts w:hint="eastAsia" w:ascii="Times New Roman" w:hAnsi="Times New Roman" w:eastAsia="FangSong" w:cs="Times New Roman"/>
+        </w:rPr>
+        <w:t>中继续燃烧</w:t>
+      </w:r>
+      <w:r>
+        <w:rPr>
+          <w:rFonts w:hint="eastAsia" w:ascii="Times New Roman" w:hAnsi="Times New Roman" w:eastAsia="Times New Roman" w:cs="Times New Roman"/>
+        </w:rPr>
+        <w:t>：</w:t>
+      </w:r>
+    </w:p>
+    <w:p>
+      <w:pPr>
+        <w:pStyle w:val="BodyText"/>
+      </w:pPr>
+      <m:oMathPara>
+        <m:oMathParaPr>
+          <m:jc m:val="center"/>
+          <m:ctrlPr>
+            <w:rPr>
+              <w:sz w:val="28"/>
+              <w:szCs w:val="28"/>
+            </w:rPr>
+          </m:ctrlPr>
+        </m:oMathParaPr>
+        <m:oMath>
+          <m:r>
+            <m:t>2</m:t>
+          </m:r>
+          <m:r>
+            <m:rPr>
+              <m:sty m:val="p"/>
+            </m:rPr>
+            <m:t>M</m:t>
+          </m:r>
+          <m:r>
+            <m:rPr>
+              <m:sty m:val="p"/>
+            </m:rPr>
+            <m:t>g</m:t>
+          </m:r>
+          <m:r>
+            <m:rPr>
+              <m:sty m:val="p"/>
+            </m:rPr>
+            <m:t>+</m:t>
+          </m:r>
+          <m:r>
+            <m:rPr>
+              <m:sty m:val="p"/>
+            </m:rPr>
+            <m:t>C</m:t>
+          </m:r>
+          <m:sSub>
+            <m:e>
+              <m:r>
+                <m:rPr>
+                  <m:sty m:val="p"/>
+                </m:rPr>
+                <m:t>O</m:t>
+              </m:r>
+            </m:e>
+            <m:sub>
+              <m:r>
+                <m:rPr>
+                  <m:sty m:val="p"/>
+                </m:rPr>
+                <m:t>2</m:t>
+              </m:r>
+            </m:sub>
+          </m:sSub>
+          <m:limUpp>
+            <m:e>
+              <m:r>
+                <m:rPr>
+                  <m:sty m:val="p"/>
+                </m:rPr>
+                <m:t>→</m:t>
+              </m:r>
+            </m:e>
+            <m:lim>
+              <m:r>
+                <m:rPr>
+                  <m:sty m:val="p"/>
+                </m:rPr>
+                <m:t>Δ</m:t>
+              </m:r>
+            </m:lim>
+          </m:limUpp>
+          <m:r>
+            <m:t>2</m:t>
+          </m:r>
+          <m:r>
+            <m:rPr>
+              <m:sty m:val="p"/>
+            </m:rPr>
+            <m:t>M</m:t>
+          </m:r>
+          <m:r>
+            <m:rPr>
+              <m:sty m:val="p"/>
+            </m:rPr>
+            <m:t>g</m:t>
+          </m:r>
+          <m:r>
+            <m:rPr>
+              <m:sty m:val="p"/>
+            </m:rPr>
+            <m:t>O</m:t>
+          </m:r>
+          <m:r>
+            <m:rPr>
+              <m:sty m:val="p"/>
+            </m:rPr>
+            <m:t>+</m:t>
+          </m:r>
+          <m:r>
+            <m:rPr>
+              <m:sty m:val="p"/>
+            </m:rPr>
+            <m:t>C</m:t>
+          </m:r>
+        </m:oMath>
+      </m:oMathPara>
+    </w:p>
+    <w:p>
+      <w:pPr>
+        <w:pStyle w:val="FirstParagraph"/>
+      </w:pPr>
+      <m:oMathPara>
+        <m:oMathParaPr>
+          <m:jc m:val="center"/>
+          <m:ctrlPr>
+            <w:rPr>
+              <w:sz w:val="28"/>
+              <w:szCs w:val="28"/>
+            </w:rPr>
+          </m:ctrlPr>
+        </m:oMathParaPr>
+        <m:oMath>
+          <m:r>
+            <m:t>3</m:t>
+          </m:r>
+          <m:r>
+            <m:rPr>
+              <m:sty m:val="p"/>
+            </m:rPr>
+            <m:t>M</m:t>
+          </m:r>
+          <m:r>
+            <m:rPr>
+              <m:sty m:val="p"/>
+            </m:rPr>
+            <m:t>g</m:t>
+          </m:r>
+          <m:r>
+            <m:rPr>
+              <m:sty m:val="p"/>
+            </m:rPr>
+            <m:t>+</m:t>
+          </m:r>
+          <m:sSub>
+            <m:e>
+              <m:r>
+                <m:rPr>
+                  <m:sty m:val="p"/>
+                </m:rPr>
+                <m:t>N</m:t>
+              </m:r>
+            </m:e>
+            <m:sub>
+              <m:r>
+                <m:rPr>
+                  <m:sty m:val="p"/>
+                </m:rPr>
+                <m:t>2</m:t>
+              </m:r>
+            </m:sub>
+          </m:sSub>
+          <m:limUpp>
+            <m:e>
+              <m:r>
+                <m:rPr>
+                  <m:sty m:val="p"/>
+                </m:rPr>
+                <m:t>→</m:t>
+              </m:r>
+            </m:e>
+            <m:lim>
+              <m:r>
+                <m:rPr>
+                  <m:sty m:val="p"/>
+                </m:rPr>
+                <m:t>Δ</m:t>
+              </m:r>
+            </m:lim>
+          </m:limUpp>
+          <m:r>
+            <m:rPr>
+              <m:sty m:val="p"/>
+            </m:rPr>
+            <m:t>M</m:t>
+          </m:r>
+          <m:sSub>
+            <m:e>
+              <m:r>
+                <m:rPr>
+                  <m:sty m:val="p"/>
+                </m:rPr>
+                <m:t>g</m:t>
+              </m:r>
+            </m:e>
+            <m:sub>
+              <m:r>
+                <m:rPr>
+                  <m:sty m:val="p"/>
+                </m:rPr>
+                <m:t>3</m:t>
+              </m:r>
+            </m:sub>
+          </m:sSub>
+          <m:sSub>
+            <m:e>
+              <m:r>
+                <m:rPr>
+                  <m:sty m:val="p"/>
+                </m:rPr>
+                <m:t>N</m:t>
+              </m:r>
+            </m:e>
+            <m:sub>
+              <m:r>
+                <m:rPr>
+                  <m:sty m:val="p"/>
+                </m:rPr>
+                <m:t>2</m:t>
+              </m:r>
+            </m:sub>
+          </m:sSub>
+        </m:oMath>
+      </m:oMathPara>
+    </w:p>
+    <w:p>
+      <w:pPr>
+        <w:pStyle w:val="FirstParagraph"/>
+      </w:pPr>
+      <w:r>
+        <w:rPr>
+          <w:rFonts w:ascii="Times New Roman" w:hAnsi="Times New Roman" w:eastAsia="Times New Roman" w:cs="Times New Roman"/>
+        </w:rPr>
+        <w:t>「CO</w:t>
+      </w:r>
+      <w:r>
+        <w:rPr>
+          <w:rFonts w:ascii="Times New Roman" w:hAnsi="Times New Roman" w:eastAsia="Times New Roman" w:cs="Times New Roman"/>
+          <w:vertAlign w:val="subscript"/>
+        </w:rPr>
+        <w:t>2</w:t>
+      </w:r>
+      <w:r>
+        <w:rPr>
+          <w:rFonts w:ascii="Times New Roman" w:hAnsi="Times New Roman" w:eastAsia="Times New Roman" w:cs="Times New Roman"/>
+        </w:rPr>
+        <w:t xml:space="preserve"> </w:t>
+      </w:r>
+      <w:r>
+        <w:rPr>
+          <w:rFonts w:hint="eastAsia" w:ascii="Times New Roman" w:hAnsi="Times New Roman" w:eastAsia="FangSong" w:cs="Times New Roman"/>
+        </w:rPr>
+        <w:t>不助燃</w:t>
+      </w:r>
+      <w:r>
+        <w:rPr>
+          <w:rFonts w:hint="eastAsia" w:ascii="Times New Roman" w:hAnsi="Times New Roman" w:eastAsia="Times New Roman" w:cs="Times New Roman"/>
+        </w:rPr>
+        <w:t>」</w:t>
+      </w:r>
+      <w:r>
+        <w:rPr>
+          <w:rFonts w:hint="eastAsia" w:ascii="Times New Roman" w:hAnsi="Times New Roman" w:eastAsia="FangSong" w:cs="Times New Roman"/>
+        </w:rPr>
+        <w:t>只适用于一般可燃物</w:t>
+      </w:r>
+      <w:r>
+        <w:rPr>
+          <w:rFonts w:hint="eastAsia" w:ascii="Times New Roman" w:hAnsi="Times New Roman" w:eastAsia="Times New Roman" w:cs="Times New Roman"/>
+        </w:rPr>
+        <w:t>——</w:t>
+      </w:r>
+      <w:r>
+        <w:rPr>
+          <w:rFonts w:hint="eastAsia" w:ascii="Times New Roman" w:hAnsi="Times New Roman" w:eastAsia="FangSong" w:cs="Times New Roman"/>
+        </w:rPr>
+        <w:t>活泼金属</w:t>
+      </w:r>
+      <w:r>
+        <w:rPr>
+          <w:rFonts w:hint="eastAsia" w:ascii="Times New Roman" w:hAnsi="Times New Roman" w:eastAsia="Times New Roman" w:cs="Times New Roman"/>
+        </w:rPr>
+        <w:t>（Mg、Na、K</w:t>
+      </w:r>
+      <w:r>
+        <w:rPr>
+          <w:rFonts w:ascii="Times New Roman" w:hAnsi="Times New Roman" w:eastAsia="Times New Roman" w:cs="Times New Roman"/>
+        </w:rPr>
+        <w:t xml:space="preserve"> </w:t>
+      </w:r>
+      <w:r>
+        <w:rPr>
+          <w:rFonts w:hint="eastAsia" w:ascii="Times New Roman" w:hAnsi="Times New Roman" w:eastAsia="FangSong" w:cs="Times New Roman"/>
+        </w:rPr>
+        <w:t>等</w:t>
+      </w:r>
+      <w:r>
+        <w:rPr>
+          <w:rFonts w:hint="eastAsia" w:ascii="Times New Roman" w:hAnsi="Times New Roman" w:eastAsia="Times New Roman" w:cs="Times New Roman"/>
+        </w:rPr>
+        <w:t>）</w:t>
+      </w:r>
+      <w:r>
+        <w:rPr>
+          <w:rFonts w:hint="eastAsia" w:ascii="Times New Roman" w:hAnsi="Times New Roman" w:eastAsia="FangSong" w:cs="Times New Roman"/>
+        </w:rPr>
+        <w:t>可在</w:t>
+      </w:r>
+      <w:r>
+        <w:rPr>
+          <w:rFonts w:ascii="Times New Roman" w:hAnsi="Times New Roman" w:eastAsia="Times New Roman" w:cs="Times New Roman"/>
+        </w:rPr>
+        <w:t xml:space="preserve"> CO</w:t>
+      </w:r>
+      <w:r>
+        <w:rPr>
+          <w:rFonts w:ascii="Times New Roman" w:hAnsi="Times New Roman" w:eastAsia="Times New Roman" w:cs="Times New Roman"/>
+          <w:vertAlign w:val="subscript"/>
+        </w:rPr>
+        <w:t>2</w:t>
+      </w:r>
+      <w:r>
+        <w:rPr>
+          <w:rFonts w:ascii="Times New Roman" w:hAnsi="Times New Roman" w:eastAsia="Times New Roman" w:cs="Times New Roman"/>
+        </w:rPr>
+        <w:t xml:space="preserve"> </w:t>
+      </w:r>
+      <w:r>
+        <w:rPr>
+          <w:rFonts w:hint="eastAsia" w:ascii="Times New Roman" w:hAnsi="Times New Roman" w:eastAsia="FangSong" w:cs="Times New Roman"/>
+        </w:rPr>
+        <w:t>中继续燃烧</w:t>
+      </w:r>
+      <w:r>
+        <w:rPr>
+          <w:rFonts w:hint="eastAsia" w:ascii="Times New Roman" w:hAnsi="Times New Roman" w:eastAsia="Times New Roman" w:cs="Times New Roman"/>
+        </w:rPr>
+        <w:t>；</w:t>
+      </w:r>
+      <w:r>
+        <w:rPr>
+          <w:rFonts w:hint="eastAsia" w:ascii="Times New Roman" w:hAnsi="Times New Roman" w:eastAsia="FangSong" w:cs="Times New Roman"/>
+        </w:rPr>
+        <w:t>活泼金属着火</w:t>
+      </w:r>
+      <w:r>
+        <w:rPr>
+          <w:rFonts w:hint="eastAsia" w:ascii="Times New Roman" w:hAnsi="Times New Roman" w:eastAsia="FangSong" w:cs="Times New Roman"/>
+          <w:b/>
+          <w:bCs/>
+        </w:rPr>
+        <w:t xml:space="preserve">不能用</w:t>
+      </w:r>
+      <w:r>
+        <w:rPr>
+          <w:rFonts w:ascii="Times New Roman" w:hAnsi="Times New Roman" w:eastAsia="Times New Roman" w:cs="Times New Roman"/>
+          <w:b/>
+          <w:bCs/>
+        </w:rPr>
+        <w:t xml:space="preserve"> CO</w:t>
+      </w:r>
+      <w:r>
+        <w:rPr>
+          <w:rFonts w:ascii="Times New Roman" w:hAnsi="Times New Roman" w:eastAsia="Times New Roman" w:cs="Times New Roman"/>
+          <w:b/>
+          <w:bCs/>
+          <w:vertAlign w:val="subscript"/>
+        </w:rPr>
+        <w:t>2</w:t>
+      </w:r>
+      <w:r>
+        <w:rPr>
+          <w:rFonts w:ascii="Times New Roman" w:hAnsi="Times New Roman" w:eastAsia="Times New Roman" w:cs="Times New Roman"/>
+          <w:b/>
+          <w:bCs/>
+        </w:rPr>
+        <w:t xml:space="preserve"> </w:t>
+      </w:r>
+      <w:r>
+        <w:rPr>
+          <w:rFonts w:hint="eastAsia" w:ascii="Times New Roman" w:hAnsi="Times New Roman" w:eastAsia="FangSong" w:cs="Times New Roman"/>
+          <w:b/>
+          <w:bCs/>
+        </w:rPr>
+        <w:t xml:space="preserve">灭火器</w:t>
+      </w:r>
+      <w:r>
+        <w:rPr>
+          <w:rFonts w:hint="eastAsia" w:ascii="Times New Roman" w:hAnsi="Times New Roman" w:eastAsia="Times New Roman" w:cs="Times New Roman"/>
+        </w:rPr>
+        <w:t>（</w:t>
+      </w:r>
+      <w:r>
+        <w:rPr>
+          <w:rFonts w:hint="eastAsia" w:ascii="Times New Roman" w:hAnsi="Times New Roman" w:eastAsia="FangSong" w:cs="Times New Roman"/>
+        </w:rPr>
+        <w:t>考点</w:t>
+      </w:r>
+      <w:r>
+        <w:rPr>
+          <w:rFonts w:hint="eastAsia" w:ascii="Times New Roman" w:hAnsi="Times New Roman" w:eastAsia="Times New Roman" w:cs="Times New Roman"/>
+        </w:rPr>
+        <w:t>）。</w:t>
+      </w:r>
+    </w:p>
+    <w:p>
+      <w:pPr>
+        <w:pStyle w:val="BodyText"/>
+      </w:pPr>
+      <w:r>
+        <w:rPr>
+          <w:rFonts w:ascii="Times New Roman" w:hAnsi="Times New Roman" w:eastAsia="Times New Roman" w:cs="Times New Roman"/>
+          <w:b/>
+          <w:bCs/>
+        </w:rPr>
+        <w:t>Mg</w:t>
+      </w:r>
+      <w:r>
+        <w:rPr>
+          <w:rFonts w:ascii="Times New Roman" w:hAnsi="Times New Roman" w:eastAsia="Times New Roman" w:cs="Times New Roman"/>
+          <w:b/>
+          <w:bCs/>
+          <w:vertAlign w:val="subscript"/>
+        </w:rPr>
+        <w:t>3</w:t>
+      </w:r>
+      <w:r>
+        <w:rPr>
+          <w:rFonts w:ascii="Times New Roman" w:hAnsi="Times New Roman" w:eastAsia="Times New Roman" w:cs="Times New Roman"/>
+          <w:b/>
+          <w:bCs/>
+        </w:rPr>
+        <w:t>N</w:t>
+      </w:r>
+      <w:r>
+        <w:rPr>
+          <w:rFonts w:ascii="Times New Roman" w:hAnsi="Times New Roman" w:eastAsia="Times New Roman" w:cs="Times New Roman"/>
+          <w:b/>
+          <w:bCs/>
+          <w:vertAlign w:val="subscript"/>
+        </w:rPr>
+        <w:t>2</w:t>
+      </w:r>
+      <w:r>
+        <w:rPr>
+          <w:rFonts w:ascii="Times New Roman" w:hAnsi="Times New Roman" w:eastAsia="Times New Roman" w:cs="Times New Roman"/>
+          <w:b/>
+          <w:bCs/>
+        </w:rPr>
+        <w:t xml:space="preserve"> </w:t>
+      </w:r>
+      <w:r>
+        <w:rPr>
+          <w:rFonts w:hint="eastAsia" w:ascii="Times New Roman" w:hAnsi="Times New Roman" w:eastAsia="FangSong" w:cs="Times New Roman"/>
+          <w:b/>
+          <w:bCs/>
+        </w:rPr>
+        <w:t>水解</w:t>
+      </w:r>
+      <w:r>
+        <w:rPr>
+          <w:rFonts w:hint="eastAsia" w:ascii="Times New Roman" w:hAnsi="Times New Roman" w:eastAsia="Times New Roman" w:cs="Times New Roman"/>
+          <w:b/>
+          <w:bCs/>
+        </w:rPr>
+        <w:t>（</w:t>
+      </w:r>
+      <w:r>
+        <w:rPr>
+          <w:rFonts w:hint="eastAsia" w:ascii="Times New Roman" w:hAnsi="Times New Roman" w:eastAsia="FangSong" w:cs="Times New Roman"/>
+          <w:b/>
+          <w:bCs/>
+        </w:rPr>
+        <w:t>推断签名</w:t>
+      </w:r>
+      <w:r>
+        <w:rPr>
+          <w:rFonts w:hint="eastAsia" w:ascii="Times New Roman" w:hAnsi="Times New Roman" w:eastAsia="Times New Roman" w:cs="Times New Roman"/>
+          <w:b/>
+          <w:bCs/>
+        </w:rPr>
+        <w:t>）</w:t>
+      </w:r>
+      <w:r>
+        <w:rPr>
+          <w:rFonts w:hint="eastAsia" w:ascii="Times New Roman" w:hAnsi="Times New Roman" w:eastAsia="Times New Roman" w:cs="Times New Roman"/>
+        </w:rPr>
+        <w:t xml:space="preserve">：</w:t>
+      </w:r>
+    </w:p>
+    <w:p>
+      <w:pPr>
+        <w:pStyle w:val="BodyText"/>
+      </w:pPr>
+      <m:oMathPara>
+        <m:oMathParaPr>
+          <m:jc m:val="center"/>
+          <m:ctrlPr>
+            <w:rPr>
+              <w:sz w:val="28"/>
+              <w:szCs w:val="28"/>
+            </w:rPr>
+          </m:ctrlPr>
+        </m:oMathParaPr>
+        <m:oMath>
+          <m:r>
+            <m:rPr>
+              <m:sty m:val="p"/>
+            </m:rPr>
+            <m:t>M</m:t>
+          </m:r>
+          <m:sSub>
+            <m:e>
+              <m:r>
+                <m:rPr>
+                  <m:sty m:val="p"/>
+                </m:rPr>
+                <m:t>g</m:t>
+              </m:r>
+            </m:e>
+            <m:sub>
+              <m:r>
+                <m:rPr>
+                  <m:sty m:val="p"/>
+                </m:rPr>
+                <m:t>3</m:t>
+              </m:r>
+            </m:sub>
+          </m:sSub>
+          <m:sSub>
+            <m:e>
+              <m:r>
+                <m:rPr>
+                  <m:sty m:val="p"/>
+                </m:rPr>
+                <m:t>N</m:t>
+              </m:r>
+            </m:e>
+            <m:sub>
+              <m:r>
+                <m:rPr>
+                  <m:sty m:val="p"/>
+                </m:rPr>
+                <m:t>2</m:t>
+              </m:r>
+            </m:sub>
+          </m:sSub>
+          <m:r>
+            <m:rPr>
+              <m:sty m:val="p"/>
+            </m:rPr>
+            <m:t>+</m:t>
+          </m:r>
+          <m:r>
+            <m:rPr>
+              <m:sty m:val="p"/>
+            </m:rPr>
+            <m:t>6</m:t>
+          </m:r>
+          <m:sSub>
+            <m:e>
+              <m:r>
+                <m:rPr>
+                  <m:sty m:val="p"/>
+                </m:rPr>
+                <m:t>H</m:t>
+              </m:r>
+            </m:e>
+            <m:sub>
+              <m:r>
+                <m:rPr>
+                  <m:sty m:val="p"/>
+                </m:rPr>
+                <m:t>2</m:t>
+              </m:r>
+            </m:sub>
+          </m:sSub>
+          <m:r>
+            <m:rPr>
+              <m:sty m:val="p"/>
+            </m:rPr>
+            <m:t>O</m:t>
+          </m:r>
+          <m:r>
+            <m:rPr>
+              <m:sty m:val="p"/>
+            </m:rPr>
+            <m:t>→</m:t>
+          </m:r>
+          <m:r>
+            <m:rPr>
+              <m:sty m:val="p"/>
+            </m:rPr>
+            <m:t>3</m:t>
+          </m:r>
+          <m:r>
+            <m:rPr>
+              <m:sty m:val="p"/>
+            </m:rPr>
+            <m:t>M</m:t>
+          </m:r>
+          <m:r>
+            <m:rPr>
+              <m:sty m:val="p"/>
+            </m:rPr>
+            <m:t>g</m:t>
+          </m:r>
+          <m:r>
+            <m:rPr>
+              <m:sty m:val="p"/>
+            </m:rPr>
+            <m:t>(</m:t>
+          </m:r>
+          <m:r>
+            <m:rPr>
+              <m:sty m:val="p"/>
+            </m:rPr>
+            <m:t>O</m:t>
+          </m:r>
+          <m:r>
+            <m:rPr>
+              <m:sty m:val="p"/>
+            </m:rPr>
+            <m:t>H</m:t>
+          </m:r>
+          <m:sSub>
+            <m:e>
+              <m:r>
+                <m:rPr>
+                  <m:sty m:val="p"/>
+                </m:rPr>
+                <m:t>)</m:t>
+              </m:r>
+            </m:e>
+            <m:sub>
+              <m:r>
+                <m:rPr>
+                  <m:sty m:val="p"/>
+                </m:rPr>
+                <m:t>2</m:t>
+              </m:r>
+            </m:sub>
+          </m:sSub>
+          <m:r>
+            <m:rPr>
+              <m:sty m:val="p"/>
+            </m:rPr>
+            <m:t>↓</m:t>
+          </m:r>
+          <m:r>
+            <m:rPr>
+              <m:sty m:val="p"/>
+            </m:rPr>
+            <m:t>+</m:t>
+          </m:r>
+          <m:r>
+            <m:rPr>
+              <m:sty m:val="p"/>
+            </m:rPr>
+            <m:t>2</m:t>
+          </m:r>
+          <m:r>
+            <m:rPr>
+              <m:sty m:val="p"/>
+            </m:rPr>
+            <m:t>N</m:t>
+          </m:r>
+          <m:sSub>
+            <m:e>
+              <m:r>
+                <m:rPr>
+                  <m:sty m:val="p"/>
+                </m:rPr>
+                <m:t>H</m:t>
+              </m:r>
+            </m:e>
+            <m:sub>
+              <m:r>
+                <m:rPr>
+                  <m:sty m:val="p"/>
+                </m:rPr>
+                <m:t>3</m:t>
+              </m:r>
+            </m:sub>
+          </m:sSub>
+          <m:r>
+            <m:rPr>
+              <m:sty m:val="p"/>
+            </m:rPr>
+            <m:t>↑</m:t>
+          </m:r>
+        </m:oMath>
+      </m:oMathPara>
+    </w:p>
+    <w:p>
+      <w:pPr>
+        <w:pStyle w:val="FirstParagraph"/>
+      </w:pPr>
+      <w:r>
+        <w:rPr>
+          <w:rFonts w:hint="eastAsia" w:ascii="Times New Roman" w:hAnsi="Times New Roman" w:eastAsia="Times New Roman" w:cs="Times New Roman"/>
+        </w:rPr>
+        <w:t>「</w:t>
+      </w:r>
+      <w:r>
+        <w:rPr>
+          <w:rFonts w:hint="eastAsia" w:ascii="Times New Roman" w:hAnsi="Times New Roman" w:eastAsia="FangSong" w:cs="Times New Roman"/>
+        </w:rPr>
+        <w:t>固体</w:t>
+      </w:r>
+      <w:r>
+        <w:rPr>
+          <w:rFonts w:ascii="Times New Roman" w:hAnsi="Times New Roman" w:eastAsia="Times New Roman" w:cs="Times New Roman"/>
+        </w:rPr>
+        <w:t xml:space="preserve"> + </w:t>
+      </w:r>
+      <w:r>
+        <w:rPr>
+          <w:rFonts w:hint="eastAsia" w:ascii="Times New Roman" w:hAnsi="Times New Roman" w:eastAsia="FangSong" w:cs="Times New Roman"/>
+        </w:rPr>
+        <w:t xml:space="preserve">水</w:t>
+      </w:r>
+      <w:r>
+        <w:rPr>
+          <w:rFonts w:ascii="Times New Roman" w:hAnsi="Times New Roman" w:eastAsia="Times New Roman" w:cs="Times New Roman"/>
+        </w:rPr>
+        <w:t xml:space="preserve"> → </w:t>
+      </w:r>
+      <w:r>
+        <w:rPr>
+          <w:rFonts w:hint="eastAsia" w:ascii="Times New Roman" w:hAnsi="Times New Roman" w:eastAsia="FangSong" w:cs="Times New Roman"/>
+        </w:rPr>
+        <w:t xml:space="preserve">白色沉淀</w:t>
+      </w:r>
+      <w:r>
+        <w:rPr>
+          <w:rFonts w:ascii="Times New Roman" w:hAnsi="Times New Roman" w:eastAsia="Times New Roman" w:cs="Times New Roman"/>
+        </w:rPr>
+        <w:t xml:space="preserve"> + </w:t>
+      </w:r>
+      <w:r>
+        <w:rPr>
+          <w:rFonts w:hint="eastAsia" w:ascii="Times New Roman" w:hAnsi="Times New Roman" w:eastAsia="FangSong" w:cs="Times New Roman"/>
+        </w:rPr>
+        <w:t>使湿润红色石蕊试纸变蓝的气体</w:t>
+      </w:r>
+      <w:r>
+        <w:rPr>
+          <w:rFonts w:hint="eastAsia" w:ascii="Times New Roman" w:hAnsi="Times New Roman" w:eastAsia="Times New Roman" w:cs="Times New Roman"/>
+        </w:rPr>
+        <w:t>」</w:t>
+      </w:r>
+      <w:r>
+        <w:rPr>
+          <w:rFonts w:hint="eastAsia" w:ascii="Times New Roman" w:hAnsi="Times New Roman" w:eastAsia="FangSong" w:cs="Times New Roman"/>
+        </w:rPr>
+        <w:t>是</w:t>
+      </w:r>
+      <w:r>
+        <w:rPr>
+          <w:rFonts w:ascii="Times New Roman" w:hAnsi="Times New Roman" w:eastAsia="Times New Roman" w:cs="Times New Roman"/>
+        </w:rPr>
+        <w:t xml:space="preserve"> </w:t>
+      </w:r>
+      <w:r>
+        <w:rPr>
+          <w:rFonts w:hint="eastAsia" w:ascii="Times New Roman" w:hAnsi="Times New Roman" w:eastAsia="Times New Roman" w:cs="Times New Roman"/>
+        </w:rPr>
+        <w:t>Mg</w:t>
+      </w:r>
+      <w:r>
+        <w:rPr>
+          <w:rFonts w:hint="eastAsia" w:ascii="Times New Roman" w:hAnsi="Times New Roman" w:eastAsia="Times New Roman" w:cs="Times New Roman"/>
+          <w:vertAlign w:val="subscript"/>
+        </w:rPr>
+        <w:t>3</w:t>
+      </w:r>
+      <w:r>
+        <w:rPr>
+          <w:rFonts w:hint="eastAsia" w:ascii="Times New Roman" w:hAnsi="Times New Roman" w:eastAsia="Times New Roman" w:cs="Times New Roman"/>
+        </w:rPr>
+        <w:t>N</w:t>
+      </w:r>
+      <w:r>
+        <w:rPr>
+          <w:rFonts w:hint="eastAsia" w:ascii="Times New Roman" w:hAnsi="Times New Roman" w:eastAsia="Times New Roman" w:cs="Times New Roman"/>
+          <w:vertAlign w:val="subscript"/>
+        </w:rPr>
+        <w:t>2</w:t>
+      </w:r>
+      <w:r>
+        <w:rPr>
+          <w:rFonts w:hint="eastAsia" w:ascii="Times New Roman" w:hAnsi="Times New Roman" w:eastAsia="Times New Roman" w:cs="Times New Roman"/>
+        </w:rPr>
+        <w:t>（</w:t>
+      </w:r>
+      <w:r>
+        <w:rPr>
+          <w:rFonts w:hint="eastAsia" w:ascii="Times New Roman" w:hAnsi="Times New Roman" w:eastAsia="FangSong" w:cs="Times New Roman"/>
+        </w:rPr>
+        <w:t>及</w:t>
+      </w:r>
+      <w:r>
+        <w:rPr>
+          <w:rFonts w:ascii="Times New Roman" w:hAnsi="Times New Roman" w:eastAsia="Times New Roman" w:cs="Times New Roman"/>
+        </w:rPr>
+        <w:t xml:space="preserve"> </w:t>
+      </w:r>
+      <w:r>
+        <w:rPr>
+          <w:rFonts w:hint="eastAsia" w:ascii="Times New Roman" w:hAnsi="Times New Roman" w:eastAsia="Times New Roman" w:cs="Times New Roman"/>
+        </w:rPr>
+        <w:t>Li</w:t>
+      </w:r>
+      <w:r>
+        <w:rPr>
+          <w:rFonts w:hint="eastAsia" w:ascii="Times New Roman" w:hAnsi="Times New Roman" w:eastAsia="Times New Roman" w:cs="Times New Roman"/>
+          <w:vertAlign w:val="subscript"/>
+        </w:rPr>
+        <w:t>3</w:t>
+      </w:r>
+      <w:r>
+        <w:rPr>
+          <w:rFonts w:hint="eastAsia" w:ascii="Times New Roman" w:hAnsi="Times New Roman" w:eastAsia="Times New Roman" w:cs="Times New Roman"/>
+        </w:rPr>
+        <w:t>N）</w:t>
+      </w:r>
+      <w:r>
+        <w:rPr>
+          <w:rFonts w:hint="eastAsia" w:ascii="Times New Roman" w:hAnsi="Times New Roman" w:eastAsia="FangSong" w:cs="Times New Roman"/>
+        </w:rPr>
+        <w:t>的推断签名</w:t>
+      </w:r>
+      <w:r>
+        <w:rPr>
+          <w:rFonts w:hint="eastAsia" w:ascii="Times New Roman" w:hAnsi="Times New Roman" w:eastAsia="Times New Roman" w:cs="Times New Roman"/>
+        </w:rPr>
+        <w:t>；Mg(OH)</w:t>
+      </w:r>
+      <w:r>
+        <w:rPr>
+          <w:rFonts w:hint="eastAsia" w:ascii="Times New Roman" w:hAnsi="Times New Roman" w:eastAsia="Times New Roman" w:cs="Times New Roman"/>
+          <w:vertAlign w:val="subscript"/>
+        </w:rPr>
+        <w:t>2</w:t>
+      </w:r>
+      <w:r>
+        <w:rPr>
+          <w:rFonts w:ascii="Times New Roman" w:hAnsi="Times New Roman" w:eastAsia="Times New Roman" w:cs="Times New Roman"/>
+        </w:rPr>
+        <w:t xml:space="preserve"> </w:t>
+      </w:r>
+      <w:r>
+        <w:rPr>
+          <w:rFonts w:hint="eastAsia" w:ascii="Times New Roman" w:hAnsi="Times New Roman" w:eastAsia="FangSong" w:cs="Times New Roman"/>
+        </w:rPr>
+        <w:t>溶于酸</w:t>
+      </w:r>
+      <w:r>
+        <w:rPr>
+          <w:rFonts w:hint="eastAsia" w:ascii="Times New Roman" w:hAnsi="Times New Roman" w:eastAsia="Times New Roman" w:cs="Times New Roman"/>
+        </w:rPr>
+        <w:t>、NH</w:t>
+      </w:r>
+      <w:r>
+        <w:rPr>
+          <w:rFonts w:hint="eastAsia" w:ascii="Times New Roman" w:hAnsi="Times New Roman" w:eastAsia="Times New Roman" w:cs="Times New Roman"/>
+          <w:vertAlign w:val="subscript"/>
+        </w:rPr>
+        <w:t>3</w:t>
+      </w:r>
+      <w:r>
+        <w:rPr>
+          <w:rFonts w:ascii="Times New Roman" w:hAnsi="Times New Roman" w:eastAsia="Times New Roman" w:cs="Times New Roman"/>
+        </w:rPr>
+        <w:t xml:space="preserve"> </w:t>
+      </w:r>
+      <w:r>
+        <w:rPr>
+          <w:rFonts w:hint="eastAsia" w:ascii="Times New Roman" w:hAnsi="Times New Roman" w:eastAsia="FangSong" w:cs="Times New Roman"/>
+        </w:rPr>
+        <w:t>溶于酸</w:t>
+      </w:r>
+      <w:r>
+        <w:rPr>
+          <w:rFonts w:hint="eastAsia" w:ascii="Times New Roman" w:hAnsi="Times New Roman" w:eastAsia="Times New Roman" w:cs="Times New Roman"/>
+        </w:rPr>
+        <w:t>，</w:t>
+      </w:r>
+      <w:r>
+        <w:rPr>
+          <w:rFonts w:hint="eastAsia" w:ascii="Times New Roman" w:hAnsi="Times New Roman" w:eastAsia="FangSong" w:cs="Times New Roman"/>
+        </w:rPr>
+        <w:t>可据此设计鉴别与定量步骤</w:t>
+      </w:r>
+      <w:r>
+        <w:rPr>
+          <w:rFonts w:hint="eastAsia" w:ascii="Times New Roman" w:hAnsi="Times New Roman" w:eastAsia="Times New Roman" w:cs="Times New Roman"/>
+        </w:rPr>
+        <w:t>。</w:t>
+      </w:r>
+    </w:p>
+    <w:p>
+      <w:pPr>
+        <w:pStyle w:val="BodyText"/>
+      </w:pPr>
+      <w:r>
+        <w:rPr>
+          <w:rFonts w:hint="eastAsia" w:ascii="Times New Roman" w:hAnsi="Times New Roman" w:eastAsia="Times New Roman" w:cs="Times New Roman"/>
+          <w:b/>
+          <w:bCs/>
+        </w:rPr>
+        <w:t>CaC</w:t>
+      </w:r>
+      <w:r>
+        <w:rPr>
+          <w:rFonts w:hint="eastAsia" w:ascii="Times New Roman" w:hAnsi="Times New Roman" w:eastAsia="Times New Roman" w:cs="Times New Roman"/>
+          <w:b/>
+          <w:bCs/>
+          <w:vertAlign w:val="subscript"/>
+        </w:rPr>
+        <w:t>2</w:t>
+      </w:r>
+      <w:r>
+        <w:rPr>
+          <w:rFonts w:hint="eastAsia" w:ascii="Times New Roman" w:hAnsi="Times New Roman" w:eastAsia="Times New Roman" w:cs="Times New Roman"/>
+          <w:b/>
+          <w:bCs/>
+        </w:rPr>
+        <w:t>（</w:t>
+      </w:r>
+      <w:r>
+        <w:rPr>
+          <w:rFonts w:hint="eastAsia" w:ascii="Times New Roman" w:hAnsi="Times New Roman" w:eastAsia="FangSong" w:cs="Times New Roman"/>
+          <w:b/>
+          <w:bCs/>
+        </w:rPr>
+        <w:t>电石</w:t>
+      </w:r>
+      <w:r>
+        <w:rPr>
+          <w:rFonts w:hint="eastAsia" w:ascii="Times New Roman" w:hAnsi="Times New Roman" w:eastAsia="Times New Roman" w:cs="Times New Roman"/>
+          <w:b/>
+          <w:bCs/>
+        </w:rPr>
+        <w:t>）</w:t>
+      </w:r>
+      <w:r>
+        <w:rPr>
+          <w:rFonts w:hint="eastAsia" w:ascii="Times New Roman" w:hAnsi="Times New Roman" w:eastAsia="Times New Roman" w:cs="Times New Roman"/>
+        </w:rPr>
+        <w:t xml:space="preserve">：</w:t>
+      </w:r>
+    </w:p>
+    <w:p>
+      <w:pPr>
+        <w:pStyle w:val="BodyText"/>
+      </w:pPr>
+      <m:oMathPara>
+        <m:oMathParaPr>
+          <m:jc m:val="center"/>
+          <m:ctrlPr>
+            <w:rPr>
+              <w:sz w:val="28"/>
+              <w:szCs w:val="28"/>
+            </w:rPr>
+          </m:ctrlPr>
+        </m:oMathParaPr>
+        <m:oMath>
+          <m:r>
+            <m:rPr>
+              <m:sty m:val="p"/>
+            </m:rPr>
+            <m:t>C</m:t>
+          </m:r>
+          <m:r>
+            <m:rPr>
+              <m:sty m:val="p"/>
+            </m:rPr>
+            <m:t>a</m:t>
+          </m:r>
+          <m:r>
+            <m:rPr>
+              <m:sty m:val="p"/>
+            </m:rPr>
+            <m:t>O</m:t>
+          </m:r>
+          <m:r>
+            <m:rPr>
+              <m:sty m:val="p"/>
+            </m:rPr>
+            <m:t>+</m:t>
+          </m:r>
+          <m:r>
+            <m:rPr>
+              <m:sty m:val="p"/>
+            </m:rPr>
+            <m:t>3</m:t>
+          </m:r>
+          <m:r>
+            <m:rPr>
+              <m:sty m:val="p"/>
+            </m:rPr>
+            <m:t>C</m:t>
+          </m:r>
+          <m:limUpp>
+            <m:e>
+              <m:r>
+                <m:rPr>
+                  <m:sty m:val="p"/>
+                </m:rPr>
+                <m:t>→</m:t>
+              </m:r>
+            </m:e>
+            <m:lim>
+              <m:r>
+                <m:rPr>
+                  <m:sty m:val="p"/>
+                </m:rPr>
+                <m:t>电</m:t>
+              </m:r>
+              <m:r>
+                <m:rPr>
+                  <m:sty m:val="p"/>
+                </m:rPr>
+                <m:t>炉</m:t>
+              </m:r>
+            </m:lim>
+          </m:limUpp>
+          <m:r>
+            <m:rPr>
+              <m:sty m:val="p"/>
+            </m:rPr>
+            <m:t>C</m:t>
+          </m:r>
+          <m:r>
+            <m:rPr>
+              <m:sty m:val="p"/>
+            </m:rPr>
+            <m:t>a</m:t>
+          </m:r>
+          <m:sSub>
+            <m:e>
+              <m:r>
+                <m:rPr>
+                  <m:sty m:val="p"/>
+                </m:rPr>
+                <m:t>C</m:t>
+              </m:r>
+            </m:e>
+            <m:sub>
+              <m:r>
+                <m:rPr>
+                  <m:sty m:val="p"/>
+                </m:rPr>
+                <m:t>2</m:t>
+              </m:r>
+            </m:sub>
+          </m:sSub>
+          <m:r>
+            <m:rPr>
+              <m:sty m:val="p"/>
+            </m:rPr>
+            <m:t>+</m:t>
+          </m:r>
+          <m:r>
+            <m:rPr>
+              <m:sty m:val="p"/>
+            </m:rPr>
+            <m:t>C</m:t>
+          </m:r>
+          <m:r>
+            <m:rPr>
+              <m:sty m:val="p"/>
+            </m:rPr>
+            <m:t>O</m:t>
+          </m:r>
+          <m:r>
+            <m:rPr>
+              <m:sty m:val="p"/>
+            </m:rPr>
+            <m:t>↑</m:t>
+          </m:r>
+        </m:oMath>
+      </m:oMathPara>
+    </w:p>
+    <w:p>
+      <w:pPr>
+        <w:pStyle w:val="FirstParagraph"/>
+      </w:pPr>
+      <m:oMathPara>
+        <m:oMathParaPr>
+          <m:jc m:val="center"/>
+          <m:ctrlPr>
+            <w:rPr>
+              <w:sz w:val="28"/>
+              <w:szCs w:val="28"/>
+            </w:rPr>
+          </m:ctrlPr>
+        </m:oMathParaPr>
+        <m:oMath>
+          <m:r>
+            <m:rPr>
+              <m:sty m:val="p"/>
+            </m:rPr>
+            <m:t>C</m:t>
+          </m:r>
+          <m:r>
+            <m:rPr>
+              <m:sty m:val="p"/>
+            </m:rPr>
+            <m:t>a</m:t>
+          </m:r>
+          <m:sSub>
+            <m:e>
+              <m:r>
+                <m:rPr>
+                  <m:sty m:val="p"/>
+                </m:rPr>
+                <m:t>C</m:t>
+              </m:r>
+            </m:e>
+            <m:sub>
+              <m:r>
+                <m:rPr>
+                  <m:sty m:val="p"/>
+                </m:rPr>
+                <m:t>2</m:t>
+              </m:r>
+            </m:sub>
+          </m:sSub>
+          <m:r>
+            <m:rPr>
+              <m:sty m:val="p"/>
+            </m:rPr>
+            <m:t>+</m:t>
+          </m:r>
+          <m:r>
+            <m:rPr>
+              <m:sty m:val="p"/>
+            </m:rPr>
+            <m:t>2</m:t>
+          </m:r>
+          <m:sSub>
+            <m:e>
+              <m:r>
+                <m:rPr>
+                  <m:sty m:val="p"/>
+                </m:rPr>
+                <m:t>H</m:t>
+              </m:r>
+            </m:e>
+            <m:sub>
+              <m:r>
+                <m:rPr>
+                  <m:sty m:val="p"/>
+                </m:rPr>
+                <m:t>2</m:t>
+              </m:r>
+            </m:sub>
+          </m:sSub>
+          <m:r>
+            <m:rPr>
+              <m:sty m:val="p"/>
+            </m:rPr>
+            <m:t>O</m:t>
+          </m:r>
+          <m:r>
+            <m:rPr>
+              <m:sty m:val="p"/>
+            </m:rPr>
+            <m:t>→</m:t>
+          </m:r>
+          <m:r>
+            <m:rPr>
+              <m:sty m:val="p"/>
+            </m:rPr>
+            <m:t>C</m:t>
+          </m:r>
+          <m:r>
+            <m:rPr>
+              <m:sty m:val="p"/>
+            </m:rPr>
+            <m:t>a</m:t>
+          </m:r>
+          <m:r>
+            <m:rPr>
+              <m:sty m:val="p"/>
+            </m:rPr>
+            <m:t>(</m:t>
+          </m:r>
+          <m:r>
+            <m:rPr>
+              <m:sty m:val="p"/>
+            </m:rPr>
+            <m:t>O</m:t>
+          </m:r>
+          <m:r>
+            <m:rPr>
+              <m:sty m:val="p"/>
+            </m:rPr>
+            <m:t>H</m:t>
+          </m:r>
+          <m:sSub>
+            <m:e>
+              <m:r>
+                <m:rPr>
+                  <m:sty m:val="p"/>
+                </m:rPr>
+                <m:t>)</m:t>
+              </m:r>
+            </m:e>
+            <m:sub>
+              <m:r>
+                <m:rPr>
+                  <m:sty m:val="p"/>
+                </m:rPr>
+                <m:t>2</m:t>
+              </m:r>
+            </m:sub>
+          </m:sSub>
+          <m:r>
+            <m:rPr>
+              <m:sty m:val="p"/>
+            </m:rPr>
+            <m:t>+</m:t>
+          </m:r>
+          <m:sSub>
+            <m:e>
+              <m:r>
+                <m:rPr>
+                  <m:sty m:val="p"/>
+                </m:rPr>
+                <m:t>C</m:t>
+              </m:r>
+            </m:e>
+            <m:sub>
+              <m:r>
+                <m:rPr>
+                  <m:sty m:val="p"/>
+                </m:rPr>
+                <m:t>2</m:t>
+              </m:r>
+            </m:sub>
+          </m:sSub>
+          <m:sSub>
+            <m:e>
+              <m:r>
+                <m:rPr>
+                  <m:sty m:val="p"/>
+                </m:rPr>
+                <m:t>H</m:t>
+              </m:r>
+            </m:e>
+            <m:sub>
+              <m:r>
+                <m:rPr>
+                  <m:sty m:val="p"/>
+                </m:rPr>
+                <m:t>2</m:t>
+              </m:r>
+            </m:sub>
+          </m:sSub>
+          <m:r>
+            <m:rPr>
+              <m:sty m:val="p"/>
+            </m:rPr>
+            <m:t>↑</m:t>
+          </m:r>
+        </m:oMath>
+      </m:oMathPara>
+    </w:p>
+    <w:p>
+      <w:pPr>
+        <w:pStyle w:val="FirstParagraph"/>
+      </w:pPr>
+      <w:r>
+        <w:rPr>
+          <w:rFonts w:hint="eastAsia" w:ascii="Times New Roman" w:hAnsi="Times New Roman" w:eastAsia="FangSong" w:cs="Times New Roman"/>
+        </w:rPr>
+        <w:t>电石水解是实验室与工业制乙炔的主反应</w:t>
+      </w:r>
+      <w:r>
+        <w:rPr>
+          <w:rFonts w:hint="eastAsia" w:ascii="Times New Roman" w:hAnsi="Times New Roman" w:eastAsia="Times New Roman" w:cs="Times New Roman"/>
+        </w:rPr>
+        <w:t>；「</w:t>
+      </w:r>
+      <w:r>
+        <w:rPr>
+          <w:rFonts w:hint="eastAsia" w:ascii="Times New Roman" w:hAnsi="Times New Roman" w:eastAsia="FangSong" w:cs="Times New Roman"/>
+        </w:rPr>
+        <w:t>离子型碳化物</w:t>
+      </w:r>
+      <w:r>
+        <w:rPr>
+          <w:rFonts w:ascii="Times New Roman" w:hAnsi="Times New Roman" w:eastAsia="Times New Roman" w:cs="Times New Roman"/>
+        </w:rPr>
+        <w:t xml:space="preserve"> + </w:t>
+      </w:r>
+      <w:r>
+        <w:rPr>
+          <w:rFonts w:hint="eastAsia" w:ascii="Times New Roman" w:hAnsi="Times New Roman" w:eastAsia="FangSong" w:cs="Times New Roman"/>
+        </w:rPr>
+        <w:t xml:space="preserve">水</w:t>
+      </w:r>
+      <w:r>
+        <w:rPr>
+          <w:rFonts w:ascii="Times New Roman" w:hAnsi="Times New Roman" w:eastAsia="Times New Roman" w:cs="Times New Roman"/>
+        </w:rPr>
+        <w:t xml:space="preserve"> → </w:t>
+      </w:r>
+      <w:r>
+        <w:rPr>
+          <w:rFonts w:hint="eastAsia" w:ascii="Times New Roman" w:hAnsi="Times New Roman" w:eastAsia="FangSong" w:cs="Times New Roman"/>
+        </w:rPr>
+        <w:t>乙炔</w:t>
+      </w:r>
+      <w:r>
+        <w:rPr>
+          <w:rFonts w:hint="eastAsia" w:ascii="Times New Roman" w:hAnsi="Times New Roman" w:eastAsia="Times New Roman" w:cs="Times New Roman"/>
+        </w:rPr>
+        <w:t>」</w:t>
+      </w:r>
+      <w:r>
+        <w:rPr>
+          <w:rFonts w:hint="eastAsia" w:ascii="Times New Roman" w:hAnsi="Times New Roman" w:eastAsia="FangSong" w:cs="Times New Roman"/>
+        </w:rPr>
+        <w:t>是</w:t>
+      </w:r>
+      <w:r>
+        <w:rPr>
+          <w:rFonts w:ascii="Times New Roman" w:hAnsi="Times New Roman" w:eastAsia="Times New Roman" w:cs="Times New Roman"/>
+        </w:rPr>
+        <w:t xml:space="preserve"> Ca</w:t>
+      </w:r>
+      <w:r>
+        <w:rPr>
+          <w:rFonts w:ascii="Times New Roman" w:hAnsi="Times New Roman" w:eastAsia="Times New Roman" w:cs="Times New Roman"/>
+          <w:vertAlign w:val="superscript"/>
+        </w:rPr>
+        <w:t>2+</w:t>
+      </w:r>
+      <w:r>
+        <w:rPr>
+          <w:rFonts w:ascii="Times New Roman" w:hAnsi="Times New Roman" w:eastAsia="Times New Roman" w:cs="Times New Roman"/>
+        </w:rPr>
+        <w:t xml:space="preserve"> </w:t>
+      </w:r>
+      <w:r>
+        <w:rPr>
+          <w:rFonts w:hint="eastAsia" w:ascii="Times New Roman" w:hAnsi="Times New Roman" w:eastAsia="FangSong" w:cs="Times New Roman"/>
+        </w:rPr>
+        <w:t>的推断信号</w:t>
+      </w:r>
+      <w:r>
+        <w:rPr>
+          <w:rFonts w:hint="eastAsia" w:ascii="Times New Roman" w:hAnsi="Times New Roman" w:eastAsia="Times New Roman" w:cs="Times New Roman"/>
+        </w:rPr>
+        <w:t>（</w:t>
+      </w:r>
+      <w:r>
+        <w:rPr>
+          <w:rFonts w:hint="eastAsia" w:ascii="Times New Roman" w:hAnsi="Times New Roman" w:eastAsia="FangSong" w:cs="Times New Roman"/>
+        </w:rPr>
+        <w:t>对比</w:t>
+      </w:r>
+      <w:r>
+        <w:rPr>
+          <w:rFonts w:hint="eastAsia" w:ascii="Times New Roman" w:hAnsi="Times New Roman" w:eastAsia="Times New Roman" w:cs="Times New Roman"/>
+        </w:rPr>
+        <w:t>：Mg</w:t>
+      </w:r>
+      <w:r>
+        <w:rPr>
+          <w:rFonts w:hint="eastAsia" w:ascii="Times New Roman" w:hAnsi="Times New Roman" w:eastAsia="Times New Roman" w:cs="Times New Roman"/>
+          <w:vertAlign w:val="subscript"/>
+        </w:rPr>
+        <w:t>3</w:t>
+      </w:r>
+      <w:r>
+        <w:rPr>
+          <w:rFonts w:hint="eastAsia" w:ascii="Times New Roman" w:hAnsi="Times New Roman" w:eastAsia="Times New Roman" w:cs="Times New Roman"/>
+        </w:rPr>
+        <w:t>N</w:t>
+      </w:r>
+      <w:r>
+        <w:rPr>
+          <w:rFonts w:hint="eastAsia" w:ascii="Times New Roman" w:hAnsi="Times New Roman" w:eastAsia="Times New Roman" w:cs="Times New Roman"/>
+          <w:vertAlign w:val="subscript"/>
+        </w:rPr>
+        <w:t>2</w:t>
+      </w:r>
+      <w:r>
+        <w:rPr>
+          <w:rFonts w:ascii="Times New Roman" w:hAnsi="Times New Roman" w:eastAsia="Times New Roman" w:cs="Times New Roman"/>
+        </w:rPr>
+        <w:t xml:space="preserve"> </w:t>
+      </w:r>
+      <w:r>
+        <w:rPr>
+          <w:rFonts w:hint="eastAsia" w:ascii="Times New Roman" w:hAnsi="Times New Roman" w:eastAsia="FangSong" w:cs="Times New Roman"/>
+        </w:rPr>
+        <w:t xml:space="preserve">水解出</w:t>
+      </w:r>
+      <w:r>
+        <w:rPr>
+          <w:rFonts w:ascii="Times New Roman" w:hAnsi="Times New Roman" w:eastAsia="Times New Roman" w:cs="Times New Roman"/>
+        </w:rPr>
+        <w:t xml:space="preserve"> </w:t>
+      </w:r>
+      <w:r>
+        <w:rPr>
+          <w:rFonts w:hint="eastAsia" w:ascii="Times New Roman" w:hAnsi="Times New Roman" w:eastAsia="Times New Roman" w:cs="Times New Roman"/>
+        </w:rPr>
+        <w:t>NH</w:t>
+      </w:r>
+      <w:r>
+        <w:rPr>
+          <w:rFonts w:hint="eastAsia" w:ascii="Times New Roman" w:hAnsi="Times New Roman" w:eastAsia="Times New Roman" w:cs="Times New Roman"/>
+          <w:vertAlign w:val="subscript"/>
+        </w:rPr>
+        <w:t>3</w:t>
+      </w:r>
+      <w:r>
+        <w:rPr>
+          <w:rFonts w:hint="eastAsia" w:ascii="Times New Roman" w:hAnsi="Times New Roman" w:eastAsia="Times New Roman" w:cs="Times New Roman"/>
+        </w:rPr>
+        <w:t>，</w:t>
+      </w:r>
+      <w:r>
+        <w:rPr>
+          <w:rFonts w:hint="eastAsia" w:ascii="Times New Roman" w:hAnsi="Times New Roman" w:eastAsia="FangSong" w:cs="Times New Roman"/>
+        </w:rPr>
+        <w:t>见</w:t>
+      </w:r>
+      <w:r>
+        <w:rPr>
+          <w:rFonts w:ascii="Times New Roman" w:hAnsi="Times New Roman" w:eastAsia="Times New Roman" w:cs="Times New Roman"/>
+        </w:rPr>
+        <w:t xml:space="preserve"> §6.2 </w:t>
+      </w:r>
+      <w:r>
+        <w:rPr>
+          <w:rFonts w:hint="eastAsia" w:ascii="Times New Roman" w:hAnsi="Times New Roman" w:eastAsia="FangSong" w:cs="Times New Roman"/>
+        </w:rPr>
+        <w:t>信号表</w:t>
+      </w:r>
+      <w:r>
+        <w:rPr>
+          <w:rFonts w:hint="eastAsia" w:ascii="Times New Roman" w:hAnsi="Times New Roman" w:eastAsia="Times New Roman" w:cs="Times New Roman"/>
+        </w:rPr>
+        <w:t>）。</w:t>
+      </w:r>
+    </w:p>
+    <w:p>
+      <w:pPr>
+        <w:pStyle w:val="BodyText"/>
+      </w:pPr>
+      <w:r>
+        <w:rPr>
+          <w:rFonts w:hint="eastAsia" w:ascii="Times New Roman" w:hAnsi="Times New Roman" w:eastAsia="FangSong" w:cs="Times New Roman"/>
+        </w:rPr>
+        <w:t>素材锚点</w:t>
+      </w:r>
+      <w:r>
+        <w:rPr>
+          <w:rFonts w:hint="eastAsia" w:ascii="Times New Roman" w:hAnsi="Times New Roman" w:eastAsia="Times New Roman" w:cs="Times New Roman"/>
+        </w:rPr>
+        <w:t>：Weller</w:t>
+      </w:r>
+      <w:r>
+        <w:rPr>
+          <w:rFonts w:ascii="Times New Roman" w:hAnsi="Times New Roman" w:eastAsia="Times New Roman" w:cs="Times New Roman"/>
+        </w:rPr>
+        <w:t xml:space="preserve"> </w:t>
+      </w:r>
+      <w:r>
+        <w:rPr>
+          <w:rFonts w:hint="eastAsia" w:ascii="Times New Roman" w:hAnsi="Times New Roman" w:eastAsia="FangSong" w:cs="Times New Roman"/>
+        </w:rPr>
+        <w:t>第</w:t>
+      </w:r>
+      <w:r>
+        <w:rPr>
+          <w:rFonts w:hint="eastAsia" w:ascii="Times New Roman" w:hAnsi="Times New Roman" w:eastAsia="Times New Roman" w:cs="Times New Roman"/>
+        </w:rPr>
+        <w:t>12</w:t>
+      </w:r>
+      <w:r>
+        <w:rPr>
+          <w:rFonts w:hint="eastAsia" w:ascii="Times New Roman" w:hAnsi="Times New Roman" w:eastAsia="FangSong" w:cs="Times New Roman"/>
+        </w:rPr>
+        <w:t>章提炼</w:t>
+      </w:r>
+      <w:r>
+        <w:rPr>
+          <w:rFonts w:hint="eastAsia" w:ascii="Times New Roman" w:hAnsi="Times New Roman" w:eastAsia="Times New Roman" w:cs="Times New Roman"/>
+        </w:rPr>
+        <w:t>（Mg</w:t>
+      </w:r>
+      <w:r>
+        <w:rPr>
+          <w:rFonts w:ascii="Times New Roman" w:hAnsi="Times New Roman" w:eastAsia="Times New Roman" w:cs="Times New Roman"/>
+        </w:rPr>
+        <w:t xml:space="preserve"> </w:t>
+      </w:r>
+      <w:r>
+        <w:rPr>
+          <w:rFonts w:hint="eastAsia" w:ascii="Times New Roman" w:hAnsi="Times New Roman" w:eastAsia="FangSong" w:cs="Times New Roman"/>
+        </w:rPr>
+        <w:t xml:space="preserve">在</w:t>
+      </w:r>
+      <w:r>
+        <w:rPr>
+          <w:rFonts w:ascii="Times New Roman" w:hAnsi="Times New Roman" w:eastAsia="Times New Roman" w:cs="Times New Roman"/>
+        </w:rPr>
+        <w:t xml:space="preserve"> N</w:t>
+      </w:r>
+      <w:r>
+        <w:rPr>
+          <w:rFonts w:ascii="Times New Roman" w:hAnsi="Times New Roman" w:eastAsia="Times New Roman" w:cs="Times New Roman"/>
+          <w:vertAlign w:val="subscript"/>
+        </w:rPr>
+        <w:t>2</w:t>
+      </w:r>
+      <w:r>
+        <w:rPr>
+          <w:rFonts w:ascii="Times New Roman" w:hAnsi="Times New Roman" w:eastAsia="Times New Roman" w:cs="Times New Roman"/>
+        </w:rPr>
+        <w:t xml:space="preserve"> </w:t>
+      </w:r>
+      <w:r>
+        <w:rPr>
+          <w:rFonts w:hint="eastAsia" w:ascii="Times New Roman" w:hAnsi="Times New Roman" w:eastAsia="FangSong" w:cs="Times New Roman"/>
+        </w:rPr>
+        <w:t xml:space="preserve">中燃烧生成</w:t>
+      </w:r>
+      <w:r>
+        <w:rPr>
+          <w:rFonts w:ascii="Times New Roman" w:hAnsi="Times New Roman" w:eastAsia="Times New Roman" w:cs="Times New Roman"/>
+        </w:rPr>
+        <w:t xml:space="preserve"> </w:t>
+      </w:r>
+      <w:r>
+        <w:rPr>
+          <w:rFonts w:hint="eastAsia" w:ascii="Times New Roman" w:hAnsi="Times New Roman" w:eastAsia="Times New Roman" w:cs="Times New Roman"/>
+        </w:rPr>
+        <w:t>Mg</w:t>
+      </w:r>
+      <w:r>
+        <w:rPr>
+          <w:rFonts w:hint="eastAsia" w:ascii="Times New Roman" w:hAnsi="Times New Roman" w:eastAsia="Times New Roman" w:cs="Times New Roman"/>
+          <w:vertAlign w:val="subscript"/>
+        </w:rPr>
+        <w:t>3</w:t>
+      </w:r>
+      <w:r>
+        <w:rPr>
+          <w:rFonts w:hint="eastAsia" w:ascii="Times New Roman" w:hAnsi="Times New Roman" w:eastAsia="Times New Roman" w:cs="Times New Roman"/>
+        </w:rPr>
+        <w:t>N</w:t>
+      </w:r>
+      <w:r>
+        <w:rPr>
+          <w:rFonts w:hint="eastAsia" w:ascii="Times New Roman" w:hAnsi="Times New Roman" w:eastAsia="Times New Roman" w:cs="Times New Roman"/>
+          <w:vertAlign w:val="subscript"/>
+        </w:rPr>
+        <w:t>2</w:t>
+      </w:r>
+      <w:r>
+        <w:rPr>
+          <w:rFonts w:hint="eastAsia" w:ascii="Times New Roman" w:hAnsi="Times New Roman" w:eastAsia="Times New Roman" w:cs="Times New Roman"/>
+        </w:rPr>
+        <w:t>；</w:t>
+      </w:r>
+      <w:r>
+        <w:rPr>
+          <w:rFonts w:hint="eastAsia" w:ascii="Times New Roman" w:hAnsi="Times New Roman" w:eastAsia="FangSong" w:cs="Times New Roman"/>
+        </w:rPr>
+        <w:t>氮化物</w:t>
+      </w:r>
+      <w:r>
+        <w:rPr>
+          <w:rFonts w:hint="eastAsia" w:ascii="Times New Roman" w:hAnsi="Times New Roman" w:eastAsia="Times New Roman" w:cs="Times New Roman"/>
+        </w:rPr>
+        <w:t>/</w:t>
+      </w:r>
+      <w:r>
+        <w:rPr>
+          <w:rFonts w:hint="eastAsia" w:ascii="Times New Roman" w:hAnsi="Times New Roman" w:eastAsia="FangSong" w:cs="Times New Roman"/>
+        </w:rPr>
+        <w:t>碳化物水解语境</w:t>
+      </w:r>
+      <w:r>
+        <w:rPr>
+          <w:rFonts w:hint="eastAsia" w:ascii="Times New Roman" w:hAnsi="Times New Roman" w:eastAsia="Times New Roman" w:cs="Times New Roman"/>
+        </w:rPr>
+        <w:t>）·</w:t>
+      </w:r>
+      <w:r>
+        <w:rPr>
+          <w:rFonts w:ascii="Times New Roman" w:hAnsi="Times New Roman" w:eastAsia="Times New Roman" w:cs="Times New Roman"/>
+        </w:rPr>
+        <w:t xml:space="preserve"> Weller </w:t>
+      </w:r>
+      <w:r>
+        <w:rPr>
+          <w:rFonts w:hint="eastAsia" w:ascii="Times New Roman" w:hAnsi="Times New Roman" w:eastAsia="FangSong" w:cs="Times New Roman"/>
+        </w:rPr>
+        <w:t>主族元素化学提炼</w:t>
+      </w:r>
+      <w:r>
+        <w:rPr>
+          <w:rFonts w:hint="eastAsia" w:ascii="Times New Roman" w:hAnsi="Times New Roman" w:eastAsia="Times New Roman" w:cs="Times New Roman"/>
+        </w:rPr>
+        <w:t>（CaC</w:t>
+      </w:r>
+      <w:r>
+        <w:rPr>
+          <w:rFonts w:hint="eastAsia" w:ascii="Times New Roman" w:hAnsi="Times New Roman" w:eastAsia="Times New Roman" w:cs="Times New Roman"/>
+          <w:vertAlign w:val="subscript"/>
+        </w:rPr>
+        <w:t>2</w:t>
+      </w:r>
+      <w:r>
+        <w:rPr>
+          <w:rFonts w:ascii="Times New Roman" w:hAnsi="Times New Roman" w:eastAsia="Times New Roman" w:cs="Times New Roman"/>
+        </w:rPr>
+        <w:t xml:space="preserve"> </w:t>
+      </w:r>
+      <w:r>
+        <w:rPr>
+          <w:rFonts w:hint="eastAsia" w:ascii="Times New Roman" w:hAnsi="Times New Roman" w:eastAsia="FangSong" w:cs="Times New Roman"/>
+        </w:rPr>
+        <w:t>制备乙炔</w:t>
+      </w:r>
+      <w:r>
+        <w:rPr>
+          <w:rFonts w:hint="eastAsia" w:ascii="Times New Roman" w:hAnsi="Times New Roman" w:eastAsia="Times New Roman" w:cs="Times New Roman"/>
+        </w:rPr>
+        <w:t>）</w:t>
+      </w:r>
+    </w:p>
     <w:p>
       <w:pPr>
         <w:spacing w:before="160" w:after="80"/>
@@ -13149,9 +16543,9 @@
         </w:pict>
       </w:r>
     </w:p>
-    <w:bookmarkEnd w:id="23"/>
-    <w:bookmarkEnd w:id="24"/>
-    <w:bookmarkStart w:id="29" w:name="三对角线规则"/>
+    <w:bookmarkEnd w:id="25"/>
+    <w:bookmarkEnd w:id="26"/>
+    <w:bookmarkStart w:id="31" w:name="三对角线规则"/>
     <w:p>
       <w:pPr>
         <w:pStyle w:val="Heading2"/>
@@ -13257,7 +16651,7 @@
         <w:t>。</w:t>
       </w:r>
     </w:p>
-    <w:bookmarkStart w:id="25" w:name="定义与根源"/>
+    <w:bookmarkStart w:id="27" w:name="定义与根源"/>
     <w:p>
       <w:pPr>
         <w:pStyle w:val="Heading3"/>
@@ -13947,8 +17341,8 @@
         </w:tc>
       </w:tr>
     </w:tbl>
-    <w:bookmarkEnd w:id="25"/>
-    <w:bookmarkStart w:id="26" w:name="li-mg锂的化学双胞胎"/>
+    <w:bookmarkEnd w:id="27"/>
+    <w:bookmarkStart w:id="28" w:name="li-mg锂的化学双胞胎"/>
     <w:p>
       <w:pPr>
         <w:pStyle w:val="Heading3"/>
@@ -14843,8 +18237,8 @@
         <w:t xml:space="preserve"> Na。</w:t>
       </w:r>
     </w:p>
-    <w:bookmarkEnd w:id="26"/>
-    <w:bookmarkStart w:id="27" w:name="be-al最常考的斜线"/>
+    <w:bookmarkEnd w:id="28"/>
+    <w:bookmarkStart w:id="29" w:name="be-al最常考的斜线"/>
     <w:p>
       <w:pPr>
         <w:pStyle w:val="Heading3"/>
@@ -15642,8 +19036,8 @@
         <w:t>。</w:t>
       </w:r>
     </w:p>
-    <w:bookmarkEnd w:id="27"/>
-    <w:bookmarkStart w:id="28" w:name="b-si了解"/>
+    <w:bookmarkEnd w:id="29"/>
+    <w:bookmarkStart w:id="30" w:name="b-si了解"/>
     <w:p>
       <w:pPr>
         <w:pStyle w:val="Heading3"/>
@@ -15929,9 +19323,9 @@
         </w:pict>
       </w:r>
     </w:p>
-    <w:bookmarkEnd w:id="28"/>
-    <w:bookmarkEnd w:id="29"/>
-    <w:bookmarkStart w:id="35" w:name="四稀有气体化合物"/>
+    <w:bookmarkEnd w:id="30"/>
+    <w:bookmarkEnd w:id="31"/>
+    <w:bookmarkStart w:id="37" w:name="四稀有气体化合物"/>
     <w:p>
       <w:pPr>
         <w:pStyle w:val="Heading2"/>
@@ -16133,7 +19527,7 @@
         <w:t>）。</w:t>
       </w:r>
     </w:p>
-    <w:bookmarkStart w:id="30" w:name="bartlett-突破1962"/>
+    <w:bookmarkStart w:id="32" w:name="bartlett-突破1962"/>
     <w:p>
       <w:pPr>
         <w:pStyle w:val="Heading3"/>
@@ -16625,8 +20019,8 @@
         <w:t>。</w:t>
       </w:r>
     </w:p>
-    <w:bookmarkEnd w:id="30"/>
-    <w:bookmarkStart w:id="31" w:name="氙的氟化物制备与-vsepr"/>
+    <w:bookmarkEnd w:id="32"/>
+    <w:bookmarkStart w:id="33" w:name="氙的氟化物制备与-vsepr"/>
     <w:p>
       <w:pPr>
         <w:pStyle w:val="Heading3"/>
@@ -17770,8 +21164,8 @@
         <w:t>。</w:t>
       </w:r>
     </w:p>
-    <w:bookmarkEnd w:id="31"/>
-    <w:bookmarkStart w:id="32" w:name="氙的氧化物与水解"/>
+    <w:bookmarkEnd w:id="33"/>
+    <w:bookmarkStart w:id="34" w:name="氙的氧化物与水解"/>
     <w:p>
       <w:pPr>
         <w:pStyle w:val="Heading3"/>
@@ -19081,8 +22475,8 @@
         </w:tc>
       </w:tr>
     </w:tbl>
-    <w:bookmarkEnd w:id="32"/>
-    <w:bookmarkStart w:id="33" w:name="氧化态与稳定性"/>
+    <w:bookmarkEnd w:id="34"/>
+    <w:bookmarkStart w:id="35" w:name="氧化态与稳定性"/>
     <w:p>
       <w:pPr>
         <w:pStyle w:val="Heading3"/>
@@ -19487,8 +22881,8 @@
         </w:tc>
       </w:tr>
     </w:tbl>
-    <w:bookmarkEnd w:id="33"/>
-    <w:bookmarkStart w:id="34" w:name="氙化合物的氧化性与-krf₂了解"/>
+    <w:bookmarkEnd w:id="35"/>
+    <w:bookmarkStart w:id="36" w:name="氙化合物的氧化性与-krf₂了解"/>
     <w:p>
       <w:pPr>
         <w:pStyle w:val="Heading3"/>
@@ -20441,9 +23835,9 @@
         </w:pict>
       </w:r>
     </w:p>
-    <w:bookmarkEnd w:id="34"/>
-    <w:bookmarkEnd w:id="35"/>
-    <w:bookmarkStart w:id="38" w:name="五s-区氢化物与储氢材料"/>
+    <w:bookmarkEnd w:id="36"/>
+    <w:bookmarkEnd w:id="37"/>
+    <w:bookmarkStart w:id="40" w:name="五s-区氢化物与储氢材料"/>
     <w:p>
       <w:pPr>
         <w:pStyle w:val="Heading2"/>
@@ -20610,7 +24004,7 @@
         <w:t>。</w:t>
       </w:r>
     </w:p>
-    <w:bookmarkStart w:id="36" w:name="离子型氢化物"/>
+    <w:bookmarkStart w:id="38" w:name="离子型氢化物"/>
     <w:p>
       <w:pPr>
         <w:pStyle w:val="Heading3"/>
@@ -21064,8 +24458,8 @@
         <w:t>）</w:t>
       </w:r>
     </w:p>
-    <w:bookmarkEnd w:id="36"/>
-    <w:bookmarkStart w:id="37" w:name="储氢材料"/>
+    <w:bookmarkEnd w:id="38"/>
+    <w:bookmarkStart w:id="39" w:name="储氢材料"/>
     <w:p>
       <w:pPr>
         <w:pStyle w:val="Heading3"/>
@@ -21411,9 +24805,9 @@
         </w:pict>
       </w:r>
     </w:p>
-    <w:bookmarkEnd w:id="37"/>
-    <w:bookmarkEnd w:id="38"/>
-    <w:bookmarkStart w:id="42" w:name="六方法框架s-区推断四步法"/>
+    <w:bookmarkEnd w:id="39"/>
+    <w:bookmarkEnd w:id="40"/>
+    <w:bookmarkStart w:id="44" w:name="六方法框架s-区推断四步法"/>
     <w:p>
       <w:pPr>
         <w:pStyle w:val="Heading2"/>
@@ -21456,7 +24850,7 @@
         <w:t xml:space="preserve">区推断四步法</w:t>
       </w:r>
     </w:p>
-    <w:bookmarkStart w:id="39" w:name="焰色反应信号表投影对照表见-专题页"/>
+    <w:bookmarkStart w:id="41" w:name="焰色反应信号表投影对照表见-专题页"/>
     <w:p>
       <w:pPr>
         <w:pStyle w:val="Heading3"/>
@@ -21861,8 +25255,8 @@
         <w:t>。</w:t>
       </w:r>
     </w:p>
-    <w:bookmarkEnd w:id="39"/>
-    <w:bookmarkStart w:id="40" w:name="s-区信号-联想表"/>
+    <w:bookmarkEnd w:id="41"/>
+    <w:bookmarkStart w:id="42" w:name="s-区信号-联想表"/>
     <w:p>
       <w:pPr>
         <w:pStyle w:val="Heading3"/>
@@ -22443,9 +25837,173 @@
           </w:p>
         </w:tc>
       </w:tr>
+      <w:tr>
+        <w:tc>
+          <w:tcPr/>
+          <w:p>
+            <w:pPr>
+              <w:pStyle w:val="Compact"/>
+              <w:jc w:val="center"/>
+            </w:pPr>
+            <w:r>
+              <w:rPr>
+                <w:rFonts w:hint="eastAsia" w:ascii="Times New Roman" w:hAnsi="Times New Roman" w:eastAsia="FangSong" w:cs="Times New Roman"/>
+              </w:rPr>
+              <w:t xml:space="preserve">固体与水反应生成使湿润红色石蕊变蓝的气体</w:t>
+            </w:r>
+          </w:p>
+        </w:tc>
+        <w:tc>
+          <w:tcPr/>
+          <w:p>
+            <w:pPr>
+              <w:pStyle w:val="Compact"/>
+              <w:jc w:val="center"/>
+            </w:pPr>
+            <w:r>
+              <w:rPr>
+                <w:rFonts w:ascii="Times New Roman" w:hAnsi="Times New Roman" w:eastAsia="Times New Roman" w:cs="Times New Roman"/>
+              </w:rPr>
+              <w:t>Mg</w:t>
+            </w:r>
+            <w:r>
+              <w:rPr>
+                <w:rFonts w:ascii="Times New Roman" w:hAnsi="Times New Roman" w:eastAsia="Times New Roman" w:cs="Times New Roman"/>
+                <w:vertAlign w:val="subscript"/>
+              </w:rPr>
+              <w:t>3</w:t>
+            </w:r>
+            <w:r>
+              <w:rPr>
+                <w:rFonts w:ascii="Times New Roman" w:hAnsi="Times New Roman" w:eastAsia="Times New Roman" w:cs="Times New Roman"/>
+              </w:rPr>
+              <w:t>N</w:t>
+            </w:r>
+            <w:r>
+              <w:rPr>
+                <w:rFonts w:ascii="Times New Roman" w:hAnsi="Times New Roman" w:eastAsia="Times New Roman" w:cs="Times New Roman"/>
+                <w:vertAlign w:val="subscript"/>
+              </w:rPr>
+              <w:t>2</w:t>
+            </w:r>
+            <w:r>
+              <w:rPr>
+                <w:rFonts w:ascii="Times New Roman" w:hAnsi="Times New Roman" w:eastAsia="Times New Roman" w:cs="Times New Roman"/>
+              </w:rPr>
+              <w:t xml:space="preserve"> / </w:t>
+            </w:r>
+            <w:r>
+              <w:rPr>
+                <w:rFonts w:hint="eastAsia" w:ascii="Times New Roman" w:hAnsi="Times New Roman" w:eastAsia="Times New Roman" w:cs="Times New Roman"/>
+              </w:rPr>
+              <w:t>Li</w:t>
+            </w:r>
+            <w:r>
+              <w:rPr>
+                <w:rFonts w:hint="eastAsia" w:ascii="Times New Roman" w:hAnsi="Times New Roman" w:eastAsia="Times New Roman" w:cs="Times New Roman"/>
+                <w:vertAlign w:val="subscript"/>
+              </w:rPr>
+              <w:t>3</w:t>
+            </w:r>
+            <w:r>
+              <w:rPr>
+                <w:rFonts w:hint="eastAsia" w:ascii="Times New Roman" w:hAnsi="Times New Roman" w:eastAsia="Times New Roman" w:cs="Times New Roman"/>
+              </w:rPr>
+              <w:t>N（</w:t>
+            </w:r>
+            <w:r>
+              <w:rPr>
+                <w:rFonts w:hint="eastAsia" w:ascii="Times New Roman" w:hAnsi="Times New Roman" w:eastAsia="FangSong" w:cs="Times New Roman"/>
+              </w:rPr>
+              <w:t>氮化物</w:t>
+            </w:r>
+            <w:r>
+              <w:rPr>
+                <w:rFonts w:hint="eastAsia" w:ascii="Times New Roman" w:hAnsi="Times New Roman" w:eastAsia="Times New Roman" w:cs="Times New Roman"/>
+              </w:rPr>
+              <w:t>）</w:t>
+            </w:r>
+          </w:p>
+        </w:tc>
+      </w:tr>
+      <w:tr>
+        <w:tc>
+          <w:tcPr/>
+          <w:p>
+            <w:pPr>
+              <w:pStyle w:val="Compact"/>
+              <w:jc w:val="center"/>
+            </w:pPr>
+            <w:r>
+              <w:rPr>
+                <w:rFonts w:hint="eastAsia" w:ascii="Times New Roman" w:hAnsi="Times New Roman" w:eastAsia="FangSong" w:cs="Times New Roman"/>
+              </w:rPr>
+              <w:t>固体与水反应生成可燃气体</w:t>
+            </w:r>
+            <w:r>
+              <w:rPr>
+                <w:rFonts w:hint="eastAsia" w:ascii="Times New Roman" w:hAnsi="Times New Roman" w:eastAsia="Times New Roman" w:cs="Times New Roman"/>
+              </w:rPr>
+              <w:t>（</w:t>
+            </w:r>
+            <w:r>
+              <w:rPr>
+                <w:rFonts w:hint="eastAsia" w:ascii="Times New Roman" w:hAnsi="Times New Roman" w:eastAsia="FangSong" w:cs="Times New Roman"/>
+              </w:rPr>
+              <w:t>乙炔</w:t>
+            </w:r>
+            <w:r>
+              <w:rPr>
+                <w:rFonts w:hint="eastAsia" w:ascii="Times New Roman" w:hAnsi="Times New Roman" w:eastAsia="Times New Roman" w:cs="Times New Roman"/>
+              </w:rPr>
+              <w:t>）</w:t>
+            </w:r>
+          </w:p>
+        </w:tc>
+        <w:tc>
+          <w:tcPr/>
+          <w:p>
+            <w:pPr>
+              <w:pStyle w:val="Compact"/>
+              <w:jc w:val="center"/>
+            </w:pPr>
+            <w:r>
+              <w:rPr>
+                <w:rFonts w:hint="eastAsia" w:ascii="Times New Roman" w:hAnsi="Times New Roman" w:eastAsia="Times New Roman" w:cs="Times New Roman"/>
+              </w:rPr>
+              <w:t>CaC</w:t>
+            </w:r>
+            <w:r>
+              <w:rPr>
+                <w:rFonts w:hint="eastAsia" w:ascii="Times New Roman" w:hAnsi="Times New Roman" w:eastAsia="Times New Roman" w:cs="Times New Roman"/>
+                <w:vertAlign w:val="subscript"/>
+              </w:rPr>
+              <w:t>2</w:t>
+            </w:r>
+            <w:r>
+              <w:rPr>
+                <w:rFonts w:hint="eastAsia" w:ascii="Times New Roman" w:hAnsi="Times New Roman" w:eastAsia="Times New Roman" w:cs="Times New Roman"/>
+              </w:rPr>
+              <w:t>（</w:t>
+            </w:r>
+            <w:r>
+              <w:rPr>
+                <w:rFonts w:hint="eastAsia" w:ascii="Times New Roman" w:hAnsi="Times New Roman" w:eastAsia="FangSong" w:cs="Times New Roman"/>
+              </w:rPr>
+              <w:t>离子型碳化物</w:t>
+            </w:r>
+            <w:r>
+              <w:rPr>
+                <w:rFonts w:hint="eastAsia" w:ascii="Times New Roman" w:hAnsi="Times New Roman" w:eastAsia="Times New Roman" w:cs="Times New Roman"/>
+              </w:rPr>
+              <w:t>）</w:t>
+            </w:r>
+          </w:p>
+        </w:tc>
+      </w:tr>
     </w:tbl>
-    <w:bookmarkEnd w:id="40"/>
-    <w:bookmarkStart w:id="41" w:name="推断四步法"/>
+    <w:bookmarkEnd w:id="42"/>
+    <w:bookmarkStart w:id="43" w:name="推断四步法"/>
     <w:p>
       <w:pPr>
         <w:pStyle w:val="Heading3"/>
@@ -23130,9 +26688,9 @@
         </w:pict>
       </w:r>
     </w:p>
-    <w:bookmarkEnd w:id="41"/>
-    <w:bookmarkEnd w:id="42"/>
-    <w:bookmarkStart w:id="51" w:name="七典型例题"/>
+    <w:bookmarkEnd w:id="43"/>
+    <w:bookmarkEnd w:id="44"/>
+    <w:bookmarkStart w:id="62" w:name="七典型例题"/>
     <w:p>
       <w:pPr>
         <w:pStyle w:val="Heading2"/>
@@ -23157,7 +26715,7 @@
         <w:t>典型例题</w:t>
       </w:r>
     </w:p>
-    <w:bookmarkStart w:id="43" w:name="例题-1li-电极电势-vs-活泼性"/>
+    <w:bookmarkStart w:id="45" w:name="例题-1li-电极电势-vs-活泼性"/>
     <w:p>
       <w:pPr>
         <w:pStyle w:val="Heading3"/>
@@ -23953,8 +27511,8 @@
         <w:t xml:space="preserve">。</w:t>
       </w:r>
     </w:p>
-    <w:bookmarkEnd w:id="43"/>
-    <w:bookmarkStart w:id="44" w:name="例题-2na₂o₂-与酸反应"/>
+    <w:bookmarkEnd w:id="45"/>
+    <w:bookmarkStart w:id="46" w:name="例题-2na₂o₂-与酸反应"/>
     <w:p>
       <w:pPr>
         <w:pStyle w:val="Heading3"/>
@@ -24840,8 +28398,8 @@
         <w:t>。</w:t>
       </w:r>
     </w:p>
-    <w:bookmarkEnd w:id="44"/>
-    <w:bookmarkStart w:id="45" w:name="例题-3对角线规则beoh₂-两性"/>
+    <w:bookmarkEnd w:id="46"/>
+    <w:bookmarkStart w:id="47" w:name="例题-3对角线规则beoh₂-两性"/>
     <w:p>
       <w:pPr>
         <w:pStyle w:val="Heading3"/>
@@ -25381,8 +28939,8 @@
         <w:t>。</w:t>
       </w:r>
     </w:p>
-    <w:bookmarkEnd w:id="45"/>
-    <w:bookmarkStart w:id="46" w:name="例题-4xe-化合物-vsepr-综合"/>
+    <w:bookmarkEnd w:id="47"/>
+    <w:bookmarkStart w:id="48" w:name="例题-4xe-化合物-vsepr-综合"/>
     <w:p>
       <w:pPr>
         <w:pStyle w:val="Heading3"/>
@@ -26403,8 +29961,8 @@
         </w:tc>
       </w:tr>
     </w:tbl>
-    <w:bookmarkEnd w:id="46"/>
-    <w:bookmarkStart w:id="47" w:name="例题-5碳酸盐热稳定性"/>
+    <w:bookmarkEnd w:id="48"/>
+    <w:bookmarkStart w:id="49" w:name="例题-5碳酸盐热稳定性"/>
     <w:p>
       <w:pPr>
         <w:pStyle w:val="Heading3"/>
@@ -27572,8 +31130,8 @@
         <w:t>）。</w:t>
       </w:r>
     </w:p>
-    <w:bookmarkEnd w:id="47"/>
-    <w:bookmarkStart w:id="48" w:name="例题-6k-的制备沸点差"/>
+    <w:bookmarkEnd w:id="49"/>
+    <w:bookmarkStart w:id="50" w:name="例题-6k-的制备沸点差"/>
     <w:p>
       <w:pPr>
         <w:pStyle w:val="Heading3"/>
@@ -28099,8 +31657,8 @@
         <w:t>。</w:t>
       </w:r>
     </w:p>
-    <w:bookmarkEnd w:id="48"/>
-    <w:bookmarkStart w:id="49" w:name="例题-7碱金属难溶盐鉴别"/>
+    <w:bookmarkEnd w:id="50"/>
+    <w:bookmarkStart w:id="51" w:name="例题-7碱金属难溶盐鉴别"/>
     <w:p>
       <w:pPr>
         <w:pStyle w:val="Heading3"/>
@@ -28780,8 +32338,8 @@
         <w:t>。</w:t>
       </w:r>
     </w:p>
-    <w:bookmarkEnd w:id="49"/>
-    <w:bookmarkStart w:id="50" w:name="例题-8xe-化合物晶胞-vsepr-39届"/>
+    <w:bookmarkEnd w:id="51"/>
+    <w:bookmarkStart w:id="61" w:name="例题-839-届初赛第-5-题xefₓ-晶胞计数"/>
     <w:p>
       <w:pPr>
         <w:pStyle w:val="Heading3"/>
@@ -28803,7 +32361,7 @@
         <w:rPr>
           <w:rFonts w:hint="eastAsia" w:ascii="Times New Roman" w:hAnsi="Times New Roman" w:eastAsia="Times New Roman" w:cs="Times New Roman"/>
         </w:rPr>
-        <w:t xml:space="preserve">8（Xe</w:t>
+        <w:t xml:space="preserve">8（39</w:t>
       </w:r>
       <w:r>
         <w:rPr>
@@ -28815,25 +32373,44 @@
         <w:rPr>
           <w:rFonts w:hint="eastAsia" w:ascii="Times New Roman" w:hAnsi="Times New Roman" w:eastAsia="SimHei" w:cs="Times New Roman"/>
         </w:rPr>
-        <w:t xml:space="preserve">化合物晶胞</w:t>
-      </w:r>
-      <w:r>
-        <w:rPr>
-          <w:rFonts w:ascii="Times New Roman" w:hAnsi="Times New Roman" w:eastAsia="Times New Roman" w:cs="Times New Roman"/>
-        </w:rPr>
-        <w:t xml:space="preserve"> + VSEPR · </w:t>
-      </w:r>
-      <w:r>
-        <w:rPr>
-          <w:rFonts w:hint="eastAsia" w:ascii="Times New Roman" w:hAnsi="Times New Roman" w:eastAsia="Times New Roman" w:cs="Times New Roman"/>
-        </w:rPr>
-        <w:t>39</w:t>
+        <w:t xml:space="preserve">届初赛第</w:t>
+      </w:r>
+      <w:r>
+        <w:rPr>
+          <w:rFonts w:ascii="Times New Roman" w:hAnsi="Times New Roman" w:eastAsia="Times New Roman" w:cs="Times New Roman"/>
+        </w:rPr>
+        <w:t xml:space="preserve"> 5 </w:t>
       </w:r>
       <w:r>
         <w:rPr>
           <w:rFonts w:hint="eastAsia" w:ascii="Times New Roman" w:hAnsi="Times New Roman" w:eastAsia="SimHei" w:cs="Times New Roman"/>
         </w:rPr>
-        <w:t>届</w:t>
+        <w:t>题</w:t>
+      </w:r>
+      <w:r>
+        <w:rPr>
+          <w:rFonts w:hint="eastAsia" w:ascii="Times New Roman" w:hAnsi="Times New Roman" w:eastAsia="Times New Roman" w:cs="Times New Roman"/>
+        </w:rPr>
+        <w:t>：XeF</w:t>
+      </w:r>
+      <w:r>
+        <w:rPr>
+          <w:rFonts w:hint="eastAsia" w:ascii="Times New Roman" w:hAnsi="Times New Roman" w:eastAsia="Times New Roman" w:cs="Times New Roman"/>
+          <w:vertAlign w:val="subscript"/>
+        </w:rPr>
+        <w:t>x</w:t>
+      </w:r>
+      <w:r>
+        <w:rPr>
+          <w:rFonts w:ascii="Times New Roman" w:hAnsi="Times New Roman" w:eastAsia="Times New Roman" w:cs="Times New Roman"/>
+        </w:rPr>
+        <w:t xml:space="preserve"> </w:t>
+      </w:r>
+      <w:r>
+        <w:rPr>
+          <w:rFonts w:hint="eastAsia" w:ascii="Times New Roman" w:hAnsi="Times New Roman" w:eastAsia="SimHei" w:cs="Times New Roman"/>
+        </w:rPr>
+        <w:t>晶胞计数</w:t>
       </w:r>
       <w:r>
         <w:rPr>
@@ -28858,182 +32435,1238 @@
         <w:rPr>
           <w:rFonts w:hint="eastAsia" w:ascii="Times New Roman" w:hAnsi="Times New Roman" w:eastAsia="Times New Roman" w:cs="Times New Roman"/>
         </w:rPr>
+        <w:t>（</w:t>
+      </w:r>
+      <w:r>
+        <w:rPr>
+          <w:rFonts w:hint="eastAsia" w:ascii="Times New Roman" w:hAnsi="Times New Roman" w:eastAsia="FangSong" w:cs="Times New Roman"/>
+        </w:rPr>
+        <w:t>完整题面</w:t>
+      </w:r>
+      <w:r>
+        <w:rPr>
+          <w:rFonts w:hint="eastAsia" w:ascii="Times New Roman" w:hAnsi="Times New Roman" w:eastAsia="Times New Roman" w:cs="Times New Roman"/>
+        </w:rPr>
+        <w:t>·39</w:t>
+      </w:r>
+      <w:r>
+        <w:rPr>
+          <w:rFonts w:ascii="Times New Roman" w:hAnsi="Times New Roman" w:eastAsia="Times New Roman" w:cs="Times New Roman"/>
+        </w:rPr>
+        <w:t xml:space="preserve"> </w:t>
+      </w:r>
+      <w:r>
+        <w:rPr>
+          <w:rFonts w:hint="eastAsia" w:ascii="Times New Roman" w:hAnsi="Times New Roman" w:eastAsia="FangSong" w:cs="Times New Roman"/>
+        </w:rPr>
+        <w:t xml:space="preserve">届初赛第</w:t>
+      </w:r>
+      <w:r>
+        <w:rPr>
+          <w:rFonts w:ascii="Times New Roman" w:hAnsi="Times New Roman" w:eastAsia="Times New Roman" w:cs="Times New Roman"/>
+        </w:rPr>
+        <w:t xml:space="preserve"> 5.1 </w:t>
+      </w:r>
+      <w:r>
+        <w:rPr>
+          <w:rFonts w:hint="eastAsia" w:ascii="Times New Roman" w:hAnsi="Times New Roman" w:eastAsia="FangSong" w:cs="Times New Roman"/>
+        </w:rPr>
+        <w:t>题</w:t>
+      </w:r>
+      <w:r>
+        <w:rPr>
+          <w:rFonts w:hint="eastAsia" w:ascii="Times New Roman" w:hAnsi="Times New Roman" w:eastAsia="Times New Roman" w:cs="Times New Roman"/>
+        </w:rPr>
+        <w:t>）：</w:t>
+      </w:r>
+      <w:r>
+        <w:rPr>
+          <w:rFonts w:hint="eastAsia" w:ascii="Times New Roman" w:hAnsi="Times New Roman" w:eastAsia="FangSong" w:cs="Times New Roman"/>
+        </w:rPr>
+        <w:t>惰性气体在特定条件下可以形成各种化学键</w:t>
+      </w:r>
+      <w:r>
+        <w:rPr>
+          <w:rFonts w:hint="eastAsia" w:ascii="Times New Roman" w:hAnsi="Times New Roman" w:eastAsia="Times New Roman" w:cs="Times New Roman"/>
+        </w:rPr>
+        <w:t>，</w:t>
+      </w:r>
+      <w:r>
+        <w:rPr>
+          <w:rFonts w:hint="eastAsia" w:ascii="Times New Roman" w:hAnsi="Times New Roman" w:eastAsia="FangSong" w:cs="Times New Roman"/>
+        </w:rPr>
+        <w:t>其中以</w:t>
+      </w:r>
+      <w:r>
+        <w:rPr>
+          <w:rFonts w:ascii="Times New Roman" w:hAnsi="Times New Roman" w:eastAsia="Times New Roman" w:cs="Times New Roman"/>
+        </w:rPr>
+        <w:t xml:space="preserve"> Xe </w:t>
+      </w:r>
+      <w:r>
+        <w:rPr>
+          <w:rFonts w:hint="eastAsia" w:ascii="Times New Roman" w:hAnsi="Times New Roman" w:eastAsia="FangSong" w:cs="Times New Roman"/>
+        </w:rPr>
+        <w:t>形成的化合物最为常见</w:t>
+      </w:r>
+      <w:r>
+        <w:rPr>
+          <w:rFonts w:hint="eastAsia" w:ascii="Times New Roman" w:hAnsi="Times New Roman" w:eastAsia="Times New Roman" w:cs="Times New Roman"/>
+        </w:rPr>
+        <w:t>。</w:t>
+      </w:r>
+      <w:r>
+        <w:rPr>
+          <w:rFonts w:hint="eastAsia" w:ascii="Times New Roman" w:hAnsi="Times New Roman" w:eastAsia="FangSong" w:cs="Times New Roman"/>
+        </w:rPr>
+        <w:t>三种</w:t>
+      </w:r>
+      <w:r>
+        <w:rPr>
+          <w:rFonts w:ascii="Times New Roman" w:hAnsi="Times New Roman" w:eastAsia="Times New Roman" w:cs="Times New Roman"/>
+        </w:rPr>
+        <w:t xml:space="preserve"> </w:t>
+      </w:r>
+      <w:r>
+        <w:rPr>
+          <w:rFonts w:hint="eastAsia" w:ascii="Times New Roman" w:hAnsi="Times New Roman" w:eastAsia="Times New Roman" w:cs="Times New Roman"/>
+        </w:rPr>
+        <w:t>XeF</w:t>
+      </w:r>
+      <w:r>
+        <w:rPr>
+          <w:rFonts w:hint="eastAsia" w:ascii="Times New Roman" w:hAnsi="Times New Roman" w:eastAsia="Times New Roman" w:cs="Times New Roman"/>
+          <w:vertAlign w:val="subscript"/>
+        </w:rPr>
+        <w:t>x</w:t>
+      </w:r>
+      <w:r>
+        <w:rPr>
+          <w:rFonts w:hint="eastAsia" w:ascii="Times New Roman" w:hAnsi="Times New Roman" w:eastAsia="Times New Roman" w:cs="Times New Roman"/>
+        </w:rPr>
+        <w:t>（A、B</w:t>
+      </w:r>
+      <w:r>
+        <w:rPr>
+          <w:rFonts w:ascii="Times New Roman" w:hAnsi="Times New Roman" w:eastAsia="Times New Roman" w:cs="Times New Roman"/>
+        </w:rPr>
+        <w:t xml:space="preserve"> </w:t>
+      </w:r>
+      <w:r>
+        <w:rPr>
+          <w:rFonts w:hint="eastAsia" w:ascii="Times New Roman" w:hAnsi="Times New Roman" w:eastAsia="FangSong" w:cs="Times New Roman"/>
+        </w:rPr>
+        <w:t xml:space="preserve">和</w:t>
+      </w:r>
+      <w:r>
+        <w:rPr>
+          <w:rFonts w:ascii="Times New Roman" w:hAnsi="Times New Roman" w:eastAsia="Times New Roman" w:cs="Times New Roman"/>
+        </w:rPr>
+        <w:t xml:space="preserve"> </w:t>
+      </w:r>
+      <w:r>
+        <w:rPr>
+          <w:rFonts w:hint="eastAsia" w:ascii="Times New Roman" w:hAnsi="Times New Roman" w:eastAsia="Times New Roman" w:cs="Times New Roman"/>
+        </w:rPr>
+        <w:t>C）</w:t>
+      </w:r>
+      <w:r>
+        <w:rPr>
+          <w:rFonts w:hint="eastAsia" w:ascii="Times New Roman" w:hAnsi="Times New Roman" w:eastAsia="FangSong" w:cs="Times New Roman"/>
+        </w:rPr>
+        <w:t>的晶胞结构如下图所示</w:t>
+      </w:r>
+      <w:r>
+        <w:rPr>
+          <w:rFonts w:hint="eastAsia" w:ascii="Times New Roman" w:hAnsi="Times New Roman" w:eastAsia="Times New Roman" w:cs="Times New Roman"/>
+        </w:rPr>
+        <w:t>，</w:t>
+      </w:r>
+      <w:r>
+        <w:rPr>
+          <w:rFonts w:hint="eastAsia" w:ascii="Times New Roman" w:hAnsi="Times New Roman" w:eastAsia="FangSong" w:cs="Times New Roman"/>
+        </w:rPr>
+        <w:t>其中大球为</w:t>
+      </w:r>
+      <w:r>
+        <w:rPr>
+          <w:rFonts w:ascii="Times New Roman" w:hAnsi="Times New Roman" w:eastAsia="Times New Roman" w:cs="Times New Roman"/>
+        </w:rPr>
+        <w:t xml:space="preserve"> </w:t>
+      </w:r>
+      <w:r>
+        <w:rPr>
+          <w:rFonts w:hint="eastAsia" w:ascii="Times New Roman" w:hAnsi="Times New Roman" w:eastAsia="Times New Roman" w:cs="Times New Roman"/>
+        </w:rPr>
+        <w:t>Xe，</w:t>
+      </w:r>
+      <w:r>
+        <w:rPr>
+          <w:rFonts w:hint="eastAsia" w:ascii="Times New Roman" w:hAnsi="Times New Roman" w:eastAsia="FangSong" w:cs="Times New Roman"/>
+        </w:rPr>
+        <w:t>小球为</w:t>
+      </w:r>
+      <w:r>
+        <w:rPr>
+          <w:rFonts w:ascii="Times New Roman" w:hAnsi="Times New Roman" w:eastAsia="Times New Roman" w:cs="Times New Roman"/>
+        </w:rPr>
+        <w:t xml:space="preserve"> F。</w:t>
+      </w:r>
+      <w:r>
+        <w:rPr>
+          <w:rFonts w:hint="eastAsia" w:ascii="Times New Roman" w:hAnsi="Times New Roman" w:eastAsia="FangSong" w:cs="Times New Roman"/>
+          <w:b/>
+          <w:bCs/>
+        </w:rPr>
+        <w:t>写出三种晶体的化学组成</w:t>
+      </w:r>
+      <w:r>
+        <w:rPr>
+          <w:rFonts w:hint="eastAsia" w:ascii="Times New Roman" w:hAnsi="Times New Roman" w:eastAsia="Times New Roman" w:cs="Times New Roman"/>
+          <w:b/>
+          <w:bCs/>
+        </w:rPr>
+        <w:t>。</w:t>
+      </w:r>
+      <w:r>
+        <w:rPr>
+          <w:rFonts w:hint="eastAsia" w:ascii="Times New Roman" w:hAnsi="Times New Roman" w:eastAsia="Times New Roman" w:cs="Times New Roman"/>
+        </w:rPr>
+        <w:t>（</w:t>
+      </w:r>
+      <w:r>
+        <w:rPr>
+          <w:rFonts w:hint="eastAsia" w:ascii="Times New Roman" w:hAnsi="Times New Roman" w:eastAsia="FangSong" w:cs="Times New Roman"/>
+        </w:rPr>
+        <w:t>提示</w:t>
+      </w:r>
+      <w:r>
+        <w:rPr>
+          <w:rFonts w:hint="eastAsia" w:ascii="Times New Roman" w:hAnsi="Times New Roman" w:eastAsia="Times New Roman" w:cs="Times New Roman"/>
+        </w:rPr>
         <w:t>：</w:t>
       </w:r>
       <w:r>
         <w:rPr>
           <w:rFonts w:hint="eastAsia" w:ascii="Times New Roman" w:hAnsi="Times New Roman" w:eastAsia="FangSong" w:cs="Times New Roman"/>
         </w:rPr>
-        <w:t>氙的氟化物</w:t>
-      </w:r>
-      <w:r>
-        <w:rPr>
-          <w:rFonts w:hint="eastAsia" w:ascii="Times New Roman" w:hAnsi="Times New Roman" w:eastAsia="Times New Roman" w:cs="Times New Roman"/>
-        </w:rPr>
-        <w:t>（39</w:t>
-      </w:r>
-      <w:r>
-        <w:rPr>
-          <w:rFonts w:ascii="Times New Roman" w:hAnsi="Times New Roman" w:eastAsia="Times New Roman" w:cs="Times New Roman"/>
-        </w:rPr>
-        <w:t xml:space="preserve"> </w:t>
-      </w:r>
-      <w:r>
-        <w:rPr>
-          <w:rFonts w:hint="eastAsia" w:ascii="Times New Roman" w:hAnsi="Times New Roman" w:eastAsia="FangSong" w:cs="Times New Roman"/>
-        </w:rPr>
-        <w:t>届初赛</w:t>
-      </w:r>
-      <w:r>
-        <w:rPr>
-          <w:rFonts w:hint="eastAsia" w:ascii="Times New Roman" w:hAnsi="Times New Roman" w:eastAsia="Times New Roman" w:cs="Times New Roman"/>
-        </w:rPr>
-        <w:t>）：</w:t>
-      </w:r>
-      <w:r>
-        <w:rPr>
-          <w:rFonts w:hint="eastAsia" w:ascii="Times New Roman" w:hAnsi="Times New Roman" w:eastAsia="FangSong" w:cs="Times New Roman"/>
-        </w:rPr>
-        <w:t>给出</w:t>
-      </w:r>
-      <w:r>
-        <w:rPr>
-          <w:rFonts w:ascii="Times New Roman" w:hAnsi="Times New Roman" w:eastAsia="Times New Roman" w:cs="Times New Roman"/>
+        <w:t>本题投影图均为一个晶胞</w:t>
+      </w:r>
+      <w:r>
+        <w:rPr>
+          <w:rFonts w:hint="eastAsia" w:ascii="Times New Roman" w:hAnsi="Times New Roman" w:eastAsia="Times New Roman" w:cs="Times New Roman"/>
+        </w:rPr>
+        <w:t>，</w:t>
+      </w:r>
+      <w:r>
+        <w:rPr>
+          <w:rFonts w:hint="eastAsia" w:ascii="Times New Roman" w:hAnsi="Times New Roman" w:eastAsia="FangSong" w:cs="Times New Roman"/>
+        </w:rPr>
+        <w:t>不含晶胞外的原子</w:t>
+      </w:r>
+      <w:r>
+        <w:rPr>
+          <w:rFonts w:hint="eastAsia" w:ascii="Times New Roman" w:hAnsi="Times New Roman" w:eastAsia="Times New Roman" w:cs="Times New Roman"/>
+        </w:rPr>
+        <w:t>。）</w:t>
+      </w:r>
+    </w:p>
+    <w:p>
+      <w:pPr>
+        <w:pStyle w:val="BlockText"/>
+        <w:spacing w:before="160" w:after="80"/>
+        <w:jc w:val="center"/>
+      </w:pPr>
+      <w:r>
+        <w:rPr>
+          <w:rFonts w:ascii="Times New Roman" w:hAnsi="Times New Roman" w:eastAsia="FangSong" w:cs="Times New Roman"/>
+          <w:b w:val="0"/>
+          <w:i w:val="0"/>
+          <w:sz w:val="21"/>
+        </w:rPr>
+        <w:drawing>
+          <wp:inline>
+            <wp:extent cx="2520000" cy="3714312"/>
+            <wp:effectExtent b="0" l="0" r="0" t="0"/>
+            <wp:docPr descr="" title="" id="53" name="Picture"/>
+            <a:graphic>
+              <a:graphicData uri="http://schemas.openxmlformats.org/drawingml/2006/picture">
+                <pic:pic>
+                  <pic:nvPicPr>
+                    <pic:cNvPr descr="e36beb4ca6eb23168f5859ff01a0673026a007749d9e60b1e8600f7deac6a02b.jpg" id="54" name="Picture"/>
+                    <pic:cNvPicPr>
+                      <a:picLocks noChangeArrowheads="1" noChangeAspect="1"/>
+                    </pic:cNvPicPr>
+                  </pic:nvPicPr>
+                  <pic:blipFill>
+                    <a:blip r:embed="rId52"/>
+                    <a:stretch>
+                      <a:fillRect/>
+                    </a:stretch>
+                  </pic:blipFill>
+                  <pic:spPr bwMode="auto">
+                    <a:xfrm>
+                      <a:off x="0" y="0"/>
+                      <a:ext cx="2520000" cy="3714312"/>
+                    </a:xfrm>
+                    <a:prstGeom prst="rect">
+                      <a:avLst/>
+                    </a:prstGeom>
+                    <a:noFill/>
+                    <a:ln w="9525">
+                      <a:noFill/>
+                      <a:headEnd/>
+                      <a:tailEnd/>
+                    </a:ln>
+                  </pic:spPr>
+                </pic:pic>
+              </a:graphicData>
+            </a:graphic>
+          </wp:inline>
+        </w:drawing>
+      </w:r>
+      <w:r>
+        <w:rPr>
+          <w:rFonts w:ascii="Times New Roman" w:hAnsi="Times New Roman" w:eastAsia="FangSong" w:cs="Times New Roman"/>
+          <w:b w:val="0"/>
+          <w:i w:val="0"/>
+          <w:sz w:val="21"/>
+        </w:rPr>
+        <w:t xml:space="preserve"> </w:t>
+      </w:r>
+      <w:r>
+        <w:rPr>
+          <w:rFonts w:ascii="Times New Roman" w:hAnsi="Times New Roman" w:eastAsia="FangSong" w:cs="Times New Roman"/>
+          <w:b w:val="0"/>
+          <w:i w:val="0"/>
+          <w:sz w:val="21"/>
+        </w:rPr>
+        <w:drawing>
+          <wp:inline>
+            <wp:extent cx="3240000" cy="3478235"/>
+            <wp:effectExtent b="0" l="0" r="0" t="0"/>
+            <wp:docPr descr="" title="" id="56" name="Picture"/>
+            <a:graphic>
+              <a:graphicData uri="http://schemas.openxmlformats.org/drawingml/2006/picture">
+                <pic:pic>
+                  <pic:nvPicPr>
+                    <pic:cNvPr descr="f16a3f0ebaa5c6f3de09e8008595197e97262f0979878139d1c7dcfa2c3c61cc.jpg" id="57" name="Picture"/>
+                    <pic:cNvPicPr>
+                      <a:picLocks noChangeArrowheads="1" noChangeAspect="1"/>
+                    </pic:cNvPicPr>
+                  </pic:nvPicPr>
+                  <pic:blipFill>
+                    <a:blip r:embed="rId55"/>
+                    <a:stretch>
+                      <a:fillRect/>
+                    </a:stretch>
+                  </pic:blipFill>
+                  <pic:spPr bwMode="auto">
+                    <a:xfrm>
+                      <a:off x="0" y="0"/>
+                      <a:ext cx="3240000" cy="3478235"/>
+                    </a:xfrm>
+                    <a:prstGeom prst="rect">
+                      <a:avLst/>
+                    </a:prstGeom>
+                    <a:noFill/>
+                    <a:ln w="9525">
+                      <a:noFill/>
+                      <a:headEnd/>
+                      <a:tailEnd/>
+                    </a:ln>
+                  </pic:spPr>
+                </pic:pic>
+              </a:graphicData>
+            </a:graphic>
+          </wp:inline>
+        </w:drawing>
+      </w:r>
+      <w:r>
+        <w:rPr>
+          <w:rFonts w:ascii="Times New Roman" w:hAnsi="Times New Roman" w:eastAsia="FangSong" w:cs="Times New Roman"/>
+          <w:b w:val="0"/>
+          <w:i w:val="0"/>
+          <w:sz w:val="21"/>
+        </w:rPr>
+        <w:t xml:space="preserve"> </w:t>
+      </w:r>
+      <w:r>
+        <w:rPr>
+          <w:rFonts w:ascii="Times New Roman" w:hAnsi="Times New Roman" w:eastAsia="FangSong" w:cs="Times New Roman"/>
+          <w:b w:val="0"/>
+          <w:i w:val="0"/>
+          <w:sz w:val="21"/>
+        </w:rPr>
+        <w:drawing>
+          <wp:inline>
+            <wp:extent cx="3240000" cy="3272400"/>
+            <wp:effectExtent b="0" l="0" r="0" t="0"/>
+            <wp:docPr descr="" title="" id="59" name="Picture"/>
+            <a:graphic>
+              <a:graphicData uri="http://schemas.openxmlformats.org/drawingml/2006/picture">
+                <pic:pic>
+                  <pic:nvPicPr>
+                    <pic:cNvPr descr="e3a2925f6e1e2c5603f9b5dbd29f2ff8cda529a1eb50465de8af14d3aa117f96.jpg" id="60" name="Picture"/>
+                    <pic:cNvPicPr>
+                      <a:picLocks noChangeArrowheads="1" noChangeAspect="1"/>
+                    </pic:cNvPicPr>
+                  </pic:nvPicPr>
+                  <pic:blipFill>
+                    <a:blip r:embed="rId58"/>
+                    <a:stretch>
+                      <a:fillRect/>
+                    </a:stretch>
+                  </pic:blipFill>
+                  <pic:spPr bwMode="auto">
+                    <a:xfrm>
+                      <a:off x="0" y="0"/>
+                      <a:ext cx="3240000" cy="3272400"/>
+                    </a:xfrm>
+                    <a:prstGeom prst="rect">
+                      <a:avLst/>
+                    </a:prstGeom>
+                    <a:noFill/>
+                    <a:ln w="9525">
+                      <a:noFill/>
+                      <a:headEnd/>
+                      <a:tailEnd/>
+                    </a:ln>
+                  </pic:spPr>
+                </pic:pic>
+              </a:graphicData>
+            </a:graphic>
+          </wp:inline>
+        </w:drawing>
+      </w:r>
+      <w:r>
+        <w:rPr>
+          <w:rFonts w:ascii="Times New Roman" w:hAnsi="Times New Roman" w:eastAsia="FangSong" w:cs="Times New Roman"/>
+          <w:b w:val="0"/>
+          <w:i w:val="0"/>
+          <w:sz w:val="21"/>
+        </w:rPr>
+        <w:t xml:space="preserve"> </w:t>
+      </w:r>
+      <w:r>
+        <w:rPr>
+          <w:rFonts w:hint="eastAsia" w:ascii="Times New Roman" w:hAnsi="Times New Roman" w:eastAsia="FangSong" w:cs="Times New Roman"/>
+          <w:b w:val="0"/>
+          <w:i w:val="0"/>
+          <w:iCs/>
+          <w:sz w:val="21"/>
+        </w:rPr>
+        <w:t xml:space="preserve">图</w:t>
+      </w:r>
+      <w:r>
+        <w:rPr>
+          <w:rFonts w:ascii="Times New Roman" w:hAnsi="Times New Roman" w:eastAsia="FangSong" w:cs="Times New Roman"/>
+          <w:b w:val="0"/>
+          <w:i w:val="0"/>
+          <w:iCs/>
+          <w:sz w:val="21"/>
+        </w:rPr>
+        <w:t xml:space="preserve"> 2–4 </w:t>
+      </w:r>
+      <w:r>
+        <w:rPr>
+          <w:rFonts w:hint="eastAsia" w:ascii="Times New Roman" w:hAnsi="Times New Roman" w:eastAsia="FangSong" w:cs="Times New Roman"/>
+          <w:b w:val="0"/>
+          <w:i w:val="0"/>
+          <w:iCs/>
+          <w:sz w:val="21"/>
+        </w:rPr>
+        <w:t xml:space="preserve">三种</w:t>
+      </w:r>
+      <w:r>
+        <w:rPr>
+          <w:rFonts w:ascii="Times New Roman" w:hAnsi="Times New Roman" w:eastAsia="FangSong" w:cs="Times New Roman"/>
+          <w:b w:val="0"/>
+          <w:i w:val="0"/>
+          <w:iCs/>
+          <w:sz w:val="21"/>
         </w:rPr>
         <w:t xml:space="preserve"> XeF</w:t>
       </w:r>
       <w:r>
         <w:rPr>
-          <w:rFonts w:ascii="Times New Roman" w:hAnsi="Times New Roman" w:eastAsia="Times New Roman" w:cs="Times New Roman"/>
+          <w:rFonts w:ascii="Times New Roman" w:hAnsi="Times New Roman" w:eastAsia="FangSong" w:cs="Times New Roman"/>
+          <w:b w:val="0"/>
+          <w:i w:val="0"/>
+          <w:iCs/>
+          <w:sz w:val="21"/>
           <w:vertAlign w:val="subscript"/>
         </w:rPr>
         <w:t>x</w:t>
       </w:r>
       <w:r>
         <w:rPr>
-          <w:rFonts w:ascii="Times New Roman" w:hAnsi="Times New Roman" w:eastAsia="Times New Roman" w:cs="Times New Roman"/>
-        </w:rPr>
-        <w:t xml:space="preserve"> </w:t>
-      </w:r>
-      <w:r>
-        <w:rPr>
-          <w:rFonts w:hint="eastAsia" w:ascii="Times New Roman" w:hAnsi="Times New Roman" w:eastAsia="FangSong" w:cs="Times New Roman"/>
-        </w:rPr>
-        <w:t>晶胞组成与结构信息</w:t>
-      </w:r>
-      <w:r>
-        <w:rPr>
-          <w:rFonts w:hint="eastAsia" w:ascii="Times New Roman" w:hAnsi="Times New Roman" w:eastAsia="Times New Roman" w:cs="Times New Roman"/>
-        </w:rPr>
-        <w:t>。(1)</w:t>
-      </w:r>
-      <w:r>
-        <w:rPr>
-          <w:rFonts w:ascii="Times New Roman" w:hAnsi="Times New Roman" w:eastAsia="Times New Roman" w:cs="Times New Roman"/>
-        </w:rPr>
-        <w:t xml:space="preserve"> </w:t>
-      </w:r>
-      <w:r>
-        <w:rPr>
-          <w:rFonts w:hint="eastAsia" w:ascii="Times New Roman" w:hAnsi="Times New Roman" w:eastAsia="FangSong" w:cs="Times New Roman"/>
-        </w:rPr>
-        <w:t xml:space="preserve">由晶胞确定化学式中的</w:t>
-      </w:r>
-      <w:r>
-        <w:rPr>
-          <w:rFonts w:ascii="Times New Roman" w:hAnsi="Times New Roman" w:eastAsia="Times New Roman" w:cs="Times New Roman"/>
-        </w:rPr>
-        <w:t xml:space="preserve"> </w:t>
-      </w:r>
-      <w:r>
-        <w:rPr>
-          <w:rFonts w:hint="eastAsia" w:ascii="Times New Roman" w:hAnsi="Times New Roman" w:eastAsia="Times New Roman" w:cs="Times New Roman"/>
-        </w:rPr>
-        <w:t xml:space="preserve">x；(2)</w:t>
-      </w:r>
-      <w:r>
-        <w:rPr>
-          <w:rFonts w:ascii="Times New Roman" w:hAnsi="Times New Roman" w:eastAsia="Times New Roman" w:cs="Times New Roman"/>
-        </w:rPr>
-        <w:t xml:space="preserve"> </w:t>
-      </w:r>
-      <w:r>
-        <w:rPr>
-          <w:rFonts w:hint="eastAsia" w:ascii="Times New Roman" w:hAnsi="Times New Roman" w:eastAsia="FangSong" w:cs="Times New Roman"/>
-        </w:rPr>
-        <w:t xml:space="preserve">用</w:t>
-      </w:r>
-      <w:r>
-        <w:rPr>
-          <w:rFonts w:ascii="Times New Roman" w:hAnsi="Times New Roman" w:eastAsia="Times New Roman" w:cs="Times New Roman"/>
-        </w:rPr>
-        <w:t xml:space="preserve"> VSEPR </w:t>
-      </w:r>
-      <w:r>
-        <w:rPr>
-          <w:rFonts w:hint="eastAsia" w:ascii="Times New Roman" w:hAnsi="Times New Roman" w:eastAsia="FangSong" w:cs="Times New Roman"/>
-        </w:rPr>
-        <w:t xml:space="preserve">推断中心</w:t>
-      </w:r>
-      <w:r>
-        <w:rPr>
-          <w:rFonts w:ascii="Times New Roman" w:hAnsi="Times New Roman" w:eastAsia="Times New Roman" w:cs="Times New Roman"/>
-        </w:rPr>
-        <w:t xml:space="preserve"> Xe </w:t>
-      </w:r>
-      <w:r>
-        <w:rPr>
-          <w:rFonts w:hint="eastAsia" w:ascii="Times New Roman" w:hAnsi="Times New Roman" w:eastAsia="FangSong" w:cs="Times New Roman"/>
-        </w:rPr>
-        <w:t>的杂化与分子构型</w:t>
-      </w:r>
-      <w:r>
-        <w:rPr>
-          <w:rFonts w:hint="eastAsia" w:ascii="Times New Roman" w:hAnsi="Times New Roman" w:eastAsia="Times New Roman" w:cs="Times New Roman"/>
-        </w:rPr>
-        <w:t>；(3)</w:t>
-      </w:r>
-      <w:r>
-        <w:rPr>
-          <w:rFonts w:ascii="Times New Roman" w:hAnsi="Times New Roman" w:eastAsia="Times New Roman" w:cs="Times New Roman"/>
-        </w:rPr>
-        <w:t xml:space="preserve"> </w:t>
-      </w:r>
-      <w:r>
-        <w:rPr>
-          <w:rFonts w:hint="eastAsia" w:ascii="Times New Roman" w:hAnsi="Times New Roman" w:eastAsia="FangSong" w:cs="Times New Roman"/>
-        </w:rPr>
-        <w:t xml:space="preserve">分析</w:t>
-      </w:r>
-      <w:r>
-        <w:rPr>
-          <w:rFonts w:ascii="Times New Roman" w:hAnsi="Times New Roman" w:eastAsia="Times New Roman" w:cs="Times New Roman"/>
-        </w:rPr>
-        <w:t xml:space="preserve"> Xe—F </w:t>
-      </w:r>
-      <w:r>
-        <w:rPr>
-          <w:rFonts w:hint="eastAsia" w:ascii="Times New Roman" w:hAnsi="Times New Roman" w:eastAsia="FangSong" w:cs="Times New Roman"/>
-        </w:rPr>
-        <w:t xml:space="preserve">键长与</w:t>
-      </w:r>
-      <w:r>
-        <w:rPr>
-          <w:rFonts w:ascii="Times New Roman" w:hAnsi="Times New Roman" w:eastAsia="Times New Roman" w:cs="Times New Roman"/>
-        </w:rPr>
-        <w:t xml:space="preserve"> Xe </w:t>
-      </w:r>
-      <w:r>
-        <w:rPr>
-          <w:rFonts w:hint="eastAsia" w:ascii="Times New Roman" w:hAnsi="Times New Roman" w:eastAsia="FangSong" w:cs="Times New Roman"/>
-        </w:rPr>
-        <w:t>氧化态的关系</w:t>
-      </w:r>
-      <w:r>
-        <w:rPr>
-          <w:rFonts w:hint="eastAsia" w:ascii="Times New Roman" w:hAnsi="Times New Roman" w:eastAsia="Times New Roman" w:cs="Times New Roman"/>
-        </w:rPr>
-        <w:t>。</w:t>
+          <w:rFonts w:ascii="Times New Roman" w:hAnsi="Times New Roman" w:eastAsia="FangSong" w:cs="Times New Roman"/>
+          <w:b w:val="0"/>
+          <w:i w:val="0"/>
+          <w:iCs/>
+          <w:sz w:val="21"/>
+        </w:rPr>
+        <w:t xml:space="preserve"> </w:t>
+      </w:r>
+      <w:r>
+        <w:rPr>
+          <w:rFonts w:hint="eastAsia" w:ascii="Times New Roman" w:hAnsi="Times New Roman" w:eastAsia="FangSong" w:cs="Times New Roman"/>
+          <w:b w:val="0"/>
+          <w:i w:val="0"/>
+          <w:iCs/>
+          <w:sz w:val="21"/>
+        </w:rPr>
+        <w:t>晶胞</w:t>
+      </w:r>
+      <w:r>
+        <w:rPr>
+          <w:rFonts w:hint="eastAsia" w:ascii="Times New Roman" w:hAnsi="Times New Roman" w:eastAsia="FangSong" w:cs="Times New Roman"/>
+          <w:b w:val="0"/>
+          <w:i w:val="0"/>
+          <w:iCs/>
+          <w:sz w:val="21"/>
+        </w:rPr>
+        <w:t>（</w:t>
+      </w:r>
+      <w:r>
+        <w:rPr>
+          <w:rFonts w:hint="eastAsia" w:ascii="Times New Roman" w:hAnsi="Times New Roman" w:eastAsia="FangSong" w:cs="Times New Roman"/>
+          <w:b w:val="0"/>
+          <w:i w:val="0"/>
+          <w:iCs/>
+          <w:sz w:val="21"/>
+        </w:rPr>
+        <w:t>大球</w:t>
+      </w:r>
+      <w:r>
+        <w:rPr>
+          <w:rFonts w:ascii="Times New Roman" w:hAnsi="Times New Roman" w:eastAsia="FangSong" w:cs="Times New Roman"/>
+          <w:b w:val="0"/>
+          <w:i w:val="0"/>
+          <w:iCs/>
+          <w:sz w:val="21"/>
+        </w:rPr>
+        <w:t xml:space="preserve"> </w:t>
+      </w:r>
+      <w:r>
+        <w:rPr>
+          <w:rFonts w:hint="eastAsia" w:ascii="Times New Roman" w:hAnsi="Times New Roman" w:eastAsia="FangSong" w:cs="Times New Roman"/>
+          <w:b w:val="0"/>
+          <w:i w:val="0"/>
+          <w:iCs/>
+          <w:sz w:val="21"/>
+        </w:rPr>
+        <w:t>Xe、</w:t>
+      </w:r>
+      <w:r>
+        <w:rPr>
+          <w:rFonts w:hint="eastAsia" w:ascii="Times New Roman" w:hAnsi="Times New Roman" w:eastAsia="FangSong" w:cs="Times New Roman"/>
+          <w:b w:val="0"/>
+          <w:i w:val="0"/>
+          <w:iCs/>
+          <w:sz w:val="21"/>
+        </w:rPr>
+        <w:t>小球</w:t>
+      </w:r>
+      <w:r>
+        <w:rPr>
+          <w:rFonts w:ascii="Times New Roman" w:hAnsi="Times New Roman" w:eastAsia="FangSong" w:cs="Times New Roman"/>
+          <w:b w:val="0"/>
+          <w:i w:val="0"/>
+          <w:iCs/>
+          <w:sz w:val="21"/>
+        </w:rPr>
+        <w:t xml:space="preserve"> </w:t>
+      </w:r>
+      <w:r>
+        <w:rPr>
+          <w:rFonts w:hint="eastAsia" w:ascii="Times New Roman" w:hAnsi="Times New Roman" w:eastAsia="FangSong" w:cs="Times New Roman"/>
+          <w:b w:val="0"/>
+          <w:i w:val="0"/>
+          <w:iCs/>
+          <w:sz w:val="21"/>
+        </w:rPr>
+        <w:t>F；</w:t>
+      </w:r>
+      <w:r>
+        <w:rPr>
+          <w:rFonts w:hint="eastAsia" w:ascii="Times New Roman" w:hAnsi="Times New Roman" w:eastAsia="FangSong" w:cs="Times New Roman"/>
+          <w:b w:val="0"/>
+          <w:i w:val="0"/>
+          <w:iCs/>
+          <w:sz w:val="21"/>
+        </w:rPr>
+        <w:t>不含晶胞外原子</w:t>
+      </w:r>
+      <w:r>
+        <w:rPr>
+          <w:rFonts w:hint="eastAsia" w:ascii="Times New Roman" w:hAnsi="Times New Roman" w:eastAsia="FangSong" w:cs="Times New Roman"/>
+          <w:b w:val="0"/>
+          <w:i w:val="0"/>
+          <w:iCs/>
+          <w:sz w:val="21"/>
+        </w:rPr>
+        <w:t>）</w:t>
+      </w:r>
+    </w:p>
+    <w:p>
+      <w:pPr>
+        <w:pStyle w:val="FirstParagraph"/>
+      </w:pPr>
+      <w:r>
+        <w:rPr>
+          <w:rFonts w:hint="eastAsia" w:ascii="Times New Roman" w:hAnsi="Times New Roman" w:eastAsia="FangSong" w:cs="Times New Roman"/>
+          <w:b/>
+          <w:bCs/>
+        </w:rPr>
+        <w:t xml:space="preserve">解答</w:t>
+      </w:r>
+      <w:r>
+        <w:rPr>
+          <w:rFonts w:hint="eastAsia" w:ascii="Times New Roman" w:hAnsi="Times New Roman" w:eastAsia="Times New Roman" w:cs="Times New Roman"/>
+        </w:rPr>
+        <w:t xml:space="preserve">：</w:t>
+      </w:r>
+      <w:r>
+        <w:rPr>
+          <w:rFonts w:ascii="Times New Roman" w:hAnsi="Times New Roman" w:eastAsia="Times New Roman" w:cs="Times New Roman"/>
+        </w:rPr>
+        <w:t xml:space="preserve"> </w:t>
+      </w:r>
+      <w:r>
+        <w:rPr>
+          <w:rFonts w:ascii="Times New Roman" w:hAnsi="Times New Roman" w:eastAsia="Times New Roman" w:cs="Times New Roman"/>
+        </w:rPr>
+        <w:t xml:space="preserve">1. </w:t>
+      </w:r>
+      <w:r>
+        <w:rPr>
+          <w:rFonts w:hint="eastAsia" w:ascii="Times New Roman" w:hAnsi="Times New Roman" w:eastAsia="FangSong" w:cs="Times New Roman"/>
+        </w:rPr>
+        <w:t>计数规则</w:t>
+      </w:r>
+      <w:r>
+        <w:rPr>
+          <w:rFonts w:hint="eastAsia" w:ascii="Times New Roman" w:hAnsi="Times New Roman" w:eastAsia="Times New Roman" w:cs="Times New Roman"/>
+        </w:rPr>
+        <w:t>：</w:t>
+      </w:r>
+      <w:r>
+        <w:rPr>
+          <w:rFonts w:hint="eastAsia" w:ascii="Times New Roman" w:hAnsi="Times New Roman" w:eastAsia="FangSong" w:cs="Times New Roman"/>
+        </w:rPr>
+        <w:t>顶点</w:t>
+      </w:r>
+      <w:r>
+        <w:rPr>
+          <w:rFonts w:ascii="Times New Roman" w:hAnsi="Times New Roman" w:eastAsia="Times New Roman" w:cs="Times New Roman"/>
+        </w:rPr>
+        <w:t xml:space="preserve"> </w:t>
+      </w:r>
+      <w:r>
+        <w:rPr>
+          <w:rFonts w:hint="eastAsia" w:ascii="Times New Roman" w:hAnsi="Times New Roman" w:eastAsia="Times New Roman" w:cs="Times New Roman"/>
+        </w:rPr>
+        <w:t>×1/8、</w:t>
+      </w:r>
+      <w:r>
+        <w:rPr>
+          <w:rFonts w:hint="eastAsia" w:ascii="Times New Roman" w:hAnsi="Times New Roman" w:eastAsia="FangSong" w:cs="Times New Roman"/>
+        </w:rPr>
+        <w:t>棱</w:t>
+      </w:r>
+      <w:r>
+        <w:rPr>
+          <w:rFonts w:ascii="Times New Roman" w:hAnsi="Times New Roman" w:eastAsia="Times New Roman" w:cs="Times New Roman"/>
+        </w:rPr>
+        <w:t xml:space="preserve"> </w:t>
+      </w:r>
+      <w:r>
+        <w:rPr>
+          <w:rFonts w:hint="eastAsia" w:ascii="Times New Roman" w:hAnsi="Times New Roman" w:eastAsia="Times New Roman" w:cs="Times New Roman"/>
+        </w:rPr>
+        <w:t>×1/4、</w:t>
+      </w:r>
+      <w:r>
+        <w:rPr>
+          <w:rFonts w:hint="eastAsia" w:ascii="Times New Roman" w:hAnsi="Times New Roman" w:eastAsia="FangSong" w:cs="Times New Roman"/>
+        </w:rPr>
+        <w:t>面</w:t>
+      </w:r>
+      <w:r>
+        <w:rPr>
+          <w:rFonts w:ascii="Times New Roman" w:hAnsi="Times New Roman" w:eastAsia="Times New Roman" w:cs="Times New Roman"/>
+        </w:rPr>
+        <w:t xml:space="preserve"> </w:t>
+      </w:r>
+      <w:r>
+        <w:rPr>
+          <w:rFonts w:hint="eastAsia" w:ascii="Times New Roman" w:hAnsi="Times New Roman" w:eastAsia="Times New Roman" w:cs="Times New Roman"/>
+        </w:rPr>
+        <w:t>×1/2、</w:t>
+      </w:r>
+      <w:r>
+        <w:rPr>
+          <w:rFonts w:hint="eastAsia" w:ascii="Times New Roman" w:hAnsi="Times New Roman" w:eastAsia="FangSong" w:cs="Times New Roman"/>
+        </w:rPr>
+        <w:t>内部</w:t>
+      </w:r>
+      <w:r>
+        <w:rPr>
+          <w:rFonts w:ascii="Times New Roman" w:hAnsi="Times New Roman" w:eastAsia="Times New Roman" w:cs="Times New Roman"/>
+        </w:rPr>
+        <w:t xml:space="preserve"> ×1</w:t>
+      </w:r>
+      <w:r>
+        <w:rPr>
+          <w:rFonts w:ascii="Times New Roman" w:hAnsi="Times New Roman" w:eastAsia="Times New Roman" w:cs="Times New Roman"/>
+        </w:rPr>
+        <w:t xml:space="preserve"> </w:t>
+      </w:r>
+      <w:r>
+        <w:rPr>
+          <w:rFonts w:ascii="Times New Roman" w:hAnsi="Times New Roman" w:eastAsia="Times New Roman" w:cs="Times New Roman"/>
+        </w:rPr>
+        <w:t xml:space="preserve">2. </w:t>
+      </w:r>
+      <w:r>
+        <w:rPr>
+          <w:rFonts w:hint="eastAsia" w:ascii="Times New Roman" w:hAnsi="Times New Roman" w:eastAsia="Times New Roman" w:cs="Times New Roman"/>
+        </w:rPr>
+        <w:t>A：</w:t>
+      </w:r>
+      <w:r>
+        <w:rPr>
+          <w:rFonts w:hint="eastAsia" w:ascii="Times New Roman" w:hAnsi="Times New Roman" w:eastAsia="FangSong" w:cs="Times New Roman"/>
+        </w:rPr>
+        <w:t>晶胞含</w:t>
+      </w:r>
+      <w:r>
+        <w:rPr>
+          <w:rFonts w:ascii="Times New Roman" w:hAnsi="Times New Roman" w:eastAsia="Times New Roman" w:cs="Times New Roman"/>
+        </w:rPr>
+        <w:t xml:space="preserve"> 2 </w:t>
+      </w:r>
+      <w:r>
+        <w:rPr>
+          <w:rFonts w:hint="eastAsia" w:ascii="Times New Roman" w:hAnsi="Times New Roman" w:eastAsia="FangSong" w:cs="Times New Roman"/>
+        </w:rPr>
+        <w:t xml:space="preserve">个</w:t>
+      </w:r>
+      <w:r>
+        <w:rPr>
+          <w:rFonts w:ascii="Times New Roman" w:hAnsi="Times New Roman" w:eastAsia="Times New Roman" w:cs="Times New Roman"/>
+        </w:rPr>
+        <w:t xml:space="preserve"> XeF</w:t>
+      </w:r>
+      <w:r>
+        <w:rPr>
+          <w:rFonts w:ascii="Times New Roman" w:hAnsi="Times New Roman" w:eastAsia="Times New Roman" w:cs="Times New Roman"/>
+          <w:vertAlign w:val="subscript"/>
+        </w:rPr>
+        <w:t>2</w:t>
+      </w:r>
+      <w:r>
+        <w:rPr>
+          <w:rFonts w:ascii="Times New Roman" w:hAnsi="Times New Roman" w:eastAsia="Times New Roman" w:cs="Times New Roman"/>
+        </w:rPr>
+        <w:t xml:space="preserve"> </w:t>
+      </w:r>
+      <w:r>
+        <w:rPr>
+          <w:rFonts w:hint="eastAsia" w:ascii="Times New Roman" w:hAnsi="Times New Roman" w:eastAsia="FangSong" w:cs="Times New Roman"/>
+        </w:rPr>
+        <w:t xml:space="preserve">分子</w:t>
+      </w:r>
+      <w:r>
+        <w:rPr>
+          <w:rFonts w:ascii="Times New Roman" w:hAnsi="Times New Roman" w:eastAsia="Times New Roman" w:cs="Times New Roman"/>
+        </w:rPr>
+        <w:t xml:space="preserve"> →</w:t>
+      </w:r>
+      <w:r>
+        <w:rPr>
+          <w:rFonts w:ascii="Times New Roman" w:hAnsi="Times New Roman" w:eastAsia="Times New Roman" w:cs="Times New Roman"/>
+        </w:rPr>
+        <w:t xml:space="preserve"> </w:t>
+      </w:r>
+      <w:r>
+        <w:rPr>
+          <w:rFonts w:ascii="Times New Roman" w:hAnsi="Times New Roman" w:eastAsia="Times New Roman" w:cs="Times New Roman"/>
+          <w:b/>
+          <w:bCs/>
+        </w:rPr>
+        <w:t>XeF</w:t>
+      </w:r>
+      <w:r>
+        <w:rPr>
+          <w:rFonts w:ascii="Times New Roman" w:hAnsi="Times New Roman" w:eastAsia="Times New Roman" w:cs="Times New Roman"/>
+          <w:b/>
+          <w:bCs/>
+          <w:vertAlign w:val="subscript"/>
+        </w:rPr>
+        <w:t>2</w:t>
+      </w:r>
+      <w:r>
+        <w:rPr>
+          <w:rFonts w:hint="eastAsia" w:ascii="Times New Roman" w:hAnsi="Times New Roman" w:eastAsia="Times New Roman" w:cs="Times New Roman"/>
+        </w:rPr>
+        <w:t>（</w:t>
+      </w:r>
+      <w:r>
+        <w:rPr>
+          <w:rFonts w:hint="eastAsia" w:ascii="Times New Roman" w:hAnsi="Times New Roman" w:eastAsia="FangSong" w:cs="Times New Roman"/>
+        </w:rPr>
+        <w:t>直线形</w:t>
+      </w:r>
+      <w:r>
+        <w:rPr>
+          <w:rFonts w:hint="eastAsia" w:ascii="Times New Roman" w:hAnsi="Times New Roman" w:eastAsia="Times New Roman" w:cs="Times New Roman"/>
+        </w:rPr>
+        <w:t>，AX</w:t>
+      </w:r>
+      <w:r>
+        <w:rPr>
+          <w:rFonts w:hint="eastAsia" w:ascii="Times New Roman" w:hAnsi="Times New Roman" w:eastAsia="Times New Roman" w:cs="Times New Roman"/>
+          <w:vertAlign w:val="subscript"/>
+        </w:rPr>
+        <w:t>2</w:t>
+      </w:r>
+      <w:r>
+        <w:rPr>
+          <w:rFonts w:hint="eastAsia" w:ascii="Times New Roman" w:hAnsi="Times New Roman" w:eastAsia="Times New Roman" w:cs="Times New Roman"/>
+        </w:rPr>
+        <w:t>E</w:t>
+      </w:r>
+      <w:r>
+        <w:rPr>
+          <w:rFonts w:hint="eastAsia" w:ascii="Times New Roman" w:hAnsi="Times New Roman" w:eastAsia="Times New Roman" w:cs="Times New Roman"/>
+          <w:vertAlign w:val="subscript"/>
+        </w:rPr>
+        <w:t>3</w:t>
+      </w:r>
+      <w:r>
+        <w:rPr>
+          <w:rFonts w:hint="eastAsia" w:ascii="Times New Roman" w:hAnsi="Times New Roman" w:eastAsia="Times New Roman" w:cs="Times New Roman"/>
+        </w:rPr>
+        <w:t>）</w:t>
+      </w:r>
+      <w:r>
+        <w:rPr>
+          <w:rFonts w:ascii="Times New Roman" w:hAnsi="Times New Roman" w:eastAsia="Times New Roman" w:cs="Times New Roman"/>
+        </w:rPr>
+        <w:t xml:space="preserve"> </w:t>
+      </w:r>
+      <w:r>
+        <w:rPr>
+          <w:rFonts w:ascii="Times New Roman" w:hAnsi="Times New Roman" w:eastAsia="Times New Roman" w:cs="Times New Roman"/>
+        </w:rPr>
+        <w:t xml:space="preserve">3. </w:t>
+      </w:r>
+      <w:r>
+        <w:rPr>
+          <w:rFonts w:hint="eastAsia" w:ascii="Times New Roman" w:hAnsi="Times New Roman" w:eastAsia="Times New Roman" w:cs="Times New Roman"/>
+        </w:rPr>
+        <w:t>B：</w:t>
+      </w:r>
+      <w:r>
+        <w:rPr>
+          <w:rFonts w:hint="eastAsia" w:ascii="Times New Roman" w:hAnsi="Times New Roman" w:eastAsia="FangSong" w:cs="Times New Roman"/>
+        </w:rPr>
+        <w:t>晶胞含</w:t>
+      </w:r>
+      <w:r>
+        <w:rPr>
+          <w:rFonts w:ascii="Times New Roman" w:hAnsi="Times New Roman" w:eastAsia="Times New Roman" w:cs="Times New Roman"/>
+        </w:rPr>
+        <w:t xml:space="preserve"> 2 </w:t>
+      </w:r>
+      <w:r>
+        <w:rPr>
+          <w:rFonts w:hint="eastAsia" w:ascii="Times New Roman" w:hAnsi="Times New Roman" w:eastAsia="FangSong" w:cs="Times New Roman"/>
+        </w:rPr>
+        <w:t xml:space="preserve">个</w:t>
+      </w:r>
+      <w:r>
+        <w:rPr>
+          <w:rFonts w:ascii="Times New Roman" w:hAnsi="Times New Roman" w:eastAsia="Times New Roman" w:cs="Times New Roman"/>
+        </w:rPr>
+        <w:t xml:space="preserve"> XeF</w:t>
+      </w:r>
+      <w:r>
+        <w:rPr>
+          <w:rFonts w:ascii="Times New Roman" w:hAnsi="Times New Roman" w:eastAsia="Times New Roman" w:cs="Times New Roman"/>
+          <w:vertAlign w:val="subscript"/>
+        </w:rPr>
+        <w:t>4</w:t>
+      </w:r>
+      <w:r>
+        <w:rPr>
+          <w:rFonts w:ascii="Times New Roman" w:hAnsi="Times New Roman" w:eastAsia="Times New Roman" w:cs="Times New Roman"/>
+        </w:rPr>
+        <w:t xml:space="preserve"> </w:t>
+      </w:r>
+      <w:r>
+        <w:rPr>
+          <w:rFonts w:hint="eastAsia" w:ascii="Times New Roman" w:hAnsi="Times New Roman" w:eastAsia="FangSong" w:cs="Times New Roman"/>
+        </w:rPr>
+        <w:t xml:space="preserve">分子</w:t>
+      </w:r>
+      <w:r>
+        <w:rPr>
+          <w:rFonts w:ascii="Times New Roman" w:hAnsi="Times New Roman" w:eastAsia="Times New Roman" w:cs="Times New Roman"/>
+        </w:rPr>
+        <w:t xml:space="preserve"> →</w:t>
+      </w:r>
+      <w:r>
+        <w:rPr>
+          <w:rFonts w:ascii="Times New Roman" w:hAnsi="Times New Roman" w:eastAsia="Times New Roman" w:cs="Times New Roman"/>
+        </w:rPr>
+        <w:t xml:space="preserve"> </w:t>
+      </w:r>
+      <w:r>
+        <w:rPr>
+          <w:rFonts w:ascii="Times New Roman" w:hAnsi="Times New Roman" w:eastAsia="Times New Roman" w:cs="Times New Roman"/>
+          <w:b/>
+          <w:bCs/>
+        </w:rPr>
+        <w:t>XeF</w:t>
+      </w:r>
+      <w:r>
+        <w:rPr>
+          <w:rFonts w:ascii="Times New Roman" w:hAnsi="Times New Roman" w:eastAsia="Times New Roman" w:cs="Times New Roman"/>
+          <w:b/>
+          <w:bCs/>
+          <w:vertAlign w:val="subscript"/>
+        </w:rPr>
+        <w:t>4</w:t>
+      </w:r>
+      <w:r>
+        <w:rPr>
+          <w:rFonts w:hint="eastAsia" w:ascii="Times New Roman" w:hAnsi="Times New Roman" w:eastAsia="Times New Roman" w:cs="Times New Roman"/>
+        </w:rPr>
+        <w:t>（</w:t>
+      </w:r>
+      <w:r>
+        <w:rPr>
+          <w:rFonts w:hint="eastAsia" w:ascii="Times New Roman" w:hAnsi="Times New Roman" w:eastAsia="FangSong" w:cs="Times New Roman"/>
+        </w:rPr>
+        <w:t>平面正方形</w:t>
+      </w:r>
+      <w:r>
+        <w:rPr>
+          <w:rFonts w:hint="eastAsia" w:ascii="Times New Roman" w:hAnsi="Times New Roman" w:eastAsia="Times New Roman" w:cs="Times New Roman"/>
+        </w:rPr>
+        <w:t>，AX</w:t>
+      </w:r>
+      <w:r>
+        <w:rPr>
+          <w:rFonts w:hint="eastAsia" w:ascii="Times New Roman" w:hAnsi="Times New Roman" w:eastAsia="Times New Roman" w:cs="Times New Roman"/>
+          <w:vertAlign w:val="subscript"/>
+        </w:rPr>
+        <w:t>4</w:t>
+      </w:r>
+      <w:r>
+        <w:rPr>
+          <w:rFonts w:hint="eastAsia" w:ascii="Times New Roman" w:hAnsi="Times New Roman" w:eastAsia="Times New Roman" w:cs="Times New Roman"/>
+        </w:rPr>
+        <w:t>E</w:t>
+      </w:r>
+      <w:r>
+        <w:rPr>
+          <w:rFonts w:hint="eastAsia" w:ascii="Times New Roman" w:hAnsi="Times New Roman" w:eastAsia="Times New Roman" w:cs="Times New Roman"/>
+          <w:vertAlign w:val="subscript"/>
+        </w:rPr>
+        <w:t>2</w:t>
+      </w:r>
+      <w:r>
+        <w:rPr>
+          <w:rFonts w:hint="eastAsia" w:ascii="Times New Roman" w:hAnsi="Times New Roman" w:eastAsia="Times New Roman" w:cs="Times New Roman"/>
+        </w:rPr>
+        <w:t>）</w:t>
+      </w:r>
+      <w:r>
+        <w:rPr>
+          <w:rFonts w:ascii="Times New Roman" w:hAnsi="Times New Roman" w:eastAsia="Times New Roman" w:cs="Times New Roman"/>
+        </w:rPr>
+        <w:t xml:space="preserve"> </w:t>
+      </w:r>
+      <w:r>
+        <w:rPr>
+          <w:rFonts w:ascii="Times New Roman" w:hAnsi="Times New Roman" w:eastAsia="Times New Roman" w:cs="Times New Roman"/>
+        </w:rPr>
+        <w:t xml:space="preserve">4. </w:t>
+      </w:r>
+      <w:r>
+        <w:rPr>
+          <w:rFonts w:hint="eastAsia" w:ascii="Times New Roman" w:hAnsi="Times New Roman" w:eastAsia="Times New Roman" w:cs="Times New Roman"/>
+        </w:rPr>
+        <w:t>C：</w:t>
+      </w:r>
+      <w:r>
+        <w:rPr>
+          <w:rFonts w:hint="eastAsia" w:ascii="Times New Roman" w:hAnsi="Times New Roman" w:eastAsia="FangSong" w:cs="Times New Roman"/>
+        </w:rPr>
+        <w:t>晶胞含</w:t>
+      </w:r>
+      <w:r>
+        <w:rPr>
+          <w:rFonts w:ascii="Times New Roman" w:hAnsi="Times New Roman" w:eastAsia="Times New Roman" w:cs="Times New Roman"/>
+        </w:rPr>
+        <w:t xml:space="preserve"> 2 </w:t>
+      </w:r>
+      <w:r>
+        <w:rPr>
+          <w:rFonts w:hint="eastAsia" w:ascii="Times New Roman" w:hAnsi="Times New Roman" w:eastAsia="FangSong" w:cs="Times New Roman"/>
+        </w:rPr>
+        <w:t xml:space="preserve">个</w:t>
+      </w:r>
+      <w:r>
+        <w:rPr>
+          <w:rFonts w:ascii="Times New Roman" w:hAnsi="Times New Roman" w:eastAsia="Times New Roman" w:cs="Times New Roman"/>
+        </w:rPr>
+        <w:t xml:space="preserve"> XeF</w:t>
+      </w:r>
+      <w:r>
+        <w:rPr>
+          <w:rFonts w:ascii="Times New Roman" w:hAnsi="Times New Roman" w:eastAsia="Times New Roman" w:cs="Times New Roman"/>
+          <w:vertAlign w:val="subscript"/>
+        </w:rPr>
+        <w:t>4</w:t>
+      </w:r>
+      <w:r>
+        <w:rPr>
+          <w:rFonts w:ascii="Times New Roman" w:hAnsi="Times New Roman" w:eastAsia="Times New Roman" w:cs="Times New Roman"/>
+        </w:rPr>
+        <w:t xml:space="preserve"> + 2 </w:t>
+      </w:r>
+      <w:r>
+        <w:rPr>
+          <w:rFonts w:hint="eastAsia" w:ascii="Times New Roman" w:hAnsi="Times New Roman" w:eastAsia="FangSong" w:cs="Times New Roman"/>
+        </w:rPr>
+        <w:t xml:space="preserve">个</w:t>
+      </w:r>
+      <w:r>
+        <w:rPr>
+          <w:rFonts w:ascii="Times New Roman" w:hAnsi="Times New Roman" w:eastAsia="Times New Roman" w:cs="Times New Roman"/>
+        </w:rPr>
+        <w:t xml:space="preserve"> XeF</w:t>
+      </w:r>
+      <w:r>
+        <w:rPr>
+          <w:rFonts w:ascii="Times New Roman" w:hAnsi="Times New Roman" w:eastAsia="Times New Roman" w:cs="Times New Roman"/>
+          <w:vertAlign w:val="subscript"/>
+        </w:rPr>
+        <w:t>2</w:t>
+      </w:r>
+      <w:r>
+        <w:rPr>
+          <w:rFonts w:ascii="Times New Roman" w:hAnsi="Times New Roman" w:eastAsia="Times New Roman" w:cs="Times New Roman"/>
+        </w:rPr>
+        <w:t xml:space="preserve"> → </w:t>
+      </w:r>
+      <w:r>
+        <w:rPr>
+          <w:rFonts w:hint="eastAsia" w:ascii="Times New Roman" w:hAnsi="Times New Roman" w:eastAsia="FangSong" w:cs="Times New Roman"/>
+        </w:rPr>
+        <w:t xml:space="preserve">平均组成</w:t>
+      </w:r>
+      <w:r>
+        <w:rPr>
+          <w:rFonts w:ascii="Times New Roman" w:hAnsi="Times New Roman" w:eastAsia="Times New Roman" w:cs="Times New Roman"/>
+        </w:rPr>
+        <w:t xml:space="preserve"> </w:t>
+      </w:r>
+      <w:r>
+        <w:rPr>
+          <w:rFonts w:ascii="Times New Roman" w:hAnsi="Times New Roman" w:eastAsia="Times New Roman" w:cs="Times New Roman"/>
+          <w:b/>
+          <w:bCs/>
+        </w:rPr>
+        <w:t>XeF</w:t>
+      </w:r>
+      <w:r>
+        <w:rPr>
+          <w:rFonts w:ascii="Times New Roman" w:hAnsi="Times New Roman" w:eastAsia="Times New Roman" w:cs="Times New Roman"/>
+          <w:b/>
+          <w:bCs/>
+          <w:vertAlign w:val="subscript"/>
+        </w:rPr>
+        <w:t>3</w:t>
+      </w:r>
+      <w:r>
+        <w:rPr>
+          <w:rFonts w:hint="eastAsia" w:ascii="Times New Roman" w:hAnsi="Times New Roman" w:eastAsia="Times New Roman" w:cs="Times New Roman"/>
+        </w:rPr>
+        <w:t>，</w:t>
+      </w:r>
+      <w:r>
+        <w:rPr>
+          <w:rFonts w:hint="eastAsia" w:ascii="Times New Roman" w:hAnsi="Times New Roman" w:eastAsia="FangSong" w:cs="Times New Roman"/>
+        </w:rPr>
+        <w:t>实为</w:t>
+      </w:r>
+      <w:r>
+        <w:rPr>
+          <w:rFonts w:ascii="Times New Roman" w:hAnsi="Times New Roman" w:eastAsia="Times New Roman" w:cs="Times New Roman"/>
+        </w:rPr>
+        <w:t xml:space="preserve"> XeF</w:t>
+      </w:r>
+      <w:r>
+        <w:rPr>
+          <w:rFonts w:ascii="Times New Roman" w:hAnsi="Times New Roman" w:eastAsia="Times New Roman" w:cs="Times New Roman"/>
+          <w:vertAlign w:val="subscript"/>
+        </w:rPr>
+        <w:t>2</w:t>
+      </w:r>
+      <w:r>
+        <w:rPr>
+          <w:rFonts w:ascii="Times New Roman" w:hAnsi="Times New Roman" w:eastAsia="Times New Roman" w:cs="Times New Roman"/>
+        </w:rPr>
+        <w:t>·XeF</w:t>
+      </w:r>
+      <w:r>
+        <w:rPr>
+          <w:rFonts w:ascii="Times New Roman" w:hAnsi="Times New Roman" w:eastAsia="Times New Roman" w:cs="Times New Roman"/>
+          <w:vertAlign w:val="subscript"/>
+        </w:rPr>
+        <w:t>4</w:t>
+      </w:r>
+      <w:r>
+        <w:rPr>
+          <w:rFonts w:ascii="Times New Roman" w:hAnsi="Times New Roman" w:eastAsia="Times New Roman" w:cs="Times New Roman"/>
+        </w:rPr>
+        <w:t xml:space="preserve"> </w:t>
+      </w:r>
+      <w:r>
+        <w:rPr>
+          <w:rFonts w:hint="eastAsia" w:ascii="Times New Roman" w:hAnsi="Times New Roman" w:eastAsia="FangSong" w:cs="Times New Roman"/>
+          <w:b/>
+          <w:bCs/>
+        </w:rPr>
+        <w:t xml:space="preserve">共晶</w:t>
+      </w:r>
+      <w:r>
+        <w:rPr>
+          <w:rFonts w:ascii="Times New Roman" w:hAnsi="Times New Roman" w:eastAsia="Times New Roman" w:cs="Times New Roman"/>
+        </w:rPr>
+        <w:t xml:space="preserve"> </w:t>
+      </w:r>
+      <w:r>
+        <w:rPr>
+          <w:rFonts w:ascii="Times New Roman" w:hAnsi="Times New Roman" w:eastAsia="Times New Roman" w:cs="Times New Roman"/>
+        </w:rPr>
+        <w:t xml:space="preserve">5. 5.2 </w:t>
+      </w:r>
+      <w:r>
+        <w:rPr>
+          <w:rFonts w:hint="eastAsia" w:ascii="Times New Roman" w:hAnsi="Times New Roman" w:eastAsia="FangSong" w:cs="Times New Roman"/>
+        </w:rPr>
+        <w:t>节</w:t>
+      </w:r>
+      <w:r>
+        <w:rPr>
+          <w:rFonts w:hint="eastAsia" w:ascii="Times New Roman" w:hAnsi="Times New Roman" w:eastAsia="Times New Roman" w:cs="Times New Roman"/>
+        </w:rPr>
+        <w:t>（XeO</w:t>
+      </w:r>
+      <w:r>
+        <w:rPr>
+          <w:rFonts w:hint="eastAsia" w:ascii="Times New Roman" w:hAnsi="Times New Roman" w:eastAsia="Times New Roman" w:cs="Times New Roman"/>
+          <w:vertAlign w:val="subscript"/>
+        </w:rPr>
+        <w:t>x</w:t>
+      </w:r>
+      <w:r>
+        <w:rPr>
+          <w:rFonts w:ascii="Times New Roman" w:hAnsi="Times New Roman" w:eastAsia="Times New Roman" w:cs="Times New Roman"/>
+        </w:rPr>
+        <w:t xml:space="preserve"> </w:t>
+      </w:r>
+      <w:r>
+        <w:rPr>
+          <w:rFonts w:hint="eastAsia" w:ascii="Times New Roman" w:hAnsi="Times New Roman" w:eastAsia="FangSong" w:cs="Times New Roman"/>
+        </w:rPr>
+        <w:t>投影图与晶系判断</w:t>
+      </w:r>
+      <w:r>
+        <w:rPr>
+          <w:rFonts w:hint="eastAsia" w:ascii="Times New Roman" w:hAnsi="Times New Roman" w:eastAsia="Times New Roman" w:cs="Times New Roman"/>
+        </w:rPr>
+        <w:t>）</w:t>
+      </w:r>
+      <w:r>
+        <w:rPr>
+          <w:rFonts w:hint="eastAsia" w:ascii="Times New Roman" w:hAnsi="Times New Roman" w:eastAsia="FangSong" w:cs="Times New Roman"/>
+        </w:rPr>
+        <w:t>与</w:t>
+      </w:r>
+      <w:r>
+        <w:rPr>
+          <w:rFonts w:ascii="Times New Roman" w:hAnsi="Times New Roman" w:eastAsia="Times New Roman" w:cs="Times New Roman"/>
+        </w:rPr>
+        <w:t xml:space="preserve"> 5.3 </w:t>
+      </w:r>
+      <w:r>
+        <w:rPr>
+          <w:rFonts w:hint="eastAsia" w:ascii="Times New Roman" w:hAnsi="Times New Roman" w:eastAsia="FangSong" w:cs="Times New Roman"/>
+        </w:rPr>
+        <w:t>节</w:t>
+      </w:r>
+      <w:r>
+        <w:rPr>
+          <w:rFonts w:hint="eastAsia" w:ascii="Times New Roman" w:hAnsi="Times New Roman" w:eastAsia="Times New Roman" w:cs="Times New Roman"/>
+        </w:rPr>
+        <w:t>（</w:t>
+      </w:r>
+      <w:r>
+        <w:rPr>
+          <w:rFonts w:hint="eastAsia" w:ascii="Times New Roman" w:hAnsi="Times New Roman" w:eastAsia="FangSong" w:cs="Times New Roman"/>
+        </w:rPr>
+        <w:t>地幔</w:t>
+      </w:r>
+      <w:r>
+        <w:rPr>
+          <w:rFonts w:ascii="Times New Roman" w:hAnsi="Times New Roman" w:eastAsia="Times New Roman" w:cs="Times New Roman"/>
+        </w:rPr>
+        <w:t xml:space="preserve"> Fe-O </w:t>
+      </w:r>
+      <w:r>
+        <w:rPr>
+          <w:rFonts w:hint="eastAsia" w:ascii="Times New Roman" w:hAnsi="Times New Roman" w:eastAsia="FangSong" w:cs="Times New Roman"/>
+        </w:rPr>
+        <w:t xml:space="preserve">化合物吸附</w:t>
+      </w:r>
+      <w:r>
+        <w:rPr>
+          <w:rFonts w:ascii="Times New Roman" w:hAnsi="Times New Roman" w:eastAsia="Times New Roman" w:cs="Times New Roman"/>
+        </w:rPr>
+        <w:t xml:space="preserve"> </w:t>
+      </w:r>
+      <w:r>
+        <w:rPr>
+          <w:rFonts w:hint="eastAsia" w:ascii="Times New Roman" w:hAnsi="Times New Roman" w:eastAsia="Times New Roman" w:cs="Times New Roman"/>
+        </w:rPr>
+        <w:t>Xe）</w:t>
+      </w:r>
+      <w:r>
+        <w:rPr>
+          <w:rFonts w:hint="eastAsia" w:ascii="Times New Roman" w:hAnsi="Times New Roman" w:eastAsia="FangSong" w:cs="Times New Roman"/>
+        </w:rPr>
+        <w:t>题面与解析见</w:t>
+      </w:r>
+      <w:r>
+        <w:rPr>
+          <w:rFonts w:ascii="Times New Roman" w:hAnsi="Times New Roman" w:eastAsia="Times New Roman" w:cs="Times New Roman"/>
+        </w:rPr>
+        <w:t xml:space="preserve"> </w:t>
+      </w:r>
+      <w:r>
+        <w:rPr>
+          <w:rFonts w:hint="eastAsia" w:ascii="Times New Roman" w:hAnsi="Times New Roman" w:eastAsia="FangSong" w:cs="Times New Roman"/>
+        </w:rPr>
+        <w:t xml:space="preserve">完整真题卡</w:t>
       </w:r>
     </w:p>
     <w:p>
@@ -29046,7 +33679,7 @@
           <w:b/>
           <w:bCs/>
         </w:rPr>
-        <w:t xml:space="preserve">思路</w:t>
+        <w:t xml:space="preserve">反思</w:t>
       </w:r>
       <w:r>
         <w:rPr>
@@ -29058,376 +33691,130 @@
         <w:rPr>
           <w:rFonts w:hint="eastAsia" w:ascii="Times New Roman" w:hAnsi="Times New Roman" w:eastAsia="FangSong" w:cs="Times New Roman"/>
         </w:rPr>
-        <w:t>晶胞</w:t>
-      </w:r>
-      <w:r>
-        <w:rPr>
-          <w:rFonts w:ascii="Times New Roman" w:hAnsi="Times New Roman" w:eastAsia="Times New Roman" w:cs="Times New Roman"/>
-        </w:rPr>
-        <w:t xml:space="preserve"> → </w:t>
-      </w:r>
-      <w:r>
-        <w:rPr>
-          <w:rFonts w:hint="eastAsia" w:ascii="Times New Roman" w:hAnsi="Times New Roman" w:eastAsia="FangSong" w:cs="Times New Roman"/>
-        </w:rPr>
-        <w:t xml:space="preserve">原子计数</w:t>
-      </w:r>
-      <w:r>
-        <w:rPr>
-          <w:rFonts w:ascii="Times New Roman" w:hAnsi="Times New Roman" w:eastAsia="Times New Roman" w:cs="Times New Roman"/>
-        </w:rPr>
-        <w:t xml:space="preserve"> → </w:t>
-      </w:r>
-      <w:r>
-        <w:rPr>
-          <w:rFonts w:hint="eastAsia" w:ascii="Times New Roman" w:hAnsi="Times New Roman" w:eastAsia="FangSong" w:cs="Times New Roman"/>
-        </w:rPr>
-        <w:t>化学式</w:t>
-      </w:r>
-      <w:r>
-        <w:rPr>
-          <w:rFonts w:hint="eastAsia" w:ascii="Times New Roman" w:hAnsi="Times New Roman" w:eastAsia="Times New Roman" w:cs="Times New Roman"/>
-        </w:rPr>
-        <w:t>；VSEPR</w:t>
-      </w:r>
-      <w:r>
-        <w:rPr>
-          <w:rFonts w:ascii="Times New Roman" w:hAnsi="Times New Roman" w:eastAsia="Times New Roman" w:cs="Times New Roman"/>
-        </w:rPr>
-        <w:t xml:space="preserve"> → </w:t>
-      </w:r>
-      <w:r>
-        <w:rPr>
-          <w:rFonts w:hint="eastAsia" w:ascii="Times New Roman" w:hAnsi="Times New Roman" w:eastAsia="FangSong" w:cs="Times New Roman"/>
-        </w:rPr>
-        <w:t xml:space="preserve">孤对</w:t>
-      </w:r>
-      <w:r>
-        <w:rPr>
-          <w:rFonts w:ascii="Times New Roman" w:hAnsi="Times New Roman" w:eastAsia="Times New Roman" w:cs="Times New Roman"/>
-        </w:rPr>
-        <w:t xml:space="preserve"> → </w:t>
-      </w:r>
-      <w:r>
-        <w:rPr>
-          <w:rFonts w:hint="eastAsia" w:ascii="Times New Roman" w:hAnsi="Times New Roman" w:eastAsia="FangSong" w:cs="Times New Roman"/>
-        </w:rPr>
-        <w:t>构型</w:t>
-      </w:r>
-      <w:r>
-        <w:rPr>
-          <w:rFonts w:hint="eastAsia" w:ascii="Times New Roman" w:hAnsi="Times New Roman" w:eastAsia="Times New Roman" w:cs="Times New Roman"/>
-        </w:rPr>
-        <w:t>；</w:t>
-      </w:r>
-      <w:r>
-        <w:rPr>
-          <w:rFonts w:hint="eastAsia" w:ascii="Times New Roman" w:hAnsi="Times New Roman" w:eastAsia="FangSong" w:cs="Times New Roman"/>
-        </w:rPr>
-        <w:t>氧化态</w:t>
-      </w:r>
-      <w:r>
-        <w:rPr>
-          <w:rFonts w:ascii="Times New Roman" w:hAnsi="Times New Roman" w:eastAsia="Times New Roman" w:cs="Times New Roman"/>
-        </w:rPr>
-        <w:t xml:space="preserve"> → </w:t>
-      </w:r>
-      <w:r>
-        <w:rPr>
-          <w:rFonts w:hint="eastAsia" w:ascii="Times New Roman" w:hAnsi="Times New Roman" w:eastAsia="FangSong" w:cs="Times New Roman"/>
-        </w:rPr>
-        <w:t>键长趋势</w:t>
-      </w:r>
-      <w:r>
-        <w:rPr>
-          <w:rFonts w:hint="eastAsia" w:ascii="Times New Roman" w:hAnsi="Times New Roman" w:eastAsia="Times New Roman" w:cs="Times New Roman"/>
-        </w:rPr>
-        <w:t>。</w:t>
-      </w:r>
-    </w:p>
-    <w:p>
-      <w:pPr>
-        <w:pStyle w:val="BodyText"/>
-      </w:pPr>
+        <w:t>分子晶体晶胞计数两个陷阱</w:t>
+      </w:r>
+      <w:r>
+        <w:rPr>
+          <w:rFonts w:hint="eastAsia" w:ascii="Times New Roman" w:hAnsi="Times New Roman" w:eastAsia="Times New Roman" w:cs="Times New Roman"/>
+        </w:rPr>
+        <w:t>——①</w:t>
+      </w:r>
+      <w:r>
+        <w:rPr>
+          <w:rFonts w:hint="eastAsia" w:ascii="Times New Roman" w:hAnsi="Times New Roman" w:eastAsia="FangSong" w:cs="Times New Roman"/>
+        </w:rPr>
+        <w:t>占据率</w:t>
+      </w:r>
+      <w:r>
+        <w:rPr>
+          <w:rFonts w:hint="eastAsia" w:ascii="Times New Roman" w:hAnsi="Times New Roman" w:eastAsia="Times New Roman" w:cs="Times New Roman"/>
+        </w:rPr>
+        <w:t>（</w:t>
+      </w:r>
+      <w:r>
+        <w:rPr>
+          <w:rFonts w:hint="eastAsia" w:ascii="Times New Roman" w:hAnsi="Times New Roman" w:eastAsia="FangSong" w:cs="Times New Roman"/>
+        </w:rPr>
+        <w:t>顶点</w:t>
+      </w:r>
+      <w:r>
+        <w:rPr>
+          <w:rFonts w:hint="eastAsia" w:ascii="Times New Roman" w:hAnsi="Times New Roman" w:eastAsia="Times New Roman" w:cs="Times New Roman"/>
+        </w:rPr>
+        <w:t>/</w:t>
+      </w:r>
+      <w:r>
+        <w:rPr>
+          <w:rFonts w:hint="eastAsia" w:ascii="Times New Roman" w:hAnsi="Times New Roman" w:eastAsia="FangSong" w:cs="Times New Roman"/>
+        </w:rPr>
+        <w:t>棱</w:t>
+      </w:r>
+      <w:r>
+        <w:rPr>
+          <w:rFonts w:hint="eastAsia" w:ascii="Times New Roman" w:hAnsi="Times New Roman" w:eastAsia="Times New Roman" w:cs="Times New Roman"/>
+        </w:rPr>
+        <w:t>/</w:t>
+      </w:r>
+      <w:r>
+        <w:rPr>
+          <w:rFonts w:hint="eastAsia" w:ascii="Times New Roman" w:hAnsi="Times New Roman" w:eastAsia="FangSong" w:cs="Times New Roman"/>
+        </w:rPr>
+        <w:t>面</w:t>
+      </w:r>
+      <w:r>
+        <w:rPr>
+          <w:rFonts w:hint="eastAsia" w:ascii="Times New Roman" w:hAnsi="Times New Roman" w:eastAsia="Times New Roman" w:cs="Times New Roman"/>
+        </w:rPr>
+        <w:t>/</w:t>
+      </w:r>
+      <w:r>
+        <w:rPr>
+          <w:rFonts w:hint="eastAsia" w:ascii="Times New Roman" w:hAnsi="Times New Roman" w:eastAsia="FangSong" w:cs="Times New Roman"/>
+        </w:rPr>
+        <w:t>内部</w:t>
+      </w:r>
+      <w:r>
+        <w:rPr>
+          <w:rFonts w:hint="eastAsia" w:ascii="Times New Roman" w:hAnsi="Times New Roman" w:eastAsia="Times New Roman" w:cs="Times New Roman"/>
+        </w:rPr>
+        <w:t>）；②</w:t>
+      </w:r>
+      <w:r>
+        <w:rPr>
+          <w:rFonts w:hint="eastAsia" w:ascii="Times New Roman" w:hAnsi="Times New Roman" w:eastAsia="FangSong" w:cs="Times New Roman"/>
+        </w:rPr>
+        <w:t>同一晶胞内可能是两种不同分子的</w:t>
+      </w:r>
       <w:r>
         <w:rPr>
           <w:rFonts w:hint="eastAsia" w:ascii="Times New Roman" w:hAnsi="Times New Roman" w:eastAsia="FangSong" w:cs="Times New Roman"/>
           <w:b/>
           <w:bCs/>
         </w:rPr>
-        <w:t xml:space="preserve">解答</w:t>
-      </w:r>
-      <w:r>
-        <w:rPr>
-          <w:rFonts w:hint="eastAsia" w:ascii="Times New Roman" w:hAnsi="Times New Roman" w:eastAsia="Times New Roman" w:cs="Times New Roman"/>
-        </w:rPr>
-        <w:t xml:space="preserve">：</w:t>
-      </w:r>
-      <w:r>
-        <w:rPr>
-          <w:rFonts w:ascii="Times New Roman" w:hAnsi="Times New Roman" w:eastAsia="Times New Roman" w:cs="Times New Roman"/>
-        </w:rPr>
-        <w:t xml:space="preserve"> </w:t>
-      </w:r>
-      <w:r>
-        <w:rPr>
-          <w:rFonts w:ascii="Times New Roman" w:hAnsi="Times New Roman" w:eastAsia="Times New Roman" w:cs="Times New Roman"/>
-        </w:rPr>
-        <w:t xml:space="preserve">1. </w:t>
-      </w:r>
-      <w:r>
-        <w:rPr>
-          <w:rFonts w:hint="eastAsia" w:ascii="Times New Roman" w:hAnsi="Times New Roman" w:eastAsia="FangSong" w:cs="Times New Roman"/>
-        </w:rPr>
-        <w:t xml:space="preserve">由晶胞中</w:t>
-      </w:r>
-      <w:r>
-        <w:rPr>
-          <w:rFonts w:ascii="Times New Roman" w:hAnsi="Times New Roman" w:eastAsia="Times New Roman" w:cs="Times New Roman"/>
-        </w:rPr>
-        <w:t xml:space="preserve"> Xe </w:t>
-      </w:r>
-      <w:r>
-        <w:rPr>
-          <w:rFonts w:hint="eastAsia" w:ascii="Times New Roman" w:hAnsi="Times New Roman" w:eastAsia="FangSong" w:cs="Times New Roman"/>
-        </w:rPr>
-        <w:t xml:space="preserve">与</w:t>
-      </w:r>
-      <w:r>
-        <w:rPr>
-          <w:rFonts w:ascii="Times New Roman" w:hAnsi="Times New Roman" w:eastAsia="Times New Roman" w:cs="Times New Roman"/>
-        </w:rPr>
-        <w:t xml:space="preserve"> F </w:t>
-      </w:r>
-      <w:r>
-        <w:rPr>
-          <w:rFonts w:hint="eastAsia" w:ascii="Times New Roman" w:hAnsi="Times New Roman" w:eastAsia="FangSong" w:cs="Times New Roman"/>
-        </w:rPr>
-        <w:t>的原子数比确定化学式</w:t>
-      </w:r>
-      <w:r>
-        <w:rPr>
-          <w:rFonts w:hint="eastAsia" w:ascii="Times New Roman" w:hAnsi="Times New Roman" w:eastAsia="Times New Roman" w:cs="Times New Roman"/>
-        </w:rPr>
-        <w:t>（</w:t>
-      </w:r>
-      <w:r>
-        <w:rPr>
-          <w:rFonts w:hint="eastAsia" w:ascii="Times New Roman" w:hAnsi="Times New Roman" w:eastAsia="FangSong" w:cs="Times New Roman"/>
-        </w:rPr>
-        <w:t>详见原题</w:t>
-      </w:r>
-      <w:r>
-        <w:rPr>
-          <w:rFonts w:hint="eastAsia" w:ascii="Times New Roman" w:hAnsi="Times New Roman" w:eastAsia="Times New Roman" w:cs="Times New Roman"/>
-        </w:rPr>
-        <w:t>）</w:t>
-      </w:r>
-      <w:r>
-        <w:rPr>
-          <w:rFonts w:ascii="Times New Roman" w:hAnsi="Times New Roman" w:eastAsia="Times New Roman" w:cs="Times New Roman"/>
-        </w:rPr>
-        <w:t xml:space="preserve"> </w:t>
-      </w:r>
-      <w:r>
-        <w:rPr>
-          <w:rFonts w:ascii="Times New Roman" w:hAnsi="Times New Roman" w:eastAsia="Times New Roman" w:cs="Times New Roman"/>
-        </w:rPr>
-        <w:t xml:space="preserve">2. Xe </w:t>
-      </w:r>
-      <w:r>
-        <w:rPr>
-          <w:rFonts w:hint="eastAsia" w:ascii="Times New Roman" w:hAnsi="Times New Roman" w:eastAsia="FangSong" w:cs="Times New Roman"/>
-        </w:rPr>
-        <w:t xml:space="preserve">氧化态越高</w:t>
-      </w:r>
-      <w:r>
-        <w:rPr>
-          <w:rFonts w:ascii="Times New Roman" w:hAnsi="Times New Roman" w:eastAsia="Times New Roman" w:cs="Times New Roman"/>
-        </w:rPr>
-        <w:t xml:space="preserve"> → </w:t>
-      </w:r>
-      <w:r>
-        <w:rPr>
-          <w:rFonts w:hint="eastAsia" w:ascii="Times New Roman" w:hAnsi="Times New Roman" w:eastAsia="FangSong" w:cs="Times New Roman"/>
-        </w:rPr>
-        <w:t xml:space="preserve">成键电子对数越多</w:t>
-      </w:r>
-      <w:r>
-        <w:rPr>
-          <w:rFonts w:ascii="Times New Roman" w:hAnsi="Times New Roman" w:eastAsia="Times New Roman" w:cs="Times New Roman"/>
-        </w:rPr>
-        <w:t xml:space="preserve"> → </w:t>
-      </w:r>
-      <w:r>
-        <w:rPr>
-          <w:rFonts w:hint="eastAsia" w:ascii="Times New Roman" w:hAnsi="Times New Roman" w:eastAsia="FangSong" w:cs="Times New Roman"/>
-        </w:rPr>
-        <w:t>配位几何越复杂</w:t>
-      </w:r>
-      <w:r>
-        <w:rPr>
-          <w:rFonts w:hint="eastAsia" w:ascii="Times New Roman" w:hAnsi="Times New Roman" w:eastAsia="Times New Roman" w:cs="Times New Roman"/>
-        </w:rPr>
-        <w:t>；</w:t>
-      </w:r>
-      <w:r>
-        <w:rPr>
-          <w:rFonts w:hint="eastAsia" w:ascii="Times New Roman" w:hAnsi="Times New Roman" w:eastAsia="FangSong" w:cs="Times New Roman"/>
-        </w:rPr>
-        <w:t>孤对电子数</w:t>
-      </w:r>
-      <w:r>
-        <w:rPr>
-          <w:rFonts w:ascii="Times New Roman" w:hAnsi="Times New Roman" w:eastAsia="Times New Roman" w:cs="Times New Roman"/>
-        </w:rPr>
-        <w:t xml:space="preserve"> = </w:t>
-      </w:r>
-      <w:r>
-        <w:rPr>
-          <w:rFonts w:hint="eastAsia" w:ascii="Times New Roman" w:hAnsi="Times New Roman" w:eastAsia="FangSong" w:cs="Times New Roman"/>
-        </w:rPr>
-        <w:t xml:space="preserve">价层电子对数</w:t>
-      </w:r>
-      <w:r>
-        <w:rPr>
-          <w:rFonts w:ascii="Times New Roman" w:hAnsi="Times New Roman" w:eastAsia="Times New Roman" w:cs="Times New Roman"/>
-        </w:rPr>
-        <w:t xml:space="preserve"> − </w:t>
-      </w:r>
-      <w:r>
-        <w:rPr>
-          <w:rFonts w:hint="eastAsia" w:ascii="Times New Roman" w:hAnsi="Times New Roman" w:eastAsia="FangSong" w:cs="Times New Roman"/>
-        </w:rPr>
-        <w:t xml:space="preserve">配位数</w:t>
-      </w:r>
-      <w:r>
-        <w:rPr>
-          <w:rFonts w:ascii="Times New Roman" w:hAnsi="Times New Roman" w:eastAsia="Times New Roman" w:cs="Times New Roman"/>
-        </w:rPr>
-        <w:t xml:space="preserve"> </w:t>
-      </w:r>
-      <w:r>
-        <w:rPr>
-          <w:rFonts w:ascii="Times New Roman" w:hAnsi="Times New Roman" w:eastAsia="Times New Roman" w:cs="Times New Roman"/>
-        </w:rPr>
-        <w:t xml:space="preserve">3. </w:t>
-      </w:r>
-      <w:r>
-        <w:rPr>
-          <w:rFonts w:hint="eastAsia" w:ascii="Times New Roman" w:hAnsi="Times New Roman" w:eastAsia="FangSong" w:cs="Times New Roman"/>
-        </w:rPr>
-        <w:t xml:space="preserve">完整分析与计算见</w:t>
-      </w:r>
-      <w:r>
-        <w:rPr>
-          <w:rFonts w:ascii="Times New Roman" w:hAnsi="Times New Roman" w:eastAsia="Times New Roman" w:cs="Times New Roman"/>
-        </w:rPr>
-        <w:t xml:space="preserve"> </w:t>
-      </w:r>
-      <w:r>
-        <w:rPr>
-          <w:rFonts w:hint="eastAsia" w:ascii="Times New Roman" w:hAnsi="Times New Roman" w:eastAsia="FangSong" w:cs="Times New Roman"/>
-        </w:rPr>
-        <w:t>题</w:t>
-      </w:r>
-      <w:r>
-        <w:rPr>
-          <w:rFonts w:hint="eastAsia" w:ascii="Times New Roman" w:hAnsi="Times New Roman" w:eastAsia="Times New Roman" w:cs="Times New Roman"/>
-        </w:rPr>
-        <w:t>-039-5-XeF</w:t>
-      </w:r>
-      <w:r>
-        <w:rPr>
-          <w:rFonts w:hint="eastAsia" w:ascii="Times New Roman" w:hAnsi="Times New Roman" w:eastAsia="Times New Roman" w:cs="Times New Roman"/>
+        <w:t xml:space="preserve">共晶</w:t>
+      </w:r>
+      <w:r>
+        <w:rPr>
+          <w:rFonts w:hint="eastAsia" w:ascii="Times New Roman" w:hAnsi="Times New Roman" w:eastAsia="Times New Roman" w:cs="Times New Roman"/>
+        </w:rPr>
+        <w:t xml:space="preserve">（C</w:t>
+      </w:r>
+      <w:r>
+        <w:rPr>
+          <w:rFonts w:ascii="Times New Roman" w:hAnsi="Times New Roman" w:eastAsia="Times New Roman" w:cs="Times New Roman"/>
+        </w:rPr>
+        <w:t xml:space="preserve"> </w:t>
+      </w:r>
+      <w:r>
+        <w:rPr>
+          <w:rFonts w:hint="eastAsia" w:ascii="Times New Roman" w:hAnsi="Times New Roman" w:eastAsia="FangSong" w:cs="Times New Roman"/>
+        </w:rPr>
+        <w:t xml:space="preserve">的平均组成</w:t>
+      </w:r>
+      <w:r>
+        <w:rPr>
+          <w:rFonts w:ascii="Times New Roman" w:hAnsi="Times New Roman" w:eastAsia="Times New Roman" w:cs="Times New Roman"/>
+        </w:rPr>
+        <w:t xml:space="preserve"> XeF</w:t>
+      </w:r>
+      <w:r>
+        <w:rPr>
+          <w:rFonts w:ascii="Times New Roman" w:hAnsi="Times New Roman" w:eastAsia="Times New Roman" w:cs="Times New Roman"/>
           <w:vertAlign w:val="subscript"/>
         </w:rPr>
-        <w:t>x</w:t>
-      </w:r>
-      <w:r>
-        <w:rPr>
-          <w:rFonts w:hint="eastAsia" w:ascii="Times New Roman" w:hAnsi="Times New Roman" w:eastAsia="FangSong" w:cs="Times New Roman"/>
-        </w:rPr>
-        <w:t>晶胞组成推导</w:t>
-      </w:r>
-      <w:r>
-        <w:rPr>
-          <w:rFonts w:hint="eastAsia" w:ascii="Times New Roman" w:hAnsi="Times New Roman" w:eastAsia="Times New Roman" w:cs="Times New Roman"/>
-        </w:rPr>
-        <w:t>。</w:t>
-      </w:r>
-    </w:p>
-    <w:p>
-      <w:pPr>
-        <w:pStyle w:val="BodyText"/>
-      </w:pPr>
-      <w:r>
-        <w:rPr>
-          <w:rFonts w:hint="eastAsia" w:ascii="Times New Roman" w:hAnsi="Times New Roman" w:eastAsia="FangSong" w:cs="Times New Roman"/>
-          <w:b/>
-          <w:bCs/>
-        </w:rPr>
-        <w:t xml:space="preserve">反思</w:t>
-      </w:r>
-      <w:r>
-        <w:rPr>
-          <w:rFonts w:hint="eastAsia" w:ascii="Times New Roman" w:hAnsi="Times New Roman" w:eastAsia="Times New Roman" w:cs="Times New Roman"/>
-        </w:rPr>
-        <w:t xml:space="preserve">：39</w:t>
-      </w:r>
-      <w:r>
-        <w:rPr>
-          <w:rFonts w:ascii="Times New Roman" w:hAnsi="Times New Roman" w:eastAsia="Times New Roman" w:cs="Times New Roman"/>
-        </w:rPr>
-        <w:t xml:space="preserve"> </w:t>
-      </w:r>
-      <w:r>
-        <w:rPr>
-          <w:rFonts w:hint="eastAsia" w:ascii="Times New Roman" w:hAnsi="Times New Roman" w:eastAsia="FangSong" w:cs="Times New Roman"/>
-        </w:rPr>
-        <w:t>届以</w:t>
-      </w:r>
-      <w:r>
-        <w:rPr>
-          <w:rFonts w:hint="eastAsia" w:ascii="Times New Roman" w:hAnsi="Times New Roman" w:eastAsia="Times New Roman" w:cs="Times New Roman"/>
-        </w:rPr>
-        <w:t>「</w:t>
-      </w:r>
-      <w:r>
-        <w:rPr>
-          <w:rFonts w:hint="eastAsia" w:ascii="Times New Roman" w:hAnsi="Times New Roman" w:eastAsia="FangSong" w:cs="Times New Roman"/>
-        </w:rPr>
-        <w:t>晶胞</w:t>
-      </w:r>
-      <w:r>
-        <w:rPr>
-          <w:rFonts w:ascii="Times New Roman" w:hAnsi="Times New Roman" w:eastAsia="Times New Roman" w:cs="Times New Roman"/>
-        </w:rPr>
-        <w:t xml:space="preserve"> + </w:t>
-      </w:r>
-      <w:r>
-        <w:rPr>
-          <w:rFonts w:hint="eastAsia" w:ascii="Times New Roman" w:hAnsi="Times New Roman" w:eastAsia="Times New Roman" w:cs="Times New Roman"/>
-        </w:rPr>
-        <w:t>VSEPR」</w:t>
-      </w:r>
-      <w:r>
-        <w:rPr>
-          <w:rFonts w:hint="eastAsia" w:ascii="Times New Roman" w:hAnsi="Times New Roman" w:eastAsia="FangSong" w:cs="Times New Roman"/>
-        </w:rPr>
-        <w:t>双考点包装稀有气体化合物</w:t>
-      </w:r>
-      <w:r>
-        <w:rPr>
-          <w:rFonts w:hint="eastAsia" w:ascii="Times New Roman" w:hAnsi="Times New Roman" w:eastAsia="Times New Roman" w:cs="Times New Roman"/>
-        </w:rPr>
-        <w:t>——</w:t>
-      </w:r>
-      <w:r>
-        <w:rPr>
-          <w:rFonts w:hint="eastAsia" w:ascii="Times New Roman" w:hAnsi="Times New Roman" w:eastAsia="FangSong" w:cs="Times New Roman"/>
-        </w:rPr>
-        <w:t>既要数原子</w:t>
+        <w:t>3</w:t>
+      </w:r>
+      <w:r>
+        <w:rPr>
+          <w:rFonts w:ascii="Times New Roman" w:hAnsi="Times New Roman" w:eastAsia="Times New Roman" w:cs="Times New Roman"/>
+        </w:rPr>
+        <w:t xml:space="preserve"> </w:t>
+      </w:r>
+      <w:r>
+        <w:rPr>
+          <w:rFonts w:hint="eastAsia" w:ascii="Times New Roman" w:hAnsi="Times New Roman" w:eastAsia="FangSong" w:cs="Times New Roman"/>
+        </w:rPr>
+        <w:t>并非独立分子式</w:t>
       </w:r>
       <w:r>
         <w:rPr>
@@ -29439,25 +33826,38 @@
         <w:rPr>
           <w:rFonts w:hint="eastAsia" w:ascii="Times New Roman" w:hAnsi="Times New Roman" w:eastAsia="FangSong" w:cs="Times New Roman"/>
         </w:rPr>
-        <w:t>又要推结构</w:t>
-      </w:r>
-      <w:r>
-        <w:rPr>
-          <w:rFonts w:hint="eastAsia" w:ascii="Times New Roman" w:hAnsi="Times New Roman" w:eastAsia="Times New Roman" w:cs="Times New Roman"/>
-        </w:rPr>
-        <w:t>，</w:t>
-      </w:r>
-      <w:r>
-        <w:rPr>
-          <w:rFonts w:hint="eastAsia" w:ascii="Times New Roman" w:hAnsi="Times New Roman" w:eastAsia="FangSong" w:cs="Times New Roman"/>
-        </w:rPr>
-        <w:t>是结构与元素化学的交叉题</w:t>
-      </w:r>
-      <w:r>
-        <w:rPr>
-          <w:rFonts w:hint="eastAsia" w:ascii="Times New Roman" w:hAnsi="Times New Roman" w:eastAsia="Times New Roman" w:cs="Times New Roman"/>
-        </w:rPr>
-        <w:t>。</w:t>
+        <w:t>不能按</w:t>
+      </w:r>
+      <w:r>
+        <w:rPr>
+          <w:rFonts w:ascii="Times New Roman" w:hAnsi="Times New Roman" w:eastAsia="Times New Roman" w:cs="Times New Roman"/>
+        </w:rPr>
+        <w:t xml:space="preserve"> XeF</w:t>
+      </w:r>
+      <w:r>
+        <w:rPr>
+          <w:rFonts w:ascii="Times New Roman" w:hAnsi="Times New Roman" w:eastAsia="Times New Roman" w:cs="Times New Roman"/>
+          <w:vertAlign w:val="subscript"/>
+        </w:rPr>
+        <w:t>3</w:t>
+      </w:r>
+      <w:r>
+        <w:rPr>
+          <w:rFonts w:ascii="Times New Roman" w:hAnsi="Times New Roman" w:eastAsia="Times New Roman" w:cs="Times New Roman"/>
+        </w:rPr>
+        <w:t xml:space="preserve"> </w:t>
+      </w:r>
+      <w:r>
+        <w:rPr>
+          <w:rFonts w:hint="eastAsia" w:ascii="Times New Roman" w:hAnsi="Times New Roman" w:eastAsia="FangSong" w:cs="Times New Roman"/>
+        </w:rPr>
+        <w:t>写结构</w:t>
+      </w:r>
+      <w:r>
+        <w:rPr>
+          <w:rFonts w:hint="eastAsia" w:ascii="Times New Roman" w:hAnsi="Times New Roman" w:eastAsia="Times New Roman" w:cs="Times New Roman"/>
+        </w:rPr>
+        <w:t>）。</w:t>
       </w:r>
     </w:p>
     <w:p>
@@ -29470,9 +33870,9 @@
         </w:pict>
       </w:r>
     </w:p>
-    <w:bookmarkEnd w:id="50"/>
-    <w:bookmarkEnd w:id="51"/>
-    <w:bookmarkStart w:id="57" w:name="八本讲速查"/>
+    <w:bookmarkEnd w:id="61"/>
+    <w:bookmarkEnd w:id="62"/>
+    <w:bookmarkStart w:id="68" w:name="八本讲速查"/>
     <w:p>
       <w:pPr>
         <w:pStyle w:val="Heading2"/>
@@ -29497,7 +33897,7 @@
         <w:t>本讲速查</w:t>
       </w:r>
     </w:p>
-    <w:bookmarkStart w:id="52" w:name="碱金属燃烧产物"/>
+    <w:bookmarkStart w:id="63" w:name="碱金属燃烧产物"/>
     <w:p>
       <w:pPr>
         <w:pStyle w:val="Heading3"/>
@@ -29823,8 +34223,8 @@
         </w:tc>
       </w:tr>
     </w:tbl>
-    <w:bookmarkEnd w:id="52"/>
-    <w:bookmarkStart w:id="53" w:name="氙化合物-vsepr"/>
+    <w:bookmarkEnd w:id="63"/>
+    <w:bookmarkStart w:id="64" w:name="氙化合物-vsepr"/>
     <w:p>
       <w:pPr>
         <w:pStyle w:val="Heading3"/>
@@ -30331,8 +34731,8 @@
         </w:tc>
       </w:tr>
     </w:tbl>
-    <w:bookmarkEnd w:id="53"/>
-    <w:bookmarkStart w:id="54" w:name="对角线规则三组"/>
+    <w:bookmarkEnd w:id="64"/>
+    <w:bookmarkStart w:id="65" w:name="对角线规则三组"/>
     <w:p>
       <w:pPr>
         <w:pStyle w:val="Heading3"/>
@@ -30386,8 +34786,8 @@
         <w:t>。</w:t>
       </w:r>
     </w:p>
-    <w:bookmarkEnd w:id="54"/>
-    <w:bookmarkStart w:id="55" w:name="s-区关键递变速记"/>
+    <w:bookmarkEnd w:id="65"/>
+    <w:bookmarkStart w:id="66" w:name="s-区关键递变速记"/>
     <w:p>
       <w:pPr>
         <w:pStyle w:val="Heading3"/>
@@ -30955,8 +35355,8 @@
         </w:tc>
       </w:tr>
     </w:tbl>
-    <w:bookmarkEnd w:id="55"/>
-    <w:bookmarkStart w:id="56" w:name="判据与易错一览"/>
+    <w:bookmarkEnd w:id="66"/>
+    <w:bookmarkStart w:id="67" w:name="判据与易错一览"/>
     <w:p>
       <w:pPr>
         <w:pStyle w:val="Heading3"/>
@@ -32693,9 +37093,9 @@
         </w:pict>
       </w:r>
     </w:p>
-    <w:bookmarkEnd w:id="56"/>
-    <w:bookmarkEnd w:id="57"/>
-    <w:bookmarkStart w:id="58" w:name="九本讲小结"/>
+    <w:bookmarkEnd w:id="67"/>
+    <w:bookmarkEnd w:id="68"/>
+    <w:bookmarkStart w:id="69" w:name="九本讲小结"/>
     <w:p>
       <w:pPr>
         <w:pStyle w:val="Heading2"/>
@@ -33795,8 +38195,8 @@
         </w:pict>
       </w:r>
     </w:p>
-    <w:bookmarkEnd w:id="58"/>
-    <w:bookmarkStart w:id="59" w:name="十练习题"/>
+    <w:bookmarkEnd w:id="69"/>
+    <w:bookmarkStart w:id="70" w:name="十练习题"/>
     <w:p>
       <w:pPr>
         <w:pStyle w:val="Heading2"/>
@@ -35524,8 +39924,8 @@
         </w:pict>
       </w:r>
     </w:p>
-    <w:bookmarkEnd w:id="59"/>
-    <w:bookmarkStart w:id="60" w:name="十一参考答案与提示"/>
+    <w:bookmarkEnd w:id="70"/>
+    <w:bookmarkStart w:id="71" w:name="十一参考答案与提示"/>
     <w:p>
       <w:pPr>
         <w:pStyle w:val="Heading2"/>
@@ -36079,7 +40479,7 @@
         <w:rPr>
           <w:rFonts w:hint="eastAsia" w:ascii="Times New Roman" w:hAnsi="Times New Roman" w:eastAsia="FangSong" w:cs="Times New Roman"/>
         </w:rPr>
-        <w:t>方案经组内复核</w:t>
+        <w:t>以下为自拟参考答案</w:t>
       </w:r>
       <w:r>
         <w:rPr>
@@ -36497,7 +40897,32 @@
         <w:rPr>
           <w:rFonts w:hint="eastAsia" w:ascii="Times New Roman" w:hAnsi="Times New Roman" w:eastAsia="Times New Roman" w:cs="Times New Roman"/>
         </w:rPr>
-        <w:t>。（</w:t>
+        <w:t>·H</w:t>
+      </w:r>
+      <w:r>
+        <w:rPr>
+          <w:rFonts w:hint="eastAsia" w:ascii="Times New Roman" w:hAnsi="Times New Roman" w:eastAsia="Times New Roman" w:cs="Times New Roman"/>
+          <w:vertAlign w:val="subscript"/>
+        </w:rPr>
+        <w:t>2</w:t>
+      </w:r>
+      <w:r>
+        <w:rPr>
+          <w:rFonts w:hint="eastAsia" w:ascii="Times New Roman" w:hAnsi="Times New Roman" w:eastAsia="Times New Roman" w:cs="Times New Roman"/>
+        </w:rPr>
+        <w:t>O（</w:t>
+      </w:r>
+      <w:r>
+        <w:rPr>
+          <w:rFonts w:hint="eastAsia" w:ascii="Times New Roman" w:hAnsi="Times New Roman" w:eastAsia="FangSong" w:cs="Times New Roman"/>
+        </w:rPr>
+        <w:t>一水合物</w:t>
+      </w:r>
+      <w:r>
+        <w:rPr>
+          <w:rFonts w:hint="eastAsia" w:ascii="Times New Roman" w:hAnsi="Times New Roman" w:eastAsia="Times New Roman" w:cs="Times New Roman"/>
+        </w:rPr>
+        <w:t>）。（</w:t>
       </w:r>
       <w:r>
         <w:rPr>
@@ -37217,15 +41642,39 @@
       </w:r>
       <w:r>
         <w:rPr>
-          <w:rFonts w:ascii="Times New Roman" w:hAnsi="Times New Roman" w:eastAsia="Times New Roman" w:cs="Times New Roman"/>
-        </w:rPr>
-        <w:t xml:space="preserve"> </w:t>
-      </w:r>
-      <w:r>
-        <w:rPr>
-          <w:rFonts w:hint="eastAsia" w:ascii="Times New Roman" w:hAnsi="Times New Roman" w:eastAsia="FangSong" w:cs="Times New Roman"/>
-        </w:rPr>
-        <w:t xml:space="preserve">石灰水</w:t>
+          <w:rFonts w:hint="eastAsia" w:ascii="Times New Roman" w:hAnsi="Times New Roman" w:eastAsia="Times New Roman" w:cs="Times New Roman"/>
+        </w:rPr>
+        <w:t>（</w:t>
+      </w:r>
+      <w:r>
+        <w:rPr>
+          <w:rFonts w:hint="eastAsia" w:ascii="Times New Roman" w:hAnsi="Times New Roman" w:eastAsia="FangSong" w:cs="Times New Roman"/>
+        </w:rPr>
+        <w:t>原书未附解答</w:t>
+      </w:r>
+      <w:r>
+        <w:rPr>
+          <w:rFonts w:hint="eastAsia" w:ascii="Times New Roman" w:hAnsi="Times New Roman" w:eastAsia="Times New Roman" w:cs="Times New Roman"/>
+        </w:rPr>
+        <w:t>，</w:t>
+      </w:r>
+      <w:r>
+        <w:rPr>
+          <w:rFonts w:hint="eastAsia" w:ascii="Times New Roman" w:hAnsi="Times New Roman" w:eastAsia="FangSong" w:cs="Times New Roman"/>
+        </w:rPr>
+        <w:t>以下为自拟参考答案</w:t>
+      </w:r>
+      <w:r>
+        <w:rPr>
+          <w:rFonts w:hint="eastAsia" w:ascii="Times New Roman" w:hAnsi="Times New Roman" w:eastAsia="Times New Roman" w:cs="Times New Roman"/>
+        </w:rPr>
+        <w:t>）</w:t>
+      </w:r>
+      <w:r>
+        <w:rPr>
+          <w:rFonts w:hint="eastAsia" w:ascii="Times New Roman" w:hAnsi="Times New Roman" w:eastAsia="FangSong" w:cs="Times New Roman"/>
+        </w:rPr>
+        <w:t>石灰水</w:t>
       </w:r>
       <w:r>
         <w:rPr>
@@ -37349,46 +41798,20 @@
         <w:rPr>
           <w:rFonts w:hint="eastAsia" w:ascii="Times New Roman" w:hAnsi="Times New Roman" w:eastAsia="Times New Roman" w:cs="Times New Roman"/>
         </w:rPr>
-        <w:t>Fe</w:t>
+        <w:t>Fe(OH)</w:t>
       </w:r>
       <w:r>
         <w:rPr>
           <w:rFonts w:hint="eastAsia" w:ascii="Times New Roman" w:hAnsi="Times New Roman" w:eastAsia="Times New Roman" w:cs="Times New Roman"/>
           <w:vertAlign w:val="subscript"/>
         </w:rPr>
-        <w:t>2</w:t>
-      </w:r>
-      <w:r>
-        <w:rPr>
-          <w:rFonts w:hint="eastAsia" w:ascii="Times New Roman" w:hAnsi="Times New Roman" w:eastAsia="Times New Roman" w:cs="Times New Roman"/>
-        </w:rPr>
-        <w:t>O</w:t>
-      </w:r>
-      <w:r>
-        <w:rPr>
-          <w:rFonts w:hint="eastAsia" w:ascii="Times New Roman" w:hAnsi="Times New Roman" w:eastAsia="Times New Roman" w:cs="Times New Roman"/>
-          <w:vertAlign w:val="subscript"/>
-        </w:rPr>
         <w:t>3</w:t>
       </w:r>
       <w:r>
         <w:rPr>
           <w:rFonts w:hint="eastAsia" w:ascii="Times New Roman" w:hAnsi="Times New Roman" w:eastAsia="Times New Roman" w:cs="Times New Roman"/>
         </w:rPr>
-        <w:t>·xH</w:t>
-      </w:r>
-      <w:r>
-        <w:rPr>
-          <w:rFonts w:hint="eastAsia" w:ascii="Times New Roman" w:hAnsi="Times New Roman" w:eastAsia="Times New Roman" w:cs="Times New Roman"/>
-          <w:vertAlign w:val="subscript"/>
-        </w:rPr>
-        <w:t>2</w:t>
-      </w:r>
-      <w:r>
-        <w:rPr>
-          <w:rFonts w:hint="eastAsia" w:ascii="Times New Roman" w:hAnsi="Times New Roman" w:eastAsia="Times New Roman" w:cs="Times New Roman"/>
-        </w:rPr>
-        <w:t>O（</w:t>
+        <w:t>（</w:t>
       </w:r>
       <w:r>
         <w:rPr>
@@ -38526,8 +42949,8 @@
         </w:pict>
       </w:r>
     </w:p>
-    <w:bookmarkEnd w:id="60"/>
-    <w:bookmarkStart w:id="61" w:name="十二延伸阅读"/>
+    <w:bookmarkEnd w:id="71"/>
+    <w:bookmarkStart w:id="72" w:name="十二延伸阅读"/>
     <w:p>
       <w:pPr>
         <w:pStyle w:val="Heading2"/>
@@ -39633,8 +44056,8 @@
         <w:t xml:space="preserve">第三轮深化</w:t>
       </w:r>
     </w:p>
-    <w:bookmarkEnd w:id="61"/>
-    <w:bookmarkEnd w:id="62"/>
+    <w:bookmarkEnd w:id="72"/>
+    <w:bookmarkEnd w:id="73"/>
     <w:sectPr>
       <w:footerReference w:type="default" r:id="rId9"/>
       <w:footnotePr>
